--- a/downloads/teacher/ai-5-week-13.docx
+++ b/downloads/teacher/ai-5-week-13.docx
@@ -2203,6 +2203,396 @@
         <w:t>For your Image-pattern Network Investigation, save the input, procedure, observed result and limitation of this check. Label this worked example as practice; use a different, previously unreviewed case when checking independent understanding.</w:t>
       </w:r>
     </w:p>
+    <w:p>
+      <w:pPr>
+        <w:pStyle w:val="Heading1"/>
+      </w:pPr>
+      <w:r>
+        <w:t>07. Prepare, teach and assess</w:t>
+      </w:r>
+    </w:p>
+    <w:p>
+      <w:r>
+        <w:t>Teaching target: Distinguish an example a batch an update and an epoch</w:t>
+      </w:r>
+    </w:p>
+    <w:p>
+      <w:r>
+        <w:t>Prepare the labelled worked-case picture, the matching workbook, fictional input cards and a place for individual responses. Check a local Python 3 environment before class; have a paper-trace version ready.</w:t>
+      </w:r>
+    </w:p>
+    <w:tbl>
+      <w:tblPr>
+        <w:tblStyle w:val="LightShading-Accent1"/>
+        <w:tblW w:type="auto" w:w="0"/>
+        <w:tblLook w:firstColumn="1" w:firstRow="1" w:lastColumn="0" w:lastRow="0" w:noHBand="0" w:noVBand="1" w:val="04A0"/>
+      </w:tblPr>
+      <w:tblGrid>
+        <w:gridCol w:w="3408"/>
+        <w:gridCol w:w="3408"/>
+        <w:gridCol w:w="3408"/>
+      </w:tblGrid>
+      <w:tr>
+        <w:trPr>
+          <w:tblHeader/>
+        </w:trPr>
+        <w:tc>
+          <w:tcPr>
+            <w:tcW w:type="dxa" w:w="3408"/>
+          </w:tcPr>
+          <w:p>
+            <w:r>
+              <w:t>Session</w:t>
+            </w:r>
+          </w:p>
+        </w:tc>
+        <w:tc>
+          <w:tcPr>
+            <w:tcW w:type="dxa" w:w="3408"/>
+          </w:tcPr>
+          <w:p>
+            <w:r>
+              <w:t>Plan</w:t>
+            </w:r>
+          </w:p>
+        </w:tc>
+        <w:tc>
+          <w:tcPr>
+            <w:tcW w:type="dxa" w:w="3408"/>
+          </w:tcPr>
+          <w:p>
+            <w:r>
+              <w:t>Resources</w:t>
+            </w:r>
+          </w:p>
+        </w:tc>
+      </w:tr>
+      <w:tr>
+        <w:tc>
+          <w:tcPr>
+            <w:tcW w:type="dxa" w:w="3408"/>
+          </w:tcPr>
+          <w:p>
+            <w:r>
+              <w:t>Session 1 · Understand · 45 min</w:t>
+            </w:r>
+          </w:p>
+        </w:tc>
+        <w:tc>
+          <w:tcPr>
+            <w:tcW w:type="dxa" w:w="3408"/>
+          </w:tcPr>
+          <w:p>
+            <w:r>
+              <w:t>0–7: recall and prerequisite; 7–15: inspect the concrete case and predict; 15–30: teacher models the worked trace; 30–40: learners explain a step using the text and visual; 40–45: check the core idea.</w:t>
+            </w:r>
+          </w:p>
+        </w:tc>
+        <w:tc>
+          <w:tcPr>
+            <w:tcW w:type="dxa" w:w="3408"/>
+          </w:tcPr>
+          <w:p>
+            <w:r>
+              <w:t>Sections 1–6; record the brief recall in the workbook.</w:t>
+            </w:r>
+          </w:p>
+        </w:tc>
+      </w:tr>
+      <w:tr>
+        <w:tc>
+          <w:tcPr>
+            <w:tcW w:type="dxa" w:w="3408"/>
+          </w:tcPr>
+          <w:p>
+            <w:r>
+              <w:t>Session 2 · Practise · 45 min</w:t>
+            </w:r>
+          </w:p>
+        </w:tc>
+        <w:tc>
+          <w:tcPr>
+            <w:tcW w:type="dxa" w:w="3408"/>
+          </w:tcPr>
+          <w:p>
+            <w:r>
+              <w:t>0–5: retrieve the procedure; 5–15: W2 completion practice; 15–23: explain and check with a partner; 23–30: each learner answers the misconception check; 30–40: targeted reteaching or a harder variation; 40–45: prepare the investigation.</w:t>
+            </w:r>
+          </w:p>
+        </w:tc>
+        <w:tc>
+          <w:tcPr>
+            <w:tcW w:type="dxa" w:w="3408"/>
+          </w:tcPr>
+          <w:p>
+            <w:r>
+              <w:t>Sections 7–10; use the matching workbook W2 and misconception check.</w:t>
+            </w:r>
+          </w:p>
+        </w:tc>
+      </w:tr>
+      <w:tr>
+        <w:tc>
+          <w:tcPr>
+            <w:tcW w:type="dxa" w:w="3408"/>
+          </w:tcPr>
+          <w:p>
+            <w:r>
+              <w:t>Session 3 · Investigate and transfer · 45 min</w:t>
+            </w:r>
+          </w:p>
+        </w:tc>
+        <w:tc>
+          <w:tcPr>
+            <w:tcW w:type="dxa" w:w="3408"/>
+          </w:tcPr>
+          <w:p>
+            <w:r>
+              <w:t>0–5: retrieve the decision rule; 5–20: investigate or trace; 20–30: start the independent case; 30–38: connect the project; 38–43: act on feedback; 43–45: plan the return check.</w:t>
+            </w:r>
+          </w:p>
+        </w:tc>
+        <w:tc>
+          <w:tcPr>
+            <w:tcW w:type="dxa" w:w="3408"/>
+          </w:tcPr>
+          <w:p>
+            <w:r>
+              <w:t>Sections 9 and 11–14. Give extra time to finish the full task set; use Section 15 when the week includes a coding lab.</w:t>
+            </w:r>
+          </w:p>
+        </w:tc>
+      </w:tr>
+    </w:tbl>
+    <w:p>
+      <w:r>
+        <w:t>Before class, solve the supported practice: For A then B separately in the lesson, a learner computes both gradients at v = 0, then applies them to get v = 2. Explain the error and give the correct final value.</w:t>
+      </w:r>
+    </w:p>
+    <w:p>
+      <w:r>
+        <w:t>Reasoned practice answer: Teacher explanation: The second gradient must use v = 0.4. Using -16 from the old state is stale; the current B gradient is -12.8 and the final v is 1.68.</w:t>
+      </w:r>
+    </w:p>
+    <w:p>
+      <w:r>
+        <w:t>Check every learner before discussion: Use the worked case for Batching and epochs. Proposed explanation: “One epoch always means one update”. Decide whether this explanation is supported. Point to the step or supplied fact that decides; explain your repair if needed.</w:t>
+      </w:r>
+    </w:p>
+    <w:p>
+      <w:r>
+        <w:t>Misconception repair: Only a full-data batch gives one update per epoch in this procedure.</w:t>
+      </w:r>
+    </w:p>
+    <w:p>
+      <w:r>
+        <w:t>Support: read the exact case aloud, enlarge the labelled picture, supply input cards and model only the first deciding step. Accept a spoken explanation or drawing; retain the reasoning goal.</w:t>
+      </w:r>
+    </w:p>
+    <w:p>
+      <w:r>
+        <w:t>Extension: Use only one full-batch update after reversing record order. Require a prediction and a reason before comparing. Expected result: The updated weight remains 0.2. Reason: The same mean of the two starting gradients is unchanged by their order.</w:t>
+      </w:r>
+    </w:p>
+    <w:p>
+      <w:r>
+        <w:t>Independent assessment: withhold the reserved answer until the learner has attempted the new case. Record support separately from correctness.</w:t>
+      </w:r>
+    </w:p>
+    <w:tbl>
+      <w:tblPr>
+        <w:tblStyle w:val="LightShading-Accent1"/>
+        <w:tblW w:type="auto" w:w="0"/>
+        <w:tblLook w:firstColumn="1" w:firstRow="1" w:lastColumn="0" w:lastRow="0" w:noHBand="0" w:noVBand="1" w:val="04A0"/>
+      </w:tblPr>
+      <w:tblGrid>
+        <w:gridCol w:w="2556"/>
+        <w:gridCol w:w="2556"/>
+        <w:gridCol w:w="2556"/>
+        <w:gridCol w:w="2556"/>
+      </w:tblGrid>
+      <w:tr>
+        <w:trPr>
+          <w:tblHeader/>
+        </w:trPr>
+        <w:tc>
+          <w:tcPr>
+            <w:tcW w:type="dxa" w:w="2556"/>
+          </w:tcPr>
+          <w:p>
+            <w:r>
+              <w:t>Criterion</w:t>
+            </w:r>
+          </w:p>
+        </w:tc>
+        <w:tc>
+          <w:tcPr>
+            <w:tcW w:type="dxa" w:w="2556"/>
+          </w:tcPr>
+          <w:p>
+            <w:r>
+              <w:t>Not yet</w:t>
+            </w:r>
+          </w:p>
+        </w:tc>
+        <w:tc>
+          <w:tcPr>
+            <w:tcW w:type="dxa" w:w="2556"/>
+          </w:tcPr>
+          <w:p>
+            <w:r>
+              <w:t>With support</w:t>
+            </w:r>
+          </w:p>
+        </w:tc>
+        <w:tc>
+          <w:tcPr>
+            <w:tcW w:type="dxa" w:w="2556"/>
+          </w:tcPr>
+          <w:p>
+            <w:r>
+              <w:t>Independent</w:t>
+            </w:r>
+          </w:p>
+        </w:tc>
+      </w:tr>
+      <w:tr>
+        <w:tc>
+          <w:tcPr>
+            <w:tcW w:type="dxa" w:w="2556"/>
+          </w:tcPr>
+          <w:p>
+            <w:r>
+              <w:t>Explanation</w:t>
+            </w:r>
+          </w:p>
+        </w:tc>
+        <w:tc>
+          <w:tcPr>
+            <w:tcW w:type="dxa" w:w="2556"/>
+          </w:tcPr>
+          <w:p>
+            <w:r>
+              <w:t>Names an answer without a deciding fact</w:t>
+            </w:r>
+          </w:p>
+        </w:tc>
+        <w:tc>
+          <w:tcPr>
+            <w:tcW w:type="dxa" w:w="2556"/>
+          </w:tcPr>
+          <w:p>
+            <w:r>
+              <w:t>Uses a hint to link fact and decision</w:t>
+            </w:r>
+          </w:p>
+        </w:tc>
+        <w:tc>
+          <w:tcPr>
+            <w:tcW w:type="dxa" w:w="2556"/>
+          </w:tcPr>
+          <w:p>
+            <w:r>
+              <w:t>Explains the deciding fact in own words</w:t>
+            </w:r>
+          </w:p>
+        </w:tc>
+      </w:tr>
+      <w:tr>
+        <w:tc>
+          <w:tcPr>
+            <w:tcW w:type="dxa" w:w="2556"/>
+          </w:tcPr>
+          <w:p>
+            <w:r>
+              <w:t>Trace or test</w:t>
+            </w:r>
+          </w:p>
+        </w:tc>
+        <w:tc>
+          <w:tcPr>
+            <w:tcW w:type="dxa" w:w="2556"/>
+          </w:tcPr>
+          <w:p>
+            <w:r>
+              <w:t>Cannot connect input and result</w:t>
+            </w:r>
+          </w:p>
+        </w:tc>
+        <w:tc>
+          <w:tcPr>
+            <w:tcW w:type="dxa" w:w="2556"/>
+          </w:tcPr>
+          <w:p>
+            <w:r>
+              <w:t>Completes steps with prompts</w:t>
+            </w:r>
+          </w:p>
+        </w:tc>
+        <w:tc>
+          <w:tcPr>
+            <w:tcW w:type="dxa" w:w="2556"/>
+          </w:tcPr>
+          <w:p>
+            <w:r>
+              <w:t>Traces or tests a changed case accurately</w:t>
+            </w:r>
+          </w:p>
+        </w:tc>
+      </w:tr>
+      <w:tr>
+        <w:tc>
+          <w:tcPr>
+            <w:tcW w:type="dxa" w:w="2556"/>
+          </w:tcPr>
+          <w:p>
+            <w:r>
+              <w:t>Limits and revision</w:t>
+            </w:r>
+          </w:p>
+        </w:tc>
+        <w:tc>
+          <w:tcPr>
+            <w:tcW w:type="dxa" w:w="2556"/>
+          </w:tcPr>
+          <w:p>
+            <w:r>
+              <w:t>Claims more than evidence supports</w:t>
+            </w:r>
+          </w:p>
+        </w:tc>
+        <w:tc>
+          <w:tcPr>
+            <w:tcW w:type="dxa" w:w="2556"/>
+          </w:tcPr>
+          <w:p>
+            <w:r>
+              <w:t>Names a limit after a prompt</w:t>
+            </w:r>
+          </w:p>
+        </w:tc>
+        <w:tc>
+          <w:tcPr>
+            <w:tcW w:type="dxa" w:w="2556"/>
+          </w:tcPr>
+          <w:p>
+            <w:r>
+              <w:t>States a defensible limit and useful next test</w:t>
+            </w:r>
+          </w:p>
+        </w:tc>
+      </w:tr>
+    </w:tbl>
+    <w:p>
+      <w:r>
+        <w:t>Project checkpoint: Test changed cases. Keep normal, boundary and failure cases; compare expected and observed results.</w:t>
+      </w:r>
+    </w:p>
+    <w:p>
+      <w:r>
+        <w:t>Use the weekly teacher answer for topic-specific reasoning. A saved progress tick is an activity record; judge mastery from the learner’s explanation and evidence.</w:t>
+      </w:r>
+    </w:p>
     <w:sectPr>
       <w:pgSz w:w="12240" w:h="15840"/>
       <w:pgMar w:top="936" w:right="1008" w:bottom="936" w:left="1008" w:header="720" w:footer="720" w:gutter="0"/>

--- a/downloads/teacher/ai-5-week-13.docx
+++ b/downloads/teacher/ai-5-week-13.docx
@@ -2593,6 +2593,39 @@
         <w:t>Use the weekly teacher answer for topic-specific reasoning. A saved progress tick is an activity record; judge mastery from the learner’s explanation and evidence.</w:t>
       </w:r>
     </w:p>
+    <w:p>
+      <w:pPr>
+        <w:pStyle w:val="Heading1"/>
+      </w:pPr>
+      <w:r>
+        <w:t>08. Use feedback, labs and repair paths</w:t>
+      </w:r>
+    </w:p>
+    <w:p>
+      <w:r>
+        <w:t>Use the two formative questions as supported practice, not as independent mastery scores. Discuss the deciding evidence rather than accepting a guessed selection.</w:t>
+      </w:r>
+    </w:p>
+    <w:p>
+      <w:r>
+        <w:t>The feedback comes from the reviewed public worked case. Do not reveal the separately reserved independent teacher answer until the learner has attempted that case.</w:t>
+      </w:r>
+    </w:p>
+    <w:p>
+      <w:r>
+        <w:t>Ask students to predict before running code. Preserve errors and actual outputs; collect a changed test and an explanation. The branch-boundary and indexing lessons deliberately include failure cases.</w:t>
+      </w:r>
+    </w:p>
+    <w:p>
+      <w:r>
+        <w:t>Use the earlier worked-explanation links to address a specific missing building block, then return to the current question. Adapt this suggestion after observing the learner; it is not an automatic diagnosis.</w:t>
+      </w:r>
+    </w:p>
+    <w:p>
+      <w:r>
+        <w:t>Collect the completed-work portfolio as evidence. Record support separately from correctness, and assess explanation, trace/test and limitations. Progress ticks and quiz selections alone do not establish mastery.</w:t>
+      </w:r>
+    </w:p>
     <w:sectPr>
       <w:pgSz w:w="12240" w:h="15840"/>
       <w:pgMar w:top="936" w:right="1008" w:bottom="936" w:left="1008" w:header="720" w:footer="720" w:gutter="0"/>

--- a/downloads/teacher/ai-5-week-13.docx
+++ b/downloads/teacher/ai-5-week-13.docx
@@ -29,16 +29,57 @@
       </w:r>
     </w:p>
     <w:p>
-      <w:pPr>
-        <w:pStyle w:val="Heading3"/>
-      </w:pPr>
-      <w:r>
-        <w:t>Teach the learning cycle</w:t>
+      <w:r>
+        <w:t>Prepare Batching and epochs: check the target, prerequisites, resources and adaptable teaching schedule.</w:t>
       </w:r>
     </w:p>
     <w:p>
-      <w:r>
-        <w:t>Primary target: Distinguish an example a batch an update and an epoch</w:t>
+      <w:pPr>
+        <w:pStyle w:val="Heading3"/>
+      </w:pPr>
+      <w:r>
+        <w:t>Teach the learning cycle</w:t>
+      </w:r>
+    </w:p>
+    <w:p>
+      <w:pPr>
+        <w:spacing w:line="336" w:lineRule="auto" w:after="180"/>
+      </w:pPr>
+      <w:r>
+        <w:rPr>
+          <w:b w:val="0"/>
+        </w:rPr>
+        <w:t xml:space="preserve">Primary target: Distinguish an example a </w:t>
+      </w:r>
+      <w:r>
+        <w:rPr>
+          <w:b/>
+        </w:rPr>
+        <w:t>batch</w:t>
+      </w:r>
+      <w:r>
+        <w:rPr>
+          <w:b w:val="0"/>
+        </w:rPr>
+        <w:t xml:space="preserve"> an </w:t>
+      </w:r>
+      <w:r>
+        <w:rPr>
+          <w:b/>
+        </w:rPr>
+        <w:t>update</w:t>
+      </w:r>
+      <w:r>
+        <w:rPr>
+          <w:b w:val="0"/>
+        </w:rPr>
+        <w:t xml:space="preserve"> and an </w:t>
+      </w:r>
+      <w:r>
+        <w:rPr>
+          <w:b/>
+        </w:rPr>
+        <w:t>epoch</w:t>
       </w:r>
     </w:p>
     <w:tbl>
@@ -185,16 +226,37 @@
       </w:tr>
     </w:tbl>
     <w:p>
-      <w:r>
-        <w:t>This is a starting allocation of 135 minutes, not a validated duration. Preserve all named topics. Schedule extra time for connected examples, the full investigation, independent cases and project building. Repeated copies of a case share one recorded attempt; they are not new evidence.</w:t>
+      <w:pPr>
+        <w:spacing w:line="336" w:lineRule="auto" w:after="180"/>
+      </w:pPr>
+      <w:r>
+        <w:rPr>
+          <w:b w:val="0"/>
+        </w:rPr>
+        <w:t>This is a starting allocation of 135 minutes, not a validated duration. Preserve all named topics. Schedule extra time for connected examples, the full investigation, independent cases and project building.</w:t>
       </w:r>
     </w:p>
     <w:p>
       <w:pPr>
-        <w:pStyle w:val="Heading3"/>
-      </w:pPr>
-      <w:r>
-        <w:t>Retrieval answer guidance</w:t>
+        <w:spacing w:line="336" w:lineRule="auto" w:after="180"/>
+      </w:pPr>
+      <w:r>
+        <w:rPr>
+          <w:b w:val="0"/>
+        </w:rPr>
+        <w:t xml:space="preserve">Repeated copies of a case share one recorded attempt; they are not new </w:t>
+      </w:r>
+      <w:r>
+        <w:rPr>
+          <w:b/>
+        </w:rPr>
+        <w:t>evidence</w:t>
+      </w:r>
+      <w:r>
+        <w:rPr>
+          <w:b w:val="0"/>
+        </w:rPr>
+        <w:t>.</w:t>
       </w:r>
     </w:p>
     <w:p>
@@ -202,132 +264,372 @@
         <w:pStyle w:val="Heading3"/>
       </w:pPr>
       <w:r>
-        <w:t>Training a small network</w:t>
+        <w:t>Retrieval answer guidance</w:t>
       </w:r>
     </w:p>
     <w:p>
-      <w:r>
-        <w:t>Without opening the old lesson, explain one key idea from Training a small network. Give an example and a mistake that the idea helps you avoid.</w:t>
+      <w:pPr>
+        <w:pStyle w:val="Heading3"/>
+      </w:pPr>
+      <w:r>
+        <w:t>Training a small network</w:t>
       </w:r>
     </w:p>
     <w:p>
-      <w:r>
-        <w:t>Look for: Trace repeated forward loss gradient and update steps</w:t>
+      <w:pPr>
+        <w:spacing w:line="336" w:lineRule="auto" w:after="180"/>
+      </w:pPr>
+      <w:r>
+        <w:rPr>
+          <w:b w:val="0"/>
+        </w:rPr>
+        <w:t xml:space="preserve">Without opening the old lesson, explain one key idea from </w:t>
+      </w:r>
+      <w:r>
+        <w:rPr>
+          <w:b/>
+        </w:rPr>
+        <w:t>Training</w:t>
+      </w:r>
+      <w:r>
+        <w:rPr>
+          <w:b w:val="0"/>
+        </w:rPr>
+        <w:t xml:space="preserve"> a small network. Give an example and a mistake that the idea helps you avoid.</w:t>
       </w:r>
     </w:p>
     <w:p>
-      <w:r>
-        <w:t>Reference example, not the only acceptable wording: Teacher explanation: Predictions [0, 0], errors [-2, -4], MSE 10, gradient -10 and new v = 1.</w:t>
+      <w:pPr>
+        <w:spacing w:line="336" w:lineRule="auto" w:after="180"/>
+      </w:pPr>
+      <w:r>
+        <w:rPr>
+          <w:b w:val="0"/>
+        </w:rPr>
+        <w:t xml:space="preserve">Look for: Trace repeated forward loss gradient and </w:t>
+      </w:r>
+      <w:r>
+        <w:rPr>
+          <w:b/>
+        </w:rPr>
+        <w:t>update</w:t>
+      </w:r>
+      <w:r>
+        <w:rPr>
+          <w:b w:val="0"/>
+        </w:rPr>
+        <w:t xml:space="preserve"> steps</w:t>
       </w:r>
     </w:p>
     <w:p>
       <w:pPr>
-        <w:pStyle w:val="Heading3"/>
-      </w:pPr>
-      <w:r>
-        <w:t>Gradients with a numerical check</w:t>
+        <w:spacing w:line="336" w:lineRule="auto" w:after="180"/>
+      </w:pPr>
+      <w:r>
+        <w:rPr>
+          <w:b w:val="0"/>
+        </w:rPr>
+        <w:t xml:space="preserve">Reference example, not the only acceptable wording: Teacher explanation: </w:t>
+      </w:r>
+      <w:r>
+        <w:rPr>
+          <w:b/>
+        </w:rPr>
+        <w:t>Prediction</w:t>
+      </w:r>
+      <w:r>
+        <w:rPr>
+          <w:b w:val="0"/>
+        </w:rPr>
+        <w:t>s [0, 0], errors [-2, -4], MSE 10, gradient -10 and new v = 1.</w:t>
       </w:r>
     </w:p>
     <w:p>
-      <w:r>
-        <w:t>Without opening the old lesson, explain one key idea from Gradients with a numerical check. Give an example and a mistake that the idea helps you avoid.</w:t>
+      <w:pPr>
+        <w:pStyle w:val="Heading3"/>
+      </w:pPr>
+      <w:r>
+        <w:t>Gradients with a numerical check</w:t>
       </w:r>
     </w:p>
     <w:p>
-      <w:r>
-        <w:t>Look for: Estimate one partial derivative while other parameters stay fixed</w:t>
+      <w:pPr>
+        <w:spacing w:line="336" w:lineRule="auto" w:after="180"/>
+      </w:pPr>
+      <w:r>
+        <w:rPr>
+          <w:b w:val="0"/>
+        </w:rPr>
+        <w:t>Without opening the old lesson, explain one key idea from Gradients with a numerical check. Give an example and a mistake that the idea helps you avoid.</w:t>
       </w:r>
     </w:p>
     <w:p>
-      <w:r>
-        <w:t>Reference example, not the only acceptable wording: Teacher explanation: Prediction 3, residual 0, loss 0, gradient [0, 0].</w:t>
+      <w:pPr>
+        <w:spacing w:line="336" w:lineRule="auto" w:after="180"/>
+      </w:pPr>
+      <w:r>
+        <w:rPr>
+          <w:b w:val="0"/>
+        </w:rPr>
+        <w:t>Look for: Estimate one partial derivative while other parameters stay fixed</w:t>
       </w:r>
     </w:p>
     <w:p>
       <w:pPr>
-        <w:pStyle w:val="Heading3"/>
-      </w:pPr>
-      <w:r>
-        <w:t>Parameters and architecture</w:t>
+        <w:spacing w:line="336" w:lineRule="auto" w:after="180"/>
+      </w:pPr>
+      <w:r>
+        <w:rPr>
+          <w:b w:val="0"/>
+        </w:rPr>
+        <w:t xml:space="preserve">Reference example, not the only acceptable wording: Teacher explanation: </w:t>
+      </w:r>
+      <w:r>
+        <w:rPr>
+          <w:b/>
+        </w:rPr>
+        <w:t>Prediction</w:t>
+      </w:r>
+      <w:r>
+        <w:rPr>
+          <w:b w:val="0"/>
+        </w:rPr>
+        <w:t xml:space="preserve"> 3, residual 0, loss 0, gradient [0, 0].</w:t>
       </w:r>
     </w:p>
     <w:p>
-      <w:r>
-        <w:t>Without opening the old lesson, explain one key idea from Parameters and architecture. Give an example and a mistake that the idea helps you avoid.</w:t>
+      <w:pPr>
+        <w:pStyle w:val="Heading3"/>
+      </w:pPr>
+      <w:r>
+        <w:t>Parameters and architecture</w:t>
       </w:r>
     </w:p>
     <w:p>
-      <w:r>
-        <w:t>Look for: Distinguish architectural choices from parameter values</w:t>
+      <w:pPr>
+        <w:spacing w:line="336" w:lineRule="auto" w:after="180"/>
+      </w:pPr>
+      <w:r>
+        <w:rPr>
+          <w:b w:val="0"/>
+        </w:rPr>
+        <w:t>Without opening the old lesson, explain one key idea from Parameters and architecture. Give an example and a mistake that the idea helps you avoid.</w:t>
       </w:r>
     </w:p>
     <w:p>
-      <w:r>
-        <w:t>Reference example, not the only acceptable wording: Teacher explanation: There are 8 weights and 2 biases, total 10.</w:t>
+      <w:pPr>
+        <w:spacing w:line="336" w:lineRule="auto" w:after="180"/>
+      </w:pPr>
+      <w:r>
+        <w:rPr>
+          <w:b w:val="0"/>
+        </w:rPr>
+        <w:t>Look for: Distinguish architectural choices from parameter values</w:t>
       </w:r>
     </w:p>
     <w:p>
-      <w:r>
-        <w:t>Use two 45-minute sessions to separate counting from numerical training. Keep the frozen hidden layer from Week 12. Have students move paper record cards into batches before doing arithmetic. The coincident final values for the proportional-target example require the independent counterexample; do not teach that ordering is generally irrelevant.</w:t>
+      <w:pPr>
+        <w:spacing w:line="336" w:lineRule="auto" w:after="180"/>
+      </w:pPr>
+      <w:r>
+        <w:rPr>
+          <w:b w:val="0"/>
+        </w:rPr>
+        <w:t>Reference example, not the only acceptable wording: Teacher explanation: There are 8 weights and 2 biases, total 10.</w:t>
       </w:r>
     </w:p>
     <w:p>
       <w:pPr>
-        <w:pStyle w:val="Heading3"/>
-      </w:pPr>
-      <w:r>
-        <w:t>Outcomes</w:t>
+        <w:spacing w:line="336" w:lineRule="auto" w:after="180"/>
+      </w:pPr>
+      <w:r>
+        <w:rPr>
+          <w:b w:val="0"/>
+        </w:rPr>
+        <w:t xml:space="preserve">Use two 45-minute sessions to separate counting from numerical </w:t>
+      </w:r>
+      <w:r>
+        <w:rPr>
+          <w:b/>
+        </w:rPr>
+        <w:t>training</w:t>
+      </w:r>
+      <w:r>
+        <w:rPr>
+          <w:b w:val="0"/>
+        </w:rPr>
+        <w:t xml:space="preserve">. Keep the frozen hidden layer from Week 12. Have students move paper record cards into </w:t>
+      </w:r>
+      <w:r>
+        <w:rPr>
+          <w:b/>
+        </w:rPr>
+        <w:t>batch</w:t>
+      </w:r>
+      <w:r>
+        <w:rPr>
+          <w:b w:val="0"/>
+        </w:rPr>
+        <w:t>es before doing arithmetic.</w:t>
       </w:r>
     </w:p>
     <w:p>
-      <w:r>
-        <w:t>Distinguish an example a batch an update and an epoch</w:t>
+      <w:pPr>
+        <w:spacing w:line="336" w:lineRule="auto" w:after="180"/>
+      </w:pPr>
+      <w:r>
+        <w:rPr>
+          <w:b w:val="0"/>
+        </w:rPr>
+        <w:t>The coincident final values for the proportional-target example require the independent counterexample; do not teach that ordering is generally irrelevant.</w:t>
       </w:r>
     </w:p>
     <w:p>
-      <w:r>
-        <w:t>Trace parameter changes across successive batches</w:t>
+      <w:pPr>
+        <w:pStyle w:val="Heading3"/>
+      </w:pPr>
+      <w:r>
+        <w:t>Outcomes</w:t>
       </w:r>
     </w:p>
     <w:p>
-      <w:r>
-        <w:t>Calculate update counts and aggregate unequal batch losses correctly</w:t>
+      <w:pPr>
+        <w:spacing w:line="336" w:lineRule="auto" w:after="180"/>
+      </w:pPr>
+      <w:r>
+        <w:rPr>
+          <w:b w:val="0"/>
+        </w:rPr>
+        <w:t xml:space="preserve">Distinguish an example a </w:t>
+      </w:r>
+      <w:r>
+        <w:rPr>
+          <w:b/>
+        </w:rPr>
+        <w:t>batch</w:t>
+      </w:r>
+      <w:r>
+        <w:rPr>
+          <w:b w:val="0"/>
+        </w:rPr>
+        <w:t xml:space="preserve"> an </w:t>
+      </w:r>
+      <w:r>
+        <w:rPr>
+          <w:b/>
+        </w:rPr>
+        <w:t>update</w:t>
+      </w:r>
+      <w:r>
+        <w:rPr>
+          <w:b w:val="0"/>
+        </w:rPr>
+        <w:t xml:space="preserve"> and an </w:t>
+      </w:r>
+      <w:r>
+        <w:rPr>
+          <w:b/>
+        </w:rPr>
+        <w:t>epoch</w:t>
       </w:r>
     </w:p>
     <w:p>
       <w:pPr>
-        <w:pStyle w:val="Heading3"/>
-      </w:pPr>
-      <w:r>
-        <w:t>Preparation</w:t>
+        <w:spacing w:line="336" w:lineRule="auto" w:after="180"/>
+      </w:pPr>
+      <w:r>
+        <w:rPr>
+          <w:b w:val="0"/>
+        </w:rPr>
+        <w:t xml:space="preserve">Trace parameter changes across successive </w:t>
+      </w:r>
+      <w:r>
+        <w:rPr>
+          <w:b/>
+        </w:rPr>
+        <w:t>batch</w:t>
+      </w:r>
+      <w:r>
+        <w:rPr>
+          <w:b w:val="0"/>
+        </w:rPr>
+        <w:t>es</w:t>
       </w:r>
     </w:p>
     <w:p>
-      <w:r>
-        <w:t>Printed lesson and workbook; paper and pencil</w:t>
+      <w:pPr>
+        <w:spacing w:line="336" w:lineRule="auto" w:after="180"/>
+      </w:pPr>
+      <w:r>
+        <w:rPr>
+          <w:b w:val="0"/>
+        </w:rPr>
+        <w:t xml:space="preserve">Calculate </w:t>
+      </w:r>
+      <w:r>
+        <w:rPr>
+          <w:b/>
+        </w:rPr>
+        <w:t>update</w:t>
+      </w:r>
+      <w:r>
+        <w:rPr>
+          <w:b w:val="0"/>
+        </w:rPr>
+        <w:t xml:space="preserve"> counts and aggregate unequal </w:t>
+      </w:r>
+      <w:r>
+        <w:rPr>
+          <w:b/>
+        </w:rPr>
+        <w:t>batch</w:t>
+      </w:r>
+      <w:r>
+        <w:rPr>
+          <w:b w:val="0"/>
+        </w:rPr>
+        <w:t xml:space="preserve"> losses correctly</w:t>
       </w:r>
     </w:p>
     <w:p>
-      <w:r>
-        <w:t>Calculator and optional local Python 3 editor; no packages or AI accounts needed</w:t>
+      <w:pPr>
+        <w:pStyle w:val="Heading3"/>
+      </w:pPr>
+      <w:r>
+        <w:t>Preparation</w:t>
       </w:r>
     </w:p>
     <w:p>
-      <w:r>
-        <w:t>Use the fictional examples supplied; prepare the fresh retry before class</w:t>
+      <w:pPr>
+        <w:spacing w:line="336" w:lineRule="auto" w:after="180"/>
+      </w:pPr>
+      <w:r>
+        <w:rPr>
+          <w:b w:val="0"/>
+        </w:rPr>
+        <w:t>Printed lesson and workbook; paper and pencil</w:t>
       </w:r>
     </w:p>
     <w:p>
       <w:pPr>
-        <w:pStyle w:val="Heading3"/>
-      </w:pPr>
-      <w:r>
-        <w:t>Prerequisite answer</w:t>
+        <w:spacing w:line="336" w:lineRule="auto" w:after="180"/>
+      </w:pPr>
+      <w:r>
+        <w:rPr>
+          <w:b w:val="0"/>
+        </w:rPr>
+        <w:t>Calculator and optional local Python 3 editor; no packages or AI accounts needed</w:t>
       </w:r>
     </w:p>
     <w:p>
-      <w:r>
-        <w:t>Four updates occurred. State zero was the initial model before training.</w:t>
+      <w:pPr>
+        <w:spacing w:line="336" w:lineRule="auto" w:after="180"/>
+      </w:pPr>
+      <w:r>
+        <w:rPr>
+          <w:b w:val="0"/>
+        </w:rPr>
+        <w:t>Use the fictional examples supplied; prepare the fresh retry before class</w:t>
       </w:r>
     </w:p>
     <w:p>
@@ -335,50 +637,519 @@
         <w:pStyle w:val="Heading3"/>
       </w:pPr>
       <w:r>
-        <w:t>End goal for the pictorial case</w:t>
+        <w:t>Prerequisite answer</w:t>
       </w:r>
     </w:p>
     <w:p>
-      <w:r>
-        <w:t>By the end, I can explain batching and epochs using a traced example and a stated limitation.</w:t>
+      <w:pPr>
+        <w:spacing w:line="336" w:lineRule="auto" w:after="180"/>
+      </w:pPr>
+      <w:r>
+        <w:rPr>
+          <w:b w:val="0"/>
+        </w:rPr>
+        <w:t xml:space="preserve">Four </w:t>
+      </w:r>
+      <w:r>
+        <w:rPr>
+          <w:b/>
+        </w:rPr>
+        <w:t>update</w:t>
+      </w:r>
+      <w:r>
+        <w:rPr>
+          <w:b w:val="0"/>
+        </w:rPr>
+        <w:t xml:space="preserve">s occurred. State zero was the initial model before </w:t>
+      </w:r>
+      <w:r>
+        <w:rPr>
+          <w:b/>
+        </w:rPr>
+        <w:t>training</w:t>
+      </w:r>
+      <w:r>
+        <w:rPr>
+          <w:b w:val="0"/>
+        </w:rPr>
+        <w:t>.</w:t>
       </w:r>
     </w:p>
     <w:p>
-      <w:r>
-        <w:t>This added worked case illustrates the week’s main idea. Retain all original and connected topics; schedule its practice within the teaching cycle.</w:t>
+      <w:pPr>
+        <w:pStyle w:val="Heading3"/>
+      </w:pPr>
+      <w:r>
+        <w:t>End goal for the pictorial case</w:t>
       </w:r>
     </w:p>
     <w:p>
       <w:pPr>
-        <w:pStyle w:val="Heading1"/>
-      </w:pPr>
-      <w:r>
-        <w:t>02. Explain and model the mechanism</w:t>
+        <w:spacing w:line="336" w:lineRule="auto" w:after="180"/>
+      </w:pPr>
+      <w:r>
+        <w:rPr>
+          <w:b w:val="0"/>
+        </w:rPr>
+        <w:t xml:space="preserve">By the end, I can explain </w:t>
+      </w:r>
+      <w:r>
+        <w:rPr>
+          <w:b/>
+        </w:rPr>
+        <w:t>batch</w:t>
+      </w:r>
+      <w:r>
+        <w:rPr>
+          <w:b w:val="0"/>
+        </w:rPr>
+        <w:t xml:space="preserve">ing and </w:t>
+      </w:r>
+      <w:r>
+        <w:rPr>
+          <w:b/>
+        </w:rPr>
+        <w:t>epoch</w:t>
+      </w:r>
+      <w:r>
+        <w:rPr>
+          <w:b w:val="0"/>
+        </w:rPr>
+        <w:t>s using a traced example and a stated limitation.</w:t>
       </w:r>
     </w:p>
     <w:p>
-      <w:r>
-        <w:t>In Week 12 every update used both training examples. We now keep the same network h = ReLU(x), y = vh, with only v trained, and divide the data into batches. In this lesson each nonempty batch produces exactly one update. An epoch visits every training example exactly once, without replacement. These rules make the counts unambiguous.</w:t>
+      <w:pPr>
+        <w:spacing w:line="336" w:lineRule="auto" w:after="180"/>
+      </w:pPr>
+      <w:r>
+        <w:rPr>
+          <w:b w:val="0"/>
+        </w:rPr>
+        <w:t>This added worked case illustrates the week’s main idea. Retain all original and connected topics; schedule its practice within the teaching cycle.</w:t>
       </w:r>
     </w:p>
     <w:p>
-      <w:r>
-        <w:t>Imagine five fictional records A through E in fixed order. With batch size 2, the groups are [A, B], [C, D] and [E]. Keep the smaller last batch. One epoch has three batches and three updates; two epochs have six updates and ten example visits.</w:t>
+      <w:pPr>
+        <w:pStyle w:val="Heading1"/>
+      </w:pPr>
+      <w:r>
+        <w:t>02. Explain and model the mechanism</w:t>
       </w:r>
     </w:p>
     <w:p>
       <w:r>
-        <w:t>When the last batch is retained, updates per epoch equal the row count divided by batch size rounded up. A program that drops the final incomplete batch follows a different rule and omits examples in that pass. Record the rule instead of silently changing the denominator.</w:t>
+        <w:t>Model Batching and epochs using the supplied case, labelled mechanism and reasoning. Make the scope of each conclusion explicit.</w:t>
       </w:r>
     </w:p>
     <w:p>
-      <w:r>
-        <w:t>Use the two fictional pairs A = (1, 2) and B = (2, 4), start v = 0 and rate 0.1. For one pair with hidden value h, squared-error gradient is 2 times (vh - target) times h. For a batch, average these gradients at the same current v. Apply one update, then recompute for the next batch.</w:t>
+      <w:pPr>
+        <w:pStyle w:val="Heading3"/>
+      </w:pPr>
+      <w:r>
+        <w:t>Explain Batching and epochs · 1</w:t>
       </w:r>
     </w:p>
     <w:p>
-      <w:r>
-        <w:t>Assume finite numeric pairs, integer size and finite rate. With size 1, A gives gradient -4 and new v = 0.4. B then uses 0.4, giving prediction 0.8, residual -3.2 and gradient -12.8, so v becomes 1.68. With size 2, both gradients are evaluated at v = 0; their mean is -10, producing v = 1.</w:t>
+      <w:pPr>
+        <w:spacing w:line="336" w:lineRule="auto" w:after="180"/>
+      </w:pPr>
+      <w:r>
+        <w:rPr>
+          <w:b w:val="0"/>
+        </w:rPr>
+        <w:t xml:space="preserve">In Week 12 every </w:t>
+      </w:r>
+      <w:r>
+        <w:rPr>
+          <w:b/>
+        </w:rPr>
+        <w:t>update</w:t>
+      </w:r>
+      <w:r>
+        <w:rPr>
+          <w:b w:val="0"/>
+        </w:rPr>
+        <w:t xml:space="preserve"> used both </w:t>
+      </w:r>
+      <w:r>
+        <w:rPr>
+          <w:b/>
+        </w:rPr>
+        <w:t>training</w:t>
+      </w:r>
+      <w:r>
+        <w:rPr>
+          <w:b w:val="0"/>
+        </w:rPr>
+        <w:t xml:space="preserve"> examples. We now keep the same network h = ReLU(x), y = vh, with only v trained, and divide the data into </w:t>
+      </w:r>
+      <w:r>
+        <w:rPr>
+          <w:b/>
+        </w:rPr>
+        <w:t>batch</w:t>
+      </w:r>
+      <w:r>
+        <w:rPr>
+          <w:b w:val="0"/>
+        </w:rPr>
+        <w:t xml:space="preserve">es. In this lesson each nonempty </w:t>
+      </w:r>
+      <w:r>
+        <w:rPr>
+          <w:b/>
+        </w:rPr>
+        <w:t>batch</w:t>
+      </w:r>
+      <w:r>
+        <w:rPr>
+          <w:b w:val="0"/>
+        </w:rPr>
+        <w:t xml:space="preserve"> produces exactly one </w:t>
+      </w:r>
+      <w:r>
+        <w:rPr>
+          <w:b/>
+        </w:rPr>
+        <w:t>update</w:t>
+      </w:r>
+      <w:r>
+        <w:rPr>
+          <w:b w:val="0"/>
+        </w:rPr>
+        <w:t>.</w:t>
+      </w:r>
+    </w:p>
+    <w:p>
+      <w:pPr>
+        <w:spacing w:line="336" w:lineRule="auto" w:after="180"/>
+      </w:pPr>
+      <w:r>
+        <w:rPr>
+          <w:b w:val="0"/>
+        </w:rPr>
+        <w:t xml:space="preserve">An </w:t>
+      </w:r>
+      <w:r>
+        <w:rPr>
+          <w:b/>
+        </w:rPr>
+        <w:t>epoch</w:t>
+      </w:r>
+      <w:r>
+        <w:rPr>
+          <w:b w:val="0"/>
+        </w:rPr>
+        <w:t xml:space="preserve"> visits every </w:t>
+      </w:r>
+      <w:r>
+        <w:rPr>
+          <w:b/>
+        </w:rPr>
+        <w:t>training</w:t>
+      </w:r>
+      <w:r>
+        <w:rPr>
+          <w:b w:val="0"/>
+        </w:rPr>
+        <w:t xml:space="preserve"> example exactly once, without replacement. These rules make the counts unambiguous.</w:t>
+      </w:r>
+    </w:p>
+    <w:p>
+      <w:pPr>
+        <w:spacing w:line="336" w:lineRule="auto" w:after="180"/>
+      </w:pPr>
+      <w:r>
+        <w:rPr>
+          <w:b w:val="0"/>
+        </w:rPr>
+        <w:t xml:space="preserve">Imagine five fictional records A through E in fixed order. With </w:t>
+      </w:r>
+      <w:r>
+        <w:rPr>
+          <w:b/>
+        </w:rPr>
+        <w:t>batch size</w:t>
+      </w:r>
+      <w:r>
+        <w:rPr>
+          <w:b w:val="0"/>
+        </w:rPr>
+        <w:t xml:space="preserve"> 2, the groups are [A, B], [C, D] and [E]. Keep the smaller last </w:t>
+      </w:r>
+      <w:r>
+        <w:rPr>
+          <w:b/>
+        </w:rPr>
+        <w:t>batch</w:t>
+      </w:r>
+      <w:r>
+        <w:rPr>
+          <w:b w:val="0"/>
+        </w:rPr>
+        <w:t>.</w:t>
+      </w:r>
+    </w:p>
+    <w:p>
+      <w:pPr>
+        <w:spacing w:line="336" w:lineRule="auto" w:after="180"/>
+      </w:pPr>
+      <w:r>
+        <w:rPr>
+          <w:b w:val="0"/>
+        </w:rPr>
+        <w:t xml:space="preserve">One </w:t>
+      </w:r>
+      <w:r>
+        <w:rPr>
+          <w:b/>
+        </w:rPr>
+        <w:t>epoch</w:t>
+      </w:r>
+      <w:r>
+        <w:rPr>
+          <w:b w:val="0"/>
+        </w:rPr>
+        <w:t xml:space="preserve"> has three </w:t>
+      </w:r>
+      <w:r>
+        <w:rPr>
+          <w:b/>
+        </w:rPr>
+        <w:t>batch</w:t>
+      </w:r>
+      <w:r>
+        <w:rPr>
+          <w:b w:val="0"/>
+        </w:rPr>
+        <w:t xml:space="preserve">es and three </w:t>
+      </w:r>
+      <w:r>
+        <w:rPr>
+          <w:b/>
+        </w:rPr>
+        <w:t>update</w:t>
+      </w:r>
+      <w:r>
+        <w:rPr>
+          <w:b w:val="0"/>
+        </w:rPr>
+        <w:t xml:space="preserve">s; two </w:t>
+      </w:r>
+      <w:r>
+        <w:rPr>
+          <w:b/>
+        </w:rPr>
+        <w:t>epoch</w:t>
+      </w:r>
+      <w:r>
+        <w:rPr>
+          <w:b w:val="0"/>
+        </w:rPr>
+        <w:t xml:space="preserve">s have six </w:t>
+      </w:r>
+      <w:r>
+        <w:rPr>
+          <w:b/>
+        </w:rPr>
+        <w:t>update</w:t>
+      </w:r>
+      <w:r>
+        <w:rPr>
+          <w:b w:val="0"/>
+        </w:rPr>
+        <w:t>s and ten example visits.</w:t>
+      </w:r>
+    </w:p>
+    <w:p>
+      <w:pPr>
+        <w:spacing w:line="336" w:lineRule="auto" w:after="180"/>
+      </w:pPr>
+      <w:r>
+        <w:rPr>
+          <w:b w:val="0"/>
+        </w:rPr>
+        <w:t xml:space="preserve">When the last </w:t>
+      </w:r>
+      <w:r>
+        <w:rPr>
+          <w:b/>
+        </w:rPr>
+        <w:t>batch</w:t>
+      </w:r>
+      <w:r>
+        <w:rPr>
+          <w:b w:val="0"/>
+        </w:rPr>
+        <w:t xml:space="preserve"> is retained, </w:t>
+      </w:r>
+      <w:r>
+        <w:rPr>
+          <w:b/>
+        </w:rPr>
+        <w:t>update</w:t>
+      </w:r>
+      <w:r>
+        <w:rPr>
+          <w:b w:val="0"/>
+        </w:rPr>
+        <w:t xml:space="preserve">s per </w:t>
+      </w:r>
+      <w:r>
+        <w:rPr>
+          <w:b/>
+        </w:rPr>
+        <w:t>epoch</w:t>
+      </w:r>
+      <w:r>
+        <w:rPr>
+          <w:b w:val="0"/>
+        </w:rPr>
+        <w:t xml:space="preserve"> equal the row count divided by </w:t>
+      </w:r>
+      <w:r>
+        <w:rPr>
+          <w:b/>
+        </w:rPr>
+        <w:t>batch size</w:t>
+      </w:r>
+      <w:r>
+        <w:rPr>
+          <w:b w:val="0"/>
+        </w:rPr>
+        <w:t xml:space="preserve"> rounded up. A program that drops the final incomplete </w:t>
+      </w:r>
+      <w:r>
+        <w:rPr>
+          <w:b/>
+        </w:rPr>
+        <w:t>batch</w:t>
+      </w:r>
+      <w:r>
+        <w:rPr>
+          <w:b w:val="0"/>
+        </w:rPr>
+        <w:t xml:space="preserve"> follows a different rule and omits examples in that pass.</w:t>
+      </w:r>
+    </w:p>
+    <w:p>
+      <w:pPr>
+        <w:spacing w:line="336" w:lineRule="auto" w:after="180"/>
+      </w:pPr>
+      <w:r>
+        <w:rPr>
+          <w:b w:val="0"/>
+        </w:rPr>
+        <w:t>Record the rule instead of silently changing the denominator.</w:t>
+      </w:r>
+    </w:p>
+    <w:p>
+      <w:pPr>
+        <w:pStyle w:val="Heading3"/>
+      </w:pPr>
+      <w:r>
+        <w:t>Explain Batching and epochs · 2</w:t>
+      </w:r>
+    </w:p>
+    <w:p>
+      <w:pPr>
+        <w:spacing w:line="336" w:lineRule="auto" w:after="180"/>
+      </w:pPr>
+      <w:r>
+        <w:rPr>
+          <w:b w:val="0"/>
+        </w:rPr>
+        <w:t>Use the two fictional pairs A = (1, 2) and B = (2, 4), start v = 0 and rate 0.1. For one pair with hidden value h, squared-error gradient is 2 times (vh - target) times h.</w:t>
+      </w:r>
+    </w:p>
+    <w:p>
+      <w:pPr>
+        <w:spacing w:line="336" w:lineRule="auto" w:after="180"/>
+      </w:pPr>
+      <w:r>
+        <w:rPr>
+          <w:b w:val="0"/>
+        </w:rPr>
+        <w:t xml:space="preserve">For a </w:t>
+      </w:r>
+      <w:r>
+        <w:rPr>
+          <w:b/>
+        </w:rPr>
+        <w:t>batch</w:t>
+      </w:r>
+      <w:r>
+        <w:rPr>
+          <w:b w:val="0"/>
+        </w:rPr>
+        <w:t xml:space="preserve">, average these gradients at the same current v. Apply one </w:t>
+      </w:r>
+      <w:r>
+        <w:rPr>
+          <w:b/>
+        </w:rPr>
+        <w:t>update</w:t>
+      </w:r>
+      <w:r>
+        <w:rPr>
+          <w:b w:val="0"/>
+        </w:rPr>
+        <w:t xml:space="preserve">, then recompute for the next </w:t>
+      </w:r>
+      <w:r>
+        <w:rPr>
+          <w:b/>
+        </w:rPr>
+        <w:t>batch</w:t>
+      </w:r>
+      <w:r>
+        <w:rPr>
+          <w:b w:val="0"/>
+        </w:rPr>
+        <w:t>.</w:t>
+      </w:r>
+    </w:p>
+    <w:p>
+      <w:pPr>
+        <w:pStyle w:val="Heading3"/>
+      </w:pPr>
+      <w:r>
+        <w:t>Explain Batching and epochs · 3</w:t>
+      </w:r>
+    </w:p>
+    <w:p>
+      <w:pPr>
+        <w:spacing w:line="336" w:lineRule="auto" w:after="180"/>
+      </w:pPr>
+      <w:r>
+        <w:rPr>
+          <w:b w:val="0"/>
+        </w:rPr>
+        <w:t xml:space="preserve">Assume finite numeric pairs, integer size and finite rate. With size 1, A gives gradient -4 and new v = 0.4. B then uses 0.4, giving </w:t>
+      </w:r>
+      <w:r>
+        <w:rPr>
+          <w:b/>
+        </w:rPr>
+        <w:t>prediction</w:t>
+      </w:r>
+      <w:r>
+        <w:rPr>
+          <w:b w:val="0"/>
+        </w:rPr>
+        <w:t xml:space="preserve"> 0.8, residual -3.2 and gradient -12.8, so v becomes 1.68.</w:t>
+      </w:r>
+    </w:p>
+    <w:p>
+      <w:pPr>
+        <w:spacing w:line="336" w:lineRule="auto" w:after="180"/>
+      </w:pPr>
+      <w:r>
+        <w:rPr>
+          <w:b w:val="0"/>
+        </w:rPr>
+        <w:t>With size 2, both gradients are evaluated at v = 0; their mean is -10, producing v = 1.</w:t>
       </w:r>
     </w:p>
     <w:tbl>
@@ -662,21 +1433,115 @@
       </w:r>
     </w:p>
     <w:p>
-      <w:r>
-        <w:t>Guided: B at v = 0 gives gradient -16 and v = 1.6. A then gives residual -0.4, gradient -0.8 and v = 1.68. Two batches each cause one update. Exit: both teams visit ten examples. Size 2 produces six updates; size 5 produces two. Record both budgets and all training settings.</w:t>
+      <w:pPr>
+        <w:spacing w:line="336" w:lineRule="auto" w:after="180"/>
+      </w:pPr>
+      <w:r>
+        <w:rPr>
+          <w:b w:val="0"/>
+        </w:rPr>
+        <w:t xml:space="preserve">Guided: B at v = 0 gives gradient -16 and v = 1.6. A then gives residual -0.4, gradient -0.8 and v = 1.68. Two </w:t>
+      </w:r>
+      <w:r>
+        <w:rPr>
+          <w:b/>
+        </w:rPr>
+        <w:t>batch</w:t>
+      </w:r>
+      <w:r>
+        <w:rPr>
+          <w:b w:val="0"/>
+        </w:rPr>
+        <w:t xml:space="preserve">es each cause one </w:t>
+      </w:r>
+      <w:r>
+        <w:rPr>
+          <w:b/>
+        </w:rPr>
+        <w:t>update</w:t>
+      </w:r>
+      <w:r>
+        <w:rPr>
+          <w:b w:val="0"/>
+        </w:rPr>
+        <w:t>. Exit: both teams visit ten examples.</w:t>
       </w:r>
     </w:p>
     <w:p>
       <w:pPr>
-        <w:pStyle w:val="Heading3"/>
-      </w:pPr>
-      <w:r>
-        <w:t>Model the reasoning aloud</w:t>
+        <w:spacing w:line="336" w:lineRule="auto" w:after="180"/>
+      </w:pPr>
+      <w:r>
+        <w:rPr>
+          <w:b w:val="0"/>
+        </w:rPr>
+        <w:t xml:space="preserve">Size 2 produces six </w:t>
+      </w:r>
+      <w:r>
+        <w:rPr>
+          <w:b/>
+        </w:rPr>
+        <w:t>update</w:t>
+      </w:r>
+      <w:r>
+        <w:rPr>
+          <w:b w:val="0"/>
+        </w:rPr>
+        <w:t xml:space="preserve">s; size 5 produces two. Record both budgets and all </w:t>
+      </w:r>
+      <w:r>
+        <w:rPr>
+          <w:b/>
+        </w:rPr>
+        <w:t>training</w:t>
+      </w:r>
+      <w:r>
+        <w:rPr>
+          <w:b w:val="0"/>
+        </w:rPr>
+        <w:t xml:space="preserve"> settings.</w:t>
       </w:r>
     </w:p>
     <w:p>
-      <w:r>
-        <w:t>Use the complete worked example below before asking learners to complete W2. Reveal a small part, invite a prediction, then explain the deciding step. These teacher notes contain solutions; do not reveal the independent case answer during modelling.</w:t>
+      <w:pPr>
+        <w:pStyle w:val="Heading3"/>
+      </w:pPr>
+      <w:r>
+        <w:t>Model the reasoning aloud</w:t>
+      </w:r>
+    </w:p>
+    <w:p>
+      <w:pPr>
+        <w:spacing w:line="336" w:lineRule="auto" w:after="180"/>
+      </w:pPr>
+      <w:r>
+        <w:rPr>
+          <w:b w:val="0"/>
+        </w:rPr>
+        <w:t xml:space="preserve">Use the complete worked example below before asking learners to complete W2. Reveal a small part, invite a </w:t>
+      </w:r>
+      <w:r>
+        <w:rPr>
+          <w:b/>
+        </w:rPr>
+        <w:t>prediction</w:t>
+      </w:r>
+      <w:r>
+        <w:rPr>
+          <w:b w:val="0"/>
+        </w:rPr>
+        <w:t>, then explain the deciding step.</w:t>
+      </w:r>
+    </w:p>
+    <w:p>
+      <w:pPr>
+        <w:spacing w:line="336" w:lineRule="auto" w:after="180"/>
+      </w:pPr>
+      <w:r>
+        <w:rPr>
+          <w:b w:val="0"/>
+        </w:rPr>
+        <w:t>These teacher notes contain solutions; do not reveal the independent case answer during modelling.</w:t>
       </w:r>
     </w:p>
     <w:p>
@@ -966,7 +1831,13 @@
       </w:tr>
     </w:tbl>
     <w:p>
-      <w:r>
+      <w:pPr>
+        <w:spacing w:line="336" w:lineRule="auto" w:after="180"/>
+      </w:pPr>
+      <w:r>
+        <w:rPr>
+          <w:b w:val="0"/>
+        </w:rPr>
         <w:t>Use the diagram and verbal explanation together. Ask learners to match a sentence to a specific visual step; do not assign learners fixed visual or auditory learning styles.</w:t>
       </w:r>
     </w:p>
@@ -979,8 +1850,38 @@
       </w:r>
     </w:p>
     <w:p>
-      <w:r>
-        <w:t>Show why an epoch’s example order can matter for single-example updates.</w:t>
+      <w:pPr>
+        <w:spacing w:line="336" w:lineRule="auto" w:after="180"/>
+      </w:pPr>
+      <w:r>
+        <w:rPr>
+          <w:b w:val="0"/>
+        </w:rPr>
+        <w:t xml:space="preserve">Show why an </w:t>
+      </w:r>
+      <w:r>
+        <w:rPr>
+          <w:b/>
+        </w:rPr>
+        <w:t>epoch</w:t>
+      </w:r>
+      <w:r>
+        <w:rPr>
+          <w:b w:val="0"/>
+        </w:rPr>
+        <w:t xml:space="preserve">’s example order can matter for single-example </w:t>
+      </w:r>
+      <w:r>
+        <w:rPr>
+          <w:b/>
+        </w:rPr>
+        <w:t>update</w:t>
+      </w:r>
+      <w:r>
+        <w:rPr>
+          <w:b w:val="0"/>
+        </w:rPr>
+        <w:t>s.</w:t>
       </w:r>
     </w:p>
     <w:p>
@@ -992,13 +1893,67 @@
       </w:r>
     </w:p>
     <w:p>
-      <w:r>
-        <w:t>Toy y=wx, rate 0.1, squared loss, start w = 0. Training A=(x = 1, target 2), B=(x = 2, target 0).</w:t>
+      <w:pPr>
+        <w:pStyle w:val="Heading3"/>
+      </w:pPr>
+      <w:r>
+        <w:t>Supplied facts</w:t>
       </w:r>
     </w:p>
     <w:p>
-      <w:r>
-        <w:t>All inputs and outcomes in this worked example are invented classroom data; no real model run is claimed.</w:t>
+      <w:pPr>
+        <w:spacing w:line="336" w:lineRule="auto" w:after="180"/>
+        <w:shd w:fill="F1F6FC"/>
+      </w:pPr>
+      <w:r>
+        <w:rPr>
+          <w:b w:val="0"/>
+        </w:rPr>
+        <w:t xml:space="preserve">Toy y=wx, rate 0.1, squared loss, start w = 0. </w:t>
+      </w:r>
+      <w:r>
+        <w:rPr>
+          <w:b/>
+        </w:rPr>
+        <w:t>Training</w:t>
+      </w:r>
+      <w:r>
+        <w:rPr>
+          <w:b w:val="0"/>
+        </w:rPr>
+        <w:t xml:space="preserve"> A=(x = 1, target 2), B=(x = 2, target 0).</w:t>
+      </w:r>
+    </w:p>
+    <w:p>
+      <w:pPr>
+        <w:pStyle w:val="Heading3"/>
+      </w:pPr>
+      <w:r>
+        <w:t>Supplied facts</w:t>
+      </w:r>
+    </w:p>
+    <w:p>
+      <w:pPr>
+        <w:spacing w:line="336" w:lineRule="auto" w:after="180"/>
+        <w:shd w:fill="F1F6FC"/>
+      </w:pPr>
+      <w:r>
+        <w:rPr>
+          <w:b w:val="0"/>
+        </w:rPr>
+        <w:t xml:space="preserve">All </w:t>
+      </w:r>
+      <w:r>
+        <w:rPr>
+          <w:b/>
+        </w:rPr>
+        <w:t>input</w:t>
+      </w:r>
+      <w:r>
+        <w:rPr>
+          <w:b w:val="0"/>
+        </w:rPr>
+        <w:t>s and outcomes in this worked example are invented classroom data; no real model run is claimed.</w:t>
       </w:r>
     </w:p>
     <w:p>
@@ -1161,21 +2116,83 @@
       </w:r>
     </w:p>
     <w:p>
-      <w:r>
-        <w:t>A single-example update changes the weight before the next example’s gradient is calculated. Reversing the example order can therefore change the path. A full-batch update computes both gradients at the same starting weight and averages them before changing that weight. The distinction is when the update occurs, not whether the examples have different labels.</w:t>
+      <w:pPr>
+        <w:pStyle w:val="Heading3"/>
+      </w:pPr>
+      <w:r>
+        <w:t>Why the result follows</w:t>
       </w:r>
     </w:p>
     <w:p>
       <w:pPr>
-        <w:pStyle w:val="Heading3"/>
-      </w:pPr>
-      <w:r>
-        <w:t>What this example does not establish</w:t>
+        <w:spacing w:line="336" w:lineRule="auto" w:after="180"/>
+        <w:shd w:fill="F1F6FC"/>
+      </w:pPr>
+      <w:r>
+        <w:rPr>
+          <w:b w:val="0"/>
+        </w:rPr>
+        <w:t xml:space="preserve">A single-example </w:t>
+      </w:r>
+      <w:r>
+        <w:rPr>
+          <w:b/>
+        </w:rPr>
+        <w:t>update</w:t>
+      </w:r>
+      <w:r>
+        <w:rPr>
+          <w:b w:val="0"/>
+        </w:rPr>
+        <w:t xml:space="preserve"> changes the weight before the next example’s gradient is calculated. Reversing the example order can therefore change the path.</w:t>
       </w:r>
     </w:p>
     <w:p>
-      <w:r>
-        <w:t>Different order effects do not mean a universally better batching strategy; compare declared schedules and budgets fairly.</w:t>
+      <w:pPr>
+        <w:spacing w:line="336" w:lineRule="auto" w:after="180"/>
+        <w:shd w:fill="F1F6FC"/>
+      </w:pPr>
+      <w:r>
+        <w:rPr>
+          <w:b w:val="0"/>
+        </w:rPr>
+        <w:t>A full-</w:t>
+      </w:r>
+      <w:r>
+        <w:rPr>
+          <w:b/>
+        </w:rPr>
+        <w:t>batch</w:t>
+      </w:r>
+      <w:r>
+        <w:rPr>
+          <w:b w:val="0"/>
+        </w:rPr>
+        <w:t xml:space="preserve"> </w:t>
+      </w:r>
+      <w:r>
+        <w:rPr>
+          <w:b/>
+        </w:rPr>
+        <w:t>update</w:t>
+      </w:r>
+      <w:r>
+        <w:rPr>
+          <w:b w:val="0"/>
+        </w:rPr>
+        <w:t xml:space="preserve"> computes both gradients at the same starting weight and averages them before changing that weight. The distinction is when the </w:t>
+      </w:r>
+      <w:r>
+        <w:rPr>
+          <w:b/>
+        </w:rPr>
+        <w:t>update</w:t>
+      </w:r>
+      <w:r>
+        <w:rPr>
+          <w:b w:val="0"/>
+        </w:rPr>
+        <w:t xml:space="preserve"> occurs, not whether the examples have different labels.</w:t>
       </w:r>
     </w:p>
     <w:p>
@@ -1183,22 +2200,47 @@
         <w:pStyle w:val="Heading3"/>
       </w:pPr>
       <w:r>
-        <w:t>Change one thing in the pictured case</w:t>
+        <w:t>What this example does not establish</w:t>
       </w:r>
     </w:p>
     <w:p>
-      <w:r>
-        <w:t>Change: Use only one full-batch update after reversing record order.</w:t>
+      <w:pPr>
+        <w:pStyle w:val="Heading3"/>
+      </w:pPr>
+      <w:r>
+        <w:t>Keep the stated limit</w:t>
       </w:r>
     </w:p>
     <w:p>
-      <w:r>
-        <w:t>Prediction: The updated weight remains 0.2.</w:t>
+      <w:pPr>
+        <w:spacing w:line="336" w:lineRule="auto" w:after="180"/>
+        <w:shd w:fill="FFF5E6"/>
+      </w:pPr>
+      <w:r>
+        <w:rPr>
+          <w:b w:val="0"/>
+        </w:rPr>
+        <w:t xml:space="preserve">Different order effects do not mean a universally better </w:t>
+      </w:r>
+      <w:r>
+        <w:rPr>
+          <w:b/>
+        </w:rPr>
+        <w:t>batch</w:t>
+      </w:r>
+      <w:r>
+        <w:rPr>
+          <w:b w:val="0"/>
+        </w:rPr>
+        <w:t>ing strategy; compare declared schedules and budgets fairly.</w:t>
       </w:r>
     </w:p>
     <w:p>
-      <w:r>
-        <w:t>Reason: The same mean of the two starting gradients is unchanged by their order.</w:t>
+      <w:pPr>
+        <w:pStyle w:val="Heading3"/>
+      </w:pPr>
+      <w:r>
+        <w:t>Change one thing in the pictured case</w:t>
       </w:r>
     </w:p>
     <w:p>
@@ -1206,20 +2248,176 @@
         <w:pStyle w:val="Heading3"/>
       </w:pPr>
       <w:r>
-        <w:t>Ask while showing the picture</w:t>
+        <w:t>Change one thing</w:t>
       </w:r>
     </w:p>
     <w:p>
-      <w:r>
-        <w:t>Cover the result. Ask learners to name the inputs and predict the next step. Uncover one step, connect the icon to the actual procedure, and explain its evidence. Then change the supplied condition and compare. The picture is a representation; it does not document execution of a real AI model.</w:t>
+      <w:pPr>
+        <w:spacing w:line="336" w:lineRule="auto" w:after="180"/>
+        <w:shd w:fill="F5F1FB"/>
+      </w:pPr>
+      <w:r>
+        <w:rPr>
+          <w:b w:val="0"/>
+        </w:rPr>
+        <w:t>Change: Use only one full-</w:t>
+      </w:r>
+      <w:r>
+        <w:rPr>
+          <w:b/>
+        </w:rPr>
+        <w:t>batch</w:t>
+      </w:r>
+      <w:r>
+        <w:rPr>
+          <w:b w:val="0"/>
+        </w:rPr>
+        <w:t xml:space="preserve"> </w:t>
+      </w:r>
+      <w:r>
+        <w:rPr>
+          <w:b/>
+        </w:rPr>
+        <w:t>update</w:t>
+      </w:r>
+      <w:r>
+        <w:rPr>
+          <w:b w:val="0"/>
+        </w:rPr>
+        <w:t xml:space="preserve"> after reversing record order.</w:t>
       </w:r>
     </w:p>
     <w:p>
       <w:pPr>
+        <w:pStyle w:val="Heading3"/>
+      </w:pPr>
+      <w:r>
+        <w:t>Predicted result</w:t>
+      </w:r>
+    </w:p>
+    <w:p>
+      <w:pPr>
+        <w:spacing w:line="336" w:lineRule="auto" w:after="180"/>
+        <w:shd w:fill="F1F6FC"/>
+      </w:pPr>
+      <w:r>
+        <w:rPr>
+          <w:b/>
+        </w:rPr>
+        <w:t>Prediction</w:t>
+      </w:r>
+      <w:r>
+        <w:rPr>
+          <w:b w:val="0"/>
+        </w:rPr>
+        <w:t xml:space="preserve">: The </w:t>
+      </w:r>
+      <w:r>
+        <w:rPr>
+          <w:b/>
+        </w:rPr>
+        <w:t>update</w:t>
+      </w:r>
+      <w:r>
+        <w:rPr>
+          <w:b w:val="0"/>
+        </w:rPr>
+        <w:t>d weight remains 0.2.</w:t>
+      </w:r>
+    </w:p>
+    <w:p>
+      <w:pPr>
+        <w:pStyle w:val="Heading3"/>
+      </w:pPr>
+      <w:r>
+        <w:t>Why the result follows</w:t>
+      </w:r>
+    </w:p>
+    <w:p>
+      <w:pPr>
+        <w:spacing w:line="336" w:lineRule="auto" w:after="180"/>
+        <w:shd w:fill="F1F6FC"/>
+      </w:pPr>
+      <w:r>
+        <w:rPr>
+          <w:b w:val="0"/>
+        </w:rPr>
+        <w:t>Reason: The same mean of the two starting gradients is unchanged by their order.</w:t>
+      </w:r>
+    </w:p>
+    <w:p>
+      <w:pPr>
+        <w:pStyle w:val="Heading3"/>
+      </w:pPr>
+      <w:r>
+        <w:t>Ask while showing the picture</w:t>
+      </w:r>
+    </w:p>
+    <w:p>
+      <w:pPr>
+        <w:pStyle w:val="Heading3"/>
+      </w:pPr>
+      <w:r>
+        <w:t>Ask while showing the picture · 4</w:t>
+      </w:r>
+    </w:p>
+    <w:p>
+      <w:pPr>
+        <w:spacing w:line="336" w:lineRule="auto" w:after="180"/>
+      </w:pPr>
+      <w:r>
+        <w:rPr>
+          <w:b w:val="0"/>
+        </w:rPr>
+        <w:t xml:space="preserve">Cover the result. Ask learners to name the </w:t>
+      </w:r>
+      <w:r>
+        <w:rPr>
+          <w:b/>
+        </w:rPr>
+        <w:t>input</w:t>
+      </w:r>
+      <w:r>
+        <w:rPr>
+          <w:b w:val="0"/>
+        </w:rPr>
+        <w:t xml:space="preserve">s and predict the next step. Uncover one step, connect the icon to the actual procedure, and explain its </w:t>
+      </w:r>
+      <w:r>
+        <w:rPr>
+          <w:b/>
+        </w:rPr>
+        <w:t>evidence</w:t>
+      </w:r>
+      <w:r>
+        <w:rPr>
+          <w:b w:val="0"/>
+        </w:rPr>
+        <w:t>. Then change the supplied condition and compare.</w:t>
+      </w:r>
+    </w:p>
+    <w:p>
+      <w:pPr>
+        <w:spacing w:line="336" w:lineRule="auto" w:after="180"/>
+      </w:pPr>
+      <w:r>
+        <w:rPr>
+          <w:b w:val="0"/>
+        </w:rPr>
+        <w:t>The picture is a representation; it does not document execution of a real AI model.</w:t>
+      </w:r>
+    </w:p>
+    <w:p>
+      <w:pPr>
         <w:pStyle w:val="Heading1"/>
       </w:pPr>
       <w:r>
         <w:t>03. Demonstrate and guide practice</w:t>
+      </w:r>
+    </w:p>
+    <w:p>
+      <w:r>
+        <w:t>Demonstrate Batching and epochs, reduce support deliberately and check individual reasoning before discussing answers.</w:t>
       </w:r>
     </w:p>
     <w:tbl>
@@ -1435,36 +2633,112 @@
       </w:tr>
     </w:tbl>
     <w:p>
-      <w:r>
-        <w:t>Use the worked example in Sections 3 and 6. Collect a prediction before revealing its result; ask the learner to point to each intermediate fact.</w:t>
+      <w:pPr>
+        <w:spacing w:line="336" w:lineRule="auto" w:after="180"/>
+      </w:pPr>
+      <w:r>
+        <w:rPr>
+          <w:b w:val="0"/>
+        </w:rPr>
+        <w:t xml:space="preserve">Use the worked example in Sections 3 and 6. Collect a </w:t>
+      </w:r>
+      <w:r>
+        <w:rPr>
+          <w:b/>
+        </w:rPr>
+        <w:t>prediction</w:t>
+      </w:r>
+      <w:r>
+        <w:rPr>
+          <w:b w:val="0"/>
+        </w:rPr>
+        <w:t xml:space="preserve"> before revealing its result; ask the learner to point to each intermediate fact.</w:t>
       </w:r>
     </w:p>
     <w:p>
-      <w:r>
-        <w:t>Provide separate boxes for old v, batch gradient and new v; allow calculators. Extension: at a fixed v, prove that the row-count-weighted mean of batch gradients equals the full-data mean gradient. Explain why successive updates with changed v are a different procedure.</w:t>
+      <w:pPr>
+        <w:spacing w:line="336" w:lineRule="auto" w:after="180"/>
+      </w:pPr>
+      <w:r>
+        <w:rPr>
+          <w:b w:val="0"/>
+        </w:rPr>
+        <w:t xml:space="preserve">Provide separate boxes for old v, </w:t>
+      </w:r>
+      <w:r>
+        <w:rPr>
+          <w:b/>
+        </w:rPr>
+        <w:t>batch</w:t>
+      </w:r>
+      <w:r>
+        <w:rPr>
+          <w:b w:val="0"/>
+        </w:rPr>
+        <w:t xml:space="preserve"> gradient and new v; allow calculators. Extension: at a fixed v, prove that the row-count-weighted mean of </w:t>
+      </w:r>
+      <w:r>
+        <w:rPr>
+          <w:b/>
+        </w:rPr>
+        <w:t>batch</w:t>
+      </w:r>
+      <w:r>
+        <w:rPr>
+          <w:b w:val="0"/>
+        </w:rPr>
+        <w:t xml:space="preserve"> gradients equals the full-data mean gradient.</w:t>
       </w:r>
     </w:p>
     <w:p>
       <w:pPr>
-        <w:pStyle w:val="Heading3"/>
-      </w:pPr>
-      <w:r>
-        <w:t>Reduce help deliberately</w:t>
+        <w:spacing w:line="336" w:lineRule="auto" w:after="180"/>
+      </w:pPr>
+      <w:r>
+        <w:rPr>
+          <w:b w:val="0"/>
+        </w:rPr>
+        <w:t xml:space="preserve">Explain why successive </w:t>
+      </w:r>
+      <w:r>
+        <w:rPr>
+          <w:b/>
+        </w:rPr>
+        <w:t>update</w:t>
+      </w:r>
+      <w:r>
+        <w:rPr>
+          <w:b w:val="0"/>
+        </w:rPr>
+        <w:t>s with changed v are a different procedure.</w:t>
       </w:r>
     </w:p>
     <w:p>
-      <w:r>
-        <w:t>Completion task: For A then B separately in the lesson, a learner computes both gradients at v = 0, then applies them to get v = 2. Explain the error and give the correct final value.</w:t>
+      <w:pPr>
+        <w:pStyle w:val="Heading3"/>
+      </w:pPr>
+      <w:r>
+        <w:t>Reduce help deliberately</w:t>
       </w:r>
     </w:p>
     <w:p>
-      <w:r>
-        <w:t>Teacher check: Teacher explanation: The second gradient must use v = 0.4. Using -16 from the old state is stale; the current B gradient is -12.8 and the final v is 1.68.</w:t>
+      <w:pPr>
+        <w:pStyle w:val="Heading3"/>
+      </w:pPr>
+      <w:r>
+        <w:t>Completion practice</w:t>
       </w:r>
     </w:p>
     <w:p>
-      <w:r>
-        <w:t>Start by identifying the given inputs together. Leave the intermediate steps blank. If needed, model one step, then withdraw that help on the next step. Move to a full trace only when the partial trace is understood. For partners, alternate explainer and checker; collect a response from every learner before discussion.</w:t>
+      <w:pPr>
+        <w:spacing w:line="336" w:lineRule="auto" w:after="180"/>
+        <w:shd w:fill="F5F1FB"/>
+      </w:pPr>
+      <w:r>
+        <w:rPr>
+          <w:b w:val="0"/>
+        </w:rPr>
+        <w:t>Completion task: For A then B separately in the lesson, a learner computes both gradients at v = 0, then applies them to get v = 2. Explain the error and give the correct final value.</w:t>
       </w:r>
     </w:p>
     <w:p>
@@ -1472,22 +2746,53 @@
         <w:pStyle w:val="Heading3"/>
       </w:pPr>
       <w:r>
-        <w:t>Individual reasoning check</w:t>
+        <w:t>Reasoning to listen for</w:t>
       </w:r>
     </w:p>
     <w:p>
-      <w:r>
-        <w:t>Use the worked case for Batching and epochs. Proposed explanation: “One epoch always means one update”. Decide whether this explanation is supported. Point to the step or supplied fact that decides; explain your repair if needed.</w:t>
+      <w:pPr>
+        <w:spacing w:line="336" w:lineRule="auto" w:after="180"/>
+        <w:shd w:fill="F1F6FC"/>
+      </w:pPr>
+      <w:r>
+        <w:rPr>
+          <w:b w:val="0"/>
+        </w:rPr>
+        <w:t>Teacher check: Teacher explanation: The second gradient must use v = 0.4. Using -16 from the old state is stale; the current B gradient is -12.8 and the final v is 1.68.</w:t>
       </w:r>
     </w:p>
     <w:p>
-      <w:r>
-        <w:t>Expected correction: Only a full-data batch gives one update per epoch in this procedure.</w:t>
+      <w:pPr>
+        <w:spacing w:line="336" w:lineRule="auto" w:after="180"/>
+      </w:pPr>
+      <w:r>
+        <w:rPr>
+          <w:b w:val="0"/>
+        </w:rPr>
+        <w:t xml:space="preserve">Start by identifying the given </w:t>
+      </w:r>
+      <w:r>
+        <w:rPr>
+          <w:b/>
+        </w:rPr>
+        <w:t>input</w:t>
+      </w:r>
+      <w:r>
+        <w:rPr>
+          <w:b w:val="0"/>
+        </w:rPr>
+        <w:t>s together. Leave the intermediate steps blank. If needed, model one step, then withdraw that help on the next step. Move to a full trace only when the partial trace is understood.</w:t>
       </w:r>
     </w:p>
     <w:p>
-      <w:r>
-        <w:t>Collect explanations, not only yes/no votes. If a misunderstanding is common, re-model the relevant step for the class. If it affects a few learners, give a short targeted group explanation while others solve a more demanding variation.</w:t>
+      <w:pPr>
+        <w:spacing w:line="336" w:lineRule="auto" w:after="180"/>
+      </w:pPr>
+      <w:r>
+        <w:rPr>
+          <w:b w:val="0"/>
+        </w:rPr>
+        <w:t>For partners, alternate explainer and checker; collect a response from every learner before discussion.</w:t>
       </w:r>
     </w:p>
     <w:p>
@@ -1495,63 +2800,523 @@
         <w:pStyle w:val="Heading3"/>
       </w:pPr>
       <w:r>
-        <w:t>Pictorial practice question</w:t>
+        <w:t>Individual reasoning check</w:t>
       </w:r>
     </w:p>
     <w:p>
-      <w:r>
-        <w:t>Why do the single-example orders finish at different weights? Point to the relevant step in the picture, then write the changed result and the rule or evidence that supports it.</w:t>
+      <w:pPr>
+        <w:spacing w:line="336" w:lineRule="auto" w:after="180"/>
+      </w:pPr>
+      <w:r>
+        <w:rPr>
+          <w:b w:val="0"/>
+        </w:rPr>
+        <w:t xml:space="preserve">Use the worked case for </w:t>
+      </w:r>
+      <w:r>
+        <w:rPr>
+          <w:b/>
+        </w:rPr>
+        <w:t>Batch</w:t>
+      </w:r>
+      <w:r>
+        <w:rPr>
+          <w:b w:val="0"/>
+        </w:rPr>
+        <w:t xml:space="preserve">ing and </w:t>
+      </w:r>
+      <w:r>
+        <w:rPr>
+          <w:b/>
+        </w:rPr>
+        <w:t>epoch</w:t>
+      </w:r>
+      <w:r>
+        <w:rPr>
+          <w:b w:val="0"/>
+        </w:rPr>
+        <w:t xml:space="preserve">s. Proposed explanation: “One </w:t>
+      </w:r>
+      <w:r>
+        <w:rPr>
+          <w:b/>
+        </w:rPr>
+        <w:t>epoch</w:t>
+      </w:r>
+      <w:r>
+        <w:rPr>
+          <w:b w:val="0"/>
+        </w:rPr>
+        <w:t xml:space="preserve"> always means one </w:t>
+      </w:r>
+      <w:r>
+        <w:rPr>
+          <w:b/>
+        </w:rPr>
+        <w:t>update</w:t>
+      </w:r>
+      <w:r>
+        <w:rPr>
+          <w:b w:val="0"/>
+        </w:rPr>
+        <w:t>”. Decide whether this explanation is supported.</w:t>
       </w:r>
     </w:p>
     <w:p>
       <w:pPr>
-        <w:pStyle w:val="Heading3"/>
-      </w:pPr>
-      <w:r>
-        <w:t>Reasoned teacher answer</w:t>
+        <w:spacing w:line="336" w:lineRule="auto" w:after="180"/>
+      </w:pPr>
+      <w:r>
+        <w:rPr>
+          <w:b w:val="0"/>
+        </w:rPr>
+        <w:t>Point to the step or supplied fact that decides; explain your repair if needed.</w:t>
       </w:r>
     </w:p>
     <w:p>
-      <w:r>
-        <w:t>The second gradient is evaluated at an already updated weight. Full-batch gradients here share the same starting weight before averaging. Changed-case check: The updated weight remains 0.2. The same mean of the two starting gradients is unchanged by their order.</w:t>
+      <w:pPr>
+        <w:pStyle w:val="Heading3"/>
+      </w:pPr>
+      <w:r>
+        <w:t>Expected repair</w:t>
       </w:r>
     </w:p>
     <w:p>
-      <w:r>
-        <w:t>Changed-case reasoning: The updated weight remains 0.2. The same mean of the two starting gradients is unchanged by their order.</w:t>
+      <w:pPr>
+        <w:spacing w:line="336" w:lineRule="auto" w:after="180"/>
+        <w:shd w:fill="F1F6FC"/>
+      </w:pPr>
+      <w:r>
+        <w:rPr>
+          <w:b w:val="0"/>
+        </w:rPr>
+        <w:t xml:space="preserve">Expected correction: Only a full-data </w:t>
+      </w:r>
+      <w:r>
+        <w:rPr>
+          <w:b/>
+        </w:rPr>
+        <w:t>batch</w:t>
+      </w:r>
+      <w:r>
+        <w:rPr>
+          <w:b w:val="0"/>
+        </w:rPr>
+        <w:t xml:space="preserve"> gives one </w:t>
+      </w:r>
+      <w:r>
+        <w:rPr>
+          <w:b/>
+        </w:rPr>
+        <w:t>update</w:t>
+      </w:r>
+      <w:r>
+        <w:rPr>
+          <w:b w:val="0"/>
+        </w:rPr>
+        <w:t xml:space="preserve"> per </w:t>
+      </w:r>
+      <w:r>
+        <w:rPr>
+          <w:b/>
+        </w:rPr>
+        <w:t>epoch</w:t>
+      </w:r>
+      <w:r>
+        <w:rPr>
+          <w:b w:val="0"/>
+        </w:rPr>
+        <w:t xml:space="preserve"> in this procedure.</w:t>
       </w:r>
     </w:p>
     <w:p>
-      <w:r>
-        <w:t>Collect each learner’s explanation before discussion. Use the first missing connection between input, deciding step and result to choose support. This question is worked-case practice, not fresh mastery evidence.</w:t>
+      <w:pPr>
+        <w:spacing w:line="336" w:lineRule="auto" w:after="180"/>
+      </w:pPr>
+      <w:r>
+        <w:rPr>
+          <w:b w:val="0"/>
+        </w:rPr>
+        <w:t>Collect explanations, not only yes/no votes. If a misunderstanding is common, re-model the relevant step for the class.</w:t>
       </w:r>
     </w:p>
     <w:p>
       <w:pPr>
-        <w:pStyle w:val="Heading1"/>
-      </w:pPr>
-      <w:r>
-        <w:t>04. Run the investigation and diagnose misconceptions</w:t>
+        <w:spacing w:line="336" w:lineRule="auto" w:after="180"/>
+      </w:pPr>
+      <w:r>
+        <w:rPr>
+          <w:b w:val="0"/>
+        </w:rPr>
+        <w:t>If it affects a few learners, give a short targeted group explanation while others solve a more demanding variation.</w:t>
       </w:r>
     </w:p>
     <w:p>
-      <w:r>
-        <w:t>One epoch always means one update: Only a full-data batch gives one update per epoch in this procedure.</w:t>
+      <w:pPr>
+        <w:pStyle w:val="Heading3"/>
+      </w:pPr>
+      <w:r>
+        <w:t>Pictorial practice question</w:t>
       </w:r>
     </w:p>
     <w:p>
-      <w:r>
-        <w:t>Reuse all gradients from the start of an epoch: Recompute at the parameter value before each batch update.</w:t>
+      <w:pPr>
+        <w:spacing w:line="336" w:lineRule="auto" w:after="180"/>
+      </w:pPr>
+      <w:r>
+        <w:rPr>
+          <w:b w:val="0"/>
+        </w:rPr>
+        <w:t xml:space="preserve">Why do the single-example orders finish at different weights? Point to the relevant step in the picture, then write the changed result and the rule or </w:t>
+      </w:r>
+      <w:r>
+        <w:rPr>
+          <w:b/>
+        </w:rPr>
+        <w:t>evidence</w:t>
+      </w:r>
+      <w:r>
+        <w:rPr>
+          <w:b w:val="0"/>
+        </w:rPr>
+        <w:t xml:space="preserve"> that supports it.</w:t>
       </w:r>
     </w:p>
     <w:p>
-      <w:r>
-        <w:t>Average batch means equally: At one fixed model, weight each batch mean by the number of examples in that batch.</w:t>
+      <w:pPr>
+        <w:pStyle w:val="Heading3"/>
+      </w:pPr>
+      <w:r>
+        <w:t>Reasoned teacher answer</w:t>
       </w:r>
     </w:p>
     <w:p>
-      <w:r>
-        <w:t>Use Section 9 for the evidence ledger. Add a boundary or missing-input case and record the expected response before checking. More successful repeats of one case do not establish wider coverage.</w:t>
+      <w:pPr>
+        <w:spacing w:line="336" w:lineRule="auto" w:after="180"/>
+      </w:pPr>
+      <w:r>
+        <w:rPr>
+          <w:b w:val="0"/>
+        </w:rPr>
+        <w:t xml:space="preserve">The second gradient is evaluated at an already </w:t>
+      </w:r>
+      <w:r>
+        <w:rPr>
+          <w:b/>
+        </w:rPr>
+        <w:t>update</w:t>
+      </w:r>
+      <w:r>
+        <w:rPr>
+          <w:b w:val="0"/>
+        </w:rPr>
+        <w:t>d weight. Full-</w:t>
+      </w:r>
+      <w:r>
+        <w:rPr>
+          <w:b/>
+        </w:rPr>
+        <w:t>batch</w:t>
+      </w:r>
+      <w:r>
+        <w:rPr>
+          <w:b w:val="0"/>
+        </w:rPr>
+        <w:t xml:space="preserve"> gradients here share the same starting weight before averaging. Changed-case check: The </w:t>
+      </w:r>
+      <w:r>
+        <w:rPr>
+          <w:b/>
+        </w:rPr>
+        <w:t>update</w:t>
+      </w:r>
+      <w:r>
+        <w:rPr>
+          <w:b w:val="0"/>
+        </w:rPr>
+        <w:t>d weight remains 0.2.</w:t>
+      </w:r>
+    </w:p>
+    <w:p>
+      <w:pPr>
+        <w:spacing w:line="336" w:lineRule="auto" w:after="180"/>
+      </w:pPr>
+      <w:r>
+        <w:rPr>
+          <w:b w:val="0"/>
+        </w:rPr>
+        <w:t>The same mean of the two starting gradients is unchanged by their order.</w:t>
+      </w:r>
+    </w:p>
+    <w:p>
+      <w:pPr>
+        <w:spacing w:line="336" w:lineRule="auto" w:after="180"/>
+      </w:pPr>
+      <w:r>
+        <w:rPr>
+          <w:b w:val="0"/>
+        </w:rPr>
+        <w:t xml:space="preserve">Changed-case reasoning: The </w:t>
+      </w:r>
+      <w:r>
+        <w:rPr>
+          <w:b/>
+        </w:rPr>
+        <w:t>update</w:t>
+      </w:r>
+      <w:r>
+        <w:rPr>
+          <w:b w:val="0"/>
+        </w:rPr>
+        <w:t>d weight remains 0.2. The same mean of the two starting gradients is unchanged by their order.</w:t>
+      </w:r>
+    </w:p>
+    <w:p>
+      <w:pPr>
+        <w:spacing w:line="336" w:lineRule="auto" w:after="180"/>
+      </w:pPr>
+      <w:r>
+        <w:rPr>
+          <w:b w:val="0"/>
+        </w:rPr>
+        <w:t xml:space="preserve">Collect each learner’s explanation before discussion. Use the first missing connection between </w:t>
+      </w:r>
+      <w:r>
+        <w:rPr>
+          <w:b/>
+        </w:rPr>
+        <w:t>input</w:t>
+      </w:r>
+      <w:r>
+        <w:rPr>
+          <w:b w:val="0"/>
+        </w:rPr>
+        <w:t xml:space="preserve">, deciding step and result to choose support. This question is worked-case practice, not fresh mastery </w:t>
+      </w:r>
+      <w:r>
+        <w:rPr>
+          <w:b/>
+        </w:rPr>
+        <w:t>evidence</w:t>
+      </w:r>
+      <w:r>
+        <w:rPr>
+          <w:b w:val="0"/>
+        </w:rPr>
+        <w:t>.</w:t>
+      </w:r>
+    </w:p>
+    <w:p>
+      <w:pPr>
+        <w:pStyle w:val="Heading1"/>
+      </w:pPr>
+      <w:r>
+        <w:t>04. Run the investigation and diagnose misconceptions</w:t>
+      </w:r>
+    </w:p>
+    <w:p>
+      <w:r>
+        <w:t>Run the Batching and epochs investigation and use the first unsupported step to choose a teaching response.</w:t>
+      </w:r>
+    </w:p>
+    <w:p>
+      <w:pPr>
+        <w:spacing w:line="336" w:lineRule="auto" w:after="180"/>
+      </w:pPr>
+      <w:r>
+        <w:rPr>
+          <w:b w:val="0"/>
+        </w:rPr>
+        <w:t xml:space="preserve">One </w:t>
+      </w:r>
+      <w:r>
+        <w:rPr>
+          <w:b/>
+        </w:rPr>
+        <w:t>epoch</w:t>
+      </w:r>
+      <w:r>
+        <w:rPr>
+          <w:b w:val="0"/>
+        </w:rPr>
+        <w:t xml:space="preserve"> always means one </w:t>
+      </w:r>
+      <w:r>
+        <w:rPr>
+          <w:b/>
+        </w:rPr>
+        <w:t>update</w:t>
+      </w:r>
+      <w:r>
+        <w:rPr>
+          <w:b w:val="0"/>
+        </w:rPr>
+        <w:t xml:space="preserve">: Only a full-data </w:t>
+      </w:r>
+      <w:r>
+        <w:rPr>
+          <w:b/>
+        </w:rPr>
+        <w:t>batch</w:t>
+      </w:r>
+      <w:r>
+        <w:rPr>
+          <w:b w:val="0"/>
+        </w:rPr>
+        <w:t xml:space="preserve"> gives one </w:t>
+      </w:r>
+      <w:r>
+        <w:rPr>
+          <w:b/>
+        </w:rPr>
+        <w:t>update</w:t>
+      </w:r>
+      <w:r>
+        <w:rPr>
+          <w:b w:val="0"/>
+        </w:rPr>
+        <w:t xml:space="preserve"> per </w:t>
+      </w:r>
+      <w:r>
+        <w:rPr>
+          <w:b/>
+        </w:rPr>
+        <w:t>epoch</w:t>
+      </w:r>
+      <w:r>
+        <w:rPr>
+          <w:b w:val="0"/>
+        </w:rPr>
+        <w:t xml:space="preserve"> in this procedure.</w:t>
+      </w:r>
+    </w:p>
+    <w:p>
+      <w:pPr>
+        <w:spacing w:line="336" w:lineRule="auto" w:after="180"/>
+      </w:pPr>
+      <w:r>
+        <w:rPr>
+          <w:b w:val="0"/>
+        </w:rPr>
+        <w:t xml:space="preserve">Reuse all gradients from the start of an </w:t>
+      </w:r>
+      <w:r>
+        <w:rPr>
+          <w:b/>
+        </w:rPr>
+        <w:t>epoch</w:t>
+      </w:r>
+      <w:r>
+        <w:rPr>
+          <w:b w:val="0"/>
+        </w:rPr>
+        <w:t xml:space="preserve">: Recompute at the parameter value before each </w:t>
+      </w:r>
+      <w:r>
+        <w:rPr>
+          <w:b/>
+        </w:rPr>
+        <w:t>batch</w:t>
+      </w:r>
+      <w:r>
+        <w:rPr>
+          <w:b w:val="0"/>
+        </w:rPr>
+        <w:t xml:space="preserve"> </w:t>
+      </w:r>
+      <w:r>
+        <w:rPr>
+          <w:b/>
+        </w:rPr>
+        <w:t>update</w:t>
+      </w:r>
+      <w:r>
+        <w:rPr>
+          <w:b w:val="0"/>
+        </w:rPr>
+        <w:t>.</w:t>
+      </w:r>
+    </w:p>
+    <w:p>
+      <w:pPr>
+        <w:spacing w:line="336" w:lineRule="auto" w:after="180"/>
+      </w:pPr>
+      <w:r>
+        <w:rPr>
+          <w:b w:val="0"/>
+        </w:rPr>
+        <w:t xml:space="preserve">Average </w:t>
+      </w:r>
+      <w:r>
+        <w:rPr>
+          <w:b/>
+        </w:rPr>
+        <w:t>batch</w:t>
+      </w:r>
+      <w:r>
+        <w:rPr>
+          <w:b w:val="0"/>
+        </w:rPr>
+        <w:t xml:space="preserve"> means equally: At one fixed model, weight each </w:t>
+      </w:r>
+      <w:r>
+        <w:rPr>
+          <w:b/>
+        </w:rPr>
+        <w:t>batch</w:t>
+      </w:r>
+      <w:r>
+        <w:rPr>
+          <w:b w:val="0"/>
+        </w:rPr>
+        <w:t xml:space="preserve"> mean by the number of examples in that </w:t>
+      </w:r>
+      <w:r>
+        <w:rPr>
+          <w:b/>
+        </w:rPr>
+        <w:t>batch</w:t>
+      </w:r>
+      <w:r>
+        <w:rPr>
+          <w:b w:val="0"/>
+        </w:rPr>
+        <w:t>.</w:t>
+      </w:r>
+    </w:p>
+    <w:p>
+      <w:pPr>
+        <w:spacing w:line="336" w:lineRule="auto" w:after="180"/>
+      </w:pPr>
+      <w:r>
+        <w:rPr>
+          <w:b w:val="0"/>
+        </w:rPr>
+        <w:t xml:space="preserve">Use Section 9 for the </w:t>
+      </w:r>
+      <w:r>
+        <w:rPr>
+          <w:b/>
+        </w:rPr>
+        <w:t>evidence</w:t>
+      </w:r>
+      <w:r>
+        <w:rPr>
+          <w:b w:val="0"/>
+        </w:rPr>
+        <w:t xml:space="preserve"> ledger. Add a boundary or missing-</w:t>
+      </w:r>
+      <w:r>
+        <w:rPr>
+          <w:b/>
+        </w:rPr>
+        <w:t>input</w:t>
+      </w:r>
+      <w:r>
+        <w:rPr>
+          <w:b w:val="0"/>
+        </w:rPr>
+        <w:t xml:space="preserve"> case and record the expected response before checking. More successful repeats of one case do not establish wider coverage.</w:t>
       </w:r>
     </w:p>
     <w:p>
@@ -1709,29 +3474,38 @@
       </w:tr>
     </w:tbl>
     <w:p>
-      <w:r>
-        <w:t>Offer an oral explanation, drawing, enlarged visual or fewer examples when that removes a reading/writing barrier. Keep the same reasoning goal. Stretch secure learners by changing a boundary or assumption and asking them to defend the effect, not simply by assigning more of the same questions.</w:t>
+      <w:pPr>
+        <w:spacing w:line="336" w:lineRule="auto" w:after="180"/>
+      </w:pPr>
+      <w:r>
+        <w:rPr>
+          <w:b w:val="0"/>
+        </w:rPr>
+        <w:t>Offer an oral explanation, drawing, enlarged visual or fewer examples when that removes a reading/writing barrier. Keep the same reasoning goal.</w:t>
       </w:r>
     </w:p>
     <w:p>
       <w:pPr>
-        <w:pStyle w:val="Heading1"/>
-      </w:pPr>
-      <w:r>
-        <w:t>05. Assess and explain the answers</w:t>
+        <w:spacing w:line="336" w:lineRule="auto" w:after="180"/>
+      </w:pPr>
+      <w:r>
+        <w:rPr>
+          <w:b w:val="0"/>
+        </w:rPr>
+        <w:t>Stretch secure learners by changing a boundary or assumption and asking them to defend the effect, not simply by assigning more of the same questions.</w:t>
       </w:r>
     </w:p>
     <w:p>
       <w:pPr>
-        <w:pStyle w:val="Heading3"/>
-      </w:pPr>
-      <w:r>
-        <w:t>Guided and exit questions</w:t>
+        <w:pStyle w:val="Heading1"/>
+      </w:pPr>
+      <w:r>
+        <w:t>05. Assess and explain the answers</w:t>
       </w:r>
     </w:p>
     <w:p>
       <w:r>
-        <w:t>Guided: B at v = 0 gives gradient -16 and v = 1.6. A then gives residual -0.4, gradient -0.8 and v = 1.68. Two batches each cause one update. Exit: both teams visit ten examples. Size 2 produces six updates; size 5 produces two. Record both budgets and all training settings.</w:t>
+        <w:t>Use the Batching and epochs questions, teacher keys and criteria after the relevant attempts. Previously discussed cases are practice; protect the separately selected independent task.</w:t>
       </w:r>
     </w:p>
     <w:p>
@@ -1739,17 +3513,77 @@
         <w:pStyle w:val="Heading3"/>
       </w:pPr>
       <w:r>
-        <w:t>W1 Count a partial batch</w:t>
+        <w:t>Guided and exit questions</w:t>
       </w:r>
     </w:p>
     <w:p>
-      <w:r>
-        <w:t>For 10 rows, batch size 4 and three epochs, retaining the final batch, list batch lengths and count total updates and example visits.</w:t>
+      <w:pPr>
+        <w:spacing w:line="336" w:lineRule="auto" w:after="180"/>
+      </w:pPr>
+      <w:r>
+        <w:rPr>
+          <w:b w:val="0"/>
+        </w:rPr>
+        <w:t xml:space="preserve">Guided: B at v = 0 gives gradient -16 and v = 1.6. A then gives residual -0.4, gradient -0.8 and v = 1.68. Two </w:t>
+      </w:r>
+      <w:r>
+        <w:rPr>
+          <w:b/>
+        </w:rPr>
+        <w:t>batch</w:t>
+      </w:r>
+      <w:r>
+        <w:rPr>
+          <w:b w:val="0"/>
+        </w:rPr>
+        <w:t xml:space="preserve">es each cause one </w:t>
+      </w:r>
+      <w:r>
+        <w:rPr>
+          <w:b/>
+        </w:rPr>
+        <w:t>update</w:t>
+      </w:r>
+      <w:r>
+        <w:rPr>
+          <w:b w:val="0"/>
+        </w:rPr>
+        <w:t>. Exit: both teams visit ten examples.</w:t>
       </w:r>
     </w:p>
     <w:p>
-      <w:r>
-        <w:t>Teacher explanation: Batch lengths 4, 4, 2; three updates per epoch, nine total updates and 30 example visits.</w:t>
+      <w:pPr>
+        <w:spacing w:line="336" w:lineRule="auto" w:after="180"/>
+      </w:pPr>
+      <w:r>
+        <w:rPr>
+          <w:b w:val="0"/>
+        </w:rPr>
+        <w:t xml:space="preserve">Size 2 produces six </w:t>
+      </w:r>
+      <w:r>
+        <w:rPr>
+          <w:b/>
+        </w:rPr>
+        <w:t>update</w:t>
+      </w:r>
+      <w:r>
+        <w:rPr>
+          <w:b w:val="0"/>
+        </w:rPr>
+        <w:t xml:space="preserve">s; size 5 produces two. Record both budgets and all </w:t>
+      </w:r>
+      <w:r>
+        <w:rPr>
+          <w:b/>
+        </w:rPr>
+        <w:t>training</w:t>
+      </w:r>
+      <w:r>
+        <w:rPr>
+          <w:b w:val="0"/>
+        </w:rPr>
+        <w:t xml:space="preserve"> settings.</w:t>
       </w:r>
     </w:p>
     <w:p>
@@ -1757,17 +3591,87 @@
         <w:pStyle w:val="Heading3"/>
       </w:pPr>
       <w:r>
-        <w:t>W2 Repair a stale gradient</w:t>
+        <w:t>W1 Count a partial batch</w:t>
       </w:r>
     </w:p>
     <w:p>
-      <w:r>
-        <w:t>For A then B separately in the lesson, a learner computes both gradients at v = 0, then applies them to get v = 2. Explain the error and give the correct final value.</w:t>
+      <w:pPr>
+        <w:pStyle w:val="Heading3"/>
+      </w:pPr>
+      <w:r>
+        <w:t>Workbook question · W1</w:t>
       </w:r>
     </w:p>
     <w:p>
-      <w:r>
-        <w:t>Teacher explanation: The second gradient must use v = 0.4. Using -16 from the old state is stale; the current B gradient is -12.8 and the final v is 1.68.</w:t>
+      <w:pPr>
+        <w:spacing w:line="336" w:lineRule="auto" w:after="180"/>
+        <w:shd w:fill="F5F1FB"/>
+      </w:pPr>
+      <w:r>
+        <w:rPr>
+          <w:b w:val="0"/>
+        </w:rPr>
+        <w:t xml:space="preserve">For 10 rows, </w:t>
+      </w:r>
+      <w:r>
+        <w:rPr>
+          <w:b/>
+        </w:rPr>
+        <w:t>batch size</w:t>
+      </w:r>
+      <w:r>
+        <w:rPr>
+          <w:b w:val="0"/>
+        </w:rPr>
+        <w:t xml:space="preserve"> 4 and three </w:t>
+      </w:r>
+      <w:r>
+        <w:rPr>
+          <w:b/>
+        </w:rPr>
+        <w:t>epoch</w:t>
+      </w:r>
+      <w:r>
+        <w:rPr>
+          <w:b w:val="0"/>
+        </w:rPr>
+        <w:t xml:space="preserve">s, retaining the final </w:t>
+      </w:r>
+      <w:r>
+        <w:rPr>
+          <w:b/>
+        </w:rPr>
+        <w:t>batch</w:t>
+      </w:r>
+      <w:r>
+        <w:rPr>
+          <w:b w:val="0"/>
+        </w:rPr>
+        <w:t xml:space="preserve">, list </w:t>
+      </w:r>
+      <w:r>
+        <w:rPr>
+          <w:b/>
+        </w:rPr>
+        <w:t>batch</w:t>
+      </w:r>
+      <w:r>
+        <w:rPr>
+          <w:b w:val="0"/>
+        </w:rPr>
+        <w:t xml:space="preserve"> lengths and count total </w:t>
+      </w:r>
+      <w:r>
+        <w:rPr>
+          <w:b/>
+        </w:rPr>
+        <w:t>update</w:t>
+      </w:r>
+      <w:r>
+        <w:rPr>
+          <w:b w:val="0"/>
+        </w:rPr>
+        <w:t>s and example visits.</w:t>
       </w:r>
     </w:p>
     <w:p>
@@ -1775,17 +3679,75 @@
         <w:pStyle w:val="Heading3"/>
       </w:pPr>
       <w:r>
-        <w:t>W3 Combine unequal batches</w:t>
+        <w:t>Teacher reasoning · W1</w:t>
       </w:r>
     </w:p>
     <w:p>
-      <w:r>
-        <w:t>At one frozen model, batches of sizes 3 and 1 have mean squared errors 2 and 10. Find the full MSE and explain why the average of 2 and 10 is wrong.</w:t>
+      <w:pPr>
+        <w:spacing w:line="336" w:lineRule="auto" w:after="180"/>
+        <w:shd w:fill="F1F6FC"/>
+      </w:pPr>
+      <w:r>
+        <w:rPr>
+          <w:b w:val="0"/>
+        </w:rPr>
+        <w:t xml:space="preserve">Teacher explanation: </w:t>
+      </w:r>
+      <w:r>
+        <w:rPr>
+          <w:b/>
+        </w:rPr>
+        <w:t>Batch</w:t>
+      </w:r>
+      <w:r>
+        <w:rPr>
+          <w:b w:val="0"/>
+        </w:rPr>
+        <w:t xml:space="preserve"> lengths 4, 4, 2; three </w:t>
+      </w:r>
+      <w:r>
+        <w:rPr>
+          <w:b/>
+        </w:rPr>
+        <w:t>update</w:t>
+      </w:r>
+      <w:r>
+        <w:rPr>
+          <w:b w:val="0"/>
+        </w:rPr>
+        <w:t xml:space="preserve">s per </w:t>
+      </w:r>
+      <w:r>
+        <w:rPr>
+          <w:b/>
+        </w:rPr>
+        <w:t>epoch</w:t>
+      </w:r>
+      <w:r>
+        <w:rPr>
+          <w:b w:val="0"/>
+        </w:rPr>
+        <w:t xml:space="preserve">, nine total </w:t>
+      </w:r>
+      <w:r>
+        <w:rPr>
+          <w:b/>
+        </w:rPr>
+        <w:t>update</w:t>
+      </w:r>
+      <w:r>
+        <w:rPr>
+          <w:b w:val="0"/>
+        </w:rPr>
+        <w:t>s and 30 example visits.</w:t>
       </w:r>
     </w:p>
     <w:p>
-      <w:r>
-        <w:t>Teacher explanation: Full MSE is (3 times 2 + 10) / 4 = 4. The unweighted average 6 gives the single-row batch too much weight.</w:t>
+      <w:pPr>
+        <w:pStyle w:val="Heading3"/>
+      </w:pPr>
+      <w:r>
+        <w:t>W2 Repair a stale gradient</w:t>
       </w:r>
     </w:p>
     <w:p>
@@ -1793,61 +3755,119 @@
         <w:pStyle w:val="Heading3"/>
       </w:pPr>
       <w:r>
-        <w:t>W4 Test order on a new case independently</w:t>
+        <w:t>Workbook question · W2</w:t>
       </w:r>
     </w:p>
     <w:p>
-      <w:r>
-        <w:t>Use A = (1, 1), B = (2, 0), h = ReLU(x), y = vh, v = 0 and rate 0.1. Train with size 1 for one epoch in A then B order, then restart at 0 and reverse the order. Show gradients and parameter values. Compare the final values.</w:t>
+      <w:pPr>
+        <w:spacing w:line="336" w:lineRule="auto" w:after="180"/>
+        <w:shd w:fill="F5F1FB"/>
+      </w:pPr>
+      <w:r>
+        <w:rPr>
+          <w:b w:val="0"/>
+        </w:rPr>
+        <w:t>For A then B separately in the lesson, a learner computes both gradients at v = 0, then applies them to get v = 2. Explain the error and give the correct final value.</w:t>
       </w:r>
     </w:p>
     <w:p>
-      <w:r>
-        <w:t>Teacher explanation: A then B: A gradient -2 gives v = 0.2; B residual 0.4 gives gradient 1.6 and v = 0.04. B then A: B gradient 0 keeps v = 0; A gradient -2 gives v = 0.2. Both see the same rows but finish differently.</w:t>
+      <w:pPr>
+        <w:pStyle w:val="Heading3"/>
+      </w:pPr>
+      <w:r>
+        <w:t>Teacher reasoning · W2</w:t>
       </w:r>
     </w:p>
     <w:p>
       <w:pPr>
-        <w:pStyle w:val="Heading3"/>
-      </w:pPr>
-      <w:r>
-        <w:t>W5 Audit an epoch claim</w:t>
+        <w:spacing w:line="336" w:lineRule="auto" w:after="180"/>
+        <w:shd w:fill="F1F6FC"/>
+      </w:pPr>
+      <w:r>
+        <w:rPr>
+          <w:b w:val="0"/>
+        </w:rPr>
+        <w:t>Teacher explanation: The second gradient must use v = 0.4. Using -16 from the old state is stale; the current B gradient is -12.8 and the final v is 1.68.</w:t>
       </w:r>
     </w:p>
     <w:p>
-      <w:r>
-        <w:t>A program processes 11 rows using size 4 and drops the last incomplete batch. How many examples did it visit and how many updates occurred? What must its report disclose?</w:t>
+      <w:pPr>
+        <w:pStyle w:val="Heading3"/>
+      </w:pPr>
+      <w:r>
+        <w:t>W3 Combine unequal batches</w:t>
       </w:r>
     </w:p>
     <w:p>
-      <w:r>
-        <w:t>Teacher explanation: It visits eight rows in two batches and performs two updates. Three rows are omitted; it did not complete a full pass under this lesson definition. Report the drop rule and actual visits.</w:t>
+      <w:pPr>
+        <w:pStyle w:val="Heading3"/>
+      </w:pPr>
+      <w:r>
+        <w:t>Workbook question · W3</w:t>
       </w:r>
     </w:p>
     <w:p>
       <w:pPr>
-        <w:pStyle w:val="Heading3"/>
-      </w:pPr>
-      <w:r>
-        <w:t>Independent assessment and fresh retry</w:t>
+        <w:spacing w:line="336" w:lineRule="auto" w:after="180"/>
+        <w:shd w:fill="F5F1FB"/>
+      </w:pPr>
+      <w:r>
+        <w:rPr>
+          <w:b w:val="0"/>
+        </w:rPr>
+        <w:t xml:space="preserve">At one frozen model, </w:t>
+      </w:r>
+      <w:r>
+        <w:rPr>
+          <w:b/>
+        </w:rPr>
+        <w:t>batch</w:t>
+      </w:r>
+      <w:r>
+        <w:rPr>
+          <w:b w:val="0"/>
+        </w:rPr>
+        <w:t>es of sizes 3 and 1 have mean squared errors 2 and 10. Find the full MSE and explain why the average of 2 and 10 is wrong.</w:t>
       </w:r>
     </w:p>
     <w:p>
-      <w:r>
-        <w:t>W4 requires the two traces and final values 0.04 and 0.2. Fresh retry: A = (1, 2), B = (1, 0), start v = 0, rate 0.25, singleton batches. A then B gives gradients -4 and 2, values 1 and 0.5. Reverse order gives gradients 0 and -4, values 0 and 1. Ask students to name the reset and explain the order effect.</w:t>
+      <w:pPr>
+        <w:pStyle w:val="Heading3"/>
+      </w:pPr>
+      <w:r>
+        <w:t>Teacher reasoning · W3</w:t>
       </w:r>
     </w:p>
     <w:p>
       <w:pPr>
-        <w:pStyle w:val="Heading3"/>
-      </w:pPr>
-      <w:r>
-        <w:t>Assess independent transfer</w:t>
+        <w:spacing w:line="336" w:lineRule="auto" w:after="180"/>
+        <w:shd w:fill="F1F6FC"/>
+      </w:pPr>
+      <w:r>
+        <w:rPr>
+          <w:b w:val="0"/>
+        </w:rPr>
+        <w:t xml:space="preserve">Teacher explanation: Full MSE is (3 times 2 + 10) / 4 = 4. The unweighted average 6 gives the single-row </w:t>
+      </w:r>
+      <w:r>
+        <w:rPr>
+          <w:b/>
+        </w:rPr>
+        <w:t>batch</w:t>
+      </w:r>
+      <w:r>
+        <w:rPr>
+          <w:b w:val="0"/>
+        </w:rPr>
+        <w:t xml:space="preserve"> too much weight.</w:t>
       </w:r>
     </w:p>
     <w:p>
-      <w:r>
-        <w:t>Selected case: Use A = (1, 1), B = (2, 0), h = ReLU(x), y = vh, v = 0 and rate 0.1. Train with size 1 for one epoch in A then B order, then restart at 0 and reverse the order. Show gradients and parameter values. Compare the final values.</w:t>
+      <w:pPr>
+        <w:pStyle w:val="Heading3"/>
+      </w:pPr>
+      <w:r>
+        <w:t>W4 Test order on a new case independently</w:t>
       </w:r>
     </w:p>
     <w:p>
@@ -1855,11 +3875,290 @@
         <w:pStyle w:val="Heading3"/>
       </w:pPr>
       <w:r>
-        <w:t>Selected case answer</w:t>
+        <w:t>Workbook question · W4</w:t>
       </w:r>
     </w:p>
     <w:p>
-      <w:r>
+      <w:pPr>
+        <w:spacing w:line="336" w:lineRule="auto" w:after="180"/>
+        <w:shd w:fill="F5F1FB"/>
+      </w:pPr>
+      <w:r>
+        <w:rPr>
+          <w:b w:val="0"/>
+        </w:rPr>
+        <w:t xml:space="preserve">Use A = (1, 1), B = (2, 0), h = ReLU(x), y = vh, v = 0 and rate 0.1. Train with size 1 for one </w:t>
+      </w:r>
+      <w:r>
+        <w:rPr>
+          <w:b/>
+        </w:rPr>
+        <w:t>epoch</w:t>
+      </w:r>
+      <w:r>
+        <w:rPr>
+          <w:b w:val="0"/>
+        </w:rPr>
+        <w:t xml:space="preserve"> in A then B order, then restart at 0 and reverse the order. Show gradients and parameter values. Compare the final values.</w:t>
+      </w:r>
+    </w:p>
+    <w:p>
+      <w:pPr>
+        <w:pStyle w:val="Heading3"/>
+      </w:pPr>
+      <w:r>
+        <w:t>Teacher reasoning · W4</w:t>
+      </w:r>
+    </w:p>
+    <w:p>
+      <w:pPr>
+        <w:spacing w:line="336" w:lineRule="auto" w:after="180"/>
+        <w:shd w:fill="F1F6FC"/>
+      </w:pPr>
+      <w:r>
+        <w:rPr>
+          <w:b w:val="0"/>
+        </w:rPr>
+        <w:t>Teacher explanation: A then B: A gradient -2 gives v = 0.2; B residual 0.4 gives gradient 1.6 and v = 0.04. B then A: B gradient 0 keeps v = 0; A gradient -2 gives v = 0.2. Both see the same rows but finish differently.</w:t>
+      </w:r>
+    </w:p>
+    <w:p>
+      <w:pPr>
+        <w:pStyle w:val="Heading3"/>
+      </w:pPr>
+      <w:r>
+        <w:t>W5 Audit an epoch claim</w:t>
+      </w:r>
+    </w:p>
+    <w:p>
+      <w:pPr>
+        <w:pStyle w:val="Heading3"/>
+      </w:pPr>
+      <w:r>
+        <w:t>Workbook question · W5</w:t>
+      </w:r>
+    </w:p>
+    <w:p>
+      <w:pPr>
+        <w:spacing w:line="336" w:lineRule="auto" w:after="180"/>
+        <w:shd w:fill="F5F1FB"/>
+      </w:pPr>
+      <w:r>
+        <w:rPr>
+          <w:b w:val="0"/>
+        </w:rPr>
+        <w:t xml:space="preserve">A program </w:t>
+      </w:r>
+      <w:r>
+        <w:rPr>
+          <w:b/>
+        </w:rPr>
+        <w:t>process</w:t>
+      </w:r>
+      <w:r>
+        <w:rPr>
+          <w:b w:val="0"/>
+        </w:rPr>
+        <w:t xml:space="preserve">es 11 rows using size 4 and drops the last incomplete </w:t>
+      </w:r>
+      <w:r>
+        <w:rPr>
+          <w:b/>
+        </w:rPr>
+        <w:t>batch</w:t>
+      </w:r>
+      <w:r>
+        <w:rPr>
+          <w:b w:val="0"/>
+        </w:rPr>
+        <w:t xml:space="preserve">. How many examples did it visit and how many </w:t>
+      </w:r>
+      <w:r>
+        <w:rPr>
+          <w:b/>
+        </w:rPr>
+        <w:t>update</w:t>
+      </w:r>
+      <w:r>
+        <w:rPr>
+          <w:b w:val="0"/>
+        </w:rPr>
+        <w:t>s occurred? What must its report disclose?</w:t>
+      </w:r>
+    </w:p>
+    <w:p>
+      <w:pPr>
+        <w:pStyle w:val="Heading3"/>
+      </w:pPr>
+      <w:r>
+        <w:t>Teacher reasoning · W5</w:t>
+      </w:r>
+    </w:p>
+    <w:p>
+      <w:pPr>
+        <w:spacing w:line="336" w:lineRule="auto" w:after="180"/>
+        <w:shd w:fill="F1F6FC"/>
+      </w:pPr>
+      <w:r>
+        <w:rPr>
+          <w:b w:val="0"/>
+        </w:rPr>
+        <w:t xml:space="preserve">Teacher explanation: It visits eight rows in two </w:t>
+      </w:r>
+      <w:r>
+        <w:rPr>
+          <w:b/>
+        </w:rPr>
+        <w:t>batch</w:t>
+      </w:r>
+      <w:r>
+        <w:rPr>
+          <w:b w:val="0"/>
+        </w:rPr>
+        <w:t xml:space="preserve">es and performs two </w:t>
+      </w:r>
+      <w:r>
+        <w:rPr>
+          <w:b/>
+        </w:rPr>
+        <w:t>update</w:t>
+      </w:r>
+      <w:r>
+        <w:rPr>
+          <w:b w:val="0"/>
+        </w:rPr>
+        <w:t>s. Three rows are omitted; it did not complete a full pass under this lesson definition. Report the drop rule and actual visits.</w:t>
+      </w:r>
+    </w:p>
+    <w:p>
+      <w:pPr>
+        <w:pStyle w:val="Heading3"/>
+      </w:pPr>
+      <w:r>
+        <w:t>Independent assessment and fresh retry</w:t>
+      </w:r>
+    </w:p>
+    <w:p>
+      <w:pPr>
+        <w:pStyle w:val="Heading3"/>
+      </w:pPr>
+      <w:r>
+        <w:t>Teacher key · Independent assessment and fresh retry</w:t>
+      </w:r>
+    </w:p>
+    <w:p>
+      <w:pPr>
+        <w:spacing w:line="336" w:lineRule="auto" w:after="180"/>
+        <w:shd w:fill="F1F6FC"/>
+      </w:pPr>
+      <w:r>
+        <w:rPr>
+          <w:b w:val="0"/>
+        </w:rPr>
+        <w:t xml:space="preserve">W4 requires the two traces and final values 0.04 and 0.2. Fresh retry: A = (1, 2), B = (1, 0), start v = 0, rate 0.25, singleton </w:t>
+      </w:r>
+      <w:r>
+        <w:rPr>
+          <w:b/>
+        </w:rPr>
+        <w:t>batch</w:t>
+      </w:r>
+      <w:r>
+        <w:rPr>
+          <w:b w:val="0"/>
+        </w:rPr>
+        <w:t>es. A then B gives gradients -4 and 2, values 1 and 0.5.</w:t>
+      </w:r>
+    </w:p>
+    <w:p>
+      <w:pPr>
+        <w:spacing w:line="336" w:lineRule="auto" w:after="180"/>
+        <w:shd w:fill="F1F6FC"/>
+      </w:pPr>
+      <w:r>
+        <w:rPr>
+          <w:b w:val="0"/>
+        </w:rPr>
+        <w:t>Reverse order gives gradients 0 and -4, values 0 and 1. Ask students to name the reset and explain the order effect.</w:t>
+      </w:r>
+    </w:p>
+    <w:p>
+      <w:pPr>
+        <w:pStyle w:val="Heading3"/>
+      </w:pPr>
+      <w:r>
+        <w:t>Assess independent transfer</w:t>
+      </w:r>
+    </w:p>
+    <w:p>
+      <w:pPr>
+        <w:pStyle w:val="Heading3"/>
+      </w:pPr>
+      <w:r>
+        <w:t>Independent question · withhold the key</w:t>
+      </w:r>
+    </w:p>
+    <w:p>
+      <w:pPr>
+        <w:spacing w:line="336" w:lineRule="auto" w:after="180"/>
+        <w:shd w:fill="F5F1FB"/>
+      </w:pPr>
+      <w:r>
+        <w:rPr>
+          <w:b w:val="0"/>
+        </w:rPr>
+        <w:t xml:space="preserve">Selected case: Use A = (1, 1), B = (2, 0), h = ReLU(x), y = vh, v = 0 and rate 0.1. Train with size 1 for one </w:t>
+      </w:r>
+      <w:r>
+        <w:rPr>
+          <w:b/>
+        </w:rPr>
+        <w:t>epoch</w:t>
+      </w:r>
+      <w:r>
+        <w:rPr>
+          <w:b w:val="0"/>
+        </w:rPr>
+        <w:t xml:space="preserve"> in A then B order, then restart at 0 and reverse the order. Show gradients and parameter values.</w:t>
+      </w:r>
+    </w:p>
+    <w:p>
+      <w:pPr>
+        <w:spacing w:line="336" w:lineRule="auto" w:after="180"/>
+        <w:shd w:fill="F5F1FB"/>
+      </w:pPr>
+      <w:r>
+        <w:rPr>
+          <w:b w:val="0"/>
+        </w:rPr>
+        <w:t>Compare the final values.</w:t>
+      </w:r>
+    </w:p>
+    <w:p>
+      <w:pPr>
+        <w:pStyle w:val="Heading3"/>
+      </w:pPr>
+      <w:r>
+        <w:t>Selected case answer</w:t>
+      </w:r>
+    </w:p>
+    <w:p>
+      <w:pPr>
+        <w:pStyle w:val="Heading3"/>
+      </w:pPr>
+      <w:r>
+        <w:t>Teacher key · Selected case answer</w:t>
+      </w:r>
+    </w:p>
+    <w:p>
+      <w:pPr>
+        <w:spacing w:line="336" w:lineRule="auto" w:after="180"/>
+        <w:shd w:fill="F1F6FC"/>
+      </w:pPr>
+      <w:r>
+        <w:rPr>
+          <w:b w:val="0"/>
+        </w:rPr>
         <w:t>Teacher explanation: A then B: A gradient -2 gives v = 0.2; B residual 0.4 gives gradient 1.6 and v = 0.04. B then A: B gradient 0 keeps v = 0; A gradient -2 gives v = 0.2. Both see the same rows but finish differently.</w:t>
       </w:r>
     </w:p>
@@ -1966,67 +4265,341 @@
       </w:tr>
     </w:tbl>
     <w:p>
-      <w:r>
-        <w:t>Record each dimension as not yet, with support, or independent. Accept a valid alternative procedure with a defensible trace. Do not penalise an honestly recorded model failure if the learner correctly explains its evidence and limits.</w:t>
+      <w:pPr>
+        <w:pStyle w:val="Heading3"/>
+      </w:pPr>
+      <w:r>
+        <w:t>Teacher key · Selected case answer</w:t>
       </w:r>
     </w:p>
     <w:p>
       <w:pPr>
-        <w:pStyle w:val="Heading3"/>
-      </w:pPr>
-      <w:r>
-        <w:t>Feedback that the learner uses</w:t>
+        <w:spacing w:line="336" w:lineRule="auto" w:after="180"/>
+        <w:shd w:fill="F1F6FC"/>
+      </w:pPr>
+      <w:r>
+        <w:rPr>
+          <w:b w:val="0"/>
+        </w:rPr>
+        <w:t>Record each dimension as not yet, with support, or independent. Accept a valid alternative procedure with a defensible trace.</w:t>
       </w:r>
     </w:p>
     <w:p>
-      <w:r>
-        <w:t>Name the earliest unsupported step and give one action to repair it. Have the learner make that repair now and explain why. Then assess the relevant skill on a fresh, fully specified case. Confirm it was not previously practised with feedback; solve and check the new case before assigning it. A follow-up design prompt is a starting brief, not automatically an equivalent test.</w:t>
+      <w:pPr>
+        <w:spacing w:line="336" w:lineRule="auto" w:after="180"/>
+        <w:shd w:fill="F1F6FC"/>
+      </w:pPr>
+      <w:r>
+        <w:rPr>
+          <w:b w:val="0"/>
+        </w:rPr>
+        <w:t xml:space="preserve">Do not penalise an honestly recorded model failure if the learner correctly explains its </w:t>
+      </w:r>
+      <w:r>
+        <w:rPr>
+          <w:b/>
+        </w:rPr>
+        <w:t>evidence</w:t>
+      </w:r>
+      <w:r>
+        <w:rPr>
+          <w:b w:val="0"/>
+        </w:rPr>
+        <w:t xml:space="preserve"> and limits.</w:t>
       </w:r>
     </w:p>
     <w:p>
       <w:pPr>
-        <w:pStyle w:val="Heading1"/>
-      </w:pPr>
-      <w:r>
-        <w:t>06. Connect the project, support and next lesson</w:t>
+        <w:pStyle w:val="Heading3"/>
+      </w:pPr>
+      <w:r>
+        <w:t>Feedback that the learner uses</w:t>
       </w:r>
     </w:p>
     <w:p>
-      <w:r>
-        <w:t>Add a labelled batching and epochs evidence sheet to Image-pattern Network Investigation. Show how you can distinguish an example a batch an update and an epoch. Use the supplied fictional case and keep its inputs, intermediate steps, calculation or prediction, and limitation. Connect this record to last week’s record; a matching answer without a trace is insufficient.</w:t>
+      <w:pPr>
+        <w:spacing w:line="336" w:lineRule="auto" w:after="180"/>
+      </w:pPr>
+      <w:r>
+        <w:rPr>
+          <w:b w:val="0"/>
+        </w:rPr>
+        <w:t>Name the earliest unsupported step and give one action to repair it. Have the learner make that repair now and explain why. Then assess the relevant skill on a fresh, fully specified case.</w:t>
       </w:r>
     </w:p>
     <w:p>
-      <w:r>
-        <w:t>Provide separate boxes for old v, batch gradient and new v; allow calculators. Extension: at a fixed v, prove that the row-count-weighted mean of batch gradients equals the full-data mean gradient. Explain why successive updates with changed v are a different procedure.</w:t>
+      <w:pPr>
+        <w:spacing w:line="336" w:lineRule="auto" w:after="180"/>
+      </w:pPr>
+      <w:r>
+        <w:rPr>
+          <w:b w:val="0"/>
+        </w:rPr>
+        <w:t>Confirm it was not previously practised with feedback; solve and check the new case before assigning it. A follow-up design prompt is a starting brief, not automatically an equivalent test.</w:t>
       </w:r>
     </w:p>
     <w:p>
-      <w:r>
-        <w:t>Week 14 compares learning rates under one fixed batch rule.</w:t>
+      <w:pPr>
+        <w:pStyle w:val="Heading1"/>
+      </w:pPr>
+      <w:r>
+        <w:t>06. Connect the project, support and next lesson</w:t>
       </w:r>
     </w:p>
     <w:p>
       <w:r>
-        <w:t>Retain the project ledger and assess a changed case after support. Check the relevant prerequisite before carrying this component forward.</w:t>
+        <w:t>Connect Batching and epochs to Image-pattern Network Investigation, adapt support and plan a later changed-case check.</w:t>
       </w:r>
     </w:p>
     <w:p>
       <w:pPr>
-        <w:pStyle w:val="Heading3"/>
-      </w:pPr>
-      <w:r>
-        <w:t>Plan the delayed return</w:t>
+        <w:spacing w:line="336" w:lineRule="auto" w:after="180"/>
+      </w:pPr>
+      <w:r>
+        <w:rPr>
+          <w:b w:val="0"/>
+        </w:rPr>
+        <w:t xml:space="preserve">Add a labelled </w:t>
+      </w:r>
+      <w:r>
+        <w:rPr>
+          <w:b/>
+        </w:rPr>
+        <w:t>batch</w:t>
+      </w:r>
+      <w:r>
+        <w:rPr>
+          <w:b w:val="0"/>
+        </w:rPr>
+        <w:t xml:space="preserve">ing and </w:t>
+      </w:r>
+      <w:r>
+        <w:rPr>
+          <w:b/>
+        </w:rPr>
+        <w:t>epoch</w:t>
+      </w:r>
+      <w:r>
+        <w:rPr>
+          <w:b w:val="0"/>
+        </w:rPr>
+        <w:t xml:space="preserve">s </w:t>
+      </w:r>
+      <w:r>
+        <w:rPr>
+          <w:b/>
+        </w:rPr>
+        <w:t>evidence</w:t>
+      </w:r>
+      <w:r>
+        <w:rPr>
+          <w:b w:val="0"/>
+        </w:rPr>
+        <w:t xml:space="preserve"> sheet to Image-pattern Network Investigation. Show how you can distinguish an example a </w:t>
+      </w:r>
+      <w:r>
+        <w:rPr>
+          <w:b/>
+        </w:rPr>
+        <w:t>batch</w:t>
+      </w:r>
+      <w:r>
+        <w:rPr>
+          <w:b w:val="0"/>
+        </w:rPr>
+        <w:t xml:space="preserve"> an </w:t>
+      </w:r>
+      <w:r>
+        <w:rPr>
+          <w:b/>
+        </w:rPr>
+        <w:t>update</w:t>
+      </w:r>
+      <w:r>
+        <w:rPr>
+          <w:b w:val="0"/>
+        </w:rPr>
+        <w:t xml:space="preserve"> and an </w:t>
+      </w:r>
+      <w:r>
+        <w:rPr>
+          <w:b/>
+        </w:rPr>
+        <w:t>epoch</w:t>
+      </w:r>
+      <w:r>
+        <w:rPr>
+          <w:b w:val="0"/>
+        </w:rPr>
+        <w:t>.</w:t>
       </w:r>
     </w:p>
     <w:p>
-      <w:r>
-        <w:t>Suggested return points in this level: ai-5/14, ai-5/16, ai-5/19. Use actual classroom dates, adjusting for holidays and gaps. One, three and six teaching weeks are scheduling choices, not a claimed optimal spacing.</w:t>
+      <w:pPr>
+        <w:spacing w:line="336" w:lineRule="auto" w:after="180"/>
+      </w:pPr>
+      <w:r>
+        <w:rPr>
+          <w:b w:val="0"/>
+        </w:rPr>
+        <w:t xml:space="preserve">Use the supplied fictional case and keep its </w:t>
+      </w:r>
+      <w:r>
+        <w:rPr>
+          <w:b/>
+        </w:rPr>
+        <w:t>input</w:t>
+      </w:r>
+      <w:r>
+        <w:rPr>
+          <w:b w:val="0"/>
+        </w:rPr>
+        <w:t xml:space="preserve">s, intermediate steps, calculation or </w:t>
+      </w:r>
+      <w:r>
+        <w:rPr>
+          <w:b/>
+        </w:rPr>
+        <w:t>prediction</w:t>
+      </w:r>
+      <w:r>
+        <w:rPr>
+          <w:b w:val="0"/>
+        </w:rPr>
+        <w:t>, and limitation. Connect this record to last week’s record; a matching answer without a trace is insufficient.</w:t>
       </w:r>
     </w:p>
     <w:p>
-      <w:r>
-        <w:t>At a delayed check, ask for the idea from memory and a changed application. Compare with the earlier independent response and record support used. For a new level, revisit the previous capstone before checking the new prerequisites.</w:t>
+      <w:pPr>
+        <w:spacing w:line="336" w:lineRule="auto" w:after="180"/>
+      </w:pPr>
+      <w:r>
+        <w:rPr>
+          <w:b w:val="0"/>
+        </w:rPr>
+        <w:t xml:space="preserve">Provide separate boxes for old v, </w:t>
+      </w:r>
+      <w:r>
+        <w:rPr>
+          <w:b/>
+        </w:rPr>
+        <w:t>batch</w:t>
+      </w:r>
+      <w:r>
+        <w:rPr>
+          <w:b w:val="0"/>
+        </w:rPr>
+        <w:t xml:space="preserve"> gradient and new v; allow calculators. Extension: at a fixed v, prove that the row-count-weighted mean of </w:t>
+      </w:r>
+      <w:r>
+        <w:rPr>
+          <w:b/>
+        </w:rPr>
+        <w:t>batch</w:t>
+      </w:r>
+      <w:r>
+        <w:rPr>
+          <w:b w:val="0"/>
+        </w:rPr>
+        <w:t xml:space="preserve"> gradients equals the full-data mean gradient.</w:t>
+      </w:r>
+    </w:p>
+    <w:p>
+      <w:pPr>
+        <w:spacing w:line="336" w:lineRule="auto" w:after="180"/>
+      </w:pPr>
+      <w:r>
+        <w:rPr>
+          <w:b w:val="0"/>
+        </w:rPr>
+        <w:t xml:space="preserve">Explain why successive </w:t>
+      </w:r>
+      <w:r>
+        <w:rPr>
+          <w:b/>
+        </w:rPr>
+        <w:t>update</w:t>
+      </w:r>
+      <w:r>
+        <w:rPr>
+          <w:b w:val="0"/>
+        </w:rPr>
+        <w:t>s with changed v are a different procedure.</w:t>
+      </w:r>
+    </w:p>
+    <w:p>
+      <w:pPr>
+        <w:spacing w:line="336" w:lineRule="auto" w:after="180"/>
+      </w:pPr>
+      <w:r>
+        <w:rPr>
+          <w:b w:val="0"/>
+        </w:rPr>
+        <w:t xml:space="preserve">Week 14 compares learning rates under one fixed </w:t>
+      </w:r>
+      <w:r>
+        <w:rPr>
+          <w:b/>
+        </w:rPr>
+        <w:t>batch</w:t>
+      </w:r>
+      <w:r>
+        <w:rPr>
+          <w:b w:val="0"/>
+        </w:rPr>
+        <w:t xml:space="preserve"> rule.</w:t>
+      </w:r>
+    </w:p>
+    <w:p>
+      <w:pPr>
+        <w:spacing w:line="336" w:lineRule="auto" w:after="180"/>
+      </w:pPr>
+      <w:r>
+        <w:rPr>
+          <w:b w:val="0"/>
+        </w:rPr>
+        <w:t>Retain the project ledger and assess a changed case after support. Check the relevant prerequisite before carrying this component forward.</w:t>
+      </w:r>
+    </w:p>
+    <w:p>
+      <w:pPr>
+        <w:pStyle w:val="Heading3"/>
+      </w:pPr>
+      <w:r>
+        <w:t>Plan the delayed return</w:t>
+      </w:r>
+    </w:p>
+    <w:p>
+      <w:pPr>
+        <w:spacing w:line="336" w:lineRule="auto" w:after="180"/>
+      </w:pPr>
+      <w:r>
+        <w:rPr>
+          <w:b w:val="0"/>
+        </w:rPr>
+        <w:t>Suggested return points in this level: ai-5/14, ai-5/16, ai-5/19. Use actual classroom dates, adjusting for holidays and gaps. One, three and six teaching weeks are scheduling choices, not a claimed optimal spacing.</w:t>
+      </w:r>
+    </w:p>
+    <w:p>
+      <w:pPr>
+        <w:spacing w:line="336" w:lineRule="auto" w:after="180"/>
+      </w:pPr>
+      <w:r>
+        <w:rPr>
+          <w:b w:val="0"/>
+        </w:rPr>
+        <w:t>At a delayed check, ask for the idea from memory and a changed application. Compare with the earlier independent response and record support used.</w:t>
+      </w:r>
+    </w:p>
+    <w:p>
+      <w:pPr>
+        <w:spacing w:line="336" w:lineRule="auto" w:after="180"/>
+      </w:pPr>
+      <w:r>
+        <w:rPr>
+          <w:b w:val="0"/>
+        </w:rPr>
+        <w:t>For a new level, revisit the previous capstone before checking the new prerequisites.</w:t>
       </w:r>
     </w:p>
     <w:tbl>
@@ -2186,8 +4759,26 @@
       </w:tr>
     </w:tbl>
     <w:p>
-      <w:r>
-        <w:t>Use the evidence to choose reteaching or the next step. A completed page, confidence rating or attractive project does not by itself demonstrate understanding.</w:t>
+      <w:pPr>
+        <w:spacing w:line="336" w:lineRule="auto" w:after="180"/>
+      </w:pPr>
+      <w:r>
+        <w:rPr>
+          <w:b w:val="0"/>
+        </w:rPr>
+        <w:t xml:space="preserve">Use the </w:t>
+      </w:r>
+      <w:r>
+        <w:rPr>
+          <w:b/>
+        </w:rPr>
+        <w:t>evidence</w:t>
+      </w:r>
+      <w:r>
+        <w:rPr>
+          <w:b w:val="0"/>
+        </w:rPr>
+        <w:t xml:space="preserve"> to choose reteaching or the next step. A completed page, confidence rating or attractive project does not by itself demonstrate understanding.</w:t>
       </w:r>
     </w:p>
     <w:p>
@@ -2199,26 +4790,123 @@
       </w:r>
     </w:p>
     <w:p>
-      <w:r>
-        <w:t>For your Image-pattern Network Investigation, save the input, procedure, observed result and limitation of this check. Label this worked example as practice; use a different, previously unreviewed case when checking independent understanding.</w:t>
+      <w:pPr>
+        <w:spacing w:line="336" w:lineRule="auto" w:after="180"/>
+      </w:pPr>
+      <w:r>
+        <w:rPr>
+          <w:b w:val="0"/>
+        </w:rPr>
+        <w:t xml:space="preserve">For your Image-pattern Network Investigation, save the </w:t>
+      </w:r>
+      <w:r>
+        <w:rPr>
+          <w:b/>
+        </w:rPr>
+        <w:t>input</w:t>
+      </w:r>
+      <w:r>
+        <w:rPr>
+          <w:b w:val="0"/>
+        </w:rPr>
+        <w:t>, procedure, observed result and limitation of this check.</w:t>
       </w:r>
     </w:p>
     <w:p>
       <w:pPr>
-        <w:pStyle w:val="Heading1"/>
-      </w:pPr>
-      <w:r>
-        <w:t>07. Prepare, teach and assess</w:t>
+        <w:spacing w:line="336" w:lineRule="auto" w:after="180"/>
+      </w:pPr>
+      <w:r>
+        <w:rPr>
+          <w:b w:val="0"/>
+        </w:rPr>
+        <w:t>Label this worked example as practice; use a different, previously unreviewed case when checking independent understanding.</w:t>
       </w:r>
     </w:p>
     <w:p>
-      <w:r>
-        <w:t>Teaching target: Distinguish an example a batch an update and an epoch</w:t>
+      <w:pPr>
+        <w:pStyle w:val="Heading1"/>
+      </w:pPr>
+      <w:r>
+        <w:t>07. Prepare, teach and assess</w:t>
       </w:r>
     </w:p>
     <w:p>
       <w:r>
-        <w:t>Prepare the labelled worked-case picture, the matching workbook, fictional input cards and a place for individual responses. Check a local Python 3 environment before class; have a paper-trace version ready.</w:t>
+        <w:t>Use this preparation summary alongside the detailed Batching and epochs lesson; it is a checklist rather than a replacement for the full sequence.</w:t>
+      </w:r>
+    </w:p>
+    <w:p>
+      <w:pPr>
+        <w:pStyle w:val="Heading3"/>
+      </w:pPr>
+      <w:r>
+        <w:t>Teaching target</w:t>
+      </w:r>
+    </w:p>
+    <w:p>
+      <w:pPr>
+        <w:spacing w:line="336" w:lineRule="auto" w:after="180"/>
+        <w:shd w:fill="EDF7F3"/>
+      </w:pPr>
+      <w:r>
+        <w:rPr>
+          <w:b w:val="0"/>
+        </w:rPr>
+        <w:t xml:space="preserve">Teaching target: Distinguish an example a </w:t>
+      </w:r>
+      <w:r>
+        <w:rPr>
+          <w:b/>
+        </w:rPr>
+        <w:t>batch</w:t>
+      </w:r>
+      <w:r>
+        <w:rPr>
+          <w:b w:val="0"/>
+        </w:rPr>
+        <w:t xml:space="preserve"> an </w:t>
+      </w:r>
+      <w:r>
+        <w:rPr>
+          <w:b/>
+        </w:rPr>
+        <w:t>update</w:t>
+      </w:r>
+      <w:r>
+        <w:rPr>
+          <w:b w:val="0"/>
+        </w:rPr>
+        <w:t xml:space="preserve"> and an </w:t>
+      </w:r>
+      <w:r>
+        <w:rPr>
+          <w:b/>
+        </w:rPr>
+        <w:t>epoch</w:t>
+      </w:r>
+    </w:p>
+    <w:p>
+      <w:pPr>
+        <w:spacing w:line="336" w:lineRule="auto" w:after="180"/>
+      </w:pPr>
+      <w:r>
+        <w:rPr>
+          <w:b w:val="0"/>
+        </w:rPr>
+        <w:t xml:space="preserve">Prepare the labelled worked-case picture, the matching workbook, fictional </w:t>
+      </w:r>
+      <w:r>
+        <w:rPr>
+          <w:b/>
+        </w:rPr>
+        <w:t>input</w:t>
+      </w:r>
+      <w:r>
+        <w:rPr>
+          <w:b w:val="0"/>
+        </w:rPr>
+        <w:t xml:space="preserve"> cards and a place for individual responses. Check a local Python 3 environment before class; have a paper-trace version ready.</w:t>
       </w:r>
     </w:p>
     <w:tbl>
@@ -2365,37 +5053,291 @@
       </w:tr>
     </w:tbl>
     <w:p>
-      <w:r>
+      <w:pPr>
+        <w:spacing w:line="336" w:lineRule="auto" w:after="180"/>
+      </w:pPr>
+      <w:r>
+        <w:rPr>
+          <w:b w:val="0"/>
+        </w:rPr>
         <w:t>Before class, solve the supported practice: For A then B separately in the lesson, a learner computes both gradients at v = 0, then applies them to get v = 2. Explain the error and give the correct final value.</w:t>
       </w:r>
     </w:p>
     <w:p>
-      <w:r>
-        <w:t>Reasoned practice answer: Teacher explanation: The second gradient must use v = 0.4. Using -16 from the old state is stale; the current B gradient is -12.8 and the final v is 1.68.</w:t>
+      <w:pPr>
+        <w:pStyle w:val="Heading3"/>
+      </w:pPr>
+      <w:r>
+        <w:t>Supported practice answer</w:t>
       </w:r>
     </w:p>
     <w:p>
-      <w:r>
-        <w:t>Check every learner before discussion: Use the worked case for Batching and epochs. Proposed explanation: “One epoch always means one update”. Decide whether this explanation is supported. Point to the step or supplied fact that decides; explain your repair if needed.</w:t>
+      <w:pPr>
+        <w:spacing w:line="336" w:lineRule="auto" w:after="180"/>
+        <w:shd w:fill="F1F6FC"/>
+      </w:pPr>
+      <w:r>
+        <w:rPr>
+          <w:b w:val="0"/>
+        </w:rPr>
+        <w:t>Reasoned practice answer: Teacher explanation: The second gradient must use v = 0.4. Using -16 from the old state is stale; the current B gradient is -12.8 and the final v is 1.68.</w:t>
       </w:r>
     </w:p>
     <w:p>
-      <w:r>
-        <w:t>Misconception repair: Only a full-data batch gives one update per epoch in this procedure.</w:t>
+      <w:pPr>
+        <w:spacing w:line="336" w:lineRule="auto" w:after="180"/>
+      </w:pPr>
+      <w:r>
+        <w:rPr>
+          <w:b w:val="0"/>
+        </w:rPr>
+        <w:t xml:space="preserve">Check every learner before discussion: Use the worked case for </w:t>
+      </w:r>
+      <w:r>
+        <w:rPr>
+          <w:b/>
+        </w:rPr>
+        <w:t>Batch</w:t>
+      </w:r>
+      <w:r>
+        <w:rPr>
+          <w:b w:val="0"/>
+        </w:rPr>
+        <w:t xml:space="preserve">ing and </w:t>
+      </w:r>
+      <w:r>
+        <w:rPr>
+          <w:b/>
+        </w:rPr>
+        <w:t>epoch</w:t>
+      </w:r>
+      <w:r>
+        <w:rPr>
+          <w:b w:val="0"/>
+        </w:rPr>
+        <w:t xml:space="preserve">s. Proposed explanation: “One </w:t>
+      </w:r>
+      <w:r>
+        <w:rPr>
+          <w:b/>
+        </w:rPr>
+        <w:t>epoch</w:t>
+      </w:r>
+      <w:r>
+        <w:rPr>
+          <w:b w:val="0"/>
+        </w:rPr>
+        <w:t xml:space="preserve"> always means one </w:t>
+      </w:r>
+      <w:r>
+        <w:rPr>
+          <w:b/>
+        </w:rPr>
+        <w:t>update</w:t>
+      </w:r>
+      <w:r>
+        <w:rPr>
+          <w:b w:val="0"/>
+        </w:rPr>
+        <w:t>”. Decide whether this explanation is supported.</w:t>
       </w:r>
     </w:p>
     <w:p>
-      <w:r>
-        <w:t>Support: read the exact case aloud, enlarge the labelled picture, supply input cards and model only the first deciding step. Accept a spoken explanation or drawing; retain the reasoning goal.</w:t>
+      <w:pPr>
+        <w:spacing w:line="336" w:lineRule="auto" w:after="180"/>
+      </w:pPr>
+      <w:r>
+        <w:rPr>
+          <w:b w:val="0"/>
+        </w:rPr>
+        <w:t>Point to the step or supplied fact that decides; explain your repair if needed.</w:t>
       </w:r>
     </w:p>
     <w:p>
-      <w:r>
-        <w:t>Extension: Use only one full-batch update after reversing record order. Require a prediction and a reason before comparing. Expected result: The updated weight remains 0.2. Reason: The same mean of the two starting gradients is unchanged by their order.</w:t>
+      <w:pPr>
+        <w:pStyle w:val="Heading3"/>
+      </w:pPr>
+      <w:r>
+        <w:t>Repair the misconception</w:t>
       </w:r>
     </w:p>
     <w:p>
-      <w:r>
+      <w:pPr>
+        <w:spacing w:line="336" w:lineRule="auto" w:after="180"/>
+        <w:shd w:fill="FFF5E6"/>
+      </w:pPr>
+      <w:r>
+        <w:rPr>
+          <w:b w:val="0"/>
+        </w:rPr>
+        <w:t xml:space="preserve">Misconception repair: Only a full-data </w:t>
+      </w:r>
+      <w:r>
+        <w:rPr>
+          <w:b/>
+        </w:rPr>
+        <w:t>batch</w:t>
+      </w:r>
+      <w:r>
+        <w:rPr>
+          <w:b w:val="0"/>
+        </w:rPr>
+        <w:t xml:space="preserve"> gives one </w:t>
+      </w:r>
+      <w:r>
+        <w:rPr>
+          <w:b/>
+        </w:rPr>
+        <w:t>update</w:t>
+      </w:r>
+      <w:r>
+        <w:rPr>
+          <w:b w:val="0"/>
+        </w:rPr>
+        <w:t xml:space="preserve"> per </w:t>
+      </w:r>
+      <w:r>
+        <w:rPr>
+          <w:b/>
+        </w:rPr>
+        <w:t>epoch</w:t>
+      </w:r>
+      <w:r>
+        <w:rPr>
+          <w:b w:val="0"/>
+        </w:rPr>
+        <w:t xml:space="preserve"> in this procedure.</w:t>
+      </w:r>
+    </w:p>
+    <w:p>
+      <w:pPr>
+        <w:pStyle w:val="Heading3"/>
+      </w:pPr>
+      <w:r>
+        <w:t>Support without giving away the answer</w:t>
+      </w:r>
+    </w:p>
+    <w:p>
+      <w:pPr>
+        <w:spacing w:line="336" w:lineRule="auto" w:after="180"/>
+        <w:shd w:fill="F1F6F8"/>
+      </w:pPr>
+      <w:r>
+        <w:rPr>
+          <w:b w:val="0"/>
+        </w:rPr>
+        <w:t xml:space="preserve">Support: read the exact case aloud, enlarge the labelled picture, supply </w:t>
+      </w:r>
+      <w:r>
+        <w:rPr>
+          <w:b/>
+        </w:rPr>
+        <w:t>input</w:t>
+      </w:r>
+      <w:r>
+        <w:rPr>
+          <w:b w:val="0"/>
+        </w:rPr>
+        <w:t xml:space="preserve"> cards and model only the first deciding step. Accept a spoken explanation or drawing; retain the reasoning goal.</w:t>
+      </w:r>
+    </w:p>
+    <w:p>
+      <w:pPr>
+        <w:pStyle w:val="Heading3"/>
+      </w:pPr>
+      <w:r>
+        <w:t>Extend the reasoning</w:t>
+      </w:r>
+    </w:p>
+    <w:p>
+      <w:pPr>
+        <w:spacing w:line="336" w:lineRule="auto" w:after="180"/>
+        <w:shd w:fill="F5F1FB"/>
+      </w:pPr>
+      <w:r>
+        <w:rPr>
+          <w:b w:val="0"/>
+        </w:rPr>
+        <w:t>Extension: Use only one full-</w:t>
+      </w:r>
+      <w:r>
+        <w:rPr>
+          <w:b/>
+        </w:rPr>
+        <w:t>batch</w:t>
+      </w:r>
+      <w:r>
+        <w:rPr>
+          <w:b w:val="0"/>
+        </w:rPr>
+        <w:t xml:space="preserve"> </w:t>
+      </w:r>
+      <w:r>
+        <w:rPr>
+          <w:b/>
+        </w:rPr>
+        <w:t>update</w:t>
+      </w:r>
+      <w:r>
+        <w:rPr>
+          <w:b w:val="0"/>
+        </w:rPr>
+        <w:t xml:space="preserve"> after reversing record order. Require a </w:t>
+      </w:r>
+      <w:r>
+        <w:rPr>
+          <w:b/>
+        </w:rPr>
+        <w:t>prediction</w:t>
+      </w:r>
+      <w:r>
+        <w:rPr>
+          <w:b w:val="0"/>
+        </w:rPr>
+        <w:t xml:space="preserve"> and a reason before comparing. Expected result: The </w:t>
+      </w:r>
+      <w:r>
+        <w:rPr>
+          <w:b/>
+        </w:rPr>
+        <w:t>update</w:t>
+      </w:r>
+      <w:r>
+        <w:rPr>
+          <w:b w:val="0"/>
+        </w:rPr>
+        <w:t>d weight remains 0.2.</w:t>
+      </w:r>
+    </w:p>
+    <w:p>
+      <w:pPr>
+        <w:spacing w:line="336" w:lineRule="auto" w:after="180"/>
+        <w:shd w:fill="F5F1FB"/>
+      </w:pPr>
+      <w:r>
+        <w:rPr>
+          <w:b w:val="0"/>
+        </w:rPr>
+        <w:t>Reason: The same mean of the two starting gradients is unchanged by their order.</w:t>
+      </w:r>
+    </w:p>
+    <w:p>
+      <w:pPr>
+        <w:pStyle w:val="Heading3"/>
+      </w:pPr>
+      <w:r>
+        <w:t>Protect the independent attempt</w:t>
+      </w:r>
+    </w:p>
+    <w:p>
+      <w:pPr>
+        <w:spacing w:line="336" w:lineRule="auto" w:after="180"/>
+        <w:shd w:fill="FFF5E6"/>
+      </w:pPr>
+      <w:r>
+        <w:rPr>
+          <w:b w:val="0"/>
+        </w:rPr>
         <w:t>Independent assessment: withhold the reserved answer until the learner has attempted the new case. Record support separately from correctness.</w:t>
       </w:r>
     </w:p>
@@ -2584,46 +5526,1170 @@
       </w:tr>
     </w:tbl>
     <w:p>
-      <w:r>
-        <w:t>Project checkpoint: Test changed cases. Keep normal, boundary and failure cases; compare expected and observed results.</w:t>
+      <w:pPr>
+        <w:pStyle w:val="Heading3"/>
+      </w:pPr>
+      <w:r>
+        <w:t>Project checkpoint</w:t>
       </w:r>
     </w:p>
     <w:p>
-      <w:r>
-        <w:t>Use the weekly teacher answer for topic-specific reasoning. A saved progress tick is an activity record; judge mastery from the learner’s explanation and evidence.</w:t>
+      <w:pPr>
+        <w:spacing w:line="336" w:lineRule="auto" w:after="180"/>
+        <w:shd w:fill="EDF7F3"/>
+      </w:pPr>
+      <w:r>
+        <w:rPr>
+          <w:b w:val="0"/>
+        </w:rPr>
+        <w:t>Project checkpoint: Test changed cases. Keep normal, boundary and failure cases; compare expected and observed results.</w:t>
       </w:r>
     </w:p>
     <w:p>
       <w:pPr>
-        <w:pStyle w:val="Heading1"/>
-      </w:pPr>
-      <w:r>
-        <w:t>08. Use feedback, labs and repair paths</w:t>
+        <w:spacing w:line="336" w:lineRule="auto" w:after="180"/>
+      </w:pPr>
+      <w:r>
+        <w:rPr>
+          <w:b w:val="0"/>
+        </w:rPr>
+        <w:t xml:space="preserve">Use the weekly teacher answer for topic-specific reasoning. A saved progress tick is an activity record; judge mastery from the learner’s explanation and </w:t>
+      </w:r>
+      <w:r>
+        <w:rPr>
+          <w:b/>
+        </w:rPr>
+        <w:t>evidence</w:t>
+      </w:r>
+      <w:r>
+        <w:rPr>
+          <w:b w:val="0"/>
+        </w:rPr>
+        <w:t>.</w:t>
       </w:r>
     </w:p>
     <w:p>
-      <w:r>
-        <w:t>Use the two formative questions as supported practice, not as independent mastery scores. Discuss the deciding evidence rather than accepting a guessed selection.</w:t>
+      <w:pPr>
+        <w:pStyle w:val="Heading1"/>
+      </w:pPr>
+      <w:r>
+        <w:t>08. Use feedback, labs and repair paths</w:t>
       </w:r>
     </w:p>
     <w:p>
       <w:r>
-        <w:t>The feedback comes from the reviewed public worked case. Do not reveal the separately reserved independent teacher answer until the learner has attempted that case.</w:t>
+        <w:t>Use feedback, earlier review and portfolios purposefully. Apply the coding routine only when this lesson has an executable lab.</w:t>
       </w:r>
     </w:p>
     <w:p>
-      <w:r>
-        <w:t>Ask students to predict before running code. Preserve errors and actual outputs; collect a changed test and an explanation. The branch-boundary and indexing lessons deliberately include failure cases.</w:t>
+      <w:pPr>
+        <w:spacing w:line="336" w:lineRule="auto" w:after="180"/>
+      </w:pPr>
+      <w:r>
+        <w:rPr>
+          <w:b w:val="0"/>
+        </w:rPr>
+        <w:t xml:space="preserve">Use the two formative questions as supported practice, not as independent mastery scores. Discuss the deciding </w:t>
+      </w:r>
+      <w:r>
+        <w:rPr>
+          <w:b/>
+        </w:rPr>
+        <w:t>evidence</w:t>
+      </w:r>
+      <w:r>
+        <w:rPr>
+          <w:b w:val="0"/>
+        </w:rPr>
+        <w:t xml:space="preserve"> rather than accepting a guessed selection.</w:t>
       </w:r>
     </w:p>
     <w:p>
-      <w:r>
-        <w:t>Use the earlier worked-explanation links to address a specific missing building block, then return to the current question. Adapt this suggestion after observing the learner; it is not an automatic diagnosis.</w:t>
+      <w:pPr>
+        <w:spacing w:line="336" w:lineRule="auto" w:after="180"/>
+      </w:pPr>
+      <w:r>
+        <w:rPr>
+          <w:b w:val="0"/>
+        </w:rPr>
+        <w:t>The feedback comes from the reviewed public worked case. Do not reveal the separately reserved independent teacher answer until the learner has attempted that case.</w:t>
       </w:r>
     </w:p>
     <w:p>
-      <w:r>
-        <w:t>Collect the completed-work portfolio as evidence. Record support separately from correctness, and assess explanation, trace/test and limitations. Progress ticks and quiz selections alone do not establish mastery.</w:t>
+      <w:pPr>
+        <w:spacing w:line="336" w:lineRule="auto" w:after="180"/>
+      </w:pPr>
+      <w:r>
+        <w:rPr>
+          <w:b w:val="0"/>
+        </w:rPr>
+        <w:t xml:space="preserve">Ask students to predict before running code. Preserve errors and actual </w:t>
+      </w:r>
+      <w:r>
+        <w:rPr>
+          <w:b/>
+        </w:rPr>
+        <w:t>output</w:t>
+      </w:r>
+      <w:r>
+        <w:rPr>
+          <w:b w:val="0"/>
+        </w:rPr>
+        <w:t>s; collect a changed test and an explanation. The branch-boundary and indexing lessons deliberately include failure cases.</w:t>
+      </w:r>
+    </w:p>
+    <w:p>
+      <w:pPr>
+        <w:spacing w:line="336" w:lineRule="auto" w:after="180"/>
+      </w:pPr>
+      <w:r>
+        <w:rPr>
+          <w:b w:val="0"/>
+        </w:rPr>
+        <w:t>Use the earlier worked-explanation links to address a specific missing building block, then return to the current question. Adapt this suggestion after observing the learner; it is not an automatic diagnosis.</w:t>
+      </w:r>
+    </w:p>
+    <w:p>
+      <w:pPr>
+        <w:spacing w:line="336" w:lineRule="auto" w:after="180"/>
+      </w:pPr>
+      <w:r>
+        <w:rPr>
+          <w:b w:val="0"/>
+        </w:rPr>
+        <w:t xml:space="preserve">Collect the completed-work portfolio as </w:t>
+      </w:r>
+      <w:r>
+        <w:rPr>
+          <w:b/>
+        </w:rPr>
+        <w:t>evidence</w:t>
+      </w:r>
+      <w:r>
+        <w:rPr>
+          <w:b w:val="0"/>
+        </w:rPr>
+        <w:t>. Record support separately from correctness, and assess explanation, trace/test and limitations. Progress ticks and quiz selections alone do not establish mastery.</w:t>
+      </w:r>
+    </w:p>
+    <w:p>
+      <w:pPr>
+        <w:pStyle w:val="Heading1"/>
+      </w:pPr>
+      <w:r>
+        <w:t>09. Visual concept journey</w:t>
+      </w:r>
+    </w:p>
+    <w:p>
+      <w:r>
+        <w:t>Show one Batching and epochs graphic at a time, request a prediction and discuss its trace before the independent assessment.</w:t>
+      </w:r>
+    </w:p>
+    <w:p>
+      <w:pPr>
+        <w:spacing w:line="336" w:lineRule="auto" w:after="180"/>
+      </w:pPr>
+      <w:r>
+        <w:rPr>
+          <w:b w:val="0"/>
+        </w:rPr>
+        <w:t xml:space="preserve">Use one picture at a time. Hide a worked result before asking for a </w:t>
+      </w:r>
+      <w:r>
+        <w:rPr>
+          <w:b/>
+        </w:rPr>
+        <w:t>prediction</w:t>
+      </w:r>
+      <w:r>
+        <w:rPr>
+          <w:b w:val="0"/>
+        </w:rPr>
+        <w:t>, then reveal it for feedback. These are supported teaching cases; retain the separate independent assessment for a fresh first attempt.</w:t>
+      </w:r>
+    </w:p>
+    <w:p>
+      <w:pPr>
+        <w:pStyle w:val="Heading3"/>
+      </w:pPr>
+      <w:r>
+        <w:t>01. Batching and epochs: the case</w:t>
+      </w:r>
+    </w:p>
+    <w:p>
+      <w:r>
+        <w:drawing>
+          <wp:inline xmlns:a="http://schemas.openxmlformats.org/drawingml/2006/main" xmlns:pic="http://schemas.openxmlformats.org/drawingml/2006/picture">
+            <wp:extent cx="5486400" cy="2990088"/>
+            <wp:docPr id="2" name="Picture 2" descr="Show why an epoch’s example order can matter for single-example updates. Supplied facts: Toy y=wx, rate 0.1, squared loss, start w = 0. Training A=(x = 1, target 2), B=(x = 2, target 0). All inputs and outcomes in this worked example are invented classroom data; no real model run is claimed."/>
+            <wp:cNvGraphicFramePr>
+              <a:graphicFrameLocks noChangeAspect="1"/>
+            </wp:cNvGraphicFramePr>
+            <a:graphic>
+              <a:graphicData uri="http://schemas.openxmlformats.org/drawingml/2006/picture">
+                <pic:pic>
+                  <pic:nvPicPr>
+                    <pic:cNvPr id="0" name="academy-story-ai-5-13-01.png"/>
+                    <pic:cNvPicPr/>
+                  </pic:nvPicPr>
+                  <pic:blipFill>
+                    <a:blip r:embed="rId10"/>
+                    <a:stretch>
+                      <a:fillRect/>
+                    </a:stretch>
+                  </pic:blipFill>
+                  <pic:spPr>
+                    <a:xfrm>
+                      <a:off x="0" y="0"/>
+                      <a:ext cx="5486400" cy="2990088"/>
+                    </a:xfrm>
+                    <a:prstGeom prst="rect"/>
+                  </pic:spPr>
+                </pic:pic>
+              </a:graphicData>
+            </a:graphic>
+          </wp:inline>
+        </w:drawing>
+      </w:r>
+    </w:p>
+    <w:p>
+      <w:pPr>
+        <w:spacing w:line="336" w:lineRule="auto" w:after="180"/>
+      </w:pPr>
+      <w:r>
+        <w:rPr>
+          <w:b w:val="0"/>
+        </w:rPr>
+        <w:t xml:space="preserve">Show why an </w:t>
+      </w:r>
+      <w:r>
+        <w:rPr>
+          <w:b/>
+        </w:rPr>
+        <w:t>epoch</w:t>
+      </w:r>
+      <w:r>
+        <w:rPr>
+          <w:b w:val="0"/>
+        </w:rPr>
+        <w:t xml:space="preserve">’s example order can matter for single-example </w:t>
+      </w:r>
+      <w:r>
+        <w:rPr>
+          <w:b/>
+        </w:rPr>
+        <w:t>update</w:t>
+      </w:r>
+      <w:r>
+        <w:rPr>
+          <w:b w:val="0"/>
+        </w:rPr>
+        <w:t xml:space="preserve">s. Supplied facts: Toy y=wx, rate 0.1, squared loss, start w = 0. </w:t>
+      </w:r>
+      <w:r>
+        <w:rPr>
+          <w:b/>
+        </w:rPr>
+        <w:t>Training</w:t>
+      </w:r>
+      <w:r>
+        <w:rPr>
+          <w:b w:val="0"/>
+        </w:rPr>
+        <w:t xml:space="preserve"> A=(x = 1, target 2), B=(x = 2, target 0).</w:t>
+      </w:r>
+    </w:p>
+    <w:p>
+      <w:pPr>
+        <w:spacing w:line="336" w:lineRule="auto" w:after="180"/>
+      </w:pPr>
+      <w:r>
+        <w:rPr>
+          <w:b w:val="0"/>
+        </w:rPr>
+        <w:t xml:space="preserve">All </w:t>
+      </w:r>
+      <w:r>
+        <w:rPr>
+          <w:b/>
+        </w:rPr>
+        <w:t>input</w:t>
+      </w:r>
+      <w:r>
+        <w:rPr>
+          <w:b w:val="0"/>
+        </w:rPr>
+        <w:t>s and outcomes in this worked example are invented classroom data; no real model run is claimed.</w:t>
+      </w:r>
+    </w:p>
+    <w:p>
+      <w:pPr>
+        <w:spacing w:line="336" w:lineRule="auto" w:after="180"/>
+        <w:shd w:fill="F5F1FB"/>
+      </w:pPr>
+      <w:r>
+        <w:rPr>
+          <w:b w:val="0"/>
+        </w:rPr>
+        <w:t>Point to the given fact that matters most. Explain why it matters.</w:t>
+      </w:r>
+    </w:p>
+    <w:p>
+      <w:pPr>
+        <w:pStyle w:val="Heading3"/>
+      </w:pPr>
+      <w:r>
+        <w:t>Discuss while showing the picture</w:t>
+      </w:r>
+    </w:p>
+    <w:p>
+      <w:pPr>
+        <w:spacing w:line="336" w:lineRule="auto" w:after="180"/>
+        <w:shd w:fill="F1F6F8"/>
+      </w:pPr>
+      <w:r>
+        <w:rPr>
+          <w:b w:val="0"/>
+        </w:rPr>
+        <w:t>Teacher prompt: Point to the given fact that matters most. Explain why it matters. Ask learners to describe one label or arrow in ordinary words. Use the adjacent transcript if the image is difficult to see.</w:t>
+      </w:r>
+    </w:p>
+    <w:p>
+      <w:pPr>
+        <w:pStyle w:val="Heading3"/>
+      </w:pPr>
+      <w:r>
+        <w:t>02. Follow the deciding steps</w:t>
+      </w:r>
+    </w:p>
+    <w:p>
+      <w:r>
+        <w:drawing>
+          <wp:inline xmlns:a="http://schemas.openxmlformats.org/drawingml/2006/main" xmlns:pic="http://schemas.openxmlformats.org/drawingml/2006/picture">
+            <wp:extent cx="5486400" cy="3182112"/>
+            <wp:docPr id="3" name="Picture 3" descr="A then B: A gradient -4 gives w = 0.4; B gradient 3.2 then gives w = 0.08. → Restart and reverse: B at w=0 has gradient 0; A then gives w = 0.4. → Compare full batch: At w = 0 mean gradient=(-4+0)/2=-2; one full-batch update gives w = 0.2."/>
+            <wp:cNvGraphicFramePr>
+              <a:graphicFrameLocks noChangeAspect="1"/>
+            </wp:cNvGraphicFramePr>
+            <a:graphic>
+              <a:graphicData uri="http://schemas.openxmlformats.org/drawingml/2006/picture">
+                <pic:pic>
+                  <pic:nvPicPr>
+                    <pic:cNvPr id="0" name="academy-story-ai-5-13-02.png"/>
+                    <pic:cNvPicPr/>
+                  </pic:nvPicPr>
+                  <pic:blipFill>
+                    <a:blip r:embed="rId11"/>
+                    <a:stretch>
+                      <a:fillRect/>
+                    </a:stretch>
+                  </pic:blipFill>
+                  <pic:spPr>
+                    <a:xfrm>
+                      <a:off x="0" y="0"/>
+                      <a:ext cx="5486400" cy="3182112"/>
+                    </a:xfrm>
+                    <a:prstGeom prst="rect"/>
+                  </pic:spPr>
+                </pic:pic>
+              </a:graphicData>
+            </a:graphic>
+          </wp:inline>
+        </w:drawing>
+      </w:r>
+    </w:p>
+    <w:p>
+      <w:pPr>
+        <w:spacing w:line="336" w:lineRule="auto" w:after="180"/>
+      </w:pPr>
+      <w:r>
+        <w:rPr>
+          <w:b w:val="0"/>
+        </w:rPr>
+        <w:t xml:space="preserve">A then B: A gradient -4 gives w = 0.4; B gradient 3.2 then gives w = 0.08. → Restart and reverse: B at w=0 has gradient 0; A then gives w = 0.4. → Compare full </w:t>
+      </w:r>
+      <w:r>
+        <w:rPr>
+          <w:b/>
+        </w:rPr>
+        <w:t>batch</w:t>
+      </w:r>
+      <w:r>
+        <w:rPr>
+          <w:b w:val="0"/>
+        </w:rPr>
+        <w:t>: At w = 0 mean gradient=(-4+0)/2=-2; one full-</w:t>
+      </w:r>
+      <w:r>
+        <w:rPr>
+          <w:b/>
+        </w:rPr>
+        <w:t>batch</w:t>
+      </w:r>
+      <w:r>
+        <w:rPr>
+          <w:b w:val="0"/>
+        </w:rPr>
+        <w:t xml:space="preserve"> </w:t>
+      </w:r>
+      <w:r>
+        <w:rPr>
+          <w:b/>
+        </w:rPr>
+        <w:t>update</w:t>
+      </w:r>
+      <w:r>
+        <w:rPr>
+          <w:b w:val="0"/>
+        </w:rPr>
+        <w:t xml:space="preserve"> gives w = 0.2.</w:t>
+      </w:r>
+    </w:p>
+    <w:p>
+      <w:pPr>
+        <w:spacing w:line="336" w:lineRule="auto" w:after="180"/>
+        <w:shd w:fill="F5F1FB"/>
+      </w:pPr>
+      <w:r>
+        <w:rPr>
+          <w:b w:val="0"/>
+        </w:rPr>
+        <w:t xml:space="preserve">Point to each numbered stage and explain which recorded </w:t>
+      </w:r>
+      <w:r>
+        <w:rPr>
+          <w:b/>
+        </w:rPr>
+        <w:t>input</w:t>
+      </w:r>
+      <w:r>
+        <w:rPr>
+          <w:b w:val="0"/>
+        </w:rPr>
+        <w:t xml:space="preserve"> it uses.</w:t>
+      </w:r>
+    </w:p>
+    <w:p>
+      <w:pPr>
+        <w:pStyle w:val="Heading3"/>
+      </w:pPr>
+      <w:r>
+        <w:t>Discuss while showing the picture</w:t>
+      </w:r>
+    </w:p>
+    <w:p>
+      <w:pPr>
+        <w:spacing w:line="336" w:lineRule="auto" w:after="180"/>
+        <w:shd w:fill="F1F6F8"/>
+      </w:pPr>
+      <w:r>
+        <w:rPr>
+          <w:b w:val="0"/>
+        </w:rPr>
+        <w:t xml:space="preserve">Teacher prompt: Point to each numbered stage and explain which recorded </w:t>
+      </w:r>
+      <w:r>
+        <w:rPr>
+          <w:b/>
+        </w:rPr>
+        <w:t>input</w:t>
+      </w:r>
+      <w:r>
+        <w:rPr>
+          <w:b w:val="0"/>
+        </w:rPr>
+        <w:t xml:space="preserve"> it uses. Ask learners to describe one label or arrow in ordinary words. Use the adjacent transcript if the image is difficult to see.</w:t>
+      </w:r>
+    </w:p>
+    <w:p>
+      <w:pPr>
+        <w:pStyle w:val="Heading3"/>
+      </w:pPr>
+      <w:r>
+        <w:t>03. One pass can contain different numbers of updates</w:t>
+      </w:r>
+    </w:p>
+    <w:p>
+      <w:r>
+        <w:drawing>
+          <wp:inline xmlns:a="http://schemas.openxmlformats.org/drawingml/2006/main" xmlns:pic="http://schemas.openxmlformats.org/drawingml/2006/picture">
+            <wp:extent cx="5486400" cy="2834640"/>
+            <wp:docPr id="4" name="Picture 4" descr="One pass can contain different numbers of updates. A then B separately | 0 to 0.4 to 1.68 | 2. A and B together | 0 to 1 | 1. B then A separately | 0 to 1.6 to 1.68 | 2"/>
+            <wp:cNvGraphicFramePr>
+              <a:graphicFrameLocks noChangeAspect="1"/>
+            </wp:cNvGraphicFramePr>
+            <a:graphic>
+              <a:graphicData uri="http://schemas.openxmlformats.org/drawingml/2006/picture">
+                <pic:pic>
+                  <pic:nvPicPr>
+                    <pic:cNvPr id="0" name="academy-story-ai-5-13-03.png"/>
+                    <pic:cNvPicPr/>
+                  </pic:nvPicPr>
+                  <pic:blipFill>
+                    <a:blip r:embed="rId12"/>
+                    <a:stretch>
+                      <a:fillRect/>
+                    </a:stretch>
+                  </pic:blipFill>
+                  <pic:spPr>
+                    <a:xfrm>
+                      <a:off x="0" y="0"/>
+                      <a:ext cx="5486400" cy="2834640"/>
+                    </a:xfrm>
+                    <a:prstGeom prst="rect"/>
+                  </pic:spPr>
+                </pic:pic>
+              </a:graphicData>
+            </a:graphic>
+          </wp:inline>
+        </w:drawing>
+      </w:r>
+    </w:p>
+    <w:p>
+      <w:pPr>
+        <w:spacing w:line="336" w:lineRule="auto" w:after="180"/>
+      </w:pPr>
+      <w:r>
+        <w:rPr>
+          <w:b w:val="0"/>
+        </w:rPr>
+        <w:t xml:space="preserve">One pass can contain different numbers of </w:t>
+      </w:r>
+      <w:r>
+        <w:rPr>
+          <w:b/>
+        </w:rPr>
+        <w:t>update</w:t>
+      </w:r>
+      <w:r>
+        <w:rPr>
+          <w:b w:val="0"/>
+        </w:rPr>
+        <w:t>s. A then B separately | 0 to 0.4 to 1.68 | 2. A and B together | 0 to 1 | 1. B then A separately | 0 to 1.6 to 1.68 | 2</w:t>
+      </w:r>
+    </w:p>
+    <w:p>
+      <w:pPr>
+        <w:spacing w:line="336" w:lineRule="auto" w:after="180"/>
+        <w:shd w:fill="F5F1FB"/>
+      </w:pPr>
+      <w:r>
+        <w:rPr>
+          <w:b w:val="0"/>
+        </w:rPr>
+        <w:t>Read the labels and values. Explain the relationship the model shows.</w:t>
+      </w:r>
+    </w:p>
+    <w:p>
+      <w:pPr>
+        <w:pStyle w:val="Heading3"/>
+      </w:pPr>
+      <w:r>
+        <w:t>Discuss while showing the picture</w:t>
+      </w:r>
+    </w:p>
+    <w:p>
+      <w:pPr>
+        <w:spacing w:line="336" w:lineRule="auto" w:after="180"/>
+        <w:shd w:fill="F1F6F8"/>
+      </w:pPr>
+      <w:r>
+        <w:rPr>
+          <w:b w:val="0"/>
+        </w:rPr>
+        <w:t>Teacher prompt: Read the labels and values. Explain the relationship the model shows. Ask learners to describe one label or arrow in ordinary words. Use the adjacent transcript if the image is difficult to see.</w:t>
+      </w:r>
+    </w:p>
+    <w:p>
+      <w:pPr>
+        <w:pStyle w:val="Heading3"/>
+      </w:pPr>
+      <w:r>
+        <w:t>04. Change one thing. Trace what follows.</w:t>
+      </w:r>
+    </w:p>
+    <w:p>
+      <w:r>
+        <w:drawing>
+          <wp:inline xmlns:a="http://schemas.openxmlformats.org/drawingml/2006/main" xmlns:pic="http://schemas.openxmlformats.org/drawingml/2006/picture">
+            <wp:extent cx="5486400" cy="3026664"/>
+            <wp:docPr id="5" name="Picture 5" descr="Original case: At w = 0 mean gradient=(-4+0)/2=-2; one full-batch update gives w = 0.2. Changed condition: Use only one full-batch update after reversing record order. Expected result: The updated weight remains 0.2. Reason: The same mean of the two starting gradients is unchanged by their order."/>
+            <wp:cNvGraphicFramePr>
+              <a:graphicFrameLocks noChangeAspect="1"/>
+            </wp:cNvGraphicFramePr>
+            <a:graphic>
+              <a:graphicData uri="http://schemas.openxmlformats.org/drawingml/2006/picture">
+                <pic:pic>
+                  <pic:nvPicPr>
+                    <pic:cNvPr id="0" name="academy-story-ai-5-13-04.png"/>
+                    <pic:cNvPicPr/>
+                  </pic:nvPicPr>
+                  <pic:blipFill>
+                    <a:blip r:embed="rId13"/>
+                    <a:stretch>
+                      <a:fillRect/>
+                    </a:stretch>
+                  </pic:blipFill>
+                  <pic:spPr>
+                    <a:xfrm>
+                      <a:off x="0" y="0"/>
+                      <a:ext cx="5486400" cy="3026664"/>
+                    </a:xfrm>
+                    <a:prstGeom prst="rect"/>
+                  </pic:spPr>
+                </pic:pic>
+              </a:graphicData>
+            </a:graphic>
+          </wp:inline>
+        </w:drawing>
+      </w:r>
+    </w:p>
+    <w:p>
+      <w:pPr>
+        <w:spacing w:line="336" w:lineRule="auto" w:after="180"/>
+      </w:pPr>
+      <w:r>
+        <w:rPr>
+          <w:b w:val="0"/>
+        </w:rPr>
+        <w:t>Original case: At w = 0 mean gradient=(-4+0)/2=-2; one full-</w:t>
+      </w:r>
+      <w:r>
+        <w:rPr>
+          <w:b/>
+        </w:rPr>
+        <w:t>batch</w:t>
+      </w:r>
+      <w:r>
+        <w:rPr>
+          <w:b w:val="0"/>
+        </w:rPr>
+        <w:t xml:space="preserve"> </w:t>
+      </w:r>
+      <w:r>
+        <w:rPr>
+          <w:b/>
+        </w:rPr>
+        <w:t>update</w:t>
+      </w:r>
+      <w:r>
+        <w:rPr>
+          <w:b w:val="0"/>
+        </w:rPr>
+        <w:t xml:space="preserve"> gives w = 0.2. Changed condition: Use only one full-</w:t>
+      </w:r>
+      <w:r>
+        <w:rPr>
+          <w:b/>
+        </w:rPr>
+        <w:t>batch</w:t>
+      </w:r>
+      <w:r>
+        <w:rPr>
+          <w:b w:val="0"/>
+        </w:rPr>
+        <w:t xml:space="preserve"> </w:t>
+      </w:r>
+      <w:r>
+        <w:rPr>
+          <w:b/>
+        </w:rPr>
+        <w:t>update</w:t>
+      </w:r>
+      <w:r>
+        <w:rPr>
+          <w:b w:val="0"/>
+        </w:rPr>
+        <w:t xml:space="preserve"> after reversing record order. Expected result: The </w:t>
+      </w:r>
+      <w:r>
+        <w:rPr>
+          <w:b/>
+        </w:rPr>
+        <w:t>update</w:t>
+      </w:r>
+      <w:r>
+        <w:rPr>
+          <w:b w:val="0"/>
+        </w:rPr>
+        <w:t>d weight remains 0.2.</w:t>
+      </w:r>
+    </w:p>
+    <w:p>
+      <w:pPr>
+        <w:spacing w:line="336" w:lineRule="auto" w:after="180"/>
+      </w:pPr>
+      <w:r>
+        <w:rPr>
+          <w:b w:val="0"/>
+        </w:rPr>
+        <w:t>Reason: The same mean of the two starting gradients is unchanged by their order.</w:t>
+      </w:r>
+    </w:p>
+    <w:p>
+      <w:pPr>
+        <w:spacing w:line="336" w:lineRule="auto" w:after="180"/>
+        <w:shd w:fill="F5F1FB"/>
+      </w:pPr>
+      <w:r>
+        <w:rPr>
+          <w:b w:val="0"/>
+        </w:rPr>
+        <w:t>Predict before checking the worked changed-case result. Name what changed and what the supplied facts allow you to conclude.</w:t>
+      </w:r>
+    </w:p>
+    <w:p>
+      <w:pPr>
+        <w:pStyle w:val="Heading3"/>
+      </w:pPr>
+      <w:r>
+        <w:t>Discuss while showing the picture</w:t>
+      </w:r>
+    </w:p>
+    <w:p>
+      <w:pPr>
+        <w:spacing w:line="336" w:lineRule="auto" w:after="180"/>
+        <w:shd w:fill="F1F6F8"/>
+      </w:pPr>
+      <w:r>
+        <w:rPr>
+          <w:b w:val="0"/>
+        </w:rPr>
+        <w:t>Teacher prompt: Predict before checking the worked changed-case result. Name what changed and what the supplied facts allow you to conclude. Ask learners to describe one label or arrow in ordinary words.</w:t>
+      </w:r>
+    </w:p>
+    <w:p>
+      <w:pPr>
+        <w:spacing w:line="336" w:lineRule="auto" w:after="180"/>
+        <w:shd w:fill="F1F6F8"/>
+      </w:pPr>
+      <w:r>
+        <w:rPr>
+          <w:b w:val="0"/>
+        </w:rPr>
+        <w:t>Use the adjacent transcript if the image is difficult to see. Changed-case reasoning: The same mean of the two starting gradients is unchanged by their order.</w:t>
+      </w:r>
+    </w:p>
+    <w:p>
+      <w:pPr>
+        <w:pStyle w:val="Heading3"/>
+      </w:pPr>
+      <w:r>
+        <w:t>05. Connect the explanation to its limit</w:t>
+      </w:r>
+    </w:p>
+    <w:p>
+      <w:r>
+        <w:drawing>
+          <wp:inline xmlns:a="http://schemas.openxmlformats.org/drawingml/2006/main" xmlns:pic="http://schemas.openxmlformats.org/drawingml/2006/picture">
+            <wp:extent cx="5486400" cy="2834640"/>
+            <wp:docPr id="6" name="Picture 6" descr="A single-example update changes the weight before the next example’s gradient is calculated. Reversing the example order can therefore change the path. A full-batch update computes both gradients at the same starting weight and averages them before changing that weight. The distinction is when the update occurs, not whether the examples have different labels. Limit: Different order effects do not mean a universally better batching strategy; compare declared schedules and budgets fairly."/>
+            <wp:cNvGraphicFramePr>
+              <a:graphicFrameLocks noChangeAspect="1"/>
+            </wp:cNvGraphicFramePr>
+            <a:graphic>
+              <a:graphicData uri="http://schemas.openxmlformats.org/drawingml/2006/picture">
+                <pic:pic>
+                  <pic:nvPicPr>
+                    <pic:cNvPr id="0" name="academy-story-ai-5-13-05.png"/>
+                    <pic:cNvPicPr/>
+                  </pic:nvPicPr>
+                  <pic:blipFill>
+                    <a:blip r:embed="rId14"/>
+                    <a:stretch>
+                      <a:fillRect/>
+                    </a:stretch>
+                  </pic:blipFill>
+                  <pic:spPr>
+                    <a:xfrm>
+                      <a:off x="0" y="0"/>
+                      <a:ext cx="5486400" cy="2834640"/>
+                    </a:xfrm>
+                    <a:prstGeom prst="rect"/>
+                  </pic:spPr>
+                </pic:pic>
+              </a:graphicData>
+            </a:graphic>
+          </wp:inline>
+        </w:drawing>
+      </w:r>
+    </w:p>
+    <w:p>
+      <w:pPr>
+        <w:spacing w:line="336" w:lineRule="auto" w:after="180"/>
+      </w:pPr>
+      <w:r>
+        <w:rPr>
+          <w:b w:val="0"/>
+        </w:rPr>
+        <w:t xml:space="preserve">A single-example </w:t>
+      </w:r>
+      <w:r>
+        <w:rPr>
+          <w:b/>
+        </w:rPr>
+        <w:t>update</w:t>
+      </w:r>
+      <w:r>
+        <w:rPr>
+          <w:b w:val="0"/>
+        </w:rPr>
+        <w:t xml:space="preserve"> changes the weight before the next example’s gradient is calculated. Reversing the example order can therefore change the path.</w:t>
+      </w:r>
+    </w:p>
+    <w:p>
+      <w:pPr>
+        <w:spacing w:line="336" w:lineRule="auto" w:after="180"/>
+      </w:pPr>
+      <w:r>
+        <w:rPr>
+          <w:b w:val="0"/>
+        </w:rPr>
+        <w:t>A full-</w:t>
+      </w:r>
+      <w:r>
+        <w:rPr>
+          <w:b/>
+        </w:rPr>
+        <w:t>batch</w:t>
+      </w:r>
+      <w:r>
+        <w:rPr>
+          <w:b w:val="0"/>
+        </w:rPr>
+        <w:t xml:space="preserve"> </w:t>
+      </w:r>
+      <w:r>
+        <w:rPr>
+          <w:b/>
+        </w:rPr>
+        <w:t>update</w:t>
+      </w:r>
+      <w:r>
+        <w:rPr>
+          <w:b w:val="0"/>
+        </w:rPr>
+        <w:t xml:space="preserve"> computes both gradients at the same starting weight and averages them before changing that weight. The distinction is when the </w:t>
+      </w:r>
+      <w:r>
+        <w:rPr>
+          <w:b/>
+        </w:rPr>
+        <w:t>update</w:t>
+      </w:r>
+      <w:r>
+        <w:rPr>
+          <w:b w:val="0"/>
+        </w:rPr>
+        <w:t xml:space="preserve"> occurs, not whether the examples have different labels.</w:t>
+      </w:r>
+    </w:p>
+    <w:p>
+      <w:pPr>
+        <w:spacing w:line="336" w:lineRule="auto" w:after="180"/>
+      </w:pPr>
+      <w:r>
+        <w:rPr>
+          <w:b w:val="0"/>
+        </w:rPr>
+        <w:t xml:space="preserve">Limit: Different order effects do not mean a universally better </w:t>
+      </w:r>
+      <w:r>
+        <w:rPr>
+          <w:b/>
+        </w:rPr>
+        <w:t>batch</w:t>
+      </w:r>
+      <w:r>
+        <w:rPr>
+          <w:b w:val="0"/>
+        </w:rPr>
+        <w:t>ing strategy; compare declared schedules and budgets fairly.</w:t>
+      </w:r>
+    </w:p>
+    <w:p>
+      <w:pPr>
+        <w:spacing w:line="336" w:lineRule="auto" w:after="180"/>
+        <w:shd w:fill="F5F1FB"/>
+      </w:pPr>
+      <w:r>
+        <w:rPr>
+          <w:b w:val="0"/>
+        </w:rPr>
+        <w:t>Explain the case, then point to a limit on the claim.</w:t>
+      </w:r>
+    </w:p>
+    <w:p>
+      <w:pPr>
+        <w:pStyle w:val="Heading3"/>
+      </w:pPr>
+      <w:r>
+        <w:t>Discuss while showing the picture</w:t>
+      </w:r>
+    </w:p>
+    <w:p>
+      <w:pPr>
+        <w:spacing w:line="336" w:lineRule="auto" w:after="180"/>
+        <w:shd w:fill="F1F6F8"/>
+      </w:pPr>
+      <w:r>
+        <w:rPr>
+          <w:b w:val="0"/>
+        </w:rPr>
+        <w:t>Teacher prompt: Explain the case, then point to a limit on the claim. Ask learners to describe one label or arrow in ordinary words. Use the adjacent transcript if the image is difficult to see.</w:t>
+      </w:r>
+    </w:p>
+    <w:p>
+      <w:pPr>
+        <w:spacing w:line="336" w:lineRule="auto" w:after="180"/>
+        <w:shd w:fill="F1F6F8"/>
+      </w:pPr>
+      <w:r>
+        <w:rPr>
+          <w:b w:val="0"/>
+        </w:rPr>
+        <w:t xml:space="preserve">Keep the stated scope: Different order effects do not mean a universally better </w:t>
+      </w:r>
+      <w:r>
+        <w:rPr>
+          <w:b/>
+        </w:rPr>
+        <w:t>batch</w:t>
+      </w:r>
+      <w:r>
+        <w:rPr>
+          <w:b w:val="0"/>
+        </w:rPr>
+        <w:t>ing strategy; compare declared schedules and budgets fairly.</w:t>
+      </w:r>
+    </w:p>
+    <w:p>
+      <w:pPr>
+        <w:pStyle w:val="Heading3"/>
+      </w:pPr>
+      <w:r>
+        <w:t>06. Make the idea visible in your project</w:t>
+      </w:r>
+    </w:p>
+    <w:p>
+      <w:r>
+        <w:drawing>
+          <wp:inline xmlns:a="http://schemas.openxmlformats.org/drawingml/2006/main" xmlns:pic="http://schemas.openxmlformats.org/drawingml/2006/picture">
+            <wp:extent cx="5486400" cy="3681984"/>
+            <wp:docPr id="7" name="Picture 7" descr="For your Image-pattern Network Investigation, save the input, procedure, observed result and limitation of this check. Label this worked example as practice; use a different, previously unreviewed case when checking independent understanding. Draw your input, deciding step, result and limit. Supported question: Why do the single-example orders finish at different weights? Point to the relevant step in the picture, then write the changed result and the rule or evidence that supports it."/>
+            <wp:cNvGraphicFramePr>
+              <a:graphicFrameLocks noChangeAspect="1"/>
+            </wp:cNvGraphicFramePr>
+            <a:graphic>
+              <a:graphicData uri="http://schemas.openxmlformats.org/drawingml/2006/picture">
+                <pic:pic>
+                  <pic:nvPicPr>
+                    <pic:cNvPr id="0" name="academy-story-ai-5-13-06.png"/>
+                    <pic:cNvPicPr/>
+                  </pic:nvPicPr>
+                  <pic:blipFill>
+                    <a:blip r:embed="rId15"/>
+                    <a:stretch>
+                      <a:fillRect/>
+                    </a:stretch>
+                  </pic:blipFill>
+                  <pic:spPr>
+                    <a:xfrm>
+                      <a:off x="0" y="0"/>
+                      <a:ext cx="5486400" cy="3681984"/>
+                    </a:xfrm>
+                    <a:prstGeom prst="rect"/>
+                  </pic:spPr>
+                </pic:pic>
+              </a:graphicData>
+            </a:graphic>
+          </wp:inline>
+        </w:drawing>
+      </w:r>
+    </w:p>
+    <w:p>
+      <w:pPr>
+        <w:spacing w:line="336" w:lineRule="auto" w:after="180"/>
+      </w:pPr>
+      <w:r>
+        <w:rPr>
+          <w:b w:val="0"/>
+        </w:rPr>
+        <w:t xml:space="preserve">For your Image-pattern Network Investigation, save the </w:t>
+      </w:r>
+      <w:r>
+        <w:rPr>
+          <w:b/>
+        </w:rPr>
+        <w:t>input</w:t>
+      </w:r>
+      <w:r>
+        <w:rPr>
+          <w:b w:val="0"/>
+        </w:rPr>
+        <w:t>, procedure, observed result and limitation of this check.</w:t>
+      </w:r>
+    </w:p>
+    <w:p>
+      <w:pPr>
+        <w:spacing w:line="336" w:lineRule="auto" w:after="180"/>
+      </w:pPr>
+      <w:r>
+        <w:rPr>
+          <w:b w:val="0"/>
+        </w:rPr>
+        <w:t xml:space="preserve">Label this worked example as practice; use a different, previously unreviewed case when checking independent understanding. Draw your </w:t>
+      </w:r>
+      <w:r>
+        <w:rPr>
+          <w:b/>
+        </w:rPr>
+        <w:t>input</w:t>
+      </w:r>
+      <w:r>
+        <w:rPr>
+          <w:b w:val="0"/>
+        </w:rPr>
+        <w:t>, deciding step, result and limit.</w:t>
+      </w:r>
+    </w:p>
+    <w:p>
+      <w:pPr>
+        <w:spacing w:line="336" w:lineRule="auto" w:after="180"/>
+      </w:pPr>
+      <w:r>
+        <w:rPr>
+          <w:b w:val="0"/>
+        </w:rPr>
+        <w:t xml:space="preserve">Supported question: Why do the single-example orders finish at different weights? Point to the relevant step in the picture, then write the changed result and the rule or </w:t>
+      </w:r>
+      <w:r>
+        <w:rPr>
+          <w:b/>
+        </w:rPr>
+        <w:t>evidence</w:t>
+      </w:r>
+      <w:r>
+        <w:rPr>
+          <w:b w:val="0"/>
+        </w:rPr>
+        <w:t xml:space="preserve"> that supports it.</w:t>
+      </w:r>
+    </w:p>
+    <w:p>
+      <w:pPr>
+        <w:spacing w:line="336" w:lineRule="auto" w:after="180"/>
+        <w:shd w:fill="F5F1FB"/>
+      </w:pPr>
+      <w:r>
+        <w:rPr>
+          <w:b w:val="0"/>
+        </w:rPr>
+        <w:t xml:space="preserve">Draw your project trace and justify the deciding step using </w:t>
+      </w:r>
+      <w:r>
+        <w:rPr>
+          <w:b/>
+        </w:rPr>
+        <w:t>evidence</w:t>
+      </w:r>
+      <w:r>
+        <w:rPr>
+          <w:b w:val="0"/>
+        </w:rPr>
+        <w:t>.</w:t>
+      </w:r>
+    </w:p>
+    <w:p>
+      <w:pPr>
+        <w:pStyle w:val="Heading3"/>
+      </w:pPr>
+      <w:r>
+        <w:t>Discuss while showing the picture</w:t>
+      </w:r>
+    </w:p>
+    <w:p>
+      <w:pPr>
+        <w:spacing w:line="336" w:lineRule="auto" w:after="180"/>
+        <w:shd w:fill="F1F6F8"/>
+      </w:pPr>
+      <w:r>
+        <w:rPr>
+          <w:b w:val="0"/>
+        </w:rPr>
+        <w:t xml:space="preserve">Teacher prompt: Draw your project trace and justify the deciding step using </w:t>
+      </w:r>
+      <w:r>
+        <w:rPr>
+          <w:b/>
+        </w:rPr>
+        <w:t>evidence</w:t>
+      </w:r>
+      <w:r>
+        <w:rPr>
+          <w:b w:val="0"/>
+        </w:rPr>
+        <w:t>. Ask learners to describe one label or arrow in ordinary words. Use the adjacent transcript if the image is difficult to see.</w:t>
+      </w:r>
+    </w:p>
+    <w:p>
+      <w:pPr>
+        <w:spacing w:line="336" w:lineRule="auto" w:after="180"/>
+        <w:shd w:fill="F1F6F8"/>
+      </w:pPr>
+      <w:r>
+        <w:rPr>
+          <w:b w:val="0"/>
+        </w:rPr>
+        <w:t xml:space="preserve">Supported practice key: The second gradient is evaluated at an already </w:t>
+      </w:r>
+      <w:r>
+        <w:rPr>
+          <w:b/>
+        </w:rPr>
+        <w:t>update</w:t>
+      </w:r>
+      <w:r>
+        <w:rPr>
+          <w:b w:val="0"/>
+        </w:rPr>
+        <w:t>d weight. Full-</w:t>
+      </w:r>
+      <w:r>
+        <w:rPr>
+          <w:b/>
+        </w:rPr>
+        <w:t>batch</w:t>
+      </w:r>
+      <w:r>
+        <w:rPr>
+          <w:b w:val="0"/>
+        </w:rPr>
+        <w:t xml:space="preserve"> gradients here share the same starting weight before averaging. Changed-case check: The </w:t>
+      </w:r>
+      <w:r>
+        <w:rPr>
+          <w:b/>
+        </w:rPr>
+        <w:t>update</w:t>
+      </w:r>
+      <w:r>
+        <w:rPr>
+          <w:b w:val="0"/>
+        </w:rPr>
+        <w:t>d weight remains 0.2.</w:t>
+      </w:r>
+    </w:p>
+    <w:p>
+      <w:pPr>
+        <w:spacing w:line="336" w:lineRule="auto" w:after="180"/>
+        <w:shd w:fill="F1F6F8"/>
+      </w:pPr>
+      <w:r>
+        <w:rPr>
+          <w:b w:val="0"/>
+        </w:rPr>
+        <w:t>The same mean of the two starting gradients is unchanged by their order.</w:t>
       </w:r>
     </w:p>
     <w:sectPr>

--- a/downloads/teacher/ai-5-week-13.docx
+++ b/downloads/teacher/ai-5-week-13.docx
@@ -155,7 +155,7 @@
           </w:tcPr>
           <w:p>
             <w:r>
-              <w:t>Sections 1–6; record the brief recall in the workbook.</w:t>
+              <w:t>Use Your mission, Notice the evidence, See how it works, Words that unlock the idea and Follow a worked example; record recall in the workbook.</w:t>
             </w:r>
           </w:p>
         </w:tc>
@@ -187,7 +187,7 @@
           </w:tcPr>
           <w:p>
             <w:r>
-              <w:t>Sections 7–10; use the matching workbook W2 and misconception check.</w:t>
+              <w:t>Use Find and repair a mistake, Practise together and Build your understanding; use the matching workbook W2 and Individual reasoning check.</w:t>
             </w:r>
           </w:p>
         </w:tc>
@@ -219,7 +219,7 @@
           </w:tcPr>
           <w:p>
             <w:r>
-              <w:t>Sections 9 and 11–14. Give extra time to finish the full task set; use Section 15 when the week includes a coding lab.</w:t>
+              <w:t>Use Run the investigation, Connect your project and Try a new case independently. Allow extra time for the full task set. When code is supplied, use the examples in See how it works or Follow a worked example and the browser lab in Supported practice, repair and portfolio.</w:t>
             </w:r>
           </w:p>
         </w:tc>
@@ -446,7 +446,7 @@
         <w:rPr>
           <w:b w:val="0"/>
         </w:rPr>
-        <w:t xml:space="preserve">Use two 45-minute sessions to separate counting from numerical </w:t>
+        <w:t xml:space="preserve">For the compact alternative schedule, use two 45-minute sessions to separate counting from numerical </w:t>
       </w:r>
       <w:r>
         <w:rPr>
@@ -2640,7 +2640,7 @@
         <w:rPr>
           <w:b w:val="0"/>
         </w:rPr>
-        <w:t xml:space="preserve">Use the worked example in Sections 3 and 6. Collect a </w:t>
+        <w:t xml:space="preserve">Use See how it works and Follow a worked example. Collect a </w:t>
       </w:r>
       <w:r>
         <w:rPr>
@@ -3292,7 +3292,7 @@
         <w:rPr>
           <w:b w:val="0"/>
         </w:rPr>
-        <w:t xml:space="preserve">Use Section 9 for the </w:t>
+        <w:t xml:space="preserve">Use Run the investigation for the </w:t>
       </w:r>
       <w:r>
         <w:rPr>
@@ -4982,7 +4982,7 @@
           </w:tcPr>
           <w:p>
             <w:r>
-              <w:t>Sections 1–6; record the brief recall in the workbook.</w:t>
+              <w:t>Use Your mission, Notice the evidence, See how it works, Words that unlock the idea and Follow a worked example; record recall in the workbook.</w:t>
             </w:r>
           </w:p>
         </w:tc>
@@ -5014,7 +5014,7 @@
           </w:tcPr>
           <w:p>
             <w:r>
-              <w:t>Sections 7–10; use the matching workbook W2 and misconception check.</w:t>
+              <w:t>Use Find and repair a mistake, Practise together and Build your understanding; use the matching workbook W2 and Individual reasoning check.</w:t>
             </w:r>
           </w:p>
         </w:tc>
@@ -5046,7 +5046,7 @@
           </w:tcPr>
           <w:p>
             <w:r>
-              <w:t>Sections 9 and 11–14. Give extra time to finish the full task set; use Section 15 when the week includes a coding lab.</w:t>
+              <w:t>Use Run the investigation, Connect your project and Try a new case independently. Allow extra time for the full task set. When code is supplied, use the examples in See how it works or Follow a worked example and the browser lab in Supported practice, repair and portfolio.</w:t>
             </w:r>
           </w:p>
         </w:tc>

--- a/downloads/teacher/ai-5-week-13.docx
+++ b/downloads/teacher/ai-5-week-13.docx
@@ -25,20 +25,38 @@
         <w:pStyle w:val="Heading1"/>
       </w:pPr>
       <w:r>
-        <w:t>01. Prepare the purpose, prerequisites and materials</w:t>
+        <w:t>Keep state timing and denominators explicit.</w:t>
       </w:r>
     </w:p>
     <w:p>
       <w:r>
-        <w:t>Prepare Batching and epochs: check the target, prerequisites, resources and adaptable teaching schedule.</w:t>
+        <w:t>Separate numeric training,ID-only schedules and frozen-error fixtures;report example visits and updates alongside epochs.</w:t>
       </w:r>
     </w:p>
     <w:p>
-      <w:pPr>
-        <w:pStyle w:val="Heading3"/>
-      </w:pPr>
-      <w:r>
-        <w:t>Teach the learning cycle</w:t>
+      <w:r>
+        <w:t>Assess the independent gradients,path and final values with checked keys;do not generalize from main-case order coincidence.</w:t>
+      </w:r>
+    </w:p>
+    <w:p>
+      <w:pPr>
+        <w:pStyle w:val="Heading1"/>
+      </w:pPr>
+      <w:r>
+        <w:t>01. Prepare the connected mathematical investigation</w:t>
+      </w:r>
+    </w:p>
+    <w:p>
+      <w:r>
+        <w:t>Keep explanation,shared practice and independent evidence distinct.</w:t>
+      </w:r>
+    </w:p>
+    <w:p>
+      <w:pPr>
+        <w:pStyle w:val="Heading2"/>
+      </w:pPr>
+      <w:r>
+        <w:t>Target and main teaching plan</w:t>
       </w:r>
     </w:p>
     <w:p>
@@ -261,18 +279,21 @@
     </w:p>
     <w:p>
       <w:pPr>
-        <w:pStyle w:val="Heading3"/>
-      </w:pPr>
-      <w:r>
-        <w:t>Retrieval answer guidance</w:t>
+        <w:pStyle w:val="Heading2"/>
+      </w:pPr>
+      <w:r>
+        <w:t>Preparation and prerequisite</w:t>
       </w:r>
     </w:p>
     <w:p>
       <w:pPr>
-        <w:pStyle w:val="Heading3"/>
-      </w:pPr>
-      <w:r>
-        <w:t>Training a small network</w:t>
+        <w:spacing w:line="336" w:lineRule="auto" w:after="180"/>
+      </w:pPr>
+      <w:r>
+        <w:rPr>
+          <w:b w:val="0"/>
+        </w:rPr>
+        <w:t>Printed lesson and workbook; paper and pencil</w:t>
       </w:r>
     </w:p>
     <w:p>
@@ -283,19 +304,7 @@
         <w:rPr>
           <w:b w:val="0"/>
         </w:rPr>
-        <w:t xml:space="preserve">Without opening the old lesson, explain one key idea from </w:t>
-      </w:r>
-      <w:r>
-        <w:rPr>
-          <w:b/>
-        </w:rPr>
-        <w:t>Training</w:t>
-      </w:r>
-      <w:r>
-        <w:rPr>
-          <w:b w:val="0"/>
-        </w:rPr>
-        <w:t xml:space="preserve"> a small network. Give an example and a mistake that the idea helps you avoid.</w:t>
+        <w:t>Calculator and optional local Python 3 editor; no packages or AI accounts needed</w:t>
       </w:r>
     </w:p>
     <w:p>
@@ -306,19 +315,7 @@
         <w:rPr>
           <w:b w:val="0"/>
         </w:rPr>
-        <w:t xml:space="preserve">Look for: Trace repeated forward loss gradient and </w:t>
-      </w:r>
-      <w:r>
-        <w:rPr>
-          <w:b/>
-        </w:rPr>
-        <w:t>update</w:t>
-      </w:r>
-      <w:r>
-        <w:rPr>
-          <w:b w:val="0"/>
-        </w:rPr>
-        <w:t xml:space="preserve"> steps</w:t>
+        <w:t>Use the fictional examples supplied; prepare the fresh retry before class</w:t>
       </w:r>
     </w:p>
     <w:p>
@@ -329,27 +326,39 @@
         <w:rPr>
           <w:b w:val="0"/>
         </w:rPr>
-        <w:t xml:space="preserve">Reference example, not the only acceptable wording: Teacher explanation: </w:t>
+        <w:t xml:space="preserve">Four </w:t>
       </w:r>
       <w:r>
         <w:rPr>
           <w:b/>
         </w:rPr>
-        <w:t>Prediction</w:t>
-      </w:r>
-      <w:r>
-        <w:rPr>
-          <w:b w:val="0"/>
-        </w:rPr>
-        <w:t>s [0, 0], errors [-2, -4], MSE 10, gradient -10 and new v = 1.</w:t>
+        <w:t>update</w:t>
+      </w:r>
+      <w:r>
+        <w:rPr>
+          <w:b w:val="0"/>
+        </w:rPr>
+        <w:t xml:space="preserve">s occurred. State zero was the initial model before </w:t>
+      </w:r>
+      <w:r>
+        <w:rPr>
+          <w:b/>
+        </w:rPr>
+        <w:t>training</w:t>
+      </w:r>
+      <w:r>
+        <w:rPr>
+          <w:b w:val="0"/>
+        </w:rPr>
+        <w:t>.</w:t>
       </w:r>
     </w:p>
     <w:p>
       <w:pPr>
-        <w:pStyle w:val="Heading3"/>
-      </w:pPr>
-      <w:r>
-        <w:t>Gradients with a numerical check</w:t>
+        <w:pStyle w:val="Heading2"/>
+      </w:pPr>
+      <w:r>
+        <w:t>Opening retrieval</w:t>
       </w:r>
     </w:p>
     <w:p>
@@ -360,7 +369,19 @@
         <w:rPr>
           <w:b w:val="0"/>
         </w:rPr>
-        <w:t>Without opening the old lesson, explain one key idea from Gradients with a numerical check. Give an example and a mistake that the idea helps you avoid.</w:t>
+        <w:t xml:space="preserve">Without opening the old lesson, explain one key idea from </w:t>
+      </w:r>
+      <w:r>
+        <w:rPr>
+          <w:b/>
+        </w:rPr>
+        <w:t>Training</w:t>
+      </w:r>
+      <w:r>
+        <w:rPr>
+          <w:b w:val="0"/>
+        </w:rPr>
+        <w:t xml:space="preserve"> a small network. Give an example and a mistake that the idea helps you avoid.</w:t>
       </w:r>
     </w:p>
     <w:p>
@@ -371,7 +392,19 @@
         <w:rPr>
           <w:b w:val="0"/>
         </w:rPr>
-        <w:t>Look for: Estimate one partial derivative while other parameters stay fixed</w:t>
+        <w:t xml:space="preserve">Look for: Trace repeated forward loss gradient and </w:t>
+      </w:r>
+      <w:r>
+        <w:rPr>
+          <w:b/>
+        </w:rPr>
+        <w:t>update</w:t>
+      </w:r>
+      <w:r>
+        <w:rPr>
+          <w:b w:val="0"/>
+        </w:rPr>
+        <w:t xml:space="preserve"> steps</w:t>
       </w:r>
     </w:p>
     <w:p>
@@ -394,15 +427,18 @@
         <w:rPr>
           <w:b w:val="0"/>
         </w:rPr>
-        <w:t xml:space="preserve"> 3, residual 0, loss 0, gradient [0, 0].</w:t>
+        <w:t>s [0, 0], errors [-2, -4], MSE 10, gradient -10 and new v = 1.</w:t>
       </w:r>
     </w:p>
     <w:p>
       <w:pPr>
-        <w:pStyle w:val="Heading3"/>
-      </w:pPr>
-      <w:r>
-        <w:t>Parameters and architecture</w:t>
+        <w:spacing w:line="336" w:lineRule="auto" w:after="180"/>
+      </w:pPr>
+      <w:r>
+        <w:rPr>
+          <w:b w:val="0"/>
+        </w:rPr>
+        <w:t>Without opening the old lesson, explain one key idea from Gradients with a numerical check. Give an example and a mistake that the idea helps you avoid.</w:t>
       </w:r>
     </w:p>
     <w:p>
@@ -413,7 +449,7 @@
         <w:rPr>
           <w:b w:val="0"/>
         </w:rPr>
-        <w:t>Without opening the old lesson, explain one key idea from Parameters and architecture. Give an example and a mistake that the idea helps you avoid.</w:t>
+        <w:t>Look for: Estimate one partial derivative while other parameters stay fixed</w:t>
       </w:r>
     </w:p>
     <w:p>
@@ -424,7 +460,19 @@
         <w:rPr>
           <w:b w:val="0"/>
         </w:rPr>
-        <w:t>Look for: Distinguish architectural choices from parameter values</w:t>
+        <w:t xml:space="preserve">Reference example, not the only acceptable wording: Teacher explanation: </w:t>
+      </w:r>
+      <w:r>
+        <w:rPr>
+          <w:b/>
+        </w:rPr>
+        <w:t>Prediction</w:t>
+      </w:r>
+      <w:r>
+        <w:rPr>
+          <w:b w:val="0"/>
+        </w:rPr>
+        <w:t xml:space="preserve"> 3, residual 0, loss 0, gradient [0, 0].</w:t>
       </w:r>
     </w:p>
     <w:p>
@@ -435,7 +483,7 @@
         <w:rPr>
           <w:b w:val="0"/>
         </w:rPr>
-        <w:t>Reference example, not the only acceptable wording: Teacher explanation: There are 8 weights and 2 biases, total 10.</w:t>
+        <w:t>Without opening the old lesson, explain one key idea from Parameters and architecture. Give an example and a mistake that the idea helps you avoid.</w:t>
       </w:r>
     </w:p>
     <w:p>
@@ -446,31 +494,7 @@
         <w:rPr>
           <w:b w:val="0"/>
         </w:rPr>
-        <w:t xml:space="preserve">For the compact alternative schedule, use two 45-minute sessions to separate counting from numerical </w:t>
-      </w:r>
-      <w:r>
-        <w:rPr>
-          <w:b/>
-        </w:rPr>
-        <w:t>training</w:t>
-      </w:r>
-      <w:r>
-        <w:rPr>
-          <w:b w:val="0"/>
-        </w:rPr>
-        <w:t xml:space="preserve">. Keep the frozen hidden layer from Week 12. Have students move paper record cards into </w:t>
-      </w:r>
-      <w:r>
-        <w:rPr>
-          <w:b/>
-        </w:rPr>
-        <w:t>batch</w:t>
-      </w:r>
-      <w:r>
-        <w:rPr>
-          <w:b w:val="0"/>
-        </w:rPr>
-        <w:t>es before doing arithmetic.</w:t>
+        <w:t>Look for: Distinguish architectural choices from parameter values</w:t>
       </w:r>
     </w:p>
     <w:p>
@@ -481,15 +505,15 @@
         <w:rPr>
           <w:b w:val="0"/>
         </w:rPr>
-        <w:t>The coincident final values for the proportional-target example require the independent counterexample; do not teach that ordering is generally irrelevant.</w:t>
+        <w:t>Reference example, not the only acceptable wording: Teacher explanation: There are 8 weights and 2 biases, total 10.</w:t>
       </w:r>
     </w:p>
     <w:p>
       <w:pPr>
-        <w:pStyle w:val="Heading3"/>
-      </w:pPr>
-      <w:r>
-        <w:t>Outcomes</w:t>
+        <w:pStyle w:val="Heading2"/>
+      </w:pPr>
+      <w:r>
+        <w:t>Pictured end goal</w:t>
       </w:r>
     </w:p>
     <w:p>
@@ -500,7 +524,7 @@
         <w:rPr>
           <w:b w:val="0"/>
         </w:rPr>
-        <w:t xml:space="preserve">Distinguish an example a </w:t>
+        <w:t xml:space="preserve">By the end, I can explain </w:t>
       </w:r>
       <w:r>
         <w:rPr>
@@ -512,83 +536,35 @@
         <w:rPr>
           <w:b w:val="0"/>
         </w:rPr>
-        <w:t xml:space="preserve"> an </w:t>
+        <w:t xml:space="preserve">ing and </w:t>
       </w:r>
       <w:r>
         <w:rPr>
           <w:b/>
         </w:rPr>
-        <w:t>update</w:t>
-      </w:r>
-      <w:r>
-        <w:rPr>
-          <w:b w:val="0"/>
-        </w:rPr>
-        <w:t xml:space="preserve"> and an </w:t>
-      </w:r>
-      <w:r>
-        <w:rPr>
-          <w:b/>
-        </w:rPr>
         <w:t>epoch</w:t>
+      </w:r>
+      <w:r>
+        <w:rPr>
+          <w:b w:val="0"/>
+        </w:rPr>
+        <w:t>s using a traced example and a stated limitation.</w:t>
       </w:r>
     </w:p>
     <w:p>
       <w:pPr>
-        <w:spacing w:line="336" w:lineRule="auto" w:after="180"/>
-      </w:pPr>
-      <w:r>
-        <w:rPr>
-          <w:b w:val="0"/>
-        </w:rPr>
-        <w:t xml:space="preserve">Trace parameter changes across successive </w:t>
-      </w:r>
-      <w:r>
-        <w:rPr>
-          <w:b/>
-        </w:rPr>
-        <w:t>batch</w:t>
-      </w:r>
-      <w:r>
-        <w:rPr>
-          <w:b w:val="0"/>
-        </w:rPr>
-        <w:t>es</w:t>
+        <w:pStyle w:val="Heading2"/>
+      </w:pPr>
+      <w:r>
+        <w:t>Earlier wording, alternatives and picture transcripts · reference / check after trying</w:t>
       </w:r>
     </w:p>
     <w:p>
       <w:pPr>
-        <w:spacing w:line="336" w:lineRule="auto" w:after="180"/>
-      </w:pPr>
-      <w:r>
-        <w:rPr>
-          <w:b w:val="0"/>
-        </w:rPr>
-        <w:t xml:space="preserve">Calculate </w:t>
-      </w:r>
-      <w:r>
-        <w:rPr>
-          <w:b/>
-        </w:rPr>
-        <w:t>update</w:t>
-      </w:r>
-      <w:r>
-        <w:rPr>
-          <w:b w:val="0"/>
-        </w:rPr>
-        <w:t xml:space="preserve"> counts and aggregate unequal </w:t>
-      </w:r>
-      <w:r>
-        <w:rPr>
-          <w:b/>
-        </w:rPr>
-        <w:t>batch</w:t>
-      </w:r>
-      <w:r>
-        <w:rPr>
-          <w:b w:val="0"/>
-        </w:rPr>
-        <w:t xml:space="preserve"> losses correctly</w:t>
+        <w:pStyle w:val="Heading3"/>
+      </w:pPr>
+      <w:r>
+        <w:t>Teach the learning cycle</w:t>
       </w:r>
     </w:p>
     <w:p>
@@ -596,48 +572,66 @@
         <w:pStyle w:val="Heading3"/>
       </w:pPr>
       <w:r>
-        <w:t>Preparation</w:t>
+        <w:t>Retrieval answer guidance</w:t>
       </w:r>
     </w:p>
     <w:p>
       <w:pPr>
-        <w:spacing w:line="336" w:lineRule="auto" w:after="180"/>
-      </w:pPr>
-      <w:r>
-        <w:rPr>
-          <w:b w:val="0"/>
-        </w:rPr>
-        <w:t>Printed lesson and workbook; paper and pencil</w:t>
+        <w:pStyle w:val="Heading3"/>
+      </w:pPr>
+      <w:r>
+        <w:t>Training a small network</w:t>
       </w:r>
     </w:p>
     <w:p>
       <w:pPr>
-        <w:spacing w:line="336" w:lineRule="auto" w:after="180"/>
-      </w:pPr>
-      <w:r>
-        <w:rPr>
-          <w:b w:val="0"/>
-        </w:rPr>
-        <w:t>Calculator and optional local Python 3 editor; no packages or AI accounts needed</w:t>
+        <w:pStyle w:val="Heading3"/>
+      </w:pPr>
+      <w:r>
+        <w:t>Gradients with a numerical check</w:t>
       </w:r>
     </w:p>
     <w:p>
       <w:pPr>
-        <w:spacing w:line="336" w:lineRule="auto" w:after="180"/>
-      </w:pPr>
-      <w:r>
-        <w:rPr>
-          <w:b w:val="0"/>
-        </w:rPr>
-        <w:t>Use the fictional examples supplied; prepare the fresh retry before class</w:t>
+        <w:pStyle w:val="Heading3"/>
+      </w:pPr>
+      <w:r>
+        <w:t>Parameters and architecture</w:t>
       </w:r>
     </w:p>
     <w:p>
       <w:pPr>
-        <w:pStyle w:val="Heading3"/>
-      </w:pPr>
-      <w:r>
-        <w:t>Prerequisite answer</w:t>
+        <w:spacing w:line="336" w:lineRule="auto" w:after="180"/>
+      </w:pPr>
+      <w:r>
+        <w:rPr>
+          <w:b w:val="0"/>
+        </w:rPr>
+        <w:t xml:space="preserve">For the compact alternative schedule, use two 45-minute sessions to separate counting from numerical </w:t>
+      </w:r>
+      <w:r>
+        <w:rPr>
+          <w:b/>
+        </w:rPr>
+        <w:t>training</w:t>
+      </w:r>
+      <w:r>
+        <w:rPr>
+          <w:b w:val="0"/>
+        </w:rPr>
+        <w:t xml:space="preserve">. Keep the frozen hidden layer from Week 12. Have students move paper record cards into </w:t>
+      </w:r>
+      <w:r>
+        <w:rPr>
+          <w:b/>
+        </w:rPr>
+        <w:t>batch</w:t>
+      </w:r>
+      <w:r>
+        <w:rPr>
+          <w:b w:val="0"/>
+        </w:rPr>
+        <w:t>es before doing arithmetic.</w:t>
       </w:r>
     </w:p>
     <w:p>
@@ -648,31 +642,7 @@
         <w:rPr>
           <w:b w:val="0"/>
         </w:rPr>
-        <w:t xml:space="preserve">Four </w:t>
-      </w:r>
-      <w:r>
-        <w:rPr>
-          <w:b/>
-        </w:rPr>
-        <w:t>update</w:t>
-      </w:r>
-      <w:r>
-        <w:rPr>
-          <w:b w:val="0"/>
-        </w:rPr>
-        <w:t xml:space="preserve">s occurred. State zero was the initial model before </w:t>
-      </w:r>
-      <w:r>
-        <w:rPr>
-          <w:b/>
-        </w:rPr>
-        <w:t>training</w:t>
-      </w:r>
-      <w:r>
-        <w:rPr>
-          <w:b w:val="0"/>
-        </w:rPr>
-        <w:t>.</w:t>
+        <w:t>The coincident final values for the proportional-target example require the independent counterexample; do not teach that ordering is generally irrelevant.</w:t>
       </w:r>
     </w:p>
     <w:p>
@@ -680,7 +650,7 @@
         <w:pStyle w:val="Heading3"/>
       </w:pPr>
       <w:r>
-        <w:t>End goal for the pictorial case</w:t>
+        <w:t>Outcomes</w:t>
       </w:r>
     </w:p>
     <w:p>
@@ -691,7 +661,7 @@
         <w:rPr>
           <w:b w:val="0"/>
         </w:rPr>
-        <w:t xml:space="preserve">By the end, I can explain </w:t>
+        <w:t xml:space="preserve">Distinguish an example a </w:t>
       </w:r>
       <w:r>
         <w:rPr>
@@ -703,19 +673,25 @@
         <w:rPr>
           <w:b w:val="0"/>
         </w:rPr>
-        <w:t xml:space="preserve">ing and </w:t>
+        <w:t xml:space="preserve"> an </w:t>
       </w:r>
       <w:r>
         <w:rPr>
           <w:b/>
         </w:rPr>
+        <w:t>update</w:t>
+      </w:r>
+      <w:r>
+        <w:rPr>
+          <w:b w:val="0"/>
+        </w:rPr>
+        <w:t xml:space="preserve"> and an </w:t>
+      </w:r>
+      <w:r>
+        <w:rPr>
+          <w:b/>
+        </w:rPr>
         <w:t>epoch</w:t>
-      </w:r>
-      <w:r>
-        <w:rPr>
-          <w:b w:val="0"/>
-        </w:rPr>
-        <w:t>s using a traced example and a stated limitation.</w:t>
       </w:r>
     </w:p>
     <w:p>
@@ -726,20 +702,62 @@
         <w:rPr>
           <w:b w:val="0"/>
         </w:rPr>
-        <w:t>This added worked case illustrates the week’s main idea. Retain all original and connected topics; schedule its practice within the teaching cycle.</w:t>
+        <w:t xml:space="preserve">Trace parameter changes across successive </w:t>
+      </w:r>
+      <w:r>
+        <w:rPr>
+          <w:b/>
+        </w:rPr>
+        <w:t>batch</w:t>
+      </w:r>
+      <w:r>
+        <w:rPr>
+          <w:b w:val="0"/>
+        </w:rPr>
+        <w:t>es</w:t>
       </w:r>
     </w:p>
     <w:p>
       <w:pPr>
-        <w:pStyle w:val="Heading1"/>
-      </w:pPr>
-      <w:r>
-        <w:t>02. Explain and model the mechanism</w:t>
+        <w:spacing w:line="336" w:lineRule="auto" w:after="180"/>
+      </w:pPr>
+      <w:r>
+        <w:rPr>
+          <w:b w:val="0"/>
+        </w:rPr>
+        <w:t xml:space="preserve">Calculate </w:t>
+      </w:r>
+      <w:r>
+        <w:rPr>
+          <w:b/>
+        </w:rPr>
+        <w:t>update</w:t>
+      </w:r>
+      <w:r>
+        <w:rPr>
+          <w:b w:val="0"/>
+        </w:rPr>
+        <w:t xml:space="preserve"> counts and aggregate unequal </w:t>
+      </w:r>
+      <w:r>
+        <w:rPr>
+          <w:b/>
+        </w:rPr>
+        <w:t>batch</w:t>
+      </w:r>
+      <w:r>
+        <w:rPr>
+          <w:b w:val="0"/>
+        </w:rPr>
+        <w:t xml:space="preserve"> losses correctly</w:t>
       </w:r>
     </w:p>
     <w:p>
-      <w:r>
-        <w:t>Model Batching and epochs using the supplied case, labelled mechanism and reasoning. Make the scope of each conclusion explicit.</w:t>
+      <w:pPr>
+        <w:pStyle w:val="Heading3"/>
+      </w:pPr>
+      <w:r>
+        <w:t>Preparation</w:t>
       </w:r>
     </w:p>
     <w:p>
@@ -747,78 +765,15 @@
         <w:pStyle w:val="Heading3"/>
       </w:pPr>
       <w:r>
-        <w:t>Explain Batching and epochs · 1</w:t>
+        <w:t>Prerequisite answer</w:t>
       </w:r>
     </w:p>
     <w:p>
       <w:pPr>
-        <w:spacing w:line="336" w:lineRule="auto" w:after="180"/>
-      </w:pPr>
-      <w:r>
-        <w:rPr>
-          <w:b w:val="0"/>
-        </w:rPr>
-        <w:t xml:space="preserve">In Week 12 every </w:t>
-      </w:r>
-      <w:r>
-        <w:rPr>
-          <w:b/>
-        </w:rPr>
-        <w:t>update</w:t>
-      </w:r>
-      <w:r>
-        <w:rPr>
-          <w:b w:val="0"/>
-        </w:rPr>
-        <w:t xml:space="preserve"> used both </w:t>
-      </w:r>
-      <w:r>
-        <w:rPr>
-          <w:b/>
-        </w:rPr>
-        <w:t>training</w:t>
-      </w:r>
-      <w:r>
-        <w:rPr>
-          <w:b w:val="0"/>
-        </w:rPr>
-        <w:t xml:space="preserve"> examples. We now keep the same network h = ReLU(x), y = vh, with only v trained, and divide the data into </w:t>
-      </w:r>
-      <w:r>
-        <w:rPr>
-          <w:b/>
-        </w:rPr>
-        <w:t>batch</w:t>
-      </w:r>
-      <w:r>
-        <w:rPr>
-          <w:b w:val="0"/>
-        </w:rPr>
-        <w:t xml:space="preserve">es. In this lesson each nonempty </w:t>
-      </w:r>
-      <w:r>
-        <w:rPr>
-          <w:b/>
-        </w:rPr>
-        <w:t>batch</w:t>
-      </w:r>
-      <w:r>
-        <w:rPr>
-          <w:b w:val="0"/>
-        </w:rPr>
-        <w:t xml:space="preserve"> produces exactly one </w:t>
-      </w:r>
-      <w:r>
-        <w:rPr>
-          <w:b/>
-        </w:rPr>
-        <w:t>update</w:t>
-      </w:r>
-      <w:r>
-        <w:rPr>
-          <w:b w:val="0"/>
-        </w:rPr>
-        <w:t>.</w:t>
+        <w:pStyle w:val="Heading3"/>
+      </w:pPr>
+      <w:r>
+        <w:t>End goal for the pictorial case</w:t>
       </w:r>
     </w:p>
     <w:p>
@@ -829,208 +784,28 @@
         <w:rPr>
           <w:b w:val="0"/>
         </w:rPr>
-        <w:t xml:space="preserve">An </w:t>
-      </w:r>
-      <w:r>
-        <w:rPr>
-          <w:b/>
-        </w:rPr>
-        <w:t>epoch</w:t>
-      </w:r>
-      <w:r>
-        <w:rPr>
-          <w:b w:val="0"/>
-        </w:rPr>
-        <w:t xml:space="preserve"> visits every </w:t>
-      </w:r>
-      <w:r>
-        <w:rPr>
-          <w:b/>
-        </w:rPr>
-        <w:t>training</w:t>
-      </w:r>
-      <w:r>
-        <w:rPr>
-          <w:b w:val="0"/>
-        </w:rPr>
-        <w:t xml:space="preserve"> example exactly once, without replacement. These rules make the counts unambiguous.</w:t>
+        <w:t>This added worked case illustrates the week’s main idea. Retain all original and connected topics; schedule its practice within the teaching cycle.</w:t>
       </w:r>
     </w:p>
     <w:p>
       <w:pPr>
-        <w:spacing w:line="336" w:lineRule="auto" w:after="180"/>
-      </w:pPr>
-      <w:r>
-        <w:rPr>
-          <w:b w:val="0"/>
-        </w:rPr>
-        <w:t xml:space="preserve">Imagine five fictional records A through E in fixed order. With </w:t>
-      </w:r>
-      <w:r>
-        <w:rPr>
-          <w:b/>
-        </w:rPr>
-        <w:t>batch size</w:t>
-      </w:r>
-      <w:r>
-        <w:rPr>
-          <w:b w:val="0"/>
-        </w:rPr>
-        <w:t xml:space="preserve"> 2, the groups are [A, B], [C, D] and [E]. Keep the smaller last </w:t>
-      </w:r>
-      <w:r>
-        <w:rPr>
-          <w:b/>
-        </w:rPr>
-        <w:t>batch</w:t>
-      </w:r>
-      <w:r>
-        <w:rPr>
-          <w:b w:val="0"/>
-        </w:rPr>
-        <w:t>.</w:t>
+        <w:pStyle w:val="Heading1"/>
+      </w:pPr>
+      <w:r>
+        <w:t>02. Teach update timing and exact aggregation with complete fixtures</w:t>
       </w:r>
     </w:p>
     <w:p>
-      <w:pPr>
-        <w:spacing w:line="336" w:lineRule="auto" w:after="180"/>
-      </w:pPr>
-      <w:r>
-        <w:rPr>
-          <w:b w:val="0"/>
-        </w:rPr>
-        <w:t xml:space="preserve">One </w:t>
-      </w:r>
-      <w:r>
-        <w:rPr>
-          <w:b/>
-        </w:rPr>
-        <w:t>epoch</w:t>
-      </w:r>
-      <w:r>
-        <w:rPr>
-          <w:b w:val="0"/>
-        </w:rPr>
-        <w:t xml:space="preserve"> has three </w:t>
-      </w:r>
-      <w:r>
-        <w:rPr>
-          <w:b/>
-        </w:rPr>
-        <w:t>batch</w:t>
-      </w:r>
-      <w:r>
-        <w:rPr>
-          <w:b w:val="0"/>
-        </w:rPr>
-        <w:t xml:space="preserve">es and three </w:t>
-      </w:r>
-      <w:r>
-        <w:rPr>
-          <w:b/>
-        </w:rPr>
-        <w:t>update</w:t>
-      </w:r>
-      <w:r>
-        <w:rPr>
-          <w:b w:val="0"/>
-        </w:rPr>
-        <w:t xml:space="preserve">s; two </w:t>
-      </w:r>
-      <w:r>
-        <w:rPr>
-          <w:b/>
-        </w:rPr>
-        <w:t>epoch</w:t>
-      </w:r>
-      <w:r>
-        <w:rPr>
-          <w:b w:val="0"/>
-        </w:rPr>
-        <w:t xml:space="preserve">s have six </w:t>
-      </w:r>
-      <w:r>
-        <w:rPr>
-          <w:b/>
-        </w:rPr>
-        <w:t>update</w:t>
-      </w:r>
-      <w:r>
-        <w:rPr>
-          <w:b w:val="0"/>
-        </w:rPr>
-        <w:t>s and ten example visits.</w:t>
+      <w:r>
+        <w:t>Keep main numeric pairs,count-only IDs,frozen-error rows and pictured targets separate.</w:t>
       </w:r>
     </w:p>
     <w:p>
       <w:pPr>
-        <w:spacing w:line="336" w:lineRule="auto" w:after="180"/>
-      </w:pPr>
-      <w:r>
-        <w:rPr>
-          <w:b w:val="0"/>
-        </w:rPr>
-        <w:t xml:space="preserve">When the last </w:t>
-      </w:r>
-      <w:r>
-        <w:rPr>
-          <w:b/>
-        </w:rPr>
-        <w:t>batch</w:t>
-      </w:r>
-      <w:r>
-        <w:rPr>
-          <w:b w:val="0"/>
-        </w:rPr>
-        <w:t xml:space="preserve"> is retained, </w:t>
-      </w:r>
-      <w:r>
-        <w:rPr>
-          <w:b/>
-        </w:rPr>
-        <w:t>update</w:t>
-      </w:r>
-      <w:r>
-        <w:rPr>
-          <w:b w:val="0"/>
-        </w:rPr>
-        <w:t xml:space="preserve">s per </w:t>
-      </w:r>
-      <w:r>
-        <w:rPr>
-          <w:b/>
-        </w:rPr>
-        <w:t>epoch</w:t>
-      </w:r>
-      <w:r>
-        <w:rPr>
-          <w:b w:val="0"/>
-        </w:rPr>
-        <w:t xml:space="preserve"> equal the row count divided by </w:t>
-      </w:r>
-      <w:r>
-        <w:rPr>
-          <w:b/>
-        </w:rPr>
-        <w:t>batch size</w:t>
-      </w:r>
-      <w:r>
-        <w:rPr>
-          <w:b w:val="0"/>
-        </w:rPr>
-        <w:t xml:space="preserve"> rounded up. A program that drops the final incomplete </w:t>
-      </w:r>
-      <w:r>
-        <w:rPr>
-          <w:b/>
-        </w:rPr>
-        <w:t>batch</w:t>
-      </w:r>
-      <w:r>
-        <w:rPr>
-          <w:b w:val="0"/>
-        </w:rPr>
-        <w:t xml:space="preserve"> follows a different rule and omits examples in that pass.</w:t>
+        <w:pStyle w:val="Heading2"/>
+      </w:pPr>
+      <w:r>
+        <w:t>Main convention,complete traces and guided key</w:t>
       </w:r>
     </w:p>
     <w:p>
@@ -1041,15 +816,102 @@
         <w:rPr>
           <w:b w:val="0"/>
         </w:rPr>
-        <w:t>Record the rule instead of silently changing the denominator.</w:t>
+        <w:t xml:space="preserve">In Week 12 every </w:t>
+      </w:r>
+      <w:r>
+        <w:rPr>
+          <w:b/>
+        </w:rPr>
+        <w:t>update</w:t>
+      </w:r>
+      <w:r>
+        <w:rPr>
+          <w:b w:val="0"/>
+        </w:rPr>
+        <w:t xml:space="preserve"> used both </w:t>
+      </w:r>
+      <w:r>
+        <w:rPr>
+          <w:b/>
+        </w:rPr>
+        <w:t>training</w:t>
+      </w:r>
+      <w:r>
+        <w:rPr>
+          <w:b w:val="0"/>
+        </w:rPr>
+        <w:t xml:space="preserve"> examples. We now keep the same network h = ReLU(x), y = vh, with only v trained, and divide the data into </w:t>
+      </w:r>
+      <w:r>
+        <w:rPr>
+          <w:b/>
+        </w:rPr>
+        <w:t>batch</w:t>
+      </w:r>
+      <w:r>
+        <w:rPr>
+          <w:b w:val="0"/>
+        </w:rPr>
+        <w:t xml:space="preserve">es. In this lesson each nonempty </w:t>
+      </w:r>
+      <w:r>
+        <w:rPr>
+          <w:b/>
+        </w:rPr>
+        <w:t>batch</w:t>
+      </w:r>
+      <w:r>
+        <w:rPr>
+          <w:b w:val="0"/>
+        </w:rPr>
+        <w:t xml:space="preserve"> produces exactly one </w:t>
+      </w:r>
+      <w:r>
+        <w:rPr>
+          <w:b/>
+        </w:rPr>
+        <w:t>update</w:t>
+      </w:r>
+      <w:r>
+        <w:rPr>
+          <w:b w:val="0"/>
+        </w:rPr>
+        <w:t>.</w:t>
       </w:r>
     </w:p>
     <w:p>
       <w:pPr>
-        <w:pStyle w:val="Heading3"/>
-      </w:pPr>
-      <w:r>
-        <w:t>Explain Batching and epochs · 2</w:t>
+        <w:spacing w:line="336" w:lineRule="auto" w:after="180"/>
+      </w:pPr>
+      <w:r>
+        <w:rPr>
+          <w:b w:val="0"/>
+        </w:rPr>
+        <w:t xml:space="preserve">An </w:t>
+      </w:r>
+      <w:r>
+        <w:rPr>
+          <w:b/>
+        </w:rPr>
+        <w:t>epoch</w:t>
+      </w:r>
+      <w:r>
+        <w:rPr>
+          <w:b w:val="0"/>
+        </w:rPr>
+        <w:t xml:space="preserve"> visits every </w:t>
+      </w:r>
+      <w:r>
+        <w:rPr>
+          <w:b/>
+        </w:rPr>
+        <w:t>training</w:t>
+      </w:r>
+      <w:r>
+        <w:rPr>
+          <w:b w:val="0"/>
+        </w:rPr>
+        <w:t xml:space="preserve"> example exactly once, without replacement. These rules make the counts unambiguous.</w:t>
       </w:r>
     </w:p>
     <w:p>
@@ -1060,7 +922,31 @@
         <w:rPr>
           <w:b w:val="0"/>
         </w:rPr>
-        <w:t>Use the two fictional pairs A = (1, 2) and B = (2, 4), start v = 0 and rate 0.1. For one pair with hidden value h, squared-error gradient is 2 times (vh - target) times h.</w:t>
+        <w:t xml:space="preserve">Imagine five fictional records A through E in fixed order. With </w:t>
+      </w:r>
+      <w:r>
+        <w:rPr>
+          <w:b/>
+        </w:rPr>
+        <w:t>batch size</w:t>
+      </w:r>
+      <w:r>
+        <w:rPr>
+          <w:b w:val="0"/>
+        </w:rPr>
+        <w:t xml:space="preserve"> 2, the groups are [A, B], [C, D] and [E]. Keep the smaller last </w:t>
+      </w:r>
+      <w:r>
+        <w:rPr>
+          <w:b/>
+        </w:rPr>
+        <w:t>batch</w:t>
+      </w:r>
+      <w:r>
+        <w:rPr>
+          <w:b w:val="0"/>
+        </w:rPr>
+        <w:t>.</w:t>
       </w:r>
     </w:p>
     <w:p>
@@ -1071,19 +957,31 @@
         <w:rPr>
           <w:b w:val="0"/>
         </w:rPr>
-        <w:t xml:space="preserve">For a </w:t>
+        <w:t xml:space="preserve">One </w:t>
       </w:r>
       <w:r>
         <w:rPr>
           <w:b/>
         </w:rPr>
+        <w:t>epoch</w:t>
+      </w:r>
+      <w:r>
+        <w:rPr>
+          <w:b w:val="0"/>
+        </w:rPr>
+        <w:t xml:space="preserve"> has three </w:t>
+      </w:r>
+      <w:r>
+        <w:rPr>
+          <w:b/>
+        </w:rPr>
         <w:t>batch</w:t>
       </w:r>
       <w:r>
         <w:rPr>
           <w:b w:val="0"/>
         </w:rPr>
-        <w:t xml:space="preserve">, average these gradients at the same current v. Apply one </w:t>
+        <w:t xml:space="preserve">es and three </w:t>
       </w:r>
       <w:r>
         <w:rPr>
@@ -1095,27 +993,102 @@
         <w:rPr>
           <w:b w:val="0"/>
         </w:rPr>
-        <w:t xml:space="preserve">, then recompute for the next </w:t>
+        <w:t xml:space="preserve">s; two </w:t>
       </w:r>
       <w:r>
         <w:rPr>
           <w:b/>
         </w:rPr>
-        <w:t>batch</w:t>
-      </w:r>
-      <w:r>
-        <w:rPr>
-          <w:b w:val="0"/>
-        </w:rPr>
-        <w:t>.</w:t>
+        <w:t>epoch</w:t>
+      </w:r>
+      <w:r>
+        <w:rPr>
+          <w:b w:val="0"/>
+        </w:rPr>
+        <w:t xml:space="preserve">s have six </w:t>
+      </w:r>
+      <w:r>
+        <w:rPr>
+          <w:b/>
+        </w:rPr>
+        <w:t>update</w:t>
+      </w:r>
+      <w:r>
+        <w:rPr>
+          <w:b w:val="0"/>
+        </w:rPr>
+        <w:t>s and ten example visits.</w:t>
       </w:r>
     </w:p>
     <w:p>
       <w:pPr>
-        <w:pStyle w:val="Heading3"/>
-      </w:pPr>
-      <w:r>
-        <w:t>Explain Batching and epochs · 3</w:t>
+        <w:spacing w:line="336" w:lineRule="auto" w:after="180"/>
+      </w:pPr>
+      <w:r>
+        <w:rPr>
+          <w:b w:val="0"/>
+        </w:rPr>
+        <w:t xml:space="preserve">When the last </w:t>
+      </w:r>
+      <w:r>
+        <w:rPr>
+          <w:b/>
+        </w:rPr>
+        <w:t>batch</w:t>
+      </w:r>
+      <w:r>
+        <w:rPr>
+          <w:b w:val="0"/>
+        </w:rPr>
+        <w:t xml:space="preserve"> is retained, </w:t>
+      </w:r>
+      <w:r>
+        <w:rPr>
+          <w:b/>
+        </w:rPr>
+        <w:t>update</w:t>
+      </w:r>
+      <w:r>
+        <w:rPr>
+          <w:b w:val="0"/>
+        </w:rPr>
+        <w:t xml:space="preserve">s per </w:t>
+      </w:r>
+      <w:r>
+        <w:rPr>
+          <w:b/>
+        </w:rPr>
+        <w:t>epoch</w:t>
+      </w:r>
+      <w:r>
+        <w:rPr>
+          <w:b w:val="0"/>
+        </w:rPr>
+        <w:t xml:space="preserve"> equal the row count divided by </w:t>
+      </w:r>
+      <w:r>
+        <w:rPr>
+          <w:b/>
+        </w:rPr>
+        <w:t>batch size</w:t>
+      </w:r>
+      <w:r>
+        <w:rPr>
+          <w:b w:val="0"/>
+        </w:rPr>
+        <w:t xml:space="preserve"> rounded up. A program that drops the final incomplete </w:t>
+      </w:r>
+      <w:r>
+        <w:rPr>
+          <w:b/>
+        </w:rPr>
+        <w:t>batch</w:t>
+      </w:r>
+      <w:r>
+        <w:rPr>
+          <w:b w:val="0"/>
+        </w:rPr>
+        <w:t xml:space="preserve"> follows a different rule and omits examples in that pass.</w:t>
       </w:r>
     </w:p>
     <w:p>
@@ -1126,19 +1099,7 @@
         <w:rPr>
           <w:b w:val="0"/>
         </w:rPr>
-        <w:t xml:space="preserve">Assume finite numeric pairs, integer size and finite rate. With size 1, A gives gradient -4 and new v = 0.4. B then uses 0.4, giving </w:t>
-      </w:r>
-      <w:r>
-        <w:rPr>
-          <w:b/>
-        </w:rPr>
-        <w:t>prediction</w:t>
-      </w:r>
-      <w:r>
-        <w:rPr>
-          <w:b w:val="0"/>
-        </w:rPr>
-        <w:t xml:space="preserve"> 0.8, residual -3.2 and gradient -12.8, so v becomes 1.68.</w:t>
+        <w:t>Record the rule instead of silently changing the denominator.</w:t>
       </w:r>
     </w:p>
     <w:p>
@@ -1149,7 +1110,1159 @@
         <w:rPr>
           <w:b w:val="0"/>
         </w:rPr>
+        <w:t>Use the two fictional pairs A = (1, 2) and B = (2, 4), start v = 0 and rate 0.1. For one pair with hidden value h, squared-error gradient is 2 times (vh - target) times h.</w:t>
+      </w:r>
+    </w:p>
+    <w:p>
+      <w:pPr>
+        <w:spacing w:line="336" w:lineRule="auto" w:after="180"/>
+      </w:pPr>
+      <w:r>
+        <w:rPr>
+          <w:b w:val="0"/>
+        </w:rPr>
+        <w:t xml:space="preserve">For a </w:t>
+      </w:r>
+      <w:r>
+        <w:rPr>
+          <w:b/>
+        </w:rPr>
+        <w:t>batch</w:t>
+      </w:r>
+      <w:r>
+        <w:rPr>
+          <w:b w:val="0"/>
+        </w:rPr>
+        <w:t xml:space="preserve">, average these gradients at the same current v. Apply one </w:t>
+      </w:r>
+      <w:r>
+        <w:rPr>
+          <w:b/>
+        </w:rPr>
+        <w:t>update</w:t>
+      </w:r>
+      <w:r>
+        <w:rPr>
+          <w:b w:val="0"/>
+        </w:rPr>
+        <w:t xml:space="preserve">, then recompute for the next </w:t>
+      </w:r>
+      <w:r>
+        <w:rPr>
+          <w:b/>
+        </w:rPr>
+        <w:t>batch</w:t>
+      </w:r>
+      <w:r>
+        <w:rPr>
+          <w:b w:val="0"/>
+        </w:rPr>
+        <w:t>.</w:t>
+      </w:r>
+    </w:p>
+    <w:p>
+      <w:pPr>
+        <w:spacing w:line="336" w:lineRule="auto" w:after="180"/>
+      </w:pPr>
+      <w:r>
+        <w:rPr>
+          <w:b w:val="0"/>
+        </w:rPr>
+        <w:t xml:space="preserve">Assume finite numeric pairs, integer size and finite rate. With size 1, A gives gradient -4 and new v = 0.4. B then uses 0.4, giving </w:t>
+      </w:r>
+      <w:r>
+        <w:rPr>
+          <w:b/>
+        </w:rPr>
+        <w:t>prediction</w:t>
+      </w:r>
+      <w:r>
+        <w:rPr>
+          <w:b w:val="0"/>
+        </w:rPr>
+        <w:t xml:space="preserve"> 0.8, residual -3.2 and gradient -12.8, so v becomes 1.68.</w:t>
+      </w:r>
+    </w:p>
+    <w:p>
+      <w:pPr>
+        <w:spacing w:line="336" w:lineRule="auto" w:after="180"/>
+      </w:pPr>
+      <w:r>
+        <w:rPr>
+          <w:b w:val="0"/>
+        </w:rPr>
         <w:t>With size 2, both gradients are evaluated at v = 0; their mean is -10, producing v = 1.</w:t>
+      </w:r>
+    </w:p>
+    <w:tbl>
+      <w:tblPr>
+        <w:tblStyle w:val="LightShading-Accent1"/>
+        <w:tblW w:type="auto" w:w="0"/>
+        <w:tblLook w:firstColumn="1" w:firstRow="1" w:lastColumn="0" w:lastRow="0" w:noHBand="0" w:noVBand="1" w:val="04A0"/>
+      </w:tblPr>
+      <w:tblGrid>
+        <w:gridCol w:w="2556"/>
+        <w:gridCol w:w="2556"/>
+        <w:gridCol w:w="2556"/>
+        <w:gridCol w:w="2556"/>
+      </w:tblGrid>
+      <w:tr>
+        <w:trPr>
+          <w:tblHeader/>
+        </w:trPr>
+        <w:tc>
+          <w:tcPr>
+            <w:tcW w:type="dxa" w:w="2556"/>
+          </w:tcPr>
+          <w:p>
+            <w:r>
+              <w:t>Main data A(1, 2), B(2, 4); start v0, rate.1</w:t>
+            </w:r>
+          </w:p>
+        </w:tc>
+        <w:tc>
+          <w:tcPr>
+            <w:tcW w:type="dxa" w:w="2556"/>
+          </w:tcPr>
+          <w:p>
+            <w:r>
+              <w:t>Current v before batch</w:t>
+            </w:r>
+          </w:p>
+        </w:tc>
+        <w:tc>
+          <w:tcPr>
+            <w:tcW w:type="dxa" w:w="2556"/>
+          </w:tcPr>
+          <w:p>
+            <w:r>
+              <w:t>Gradient at this v</w:t>
+            </w:r>
+          </w:p>
+        </w:tc>
+        <w:tc>
+          <w:tcPr>
+            <w:tcW w:type="dxa" w:w="2556"/>
+          </w:tcPr>
+          <w:p>
+            <w:r>
+              <w:t>New v after batch</w:t>
+            </w:r>
+          </w:p>
+        </w:tc>
+      </w:tr>
+      <w:tr>
+        <w:tc>
+          <w:tcPr>
+            <w:tcW w:type="dxa" w:w="2556"/>
+          </w:tcPr>
+          <w:p>
+            <w:r>
+              <w:t>Size1:Afirst</w:t>
+            </w:r>
+          </w:p>
+        </w:tc>
+        <w:tc>
+          <w:tcPr>
+            <w:tcW w:type="dxa" w:w="2556"/>
+          </w:tcPr>
+          <w:p>
+            <w:r>
+              <w:t>0</w:t>
+            </w:r>
+          </w:p>
+        </w:tc>
+        <w:tc>
+          <w:tcPr>
+            <w:tcW w:type="dxa" w:w="2556"/>
+          </w:tcPr>
+          <w:p>
+            <w:r>
+              <w:t>-4</w:t>
+            </w:r>
+          </w:p>
+        </w:tc>
+        <w:tc>
+          <w:tcPr>
+            <w:tcW w:type="dxa" w:w="2556"/>
+          </w:tcPr>
+          <w:p>
+            <w:r>
+              <w:t>0.4</w:t>
+            </w:r>
+          </w:p>
+        </w:tc>
+      </w:tr>
+      <w:tr>
+        <w:tc>
+          <w:tcPr>
+            <w:tcW w:type="dxa" w:w="2556"/>
+          </w:tcPr>
+          <w:p>
+            <w:r>
+              <w:t>Size1:Bnext</w:t>
+            </w:r>
+          </w:p>
+        </w:tc>
+        <w:tc>
+          <w:tcPr>
+            <w:tcW w:type="dxa" w:w="2556"/>
+          </w:tcPr>
+          <w:p>
+            <w:r>
+              <w:t>0.4</w:t>
+            </w:r>
+          </w:p>
+        </w:tc>
+        <w:tc>
+          <w:tcPr>
+            <w:tcW w:type="dxa" w:w="2556"/>
+          </w:tcPr>
+          <w:p>
+            <w:r>
+              <w:t>-12.8</w:t>
+            </w:r>
+          </w:p>
+        </w:tc>
+        <w:tc>
+          <w:tcPr>
+            <w:tcW w:type="dxa" w:w="2556"/>
+          </w:tcPr>
+          <w:p>
+            <w:r>
+              <w:t>1.68</w:t>
+            </w:r>
+          </w:p>
+        </w:tc>
+      </w:tr>
+      <w:tr>
+        <w:tc>
+          <w:tcPr>
+            <w:tcW w:type="dxa" w:w="2556"/>
+          </w:tcPr>
+          <w:p>
+            <w:r>
+              <w:t>Restart size 1:Bfirst</w:t>
+            </w:r>
+          </w:p>
+        </w:tc>
+        <w:tc>
+          <w:tcPr>
+            <w:tcW w:type="dxa" w:w="2556"/>
+          </w:tcPr>
+          <w:p>
+            <w:r>
+              <w:t>0</w:t>
+            </w:r>
+          </w:p>
+        </w:tc>
+        <w:tc>
+          <w:tcPr>
+            <w:tcW w:type="dxa" w:w="2556"/>
+          </w:tcPr>
+          <w:p>
+            <w:r>
+              <w:t>-16</w:t>
+            </w:r>
+          </w:p>
+        </w:tc>
+        <w:tc>
+          <w:tcPr>
+            <w:tcW w:type="dxa" w:w="2556"/>
+          </w:tcPr>
+          <w:p>
+            <w:r>
+              <w:t>1.6</w:t>
+            </w:r>
+          </w:p>
+        </w:tc>
+      </w:tr>
+      <w:tr>
+        <w:tc>
+          <w:tcPr>
+            <w:tcW w:type="dxa" w:w="2556"/>
+          </w:tcPr>
+          <w:p>
+            <w:r>
+              <w:t>Then A</w:t>
+            </w:r>
+          </w:p>
+        </w:tc>
+        <w:tc>
+          <w:tcPr>
+            <w:tcW w:type="dxa" w:w="2556"/>
+          </w:tcPr>
+          <w:p>
+            <w:r>
+              <w:t>1.6</w:t>
+            </w:r>
+          </w:p>
+        </w:tc>
+        <w:tc>
+          <w:tcPr>
+            <w:tcW w:type="dxa" w:w="2556"/>
+          </w:tcPr>
+          <w:p>
+            <w:r>
+              <w:t>-0.8</w:t>
+            </w:r>
+          </w:p>
+        </w:tc>
+        <w:tc>
+          <w:tcPr>
+            <w:tcW w:type="dxa" w:w="2556"/>
+          </w:tcPr>
+          <w:p>
+            <w:r>
+              <w:t>1.68</w:t>
+            </w:r>
+          </w:p>
+        </w:tc>
+      </w:tr>
+      <w:tr>
+        <w:tc>
+          <w:tcPr>
+            <w:tcW w:type="dxa" w:w="2556"/>
+          </w:tcPr>
+          <w:p>
+            <w:r>
+              <w:t>Restart size 2:AandBtogether</w:t>
+            </w:r>
+          </w:p>
+        </w:tc>
+        <w:tc>
+          <w:tcPr>
+            <w:tcW w:type="dxa" w:w="2556"/>
+          </w:tcPr>
+          <w:p>
+            <w:r>
+              <w:t>0</w:t>
+            </w:r>
+          </w:p>
+        </w:tc>
+        <w:tc>
+          <w:tcPr>
+            <w:tcW w:type="dxa" w:w="2556"/>
+          </w:tcPr>
+          <w:p>
+            <w:r>
+              <w:t>Mean(−4, −16)=−10</w:t>
+            </w:r>
+          </w:p>
+        </w:tc>
+        <w:tc>
+          <w:tcPr>
+            <w:tcW w:type="dxa" w:w="2556"/>
+          </w:tcPr>
+          <w:p>
+            <w:r>
+              <w:t>1</w:t>
+            </w:r>
+          </w:p>
+        </w:tc>
+      </w:tr>
+    </w:tbl>
+    <w:p>
+      <w:pPr>
+        <w:spacing w:line="336" w:lineRule="auto" w:after="180"/>
+      </w:pPr>
+      <w:r>
+        <w:rPr>
+          <w:b w:val="0"/>
+        </w:rPr>
+        <w:t>The main executable uses exactly the two supplied numeric training pairs, not the five-ID counting example. Each new batch recomputes its gradient at the latest v; within one batch all per-row gradients use the same vbefore its one update. The main A/Borders happen to share final v1.68 but have different paths.</w:t>
+      </w:r>
+    </w:p>
+    <w:p>
+      <w:pPr>
+        <w:spacing w:line="336" w:lineRule="auto" w:after="180"/>
+      </w:pPr>
+      <w:r>
+        <w:rPr>
+          <w:b w:val="0"/>
+        </w:rPr>
+        <w:t>That coincidence does not prove order never matters; the pictured example uses different targets and shows different final weights. The helper requires nonempty rows and size≥1, and assumes integer size and finite numeric pairs/rate.</w:t>
+      </w:r>
+    </w:p>
+    <w:p>
+      <w:pPr>
+        <w:spacing w:line="336" w:lineRule="auto" w:after="180"/>
+      </w:pPr>
+      <w:r>
+        <w:rPr>
+          <w:b w:val="0"/>
+        </w:rPr>
+        <w:t xml:space="preserve">Guided: B at v = 0 gives gradient -16 and v = 1.6. A then gives residual -0.4, gradient -0.8 and v = 1.68. Two </w:t>
+      </w:r>
+      <w:r>
+        <w:rPr>
+          <w:b/>
+        </w:rPr>
+        <w:t>batch</w:t>
+      </w:r>
+      <w:r>
+        <w:rPr>
+          <w:b w:val="0"/>
+        </w:rPr>
+        <w:t xml:space="preserve">es each cause one </w:t>
+      </w:r>
+      <w:r>
+        <w:rPr>
+          <w:b/>
+        </w:rPr>
+        <w:t>update</w:t>
+      </w:r>
+      <w:r>
+        <w:rPr>
+          <w:b w:val="0"/>
+        </w:rPr>
+        <w:t>. Exit: both teams visit ten examples.</w:t>
+      </w:r>
+    </w:p>
+    <w:p>
+      <w:pPr>
+        <w:spacing w:line="336" w:lineRule="auto" w:after="180"/>
+      </w:pPr>
+      <w:r>
+        <w:rPr>
+          <w:b w:val="0"/>
+        </w:rPr>
+        <w:t xml:space="preserve">Size 2 produces six </w:t>
+      </w:r>
+      <w:r>
+        <w:rPr>
+          <w:b/>
+        </w:rPr>
+        <w:t>update</w:t>
+      </w:r>
+      <w:r>
+        <w:rPr>
+          <w:b w:val="0"/>
+        </w:rPr>
+        <w:t xml:space="preserve">s; size 5 produces two. Record both budgets and all </w:t>
+      </w:r>
+      <w:r>
+        <w:rPr>
+          <w:b/>
+        </w:rPr>
+        <w:t>training</w:t>
+      </w:r>
+      <w:r>
+        <w:rPr>
+          <w:b w:val="0"/>
+        </w:rPr>
+        <w:t xml:space="preserve"> settings.</w:t>
+      </w:r>
+    </w:p>
+    <w:p>
+      <w:pPr>
+        <w:pStyle w:val="Heading2"/>
+      </w:pPr>
+      <w:r>
+        <w:t>Complete frozen-error aggregation</w:t>
+      </w:r>
+    </w:p>
+    <w:tbl>
+      <w:tblPr>
+        <w:tblStyle w:val="LightShading-Accent1"/>
+        <w:tblW w:type="auto" w:w="0"/>
+        <w:tblLook w:firstColumn="1" w:firstRow="1" w:lastColumn="0" w:lastRow="0" w:noHBand="0" w:noVBand="1" w:val="04A0"/>
+      </w:tblPr>
+      <w:tblGrid>
+        <w:gridCol w:w="2556"/>
+        <w:gridCol w:w="2556"/>
+        <w:gridCol w:w="2556"/>
+        <w:gridCol w:w="2556"/>
+      </w:tblGrid>
+      <w:tr>
+        <w:trPr>
+          <w:tblHeader/>
+        </w:trPr>
+        <w:tc>
+          <w:tcPr>
+            <w:tcW w:type="dxa" w:w="2556"/>
+          </w:tcPr>
+          <w:p>
+            <w:r>
+              <w:t>Separate frozen-model squared-error fixture</w:t>
+            </w:r>
+          </w:p>
+        </w:tc>
+        <w:tc>
+          <w:tcPr>
+            <w:tcW w:type="dxa" w:w="2556"/>
+          </w:tcPr>
+          <w:p>
+            <w:r>
+              <w:t>Batch size</w:t>
+            </w:r>
+          </w:p>
+        </w:tc>
+        <w:tc>
+          <w:tcPr>
+            <w:tcW w:type="dxa" w:w="2556"/>
+          </w:tcPr>
+          <w:p>
+            <w:r>
+              <w:t>Batch MSE</w:t>
+            </w:r>
+          </w:p>
+        </w:tc>
+        <w:tc>
+          <w:tcPr>
+            <w:tcW w:type="dxa" w:w="2556"/>
+          </w:tcPr>
+          <w:p>
+            <w:r>
+              <w:t>Contribution to total squared error</w:t>
+            </w:r>
+          </w:p>
+        </w:tc>
+      </w:tr>
+      <w:tr>
+        <w:tc>
+          <w:tcPr>
+            <w:tcW w:type="dxa" w:w="2556"/>
+          </w:tcPr>
+          <w:p>
+            <w:r>
+              <w:t>A/Berrors1/1</w:t>
+            </w:r>
+          </w:p>
+        </w:tc>
+        <w:tc>
+          <w:tcPr>
+            <w:tcW w:type="dxa" w:w="2556"/>
+          </w:tcPr>
+          <w:p>
+            <w:r>
+              <w:t>2</w:t>
+            </w:r>
+          </w:p>
+        </w:tc>
+        <w:tc>
+          <w:tcPr>
+            <w:tcW w:type="dxa" w:w="2556"/>
+          </w:tcPr>
+          <w:p>
+            <w:r>
+              <w:t>1</w:t>
+            </w:r>
+          </w:p>
+        </w:tc>
+        <w:tc>
+          <w:tcPr>
+            <w:tcW w:type="dxa" w:w="2556"/>
+          </w:tcPr>
+          <w:p>
+            <w:r>
+              <w:t>2</w:t>
+            </w:r>
+          </w:p>
+        </w:tc>
+      </w:tr>
+      <w:tr>
+        <w:tc>
+          <w:tcPr>
+            <w:tcW w:type="dxa" w:w="2556"/>
+          </w:tcPr>
+          <w:p>
+            <w:r>
+              <w:t>C/Derrors4/4</w:t>
+            </w:r>
+          </w:p>
+        </w:tc>
+        <w:tc>
+          <w:tcPr>
+            <w:tcW w:type="dxa" w:w="2556"/>
+          </w:tcPr>
+          <w:p>
+            <w:r>
+              <w:t>2</w:t>
+            </w:r>
+          </w:p>
+        </w:tc>
+        <w:tc>
+          <w:tcPr>
+            <w:tcW w:type="dxa" w:w="2556"/>
+          </w:tcPr>
+          <w:p>
+            <w:r>
+              <w:t>4</w:t>
+            </w:r>
+          </w:p>
+        </w:tc>
+        <w:tc>
+          <w:tcPr>
+            <w:tcW w:type="dxa" w:w="2556"/>
+          </w:tcPr>
+          <w:p>
+            <w:r>
+              <w:t>8</w:t>
+            </w:r>
+          </w:p>
+        </w:tc>
+      </w:tr>
+      <w:tr>
+        <w:tc>
+          <w:tcPr>
+            <w:tcW w:type="dxa" w:w="2556"/>
+          </w:tcPr>
+          <w:p>
+            <w:r>
+              <w:t>Eerror9</w:t>
+            </w:r>
+          </w:p>
+        </w:tc>
+        <w:tc>
+          <w:tcPr>
+            <w:tcW w:type="dxa" w:w="2556"/>
+          </w:tcPr>
+          <w:p>
+            <w:r>
+              <w:t>1</w:t>
+            </w:r>
+          </w:p>
+        </w:tc>
+        <w:tc>
+          <w:tcPr>
+            <w:tcW w:type="dxa" w:w="2556"/>
+          </w:tcPr>
+          <w:p>
+            <w:r>
+              <w:t>9</w:t>
+            </w:r>
+          </w:p>
+        </w:tc>
+        <w:tc>
+          <w:tcPr>
+            <w:tcW w:type="dxa" w:w="2556"/>
+          </w:tcPr>
+          <w:p>
+            <w:r>
+              <w:t>9</w:t>
+            </w:r>
+          </w:p>
+        </w:tc>
+      </w:tr>
+      <w:tr>
+        <w:tc>
+          <w:tcPr>
+            <w:tcW w:type="dxa" w:w="2556"/>
+          </w:tcPr>
+          <w:p>
+            <w:r>
+              <w:t>All five cases</w:t>
+            </w:r>
+          </w:p>
+        </w:tc>
+        <w:tc>
+          <w:tcPr>
+            <w:tcW w:type="dxa" w:w="2556"/>
+          </w:tcPr>
+          <w:p>
+            <w:r>
+              <w:t>5</w:t>
+            </w:r>
+          </w:p>
+        </w:tc>
+        <w:tc>
+          <w:tcPr>
+            <w:tcW w:type="dxa" w:w="2556"/>
+          </w:tcPr>
+          <w:p>
+            <w:r>
+              <w:t>(2+8+9)/5=3.8</w:t>
+            </w:r>
+          </w:p>
+        </w:tc>
+        <w:tc>
+          <w:tcPr>
+            <w:tcW w:type="dxa" w:w="2556"/>
+          </w:tcPr>
+          <w:p>
+            <w:r>
+              <w:t>19</w:t>
+            </w:r>
+          </w:p>
+        </w:tc>
+      </w:tr>
+      <w:tr>
+        <w:tc>
+          <w:tcPr>
+            <w:tcW w:type="dxa" w:w="2556"/>
+          </w:tcPr>
+          <w:p>
+            <w:r>
+              <w:t>Wrong unweighted mean of means</w:t>
+            </w:r>
+          </w:p>
+        </w:tc>
+        <w:tc>
+          <w:tcPr>
+            <w:tcW w:type="dxa" w:w="2556"/>
+          </w:tcPr>
+          <w:p>
+            <w:r>
+              <w:t>Not one five-case average</w:t>
+            </w:r>
+          </w:p>
+        </w:tc>
+        <w:tc>
+          <w:tcPr>
+            <w:tcW w:type="dxa" w:w="2556"/>
+          </w:tcPr>
+          <w:p>
+            <w:r>
+              <w:t>(1+4+9)/3=14/3</w:t>
+            </w:r>
+          </w:p>
+        </w:tc>
+        <w:tc>
+          <w:tcPr>
+            <w:tcW w:type="dxa" w:w="2556"/>
+          </w:tcPr>
+          <w:p>
+            <w:r>
+              <w:t>Overweights the single Ecase</w:t>
+            </w:r>
+          </w:p>
+        </w:tc>
+      </w:tr>
+    </w:tbl>
+    <w:p>
+      <w:pPr>
+        <w:pStyle w:val="Heading2"/>
+      </w:pPr>
+      <w:r>
+        <w:t>Separate pictured order experiment and scope</w:t>
+      </w:r>
+    </w:p>
+    <w:p>
+      <w:pPr>
+        <w:spacing w:line="336" w:lineRule="auto" w:after="180"/>
+      </w:pPr>
+      <w:r>
+        <w:rPr>
+          <w:b w:val="0"/>
+        </w:rPr>
+        <w:t xml:space="preserve">Show why an </w:t>
+      </w:r>
+      <w:r>
+        <w:rPr>
+          <w:b/>
+        </w:rPr>
+        <w:t>epoch</w:t>
+      </w:r>
+      <w:r>
+        <w:rPr>
+          <w:b w:val="0"/>
+        </w:rPr>
+        <w:t xml:space="preserve">’s example order can matter for single-example </w:t>
+      </w:r>
+      <w:r>
+        <w:rPr>
+          <w:b/>
+        </w:rPr>
+        <w:t>update</w:t>
+      </w:r>
+      <w:r>
+        <w:rPr>
+          <w:b w:val="0"/>
+        </w:rPr>
+        <w:t>s.</w:t>
+      </w:r>
+    </w:p>
+    <w:p>
+      <w:pPr>
+        <w:spacing w:line="336" w:lineRule="auto" w:after="180"/>
+      </w:pPr>
+      <w:r>
+        <w:rPr>
+          <w:b w:val="0"/>
+        </w:rPr>
+        <w:t xml:space="preserve">Toy y=wx, rate 0.1, squared loss, start w = 0. </w:t>
+      </w:r>
+      <w:r>
+        <w:rPr>
+          <w:b/>
+        </w:rPr>
+        <w:t>Training</w:t>
+      </w:r>
+      <w:r>
+        <w:rPr>
+          <w:b w:val="0"/>
+        </w:rPr>
+        <w:t xml:space="preserve"> A=(x = 1, target 2), B=(x = 2, target 0).</w:t>
+      </w:r>
+    </w:p>
+    <w:p>
+      <w:pPr>
+        <w:spacing w:line="336" w:lineRule="auto" w:after="180"/>
+      </w:pPr>
+      <w:r>
+        <w:rPr>
+          <w:b w:val="0"/>
+        </w:rPr>
+        <w:t xml:space="preserve">All </w:t>
+      </w:r>
+      <w:r>
+        <w:rPr>
+          <w:b/>
+        </w:rPr>
+        <w:t>input</w:t>
+      </w:r>
+      <w:r>
+        <w:rPr>
+          <w:b w:val="0"/>
+        </w:rPr>
+        <w:t>s and outcomes in this worked example are invented classroom data; no real model run is claimed.</w:t>
+      </w:r>
+    </w:p>
+    <w:p>
+      <w:pPr>
+        <w:spacing w:line="336" w:lineRule="auto" w:after="180"/>
+      </w:pPr>
+      <w:r>
+        <w:rPr>
+          <w:b w:val="0"/>
+        </w:rPr>
+        <w:t>The picture uses y=wx, start w0, rate.1, A(1, 2), B(2, 0), squared loss. AthenB:size 1 gradients−4 then3.2, give w.4 then.08. Restart BthenA:gradients 0 then−4, give w0 then.4. Full-batch mean at the same old w0is(−4+0)/2=−2, giving w.2; reversing the rows leaves that exact mean unchanged. These targets differ from the main A(1, 2)/B(2, 4)and the independent A(1, 1)/B(2, 0).</w:t>
+      </w:r>
+    </w:p>
+    <w:p>
+      <w:pPr>
+        <w:pStyle w:val="Heading2"/>
+      </w:pPr>
+      <w:r>
+        <w:t>Trace order dependence and full-batch invariance</w:t>
+      </w:r>
+    </w:p>
+    <w:p>
+      <w:r>
+        <w:drawing>
+          <wp:inline xmlns:a="http://schemas.openxmlformats.org/drawingml/2006/main" xmlns:pic="http://schemas.openxmlformats.org/drawingml/2006/picture">
+            <wp:extent cx="5486400" cy="3182112"/>
+            <wp:docPr id="1" name="Picture 1" descr="A then B: A gradient -4 gives w = 0.4; B gradient 3.2 then gives w = 0.08. → Restart and reverse: B at w=0 has gradient 0; A then gives w = 0.4. → Compare full batch: At w = 0 mean gradient=(-4+0)/2=-2; one full-batch update gives w = 0.2."/>
+            <wp:cNvGraphicFramePr>
+              <a:graphicFrameLocks noChangeAspect="1"/>
+            </wp:cNvGraphicFramePr>
+            <a:graphic>
+              <a:graphicData uri="http://schemas.openxmlformats.org/drawingml/2006/picture">
+                <pic:pic>
+                  <pic:nvPicPr>
+                    <pic:cNvPr id="0" name="academy-story-ai-5-13-02.png"/>
+                    <pic:cNvPicPr/>
+                  </pic:nvPicPr>
+                  <pic:blipFill>
+                    <a:blip r:embed="rId9"/>
+                    <a:stretch>
+                      <a:fillRect/>
+                    </a:stretch>
+                  </pic:blipFill>
+                  <pic:spPr>
+                    <a:xfrm>
+                      <a:off x="0" y="0"/>
+                      <a:ext cx="5486400" cy="3182112"/>
+                    </a:xfrm>
+                    <a:prstGeom prst="rect"/>
+                  </pic:spPr>
+                </pic:pic>
+              </a:graphicData>
+            </a:graphic>
+          </wp:inline>
+        </w:drawing>
+      </w:r>
+    </w:p>
+    <w:p>
+      <w:pPr>
+        <w:pStyle w:val="Heading3"/>
+      </w:pPr>
+      <w:r>
+        <w:t>Read the picture one step at a time</w:t>
+      </w:r>
+    </w:p>
+    <w:tbl>
+      <w:tblPr>
+        <w:tblStyle w:val="LightShading-Accent1"/>
+        <w:tblW w:type="auto" w:w="0"/>
+        <w:tblLook w:firstColumn="1" w:firstRow="1" w:lastColumn="0" w:lastRow="0" w:noHBand="0" w:noVBand="1" w:val="04A0"/>
+      </w:tblPr>
+      <w:tblGrid>
+        <w:gridCol w:w="5112"/>
+        <w:gridCol w:w="5112"/>
+      </w:tblGrid>
+      <w:tr>
+        <w:trPr>
+          <w:tblHeader/>
+        </w:trPr>
+        <w:tc>
+          <w:tcPr>
+            <w:tcW w:type="dxa" w:w="5112"/>
+          </w:tcPr>
+          <w:p>
+            <w:r>
+              <w:t>Step</w:t>
+            </w:r>
+          </w:p>
+        </w:tc>
+        <w:tc>
+          <w:tcPr>
+            <w:tcW w:type="dxa" w:w="5112"/>
+          </w:tcPr>
+          <w:p>
+            <w:r>
+              <w:t>What happens and why</w:t>
+            </w:r>
+          </w:p>
+        </w:tc>
+      </w:tr>
+      <w:tr>
+        <w:tc>
+          <w:tcPr>
+            <w:tcW w:type="dxa" w:w="5112"/>
+          </w:tcPr>
+          <w:p>
+            <w:r>
+              <w:t>1. A then B</w:t>
+            </w:r>
+          </w:p>
+        </w:tc>
+        <w:tc>
+          <w:tcPr>
+            <w:tcW w:type="dxa" w:w="5112"/>
+          </w:tcPr>
+          <w:p>
+            <w:r>
+              <w:t>A gradient -4 gives w = 0.4; B gradient 3.2 then gives w = 0.08.</w:t>
+            </w:r>
+          </w:p>
+        </w:tc>
+      </w:tr>
+      <w:tr>
+        <w:tc>
+          <w:tcPr>
+            <w:tcW w:type="dxa" w:w="5112"/>
+          </w:tcPr>
+          <w:p>
+            <w:r>
+              <w:t>2. Restart and reverse</w:t>
+            </w:r>
+          </w:p>
+        </w:tc>
+        <w:tc>
+          <w:tcPr>
+            <w:tcW w:type="dxa" w:w="5112"/>
+          </w:tcPr>
+          <w:p>
+            <w:r>
+              <w:t>B at w=0 has gradient 0; A then gives w = 0.4.</w:t>
+            </w:r>
+          </w:p>
+        </w:tc>
+      </w:tr>
+      <w:tr>
+        <w:tc>
+          <w:tcPr>
+            <w:tcW w:type="dxa" w:w="5112"/>
+          </w:tcPr>
+          <w:p>
+            <w:r>
+              <w:t>3. Compare full batch</w:t>
+            </w:r>
+          </w:p>
+        </w:tc>
+        <w:tc>
+          <w:tcPr>
+            <w:tcW w:type="dxa" w:w="5112"/>
+          </w:tcPr>
+          <w:p>
+            <w:r>
+              <w:t>At w = 0 mean gradient=(-4+0)/2=-2; one full-batch update gives w = 0.2.</w:t>
+            </w:r>
+          </w:p>
+        </w:tc>
+      </w:tr>
+    </w:tbl>
+    <w:p>
+      <w:r>
+        <w:t>Match each pictured step to the supplied facts. This is a worked teaching case, not an independent assessment.</w:t>
+      </w:r>
+    </w:p>
+    <w:p>
+      <w:pPr>
+        <w:spacing w:line="336" w:lineRule="auto" w:after="180"/>
+      </w:pPr>
+      <w:r>
+        <w:rPr>
+          <w:b w:val="0"/>
+        </w:rPr>
+        <w:t xml:space="preserve">A single-example </w:t>
+      </w:r>
+      <w:r>
+        <w:rPr>
+          <w:b/>
+        </w:rPr>
+        <w:t>update</w:t>
+      </w:r>
+      <w:r>
+        <w:rPr>
+          <w:b w:val="0"/>
+        </w:rPr>
+        <w:t xml:space="preserve"> changes the weight before the next example’s gradient is calculated. Reversing the example order can therefore change the path.</w:t>
+      </w:r>
+    </w:p>
+    <w:p>
+      <w:pPr>
+        <w:spacing w:line="336" w:lineRule="auto" w:after="180"/>
+      </w:pPr>
+      <w:r>
+        <w:rPr>
+          <w:b w:val="0"/>
+        </w:rPr>
+        <w:t>A full-</w:t>
+      </w:r>
+      <w:r>
+        <w:rPr>
+          <w:b/>
+        </w:rPr>
+        <w:t>batch</w:t>
+      </w:r>
+      <w:r>
+        <w:rPr>
+          <w:b w:val="0"/>
+        </w:rPr>
+        <w:t xml:space="preserve"> </w:t>
+      </w:r>
+      <w:r>
+        <w:rPr>
+          <w:b/>
+        </w:rPr>
+        <w:t>update</w:t>
+      </w:r>
+      <w:r>
+        <w:rPr>
+          <w:b w:val="0"/>
+        </w:rPr>
+        <w:t xml:space="preserve"> computes both gradients at the same starting weight and averages them before changing that weight. The distinction is when the </w:t>
+      </w:r>
+      <w:r>
+        <w:rPr>
+          <w:b/>
+        </w:rPr>
+        <w:t>update</w:t>
+      </w:r>
+      <w:r>
+        <w:rPr>
+          <w:b w:val="0"/>
+        </w:rPr>
+        <w:t xml:space="preserve"> occurs, not whether the examples have different labels.</w:t>
+      </w:r>
+    </w:p>
+    <w:p>
+      <w:pPr>
+        <w:spacing w:line="336" w:lineRule="auto" w:after="180"/>
+      </w:pPr>
+      <w:r>
+        <w:rPr>
+          <w:b w:val="0"/>
+        </w:rPr>
+        <w:t xml:space="preserve">Different order effects do not mean a universally better </w:t>
+      </w:r>
+      <w:r>
+        <w:rPr>
+          <w:b/>
+        </w:rPr>
+        <w:t>batch</w:t>
+      </w:r>
+      <w:r>
+        <w:rPr>
+          <w:b w:val="0"/>
+        </w:rPr>
+        <w:t>ing strategy; compare declared schedules and budgets fairly.</w:t>
+      </w:r>
+    </w:p>
+    <w:p>
+      <w:pPr>
+        <w:spacing w:line="336" w:lineRule="auto" w:after="180"/>
+      </w:pPr>
+      <w:r>
+        <w:rPr>
+          <w:b w:val="0"/>
+        </w:rPr>
+        <w:t>Change: Use only one full-</w:t>
+      </w:r>
+      <w:r>
+        <w:rPr>
+          <w:b/>
+        </w:rPr>
+        <w:t>batch</w:t>
+      </w:r>
+      <w:r>
+        <w:rPr>
+          <w:b w:val="0"/>
+        </w:rPr>
+        <w:t xml:space="preserve"> </w:t>
+      </w:r>
+      <w:r>
+        <w:rPr>
+          <w:b/>
+        </w:rPr>
+        <w:t>update</w:t>
+      </w:r>
+      <w:r>
+        <w:rPr>
+          <w:b w:val="0"/>
+        </w:rPr>
+        <w:t xml:space="preserve"> after reversing record order.</w:t>
+      </w:r>
+    </w:p>
+    <w:p>
+      <w:pPr>
+        <w:spacing w:line="336" w:lineRule="auto" w:after="180"/>
+      </w:pPr>
+      <w:r>
+        <w:rPr>
+          <w:b/>
+        </w:rPr>
+        <w:t>Prediction</w:t>
+      </w:r>
+      <w:r>
+        <w:rPr>
+          <w:b w:val="0"/>
+        </w:rPr>
+        <w:t xml:space="preserve">: The </w:t>
+      </w:r>
+      <w:r>
+        <w:rPr>
+          <w:b/>
+        </w:rPr>
+        <w:t>update</w:t>
+      </w:r>
+      <w:r>
+        <w:rPr>
+          <w:b w:val="0"/>
+        </w:rPr>
+        <w:t>d weight remains 0.2.</w:t>
+      </w:r>
+    </w:p>
+    <w:p>
+      <w:pPr>
+        <w:spacing w:line="336" w:lineRule="auto" w:after="180"/>
+      </w:pPr>
+      <w:r>
+        <w:rPr>
+          <w:b w:val="0"/>
+        </w:rPr>
+        <w:t>Reason: The same mean of the two starting gradients is unchanged by their order.</w:t>
+      </w:r>
+    </w:p>
+    <w:p>
+      <w:pPr>
+        <w:pStyle w:val="Heading2"/>
+      </w:pPr>
+      <w:r>
+        <w:t>Earlier wording, alternatives and picture transcripts · reference / check after trying</w:t>
       </w:r>
     </w:p>
     <w:tbl>
@@ -1434,76 +2547,6 @@
     </w:p>
     <w:p>
       <w:pPr>
-        <w:spacing w:line="336" w:lineRule="auto" w:after="180"/>
-      </w:pPr>
-      <w:r>
-        <w:rPr>
-          <w:b w:val="0"/>
-        </w:rPr>
-        <w:t xml:space="preserve">Guided: B at v = 0 gives gradient -16 and v = 1.6. A then gives residual -0.4, gradient -0.8 and v = 1.68. Two </w:t>
-      </w:r>
-      <w:r>
-        <w:rPr>
-          <w:b/>
-        </w:rPr>
-        <w:t>batch</w:t>
-      </w:r>
-      <w:r>
-        <w:rPr>
-          <w:b w:val="0"/>
-        </w:rPr>
-        <w:t xml:space="preserve">es each cause one </w:t>
-      </w:r>
-      <w:r>
-        <w:rPr>
-          <w:b/>
-        </w:rPr>
-        <w:t>update</w:t>
-      </w:r>
-      <w:r>
-        <w:rPr>
-          <w:b w:val="0"/>
-        </w:rPr>
-        <w:t>. Exit: both teams visit ten examples.</w:t>
-      </w:r>
-    </w:p>
-    <w:p>
-      <w:pPr>
-        <w:spacing w:line="336" w:lineRule="auto" w:after="180"/>
-      </w:pPr>
-      <w:r>
-        <w:rPr>
-          <w:b w:val="0"/>
-        </w:rPr>
-        <w:t xml:space="preserve">Size 2 produces six </w:t>
-      </w:r>
-      <w:r>
-        <w:rPr>
-          <w:b/>
-        </w:rPr>
-        <w:t>update</w:t>
-      </w:r>
-      <w:r>
-        <w:rPr>
-          <w:b w:val="0"/>
-        </w:rPr>
-        <w:t xml:space="preserve">s; size 5 produces two. Record both budgets and all </w:t>
-      </w:r>
-      <w:r>
-        <w:rPr>
-          <w:b/>
-        </w:rPr>
-        <w:t>training</w:t>
-      </w:r>
-      <w:r>
-        <w:rPr>
-          <w:b w:val="0"/>
-        </w:rPr>
-        <w:t xml:space="preserve"> settings.</w:t>
-      </w:r>
-    </w:p>
-    <w:p>
-      <w:pPr>
         <w:pStyle w:val="Heading3"/>
       </w:pPr>
       <w:r>
@@ -1851,109 +2894,10 @@
     </w:p>
     <w:p>
       <w:pPr>
-        <w:spacing w:line="336" w:lineRule="auto" w:after="180"/>
-      </w:pPr>
-      <w:r>
-        <w:rPr>
-          <w:b w:val="0"/>
-        </w:rPr>
-        <w:t xml:space="preserve">Show why an </w:t>
-      </w:r>
-      <w:r>
-        <w:rPr>
-          <w:b/>
-        </w:rPr>
-        <w:t>epoch</w:t>
-      </w:r>
-      <w:r>
-        <w:rPr>
-          <w:b w:val="0"/>
-        </w:rPr>
-        <w:t xml:space="preserve">’s example order can matter for single-example </w:t>
-      </w:r>
-      <w:r>
-        <w:rPr>
-          <w:b/>
-        </w:rPr>
-        <w:t>update</w:t>
-      </w:r>
-      <w:r>
-        <w:rPr>
-          <w:b w:val="0"/>
-        </w:rPr>
-        <w:t>s.</w:t>
-      </w:r>
-    </w:p>
-    <w:p>
-      <w:pPr>
         <w:pStyle w:val="Heading3"/>
       </w:pPr>
       <w:r>
         <w:t>The facts we will use</w:t>
-      </w:r>
-    </w:p>
-    <w:p>
-      <w:pPr>
-        <w:pStyle w:val="Heading3"/>
-      </w:pPr>
-      <w:r>
-        <w:t>Supplied facts</w:t>
-      </w:r>
-    </w:p>
-    <w:p>
-      <w:pPr>
-        <w:spacing w:line="336" w:lineRule="auto" w:after="180"/>
-        <w:shd w:fill="F1F6FC"/>
-      </w:pPr>
-      <w:r>
-        <w:rPr>
-          <w:b w:val="0"/>
-        </w:rPr>
-        <w:t xml:space="preserve">Toy y=wx, rate 0.1, squared loss, start w = 0. </w:t>
-      </w:r>
-      <w:r>
-        <w:rPr>
-          <w:b/>
-        </w:rPr>
-        <w:t>Training</w:t>
-      </w:r>
-      <w:r>
-        <w:rPr>
-          <w:b w:val="0"/>
-        </w:rPr>
-        <w:t xml:space="preserve"> A=(x = 1, target 2), B=(x = 2, target 0).</w:t>
-      </w:r>
-    </w:p>
-    <w:p>
-      <w:pPr>
-        <w:pStyle w:val="Heading3"/>
-      </w:pPr>
-      <w:r>
-        <w:t>Supplied facts</w:t>
-      </w:r>
-    </w:p>
-    <w:p>
-      <w:pPr>
-        <w:spacing w:line="336" w:lineRule="auto" w:after="180"/>
-        <w:shd w:fill="F1F6FC"/>
-      </w:pPr>
-      <w:r>
-        <w:rPr>
-          <w:b w:val="0"/>
-        </w:rPr>
-        <w:t xml:space="preserve">All </w:t>
-      </w:r>
-      <w:r>
-        <w:rPr>
-          <w:b/>
-        </w:rPr>
-        <w:t>input</w:t>
-      </w:r>
-      <w:r>
-        <w:rPr>
-          <w:b w:val="0"/>
-        </w:rPr>
-        <w:t>s and outcomes in this worked example are invented classroom data; no real model run is claimed.</w:t>
       </w:r>
     </w:p>
     <w:p>
@@ -1961,7 +2905,7 @@
         <w:drawing>
           <wp:inline xmlns:a="http://schemas.openxmlformats.org/drawingml/2006/main" xmlns:pic="http://schemas.openxmlformats.org/drawingml/2006/picture">
             <wp:extent cx="5486400" cy="5225143"/>
-            <wp:docPr id="1" name="Picture 1" descr="Batching and epochs. A then B: A gradient -4 gives w = 0.4; B gradient 3.2 then gives w = 0.08.. Restart and reverse: B at w=0 has gradient 0; A then gives w = 0.4.. Compare full batch: At w = 0 mean gradient=(-4+0)/2=-2; one full-batch update gives w = 0.2."/>
+            <wp:docPr id="2" name="Picture 2" descr="Batching and epochs. A then B: A gradient -4 gives w = 0.4; B gradient 3.2 then gives w = 0.08.. Restart and reverse: B at w=0 has gradient 0; A then gives w = 0.4.. Compare full batch: At w = 0 mean gradient=(-4+0)/2=-2; one full-batch update gives w = 0.2."/>
             <wp:cNvGraphicFramePr>
               <a:graphicFrameLocks noChangeAspect="1"/>
             </wp:cNvGraphicFramePr>
@@ -1973,7 +2917,7 @@
                     <pic:cNvPicPr/>
                   </pic:nvPicPr>
                   <pic:blipFill>
-                    <a:blip r:embed="rId9"/>
+                    <a:blip r:embed="rId10"/>
                     <a:stretch>
                       <a:fillRect/>
                     </a:stretch>
@@ -1997,114 +2941,7 @@
         <w:pStyle w:val="Heading3"/>
       </w:pPr>
       <w:r>
-        <w:t>Read the picture one step at a time</w:t>
-      </w:r>
-    </w:p>
-    <w:tbl>
-      <w:tblPr>
-        <w:tblStyle w:val="LightShading-Accent1"/>
-        <w:tblW w:type="auto" w:w="0"/>
-        <w:tblLook w:firstColumn="1" w:firstRow="1" w:lastColumn="0" w:lastRow="0" w:noHBand="0" w:noVBand="1" w:val="04A0"/>
-      </w:tblPr>
-      <w:tblGrid>
-        <w:gridCol w:w="5112"/>
-        <w:gridCol w:w="5112"/>
-      </w:tblGrid>
-      <w:tr>
-        <w:trPr>
-          <w:tblHeader/>
-        </w:trPr>
-        <w:tc>
-          <w:tcPr>
-            <w:tcW w:type="dxa" w:w="5112"/>
-          </w:tcPr>
-          <w:p>
-            <w:r>
-              <w:t>Step</w:t>
-            </w:r>
-          </w:p>
-        </w:tc>
-        <w:tc>
-          <w:tcPr>
-            <w:tcW w:type="dxa" w:w="5112"/>
-          </w:tcPr>
-          <w:p>
-            <w:r>
-              <w:t>What happens and why</w:t>
-            </w:r>
-          </w:p>
-        </w:tc>
-      </w:tr>
-      <w:tr>
-        <w:tc>
-          <w:tcPr>
-            <w:tcW w:type="dxa" w:w="5112"/>
-          </w:tcPr>
-          <w:p>
-            <w:r>
-              <w:t>1. A then B</w:t>
-            </w:r>
-          </w:p>
-        </w:tc>
-        <w:tc>
-          <w:tcPr>
-            <w:tcW w:type="dxa" w:w="5112"/>
-          </w:tcPr>
-          <w:p>
-            <w:r>
-              <w:t>A gradient -4 gives w = 0.4; B gradient 3.2 then gives w = 0.08.</w:t>
-            </w:r>
-          </w:p>
-        </w:tc>
-      </w:tr>
-      <w:tr>
-        <w:tc>
-          <w:tcPr>
-            <w:tcW w:type="dxa" w:w="5112"/>
-          </w:tcPr>
-          <w:p>
-            <w:r>
-              <w:t>2. Restart and reverse</w:t>
-            </w:r>
-          </w:p>
-        </w:tc>
-        <w:tc>
-          <w:tcPr>
-            <w:tcW w:type="dxa" w:w="5112"/>
-          </w:tcPr>
-          <w:p>
-            <w:r>
-              <w:t>B at w=0 has gradient 0; A then gives w = 0.4.</w:t>
-            </w:r>
-          </w:p>
-        </w:tc>
-      </w:tr>
-      <w:tr>
-        <w:tc>
-          <w:tcPr>
-            <w:tcW w:type="dxa" w:w="5112"/>
-          </w:tcPr>
-          <w:p>
-            <w:r>
-              <w:t>3. Compare full batch</w:t>
-            </w:r>
-          </w:p>
-        </w:tc>
-        <w:tc>
-          <w:tcPr>
-            <w:tcW w:type="dxa" w:w="5112"/>
-          </w:tcPr>
-          <w:p>
-            <w:r>
-              <w:t>At w = 0 mean gradient=(-4+0)/2=-2; one full-batch update gives w = 0.2.</w:t>
-            </w:r>
-          </w:p>
-        </w:tc>
-      </w:tr>
-    </w:tbl>
-    <w:p>
-      <w:r>
-        <w:t>Match each pictured step to the supplied facts. This is a worked teaching case, not an independent assessment.</w:t>
+        <w:t>Why this result follows</w:t>
       </w:r>
     </w:p>
     <w:p>
@@ -2112,7 +2949,7 @@
         <w:pStyle w:val="Heading3"/>
       </w:pPr>
       <w:r>
-        <w:t>Why this result follows</w:t>
+        <w:t>What this example does not establish</w:t>
       </w:r>
     </w:p>
     <w:p>
@@ -2120,245 +2957,263 @@
         <w:pStyle w:val="Heading3"/>
       </w:pPr>
       <w:r>
-        <w:t>Why the result follows</w:t>
+        <w:t>Change one thing in the pictured case</w:t>
       </w:r>
     </w:p>
     <w:p>
       <w:pPr>
-        <w:spacing w:line="336" w:lineRule="auto" w:after="180"/>
-        <w:shd w:fill="F1F6FC"/>
-      </w:pPr>
-      <w:r>
-        <w:rPr>
-          <w:b w:val="0"/>
-        </w:rPr>
-        <w:t xml:space="preserve">A single-example </w:t>
-      </w:r>
-      <w:r>
-        <w:rPr>
-          <w:b/>
-        </w:rPr>
-        <w:t>update</w:t>
-      </w:r>
-      <w:r>
-        <w:rPr>
-          <w:b w:val="0"/>
-        </w:rPr>
-        <w:t xml:space="preserve"> changes the weight before the next example’s gradient is calculated. Reversing the example order can therefore change the path.</w:t>
+        <w:pStyle w:val="Heading3"/>
+      </w:pPr>
+      <w:r>
+        <w:t>Ask while showing the picture</w:t>
       </w:r>
     </w:p>
     <w:p>
       <w:pPr>
         <w:spacing w:line="336" w:lineRule="auto" w:after="180"/>
-        <w:shd w:fill="F1F6FC"/>
-      </w:pPr>
-      <w:r>
-        <w:rPr>
-          <w:b w:val="0"/>
-        </w:rPr>
-        <w:t>A full-</w:t>
+      </w:pPr>
+      <w:r>
+        <w:rPr>
+          <w:b w:val="0"/>
+        </w:rPr>
+        <w:t xml:space="preserve">Cover the result. Ask learners to name the </w:t>
       </w:r>
       <w:r>
         <w:rPr>
           <w:b/>
         </w:rPr>
-        <w:t>batch</w:t>
-      </w:r>
-      <w:r>
-        <w:rPr>
-          <w:b w:val="0"/>
-        </w:rPr>
-        <w:t xml:space="preserve"> </w:t>
+        <w:t>input</w:t>
+      </w:r>
+      <w:r>
+        <w:rPr>
+          <w:b w:val="0"/>
+        </w:rPr>
+        <w:t xml:space="preserve">s and predict the next step. Uncover one step, connect the icon to the actual procedure, and explain its </w:t>
       </w:r>
       <w:r>
         <w:rPr>
           <w:b/>
         </w:rPr>
-        <w:t>update</w:t>
-      </w:r>
-      <w:r>
-        <w:rPr>
-          <w:b w:val="0"/>
-        </w:rPr>
-        <w:t xml:space="preserve"> computes both gradients at the same starting weight and averages them before changing that weight. The distinction is when the </w:t>
-      </w:r>
-      <w:r>
-        <w:rPr>
-          <w:b/>
-        </w:rPr>
-        <w:t>update</w:t>
-      </w:r>
-      <w:r>
-        <w:rPr>
-          <w:b w:val="0"/>
-        </w:rPr>
-        <w:t xml:space="preserve"> occurs, not whether the examples have different labels.</w:t>
+        <w:t>evidence</w:t>
+      </w:r>
+      <w:r>
+        <w:rPr>
+          <w:b w:val="0"/>
+        </w:rPr>
+        <w:t>. Then change the supplied condition and compare.</w:t>
       </w:r>
     </w:p>
     <w:p>
       <w:pPr>
-        <w:pStyle w:val="Heading3"/>
-      </w:pPr>
-      <w:r>
-        <w:t>What this example does not establish</w:t>
+        <w:spacing w:line="336" w:lineRule="auto" w:after="180"/>
+      </w:pPr>
+      <w:r>
+        <w:rPr>
+          <w:b w:val="0"/>
+        </w:rPr>
+        <w:t>The picture is a representation; it does not document execution of a real AI model.</w:t>
       </w:r>
     </w:p>
     <w:p>
       <w:pPr>
-        <w:pStyle w:val="Heading3"/>
-      </w:pPr>
-      <w:r>
-        <w:t>Keep the stated limit</w:t>
+        <w:pStyle w:val="Heading1"/>
+      </w:pPr>
+      <w:r>
+        <w:t>03. Model a step,then remove help</w:t>
       </w:r>
     </w:p>
     <w:p>
-      <w:pPr>
-        <w:spacing w:line="336" w:lineRule="auto" w:after="180"/>
-        <w:shd w:fill="FFF5E6"/>
-      </w:pPr>
-      <w:r>
-        <w:rPr>
-          <w:b w:val="0"/>
-        </w:rPr>
-        <w:t xml:space="preserve">Different order effects do not mean a universally better </w:t>
-      </w:r>
-      <w:r>
-        <w:rPr>
-          <w:b/>
-        </w:rPr>
-        <w:t>batch</w:t>
-      </w:r>
-      <w:r>
-        <w:rPr>
-          <w:b w:val="0"/>
-        </w:rPr>
-        <w:t>ing strategy; compare declared schedules and budgets fairly.</w:t>
+      <w:r>
+        <w:t>Collect each learner’s reasoning before showing a key.</w:t>
       </w:r>
     </w:p>
     <w:p>
       <w:pPr>
-        <w:pStyle w:val="Heading3"/>
-      </w:pPr>
-      <w:r>
-        <w:t>Change one thing in the pictured case</w:t>
+        <w:pStyle w:val="Heading2"/>
+      </w:pPr>
+      <w:r>
+        <w:t>Current completion task and checked reasoning</w:t>
       </w:r>
     </w:p>
     <w:p>
       <w:pPr>
-        <w:pStyle w:val="Heading3"/>
-      </w:pPr>
-      <w:r>
-        <w:t>Change one thing</w:t>
+        <w:spacing w:line="336" w:lineRule="auto" w:after="180"/>
+      </w:pPr>
+      <w:r>
+        <w:rPr>
+          <w:b w:val="0"/>
+        </w:rPr>
+        <w:t>Completion task: For A then B separately in the lesson, a learner computes both gradients at v = 0, then applies them to get v = 2. Explain the error and give the correct final value.</w:t>
       </w:r>
     </w:p>
     <w:p>
       <w:pPr>
         <w:spacing w:line="336" w:lineRule="auto" w:after="180"/>
-        <w:shd w:fill="F5F1FB"/>
-      </w:pPr>
-      <w:r>
-        <w:rPr>
-          <w:b w:val="0"/>
-        </w:rPr>
-        <w:t>Change: Use only one full-</w:t>
-      </w:r>
-      <w:r>
-        <w:rPr>
-          <w:b/>
-        </w:rPr>
-        <w:t>batch</w:t>
-      </w:r>
-      <w:r>
-        <w:rPr>
-          <w:b w:val="0"/>
-        </w:rPr>
-        <w:t xml:space="preserve"> </w:t>
-      </w:r>
-      <w:r>
-        <w:rPr>
-          <w:b/>
-        </w:rPr>
-        <w:t>update</w:t>
-      </w:r>
-      <w:r>
-        <w:rPr>
-          <w:b w:val="0"/>
-        </w:rPr>
-        <w:t xml:space="preserve"> after reversing record order.</w:t>
+      </w:pPr>
+      <w:r>
+        <w:rPr>
+          <w:b w:val="0"/>
+        </w:rPr>
+        <w:t>Teacher check: Teacher explanation: The second gradient must use v = 0.4. Using -16 from the old state is stale; the current B gradient is -12.8 and the final v is 1.68.</w:t>
       </w:r>
     </w:p>
     <w:p>
       <w:pPr>
-        <w:pStyle w:val="Heading3"/>
-      </w:pPr>
-      <w:r>
-        <w:t>Predicted result</w:t>
+        <w:spacing w:line="336" w:lineRule="auto" w:after="180"/>
+      </w:pPr>
+      <w:r>
+        <w:rPr>
+          <w:b w:val="0"/>
+        </w:rPr>
+        <w:t xml:space="preserve">Start by identifying the given </w:t>
+      </w:r>
+      <w:r>
+        <w:rPr>
+          <w:b/>
+        </w:rPr>
+        <w:t>input</w:t>
+      </w:r>
+      <w:r>
+        <w:rPr>
+          <w:b w:val="0"/>
+        </w:rPr>
+        <w:t>s together. Leave the intermediate steps blank. If needed, model one step, then withdraw that help on the next step. Move to a full trace only when the partial trace is understood.</w:t>
       </w:r>
     </w:p>
     <w:p>
       <w:pPr>
         <w:spacing w:line="336" w:lineRule="auto" w:after="180"/>
-        <w:shd w:fill="F1F6FC"/>
-      </w:pPr>
-      <w:r>
-        <w:rPr>
-          <w:b/>
-        </w:rPr>
-        <w:t>Prediction</w:t>
-      </w:r>
-      <w:r>
-        <w:rPr>
-          <w:b w:val="0"/>
-        </w:rPr>
-        <w:t xml:space="preserve">: The </w:t>
-      </w:r>
-      <w:r>
-        <w:rPr>
-          <w:b/>
-        </w:rPr>
-        <w:t>update</w:t>
-      </w:r>
-      <w:r>
-        <w:rPr>
-          <w:b w:val="0"/>
-        </w:rPr>
-        <w:t>d weight remains 0.2.</w:t>
+      </w:pPr>
+      <w:r>
+        <w:rPr>
+          <w:b w:val="0"/>
+        </w:rPr>
+        <w:t>For partners, alternate explainer and checker; collect a response from every learner before discussion.</w:t>
       </w:r>
     </w:p>
     <w:p>
       <w:pPr>
-        <w:pStyle w:val="Heading3"/>
-      </w:pPr>
-      <w:r>
-        <w:t>Why the result follows</w:t>
+        <w:pStyle w:val="Heading2"/>
+      </w:pPr>
+      <w:r>
+        <w:t>Individual misconception check</w:t>
       </w:r>
     </w:p>
     <w:p>
       <w:pPr>
         <w:spacing w:line="336" w:lineRule="auto" w:after="180"/>
-        <w:shd w:fill="F1F6FC"/>
-      </w:pPr>
-      <w:r>
-        <w:rPr>
-          <w:b w:val="0"/>
-        </w:rPr>
-        <w:t>Reason: The same mean of the two starting gradients is unchanged by their order.</w:t>
+      </w:pPr>
+      <w:r>
+        <w:rPr>
+          <w:b w:val="0"/>
+        </w:rPr>
+        <w:t xml:space="preserve">Use the worked case for </w:t>
+      </w:r>
+      <w:r>
+        <w:rPr>
+          <w:b/>
+        </w:rPr>
+        <w:t>Batch</w:t>
+      </w:r>
+      <w:r>
+        <w:rPr>
+          <w:b w:val="0"/>
+        </w:rPr>
+        <w:t xml:space="preserve">ing and </w:t>
+      </w:r>
+      <w:r>
+        <w:rPr>
+          <w:b/>
+        </w:rPr>
+        <w:t>epoch</w:t>
+      </w:r>
+      <w:r>
+        <w:rPr>
+          <w:b w:val="0"/>
+        </w:rPr>
+        <w:t xml:space="preserve">s. Proposed explanation: “One </w:t>
+      </w:r>
+      <w:r>
+        <w:rPr>
+          <w:b/>
+        </w:rPr>
+        <w:t>epoch</w:t>
+      </w:r>
+      <w:r>
+        <w:rPr>
+          <w:b w:val="0"/>
+        </w:rPr>
+        <w:t xml:space="preserve"> always means one </w:t>
+      </w:r>
+      <w:r>
+        <w:rPr>
+          <w:b/>
+        </w:rPr>
+        <w:t>update</w:t>
+      </w:r>
+      <w:r>
+        <w:rPr>
+          <w:b w:val="0"/>
+        </w:rPr>
+        <w:t>”. Decide whether this explanation is supported.</w:t>
       </w:r>
     </w:p>
     <w:p>
       <w:pPr>
-        <w:pStyle w:val="Heading3"/>
-      </w:pPr>
-      <w:r>
-        <w:t>Ask while showing the picture</w:t>
+        <w:spacing w:line="336" w:lineRule="auto" w:after="180"/>
+      </w:pPr>
+      <w:r>
+        <w:rPr>
+          <w:b w:val="0"/>
+        </w:rPr>
+        <w:t>Point to the step or supplied fact that decides; explain your repair if needed.</w:t>
       </w:r>
     </w:p>
     <w:p>
       <w:pPr>
-        <w:pStyle w:val="Heading3"/>
-      </w:pPr>
-      <w:r>
-        <w:t>Ask while showing the picture · 4</w:t>
+        <w:spacing w:line="336" w:lineRule="auto" w:after="180"/>
+      </w:pPr>
+      <w:r>
+        <w:rPr>
+          <w:b w:val="0"/>
+        </w:rPr>
+        <w:t xml:space="preserve">Expected correction: Only a full-data </w:t>
+      </w:r>
+      <w:r>
+        <w:rPr>
+          <w:b/>
+        </w:rPr>
+        <w:t>batch</w:t>
+      </w:r>
+      <w:r>
+        <w:rPr>
+          <w:b w:val="0"/>
+        </w:rPr>
+        <w:t xml:space="preserve"> gives one </w:t>
+      </w:r>
+      <w:r>
+        <w:rPr>
+          <w:b/>
+        </w:rPr>
+        <w:t>update</w:t>
+      </w:r>
+      <w:r>
+        <w:rPr>
+          <w:b w:val="0"/>
+        </w:rPr>
+        <w:t xml:space="preserve"> per </w:t>
+      </w:r>
+      <w:r>
+        <w:rPr>
+          <w:b/>
+        </w:rPr>
+        <w:t>epoch</w:t>
+      </w:r>
+      <w:r>
+        <w:rPr>
+          <w:b w:val="0"/>
+        </w:rPr>
+        <w:t xml:space="preserve"> in this procedure.</w:t>
       </w:r>
     </w:p>
     <w:p>
@@ -2369,31 +3224,7 @@
         <w:rPr>
           <w:b w:val="0"/>
         </w:rPr>
-        <w:t xml:space="preserve">Cover the result. Ask learners to name the </w:t>
-      </w:r>
-      <w:r>
-        <w:rPr>
-          <w:b/>
-        </w:rPr>
-        <w:t>input</w:t>
-      </w:r>
-      <w:r>
-        <w:rPr>
-          <w:b w:val="0"/>
-        </w:rPr>
-        <w:t xml:space="preserve">s and predict the next step. Uncover one step, connect the icon to the actual procedure, and explain its </w:t>
-      </w:r>
-      <w:r>
-        <w:rPr>
-          <w:b/>
-        </w:rPr>
-        <w:t>evidence</w:t>
-      </w:r>
-      <w:r>
-        <w:rPr>
-          <w:b w:val="0"/>
-        </w:rPr>
-        <w:t>. Then change the supplied condition and compare.</w:t>
+        <w:t>Collect explanations, not only yes/no votes. If a misunderstanding is common, re-model the relevant step for the class.</w:t>
       </w:r>
     </w:p>
     <w:p>
@@ -2404,20 +3235,251 @@
         <w:rPr>
           <w:b w:val="0"/>
         </w:rPr>
-        <w:t>The picture is a representation; it does not document execution of a real AI model.</w:t>
+        <w:t>If it affects a few learners, give a short targeted group explanation while others solve a more demanding variation.</w:t>
       </w:r>
     </w:p>
     <w:p>
       <w:pPr>
-        <w:pStyle w:val="Heading1"/>
-      </w:pPr>
-      <w:r>
-        <w:t>03. Demonstrate and guide practice</w:t>
+        <w:pStyle w:val="Heading2"/>
+      </w:pPr>
+      <w:r>
+        <w:t>Pictured reasoning and changed case</w:t>
       </w:r>
     </w:p>
     <w:p>
-      <w:r>
-        <w:t>Demonstrate Batching and epochs, reduce support deliberately and check individual reasoning before discussing answers.</w:t>
+      <w:pPr>
+        <w:spacing w:line="336" w:lineRule="auto" w:after="180"/>
+      </w:pPr>
+      <w:r>
+        <w:rPr>
+          <w:b w:val="0"/>
+        </w:rPr>
+        <w:t xml:space="preserve">Why do the single-example orders finish at different weights? Point to the relevant step in the picture, then write the changed result and the rule or </w:t>
+      </w:r>
+      <w:r>
+        <w:rPr>
+          <w:b/>
+        </w:rPr>
+        <w:t>evidence</w:t>
+      </w:r>
+      <w:r>
+        <w:rPr>
+          <w:b w:val="0"/>
+        </w:rPr>
+        <w:t xml:space="preserve"> that supports it.</w:t>
+      </w:r>
+    </w:p>
+    <w:p>
+      <w:pPr>
+        <w:spacing w:line="336" w:lineRule="auto" w:after="180"/>
+      </w:pPr>
+      <w:r>
+        <w:rPr>
+          <w:b w:val="0"/>
+        </w:rPr>
+        <w:t xml:space="preserve">The second gradient is evaluated at an already </w:t>
+      </w:r>
+      <w:r>
+        <w:rPr>
+          <w:b/>
+        </w:rPr>
+        <w:t>update</w:t>
+      </w:r>
+      <w:r>
+        <w:rPr>
+          <w:b w:val="0"/>
+        </w:rPr>
+        <w:t>d weight. Full-</w:t>
+      </w:r>
+      <w:r>
+        <w:rPr>
+          <w:b/>
+        </w:rPr>
+        <w:t>batch</w:t>
+      </w:r>
+      <w:r>
+        <w:rPr>
+          <w:b w:val="0"/>
+        </w:rPr>
+        <w:t xml:space="preserve"> gradients here share the same starting weight before averaging. Changed-case check: The </w:t>
+      </w:r>
+      <w:r>
+        <w:rPr>
+          <w:b/>
+        </w:rPr>
+        <w:t>update</w:t>
+      </w:r>
+      <w:r>
+        <w:rPr>
+          <w:b w:val="0"/>
+        </w:rPr>
+        <w:t>d weight remains 0.2.</w:t>
+      </w:r>
+    </w:p>
+    <w:p>
+      <w:pPr>
+        <w:spacing w:line="336" w:lineRule="auto" w:after="180"/>
+      </w:pPr>
+      <w:r>
+        <w:rPr>
+          <w:b w:val="0"/>
+        </w:rPr>
+        <w:t>The same mean of the two starting gradients is unchanged by their order.</w:t>
+      </w:r>
+    </w:p>
+    <w:p>
+      <w:pPr>
+        <w:spacing w:line="336" w:lineRule="auto" w:after="180"/>
+      </w:pPr>
+      <w:r>
+        <w:rPr>
+          <w:b w:val="0"/>
+        </w:rPr>
+        <w:t xml:space="preserve">Changed-case reasoning: The </w:t>
+      </w:r>
+      <w:r>
+        <w:rPr>
+          <w:b/>
+        </w:rPr>
+        <w:t>update</w:t>
+      </w:r>
+      <w:r>
+        <w:rPr>
+          <w:b w:val="0"/>
+        </w:rPr>
+        <w:t>d weight remains 0.2. The same mean of the two starting gradients is unchanged by their order.</w:t>
+      </w:r>
+    </w:p>
+    <w:p>
+      <w:pPr>
+        <w:spacing w:line="336" w:lineRule="auto" w:after="180"/>
+      </w:pPr>
+      <w:r>
+        <w:rPr>
+          <w:b w:val="0"/>
+        </w:rPr>
+        <w:t xml:space="preserve">Collect each learner’s explanation before discussion. Use the first missing connection between </w:t>
+      </w:r>
+      <w:r>
+        <w:rPr>
+          <w:b/>
+        </w:rPr>
+        <w:t>input</w:t>
+      </w:r>
+      <w:r>
+        <w:rPr>
+          <w:b w:val="0"/>
+        </w:rPr>
+        <w:t xml:space="preserve">, deciding step and result to choose support. This question is worked-case practice, not fresh mastery </w:t>
+      </w:r>
+      <w:r>
+        <w:rPr>
+          <w:b/>
+        </w:rPr>
+        <w:t>evidence</w:t>
+      </w:r>
+      <w:r>
+        <w:rPr>
+          <w:b w:val="0"/>
+        </w:rPr>
+        <w:t>.</w:t>
+      </w:r>
+    </w:p>
+    <w:p>
+      <w:pPr>
+        <w:pStyle w:val="Heading2"/>
+      </w:pPr>
+      <w:r>
+        <w:t>Accessible support and extension</w:t>
+      </w:r>
+    </w:p>
+    <w:p>
+      <w:pPr>
+        <w:spacing w:line="336" w:lineRule="auto" w:after="180"/>
+      </w:pPr>
+      <w:r>
+        <w:rPr>
+          <w:b w:val="0"/>
+        </w:rPr>
+        <w:t xml:space="preserve">Use See how it works and Follow a worked example. Collect a </w:t>
+      </w:r>
+      <w:r>
+        <w:rPr>
+          <w:b/>
+        </w:rPr>
+        <w:t>prediction</w:t>
+      </w:r>
+      <w:r>
+        <w:rPr>
+          <w:b w:val="0"/>
+        </w:rPr>
+        <w:t xml:space="preserve"> before revealing its result; ask the learner to point to each intermediate fact.</w:t>
+      </w:r>
+    </w:p>
+    <w:p>
+      <w:pPr>
+        <w:spacing w:line="336" w:lineRule="auto" w:after="180"/>
+      </w:pPr>
+      <w:r>
+        <w:rPr>
+          <w:b w:val="0"/>
+        </w:rPr>
+        <w:t xml:space="preserve">Provide separate boxes for old v, </w:t>
+      </w:r>
+      <w:r>
+        <w:rPr>
+          <w:b/>
+        </w:rPr>
+        <w:t>batch</w:t>
+      </w:r>
+      <w:r>
+        <w:rPr>
+          <w:b w:val="0"/>
+        </w:rPr>
+        <w:t xml:space="preserve"> gradient and new v; allow calculators. Extension: at a fixed v, prove that the row-count-weighted mean of </w:t>
+      </w:r>
+      <w:r>
+        <w:rPr>
+          <w:b/>
+        </w:rPr>
+        <w:t>batch</w:t>
+      </w:r>
+      <w:r>
+        <w:rPr>
+          <w:b w:val="0"/>
+        </w:rPr>
+        <w:t xml:space="preserve"> gradients equals the full-data mean gradient.</w:t>
+      </w:r>
+    </w:p>
+    <w:p>
+      <w:pPr>
+        <w:spacing w:line="336" w:lineRule="auto" w:after="180"/>
+      </w:pPr>
+      <w:r>
+        <w:rPr>
+          <w:b w:val="0"/>
+        </w:rPr>
+        <w:t xml:space="preserve">Explain why successive </w:t>
+      </w:r>
+      <w:r>
+        <w:rPr>
+          <w:b/>
+        </w:rPr>
+        <w:t>update</w:t>
+      </w:r>
+      <w:r>
+        <w:rPr>
+          <w:b w:val="0"/>
+        </w:rPr>
+        <w:t>s with changed v are a different procedure.</w:t>
+      </w:r>
+    </w:p>
+    <w:p>
+      <w:pPr>
+        <w:pStyle w:val="Heading2"/>
+      </w:pPr>
+      <w:r>
+        <w:t>Earlier wording, alternatives and picture transcripts · reference / check after trying</w:t>
       </w:r>
     </w:p>
     <w:tbl>
@@ -2634,83 +3696,26 @@
     </w:tbl>
     <w:p>
       <w:pPr>
-        <w:spacing w:line="336" w:lineRule="auto" w:after="180"/>
-      </w:pPr>
-      <w:r>
-        <w:rPr>
-          <w:b w:val="0"/>
-        </w:rPr>
-        <w:t xml:space="preserve">Use See how it works and Follow a worked example. Collect a </w:t>
-      </w:r>
-      <w:r>
-        <w:rPr>
-          <w:b/>
-        </w:rPr>
-        <w:t>prediction</w:t>
-      </w:r>
-      <w:r>
-        <w:rPr>
-          <w:b w:val="0"/>
-        </w:rPr>
-        <w:t xml:space="preserve"> before revealing its result; ask the learner to point to each intermediate fact.</w:t>
+        <w:pStyle w:val="Heading3"/>
+      </w:pPr>
+      <w:r>
+        <w:t>Reduce help deliberately</w:t>
       </w:r>
     </w:p>
     <w:p>
       <w:pPr>
-        <w:spacing w:line="336" w:lineRule="auto" w:after="180"/>
-      </w:pPr>
-      <w:r>
-        <w:rPr>
-          <w:b w:val="0"/>
-        </w:rPr>
-        <w:t xml:space="preserve">Provide separate boxes for old v, </w:t>
-      </w:r>
-      <w:r>
-        <w:rPr>
-          <w:b/>
-        </w:rPr>
-        <w:t>batch</w:t>
-      </w:r>
-      <w:r>
-        <w:rPr>
-          <w:b w:val="0"/>
-        </w:rPr>
-        <w:t xml:space="preserve"> gradient and new v; allow calculators. Extension: at a fixed v, prove that the row-count-weighted mean of </w:t>
-      </w:r>
-      <w:r>
-        <w:rPr>
-          <w:b/>
-        </w:rPr>
-        <w:t>batch</w:t>
-      </w:r>
-      <w:r>
-        <w:rPr>
-          <w:b w:val="0"/>
-        </w:rPr>
-        <w:t xml:space="preserve"> gradients equals the full-data mean gradient.</w:t>
+        <w:pStyle w:val="Heading3"/>
+      </w:pPr>
+      <w:r>
+        <w:t>Individual reasoning check</w:t>
       </w:r>
     </w:p>
     <w:p>
       <w:pPr>
-        <w:spacing w:line="336" w:lineRule="auto" w:after="180"/>
-      </w:pPr>
-      <w:r>
-        <w:rPr>
-          <w:b w:val="0"/>
-        </w:rPr>
-        <w:t xml:space="preserve">Explain why successive </w:t>
-      </w:r>
-      <w:r>
-        <w:rPr>
-          <w:b/>
-        </w:rPr>
-        <w:t>update</w:t>
-      </w:r>
-      <w:r>
-        <w:rPr>
-          <w:b w:val="0"/>
-        </w:rPr>
-        <w:t>s with changed v are a different procedure.</w:t>
+        <w:pStyle w:val="Heading3"/>
+      </w:pPr>
+      <w:r>
+        <w:t>Pictorial practice question</w:t>
       </w:r>
     </w:p>
     <w:p>
@@ -2718,70 +3723,47 @@
         <w:pStyle w:val="Heading3"/>
       </w:pPr>
       <w:r>
-        <w:t>Reduce help deliberately</w:t>
+        <w:t>Reasoned teacher answer</w:t>
       </w:r>
     </w:p>
     <w:p>
       <w:pPr>
-        <w:pStyle w:val="Heading3"/>
-      </w:pPr>
-      <w:r>
-        <w:t>Completion practice</w:t>
+        <w:pStyle w:val="Heading1"/>
+      </w:pPr>
+      <w:r>
+        <w:t>04. Run the complete supplied investigation</w:t>
       </w:r>
     </w:p>
     <w:p>
-      <w:pPr>
-        <w:spacing w:line="336" w:lineRule="auto" w:after="180"/>
-        <w:shd w:fill="F5F1FB"/>
-      </w:pPr>
-      <w:r>
-        <w:rPr>
-          <w:b w:val="0"/>
-        </w:rPr>
-        <w:t>Completion task: For A then B separately in the lesson, a learner computes both gradients at v = 0, then applies them to get v = 2. Explain the error and give the correct final value.</w:t>
+      <w:r>
+        <w:t>Separate predictions,actual runs and paper traces.</w:t>
       </w:r>
     </w:p>
     <w:p>
       <w:pPr>
-        <w:pStyle w:val="Heading3"/>
-      </w:pPr>
-      <w:r>
-        <w:t>Reasoning to listen for</w:t>
+        <w:pStyle w:val="Heading2"/>
+      </w:pPr>
+      <w:r>
+        <w:t>Complete inputs,expected results and limits</w:t>
       </w:r>
     </w:p>
     <w:p>
       <w:pPr>
         <w:spacing w:line="336" w:lineRule="auto" w:after="180"/>
-        <w:shd w:fill="F1F6FC"/>
-      </w:pPr>
-      <w:r>
-        <w:rPr>
-          <w:b w:val="0"/>
-        </w:rPr>
-        <w:t>Teacher check: Teacher explanation: The second gradient must use v = 0.4. Using -16 from the old state is stale; the current B gradient is -12.8 and the final v is 1.68.</w:t>
+      </w:pPr>
+      <w:r>
+        <w:rPr>
+          <w:b w:val="0"/>
+        </w:rPr>
+        <w:t>Main stale-gradient task:recompute B atv.4, gradient−12.8, final 1.68; stale−16 wouldgive2. Supported BA−16 then−.8 ends1.68. Weighted mean uses case counts; dropping 11 mod4 last3 gives8 visits/2 updates, not all rows. Independent AB:Agradient−2→v.2; Bgradient1.6→v.04. Restart BA:Bgradient0→0; A−2→.2. Both see two rows/two updates but differ in order/path/finalv. No universal strategy or future-performance claim.</w:t>
       </w:r>
     </w:p>
     <w:p>
       <w:pPr>
-        <w:spacing w:line="336" w:lineRule="auto" w:after="180"/>
-      </w:pPr>
-      <w:r>
-        <w:rPr>
-          <w:b w:val="0"/>
-        </w:rPr>
-        <w:t xml:space="preserve">Start by identifying the given </w:t>
-      </w:r>
-      <w:r>
-        <w:rPr>
-          <w:b/>
-        </w:rPr>
-        <w:t>input</w:t>
-      </w:r>
-      <w:r>
-        <w:rPr>
-          <w:b w:val="0"/>
-        </w:rPr>
-        <w:t>s together. Leave the intermediate steps blank. If needed, model one step, then withdraw that help on the next step. Move to a full trace only when the partial trace is understood.</w:t>
+        <w:pStyle w:val="Heading2"/>
+      </w:pPr>
+      <w:r>
+        <w:t>Diagnose the current misconceptions</w:t>
       </w:r>
     </w:p>
     <w:p>
@@ -2792,15 +3774,114 @@
         <w:rPr>
           <w:b w:val="0"/>
         </w:rPr>
-        <w:t>For partners, alternate explainer and checker; collect a response from every learner before discussion.</w:t>
+        <w:t xml:space="preserve">One </w:t>
+      </w:r>
+      <w:r>
+        <w:rPr>
+          <w:b/>
+        </w:rPr>
+        <w:t>epoch</w:t>
+      </w:r>
+      <w:r>
+        <w:rPr>
+          <w:b w:val="0"/>
+        </w:rPr>
+        <w:t xml:space="preserve"> always means one </w:t>
+      </w:r>
+      <w:r>
+        <w:rPr>
+          <w:b/>
+        </w:rPr>
+        <w:t>update</w:t>
+      </w:r>
+      <w:r>
+        <w:rPr>
+          <w:b w:val="0"/>
+        </w:rPr>
+        <w:t xml:space="preserve">: Only a full-data </w:t>
+      </w:r>
+      <w:r>
+        <w:rPr>
+          <w:b/>
+        </w:rPr>
+        <w:t>batch</w:t>
+      </w:r>
+      <w:r>
+        <w:rPr>
+          <w:b w:val="0"/>
+        </w:rPr>
+        <w:t xml:space="preserve"> gives one </w:t>
+      </w:r>
+      <w:r>
+        <w:rPr>
+          <w:b/>
+        </w:rPr>
+        <w:t>update</w:t>
+      </w:r>
+      <w:r>
+        <w:rPr>
+          <w:b w:val="0"/>
+        </w:rPr>
+        <w:t xml:space="preserve"> per </w:t>
+      </w:r>
+      <w:r>
+        <w:rPr>
+          <w:b/>
+        </w:rPr>
+        <w:t>epoch</w:t>
+      </w:r>
+      <w:r>
+        <w:rPr>
+          <w:b w:val="0"/>
+        </w:rPr>
+        <w:t xml:space="preserve"> in this procedure.</w:t>
       </w:r>
     </w:p>
     <w:p>
       <w:pPr>
-        <w:pStyle w:val="Heading3"/>
-      </w:pPr>
-      <w:r>
-        <w:t>Individual reasoning check</w:t>
+        <w:spacing w:line="336" w:lineRule="auto" w:after="180"/>
+      </w:pPr>
+      <w:r>
+        <w:rPr>
+          <w:b w:val="0"/>
+        </w:rPr>
+        <w:t xml:space="preserve">Reuse all gradients from the start of an </w:t>
+      </w:r>
+      <w:r>
+        <w:rPr>
+          <w:b/>
+        </w:rPr>
+        <w:t>epoch</w:t>
+      </w:r>
+      <w:r>
+        <w:rPr>
+          <w:b w:val="0"/>
+        </w:rPr>
+        <w:t xml:space="preserve">: Recompute at the parameter value before each </w:t>
+      </w:r>
+      <w:r>
+        <w:rPr>
+          <w:b/>
+        </w:rPr>
+        <w:t>batch</w:t>
+      </w:r>
+      <w:r>
+        <w:rPr>
+          <w:b w:val="0"/>
+        </w:rPr>
+        <w:t xml:space="preserve"> </w:t>
+      </w:r>
+      <w:r>
+        <w:rPr>
+          <w:b/>
+        </w:rPr>
+        <w:t>update</w:t>
+      </w:r>
+      <w:r>
+        <w:rPr>
+          <w:b w:val="0"/>
+        </w:rPr>
+        <w:t>.</w:t>
       </w:r>
     </w:p>
     <w:p>
@@ -2811,55 +3892,43 @@
         <w:rPr>
           <w:b w:val="0"/>
         </w:rPr>
-        <w:t xml:space="preserve">Use the worked case for </w:t>
+        <w:t xml:space="preserve">Average </w:t>
       </w:r>
       <w:r>
         <w:rPr>
           <w:b/>
         </w:rPr>
-        <w:t>Batch</w:t>
-      </w:r>
-      <w:r>
-        <w:rPr>
-          <w:b w:val="0"/>
-        </w:rPr>
-        <w:t xml:space="preserve">ing and </w:t>
+        <w:t>batch</w:t>
+      </w:r>
+      <w:r>
+        <w:rPr>
+          <w:b w:val="0"/>
+        </w:rPr>
+        <w:t xml:space="preserve"> means equally: At one fixed model, weight each </w:t>
       </w:r>
       <w:r>
         <w:rPr>
           <w:b/>
         </w:rPr>
-        <w:t>epoch</w:t>
-      </w:r>
-      <w:r>
-        <w:rPr>
-          <w:b w:val="0"/>
-        </w:rPr>
-        <w:t xml:space="preserve">s. Proposed explanation: “One </w:t>
+        <w:t>batch</w:t>
+      </w:r>
+      <w:r>
+        <w:rPr>
+          <w:b w:val="0"/>
+        </w:rPr>
+        <w:t xml:space="preserve"> mean by the number of examples in that </w:t>
       </w:r>
       <w:r>
         <w:rPr>
           <w:b/>
         </w:rPr>
-        <w:t>epoch</w:t>
-      </w:r>
-      <w:r>
-        <w:rPr>
-          <w:b w:val="0"/>
-        </w:rPr>
-        <w:t xml:space="preserve"> always means one </w:t>
-      </w:r>
-      <w:r>
-        <w:rPr>
-          <w:b/>
-        </w:rPr>
-        <w:t>update</w:t>
-      </w:r>
-      <w:r>
-        <w:rPr>
-          <w:b w:val="0"/>
-        </w:rPr>
-        <w:t>”. Decide whether this explanation is supported.</w:t>
+        <w:t>batch</w:t>
+      </w:r>
+      <w:r>
+        <w:rPr>
+          <w:b w:val="0"/>
+        </w:rPr>
+        <w:t>.</w:t>
       </w:r>
     </w:p>
     <w:p>
@@ -2870,461 +3939,39 @@
         <w:rPr>
           <w:b w:val="0"/>
         </w:rPr>
-        <w:t>Point to the step or supplied fact that decides; explain your repair if needed.</w:t>
+        <w:t xml:space="preserve">Use Run the investigation for the </w:t>
+      </w:r>
+      <w:r>
+        <w:rPr>
+          <w:b/>
+        </w:rPr>
+        <w:t>evidence</w:t>
+      </w:r>
+      <w:r>
+        <w:rPr>
+          <w:b w:val="0"/>
+        </w:rPr>
+        <w:t xml:space="preserve"> ledger. Add a boundary or missing-</w:t>
+      </w:r>
+      <w:r>
+        <w:rPr>
+          <w:b/>
+        </w:rPr>
+        <w:t>input</w:t>
+      </w:r>
+      <w:r>
+        <w:rPr>
+          <w:b w:val="0"/>
+        </w:rPr>
+        <w:t xml:space="preserve"> case and record the expected response before checking. More successful repeats of one case do not establish wider coverage.</w:t>
       </w:r>
     </w:p>
     <w:p>
       <w:pPr>
-        <w:pStyle w:val="Heading3"/>
-      </w:pPr>
-      <w:r>
-        <w:t>Expected repair</w:t>
-      </w:r>
-    </w:p>
-    <w:p>
-      <w:pPr>
-        <w:spacing w:line="336" w:lineRule="auto" w:after="180"/>
-        <w:shd w:fill="F1F6FC"/>
-      </w:pPr>
-      <w:r>
-        <w:rPr>
-          <w:b w:val="0"/>
-        </w:rPr>
-        <w:t xml:space="preserve">Expected correction: Only a full-data </w:t>
-      </w:r>
-      <w:r>
-        <w:rPr>
-          <w:b/>
-        </w:rPr>
-        <w:t>batch</w:t>
-      </w:r>
-      <w:r>
-        <w:rPr>
-          <w:b w:val="0"/>
-        </w:rPr>
-        <w:t xml:space="preserve"> gives one </w:t>
-      </w:r>
-      <w:r>
-        <w:rPr>
-          <w:b/>
-        </w:rPr>
-        <w:t>update</w:t>
-      </w:r>
-      <w:r>
-        <w:rPr>
-          <w:b w:val="0"/>
-        </w:rPr>
-        <w:t xml:space="preserve"> per </w:t>
-      </w:r>
-      <w:r>
-        <w:rPr>
-          <w:b/>
-        </w:rPr>
-        <w:t>epoch</w:t>
-      </w:r>
-      <w:r>
-        <w:rPr>
-          <w:b w:val="0"/>
-        </w:rPr>
-        <w:t xml:space="preserve"> in this procedure.</w:t>
-      </w:r>
-    </w:p>
-    <w:p>
-      <w:pPr>
-        <w:spacing w:line="336" w:lineRule="auto" w:after="180"/>
-      </w:pPr>
-      <w:r>
-        <w:rPr>
-          <w:b w:val="0"/>
-        </w:rPr>
-        <w:t>Collect explanations, not only yes/no votes. If a misunderstanding is common, re-model the relevant step for the class.</w:t>
-      </w:r>
-    </w:p>
-    <w:p>
-      <w:pPr>
-        <w:spacing w:line="336" w:lineRule="auto" w:after="180"/>
-      </w:pPr>
-      <w:r>
-        <w:rPr>
-          <w:b w:val="0"/>
-        </w:rPr>
-        <w:t>If it affects a few learners, give a short targeted group explanation while others solve a more demanding variation.</w:t>
-      </w:r>
-    </w:p>
-    <w:p>
-      <w:pPr>
-        <w:pStyle w:val="Heading3"/>
-      </w:pPr>
-      <w:r>
-        <w:t>Pictorial practice question</w:t>
-      </w:r>
-    </w:p>
-    <w:p>
-      <w:pPr>
-        <w:spacing w:line="336" w:lineRule="auto" w:after="180"/>
-      </w:pPr>
-      <w:r>
-        <w:rPr>
-          <w:b w:val="0"/>
-        </w:rPr>
-        <w:t xml:space="preserve">Why do the single-example orders finish at different weights? Point to the relevant step in the picture, then write the changed result and the rule or </w:t>
-      </w:r>
-      <w:r>
-        <w:rPr>
-          <w:b/>
-        </w:rPr>
-        <w:t>evidence</w:t>
-      </w:r>
-      <w:r>
-        <w:rPr>
-          <w:b w:val="0"/>
-        </w:rPr>
-        <w:t xml:space="preserve"> that supports it.</w:t>
-      </w:r>
-    </w:p>
-    <w:p>
-      <w:pPr>
-        <w:pStyle w:val="Heading3"/>
-      </w:pPr>
-      <w:r>
-        <w:t>Reasoned teacher answer</w:t>
-      </w:r>
-    </w:p>
-    <w:p>
-      <w:pPr>
-        <w:spacing w:line="336" w:lineRule="auto" w:after="180"/>
-      </w:pPr>
-      <w:r>
-        <w:rPr>
-          <w:b w:val="0"/>
-        </w:rPr>
-        <w:t xml:space="preserve">The second gradient is evaluated at an already </w:t>
-      </w:r>
-      <w:r>
-        <w:rPr>
-          <w:b/>
-        </w:rPr>
-        <w:t>update</w:t>
-      </w:r>
-      <w:r>
-        <w:rPr>
-          <w:b w:val="0"/>
-        </w:rPr>
-        <w:t>d weight. Full-</w:t>
-      </w:r>
-      <w:r>
-        <w:rPr>
-          <w:b/>
-        </w:rPr>
-        <w:t>batch</w:t>
-      </w:r>
-      <w:r>
-        <w:rPr>
-          <w:b w:val="0"/>
-        </w:rPr>
-        <w:t xml:space="preserve"> gradients here share the same starting weight before averaging. Changed-case check: The </w:t>
-      </w:r>
-      <w:r>
-        <w:rPr>
-          <w:b/>
-        </w:rPr>
-        <w:t>update</w:t>
-      </w:r>
-      <w:r>
-        <w:rPr>
-          <w:b w:val="0"/>
-        </w:rPr>
-        <w:t>d weight remains 0.2.</w:t>
-      </w:r>
-    </w:p>
-    <w:p>
-      <w:pPr>
-        <w:spacing w:line="336" w:lineRule="auto" w:after="180"/>
-      </w:pPr>
-      <w:r>
-        <w:rPr>
-          <w:b w:val="0"/>
-        </w:rPr>
-        <w:t>The same mean of the two starting gradients is unchanged by their order.</w:t>
-      </w:r>
-    </w:p>
-    <w:p>
-      <w:pPr>
-        <w:spacing w:line="336" w:lineRule="auto" w:after="180"/>
-      </w:pPr>
-      <w:r>
-        <w:rPr>
-          <w:b w:val="0"/>
-        </w:rPr>
-        <w:t xml:space="preserve">Changed-case reasoning: The </w:t>
-      </w:r>
-      <w:r>
-        <w:rPr>
-          <w:b/>
-        </w:rPr>
-        <w:t>update</w:t>
-      </w:r>
-      <w:r>
-        <w:rPr>
-          <w:b w:val="0"/>
-        </w:rPr>
-        <w:t>d weight remains 0.2. The same mean of the two starting gradients is unchanged by their order.</w:t>
-      </w:r>
-    </w:p>
-    <w:p>
-      <w:pPr>
-        <w:spacing w:line="336" w:lineRule="auto" w:after="180"/>
-      </w:pPr>
-      <w:r>
-        <w:rPr>
-          <w:b w:val="0"/>
-        </w:rPr>
-        <w:t xml:space="preserve">Collect each learner’s explanation before discussion. Use the first missing connection between </w:t>
-      </w:r>
-      <w:r>
-        <w:rPr>
-          <w:b/>
-        </w:rPr>
-        <w:t>input</w:t>
-      </w:r>
-      <w:r>
-        <w:rPr>
-          <w:b w:val="0"/>
-        </w:rPr>
-        <w:t xml:space="preserve">, deciding step and result to choose support. This question is worked-case practice, not fresh mastery </w:t>
-      </w:r>
-      <w:r>
-        <w:rPr>
-          <w:b/>
-        </w:rPr>
-        <w:t>evidence</w:t>
-      </w:r>
-      <w:r>
-        <w:rPr>
-          <w:b w:val="0"/>
-        </w:rPr>
-        <w:t>.</w:t>
-      </w:r>
-    </w:p>
-    <w:p>
-      <w:pPr>
-        <w:pStyle w:val="Heading1"/>
-      </w:pPr>
-      <w:r>
-        <w:t>04. Run the investigation and diagnose misconceptions</w:t>
-      </w:r>
-    </w:p>
-    <w:p>
-      <w:r>
-        <w:t>Run the Batching and epochs investigation and use the first unsupported step to choose a teaching response.</w:t>
-      </w:r>
-    </w:p>
-    <w:p>
-      <w:pPr>
-        <w:spacing w:line="336" w:lineRule="auto" w:after="180"/>
-      </w:pPr>
-      <w:r>
-        <w:rPr>
-          <w:b w:val="0"/>
-        </w:rPr>
-        <w:t xml:space="preserve">One </w:t>
-      </w:r>
-      <w:r>
-        <w:rPr>
-          <w:b/>
-        </w:rPr>
-        <w:t>epoch</w:t>
-      </w:r>
-      <w:r>
-        <w:rPr>
-          <w:b w:val="0"/>
-        </w:rPr>
-        <w:t xml:space="preserve"> always means one </w:t>
-      </w:r>
-      <w:r>
-        <w:rPr>
-          <w:b/>
-        </w:rPr>
-        <w:t>update</w:t>
-      </w:r>
-      <w:r>
-        <w:rPr>
-          <w:b w:val="0"/>
-        </w:rPr>
-        <w:t xml:space="preserve">: Only a full-data </w:t>
-      </w:r>
-      <w:r>
-        <w:rPr>
-          <w:b/>
-        </w:rPr>
-        <w:t>batch</w:t>
-      </w:r>
-      <w:r>
-        <w:rPr>
-          <w:b w:val="0"/>
-        </w:rPr>
-        <w:t xml:space="preserve"> gives one </w:t>
-      </w:r>
-      <w:r>
-        <w:rPr>
-          <w:b/>
-        </w:rPr>
-        <w:t>update</w:t>
-      </w:r>
-      <w:r>
-        <w:rPr>
-          <w:b w:val="0"/>
-        </w:rPr>
-        <w:t xml:space="preserve"> per </w:t>
-      </w:r>
-      <w:r>
-        <w:rPr>
-          <w:b/>
-        </w:rPr>
-        <w:t>epoch</w:t>
-      </w:r>
-      <w:r>
-        <w:rPr>
-          <w:b w:val="0"/>
-        </w:rPr>
-        <w:t xml:space="preserve"> in this procedure.</w:t>
-      </w:r>
-    </w:p>
-    <w:p>
-      <w:pPr>
-        <w:spacing w:line="336" w:lineRule="auto" w:after="180"/>
-      </w:pPr>
-      <w:r>
-        <w:rPr>
-          <w:b w:val="0"/>
-        </w:rPr>
-        <w:t xml:space="preserve">Reuse all gradients from the start of an </w:t>
-      </w:r>
-      <w:r>
-        <w:rPr>
-          <w:b/>
-        </w:rPr>
-        <w:t>epoch</w:t>
-      </w:r>
-      <w:r>
-        <w:rPr>
-          <w:b w:val="0"/>
-        </w:rPr>
-        <w:t xml:space="preserve">: Recompute at the parameter value before each </w:t>
-      </w:r>
-      <w:r>
-        <w:rPr>
-          <w:b/>
-        </w:rPr>
-        <w:t>batch</w:t>
-      </w:r>
-      <w:r>
-        <w:rPr>
-          <w:b w:val="0"/>
-        </w:rPr>
-        <w:t xml:space="preserve"> </w:t>
-      </w:r>
-      <w:r>
-        <w:rPr>
-          <w:b/>
-        </w:rPr>
-        <w:t>update</w:t>
-      </w:r>
-      <w:r>
-        <w:rPr>
-          <w:b w:val="0"/>
-        </w:rPr>
-        <w:t>.</w:t>
-      </w:r>
-    </w:p>
-    <w:p>
-      <w:pPr>
-        <w:spacing w:line="336" w:lineRule="auto" w:after="180"/>
-      </w:pPr>
-      <w:r>
-        <w:rPr>
-          <w:b w:val="0"/>
-        </w:rPr>
-        <w:t xml:space="preserve">Average </w:t>
-      </w:r>
-      <w:r>
-        <w:rPr>
-          <w:b/>
-        </w:rPr>
-        <w:t>batch</w:t>
-      </w:r>
-      <w:r>
-        <w:rPr>
-          <w:b w:val="0"/>
-        </w:rPr>
-        <w:t xml:space="preserve"> means equally: At one fixed model, weight each </w:t>
-      </w:r>
-      <w:r>
-        <w:rPr>
-          <w:b/>
-        </w:rPr>
-        <w:t>batch</w:t>
-      </w:r>
-      <w:r>
-        <w:rPr>
-          <w:b w:val="0"/>
-        </w:rPr>
-        <w:t xml:space="preserve"> mean by the number of examples in that </w:t>
-      </w:r>
-      <w:r>
-        <w:rPr>
-          <w:b/>
-        </w:rPr>
-        <w:t>batch</w:t>
-      </w:r>
-      <w:r>
-        <w:rPr>
-          <w:b w:val="0"/>
-        </w:rPr>
-        <w:t>.</w:t>
-      </w:r>
-    </w:p>
-    <w:p>
-      <w:pPr>
-        <w:spacing w:line="336" w:lineRule="auto" w:after="180"/>
-      </w:pPr>
-      <w:r>
-        <w:rPr>
-          <w:b w:val="0"/>
-        </w:rPr>
-        <w:t xml:space="preserve">Use Run the investigation for the </w:t>
-      </w:r>
-      <w:r>
-        <w:rPr>
-          <w:b/>
-        </w:rPr>
-        <w:t>evidence</w:t>
-      </w:r>
-      <w:r>
-        <w:rPr>
-          <w:b w:val="0"/>
-        </w:rPr>
-        <w:t xml:space="preserve"> ledger. Add a boundary or missing-</w:t>
-      </w:r>
-      <w:r>
-        <w:rPr>
-          <w:b/>
-        </w:rPr>
-        <w:t>input</w:t>
-      </w:r>
-      <w:r>
-        <w:rPr>
-          <w:b w:val="0"/>
-        </w:rPr>
-        <w:t xml:space="preserve"> case and record the expected response before checking. More successful repeats of one case do not establish wider coverage.</w:t>
-      </w:r>
-    </w:p>
-    <w:p>
-      <w:pPr>
-        <w:pStyle w:val="Heading3"/>
-      </w:pPr>
-      <w:r>
-        <w:t>Match the support to the first error</w:t>
+        <w:pStyle w:val="Heading2"/>
+      </w:pPr>
+      <w:r>
+        <w:t>Choose accessible support</w:t>
       </w:r>
     </w:p>
     <w:tbl>
@@ -3497,669 +4144,92 @@
     </w:p>
     <w:p>
       <w:pPr>
-        <w:pStyle w:val="Heading1"/>
-      </w:pPr>
-      <w:r>
-        <w:t>05. Assess and explain the answers</w:t>
+        <w:pStyle w:val="Heading2"/>
+      </w:pPr>
+      <w:r>
+        <w:t>Earlier wording, alternatives and picture transcripts · reference / check after trying</w:t>
       </w:r>
     </w:p>
     <w:p>
-      <w:r>
-        <w:t>Use the Batching and epochs questions, teacher keys and criteria after the relevant attempts. Previously discussed cases are practice; protect the separately selected independent task.</w:t>
+      <w:pPr>
+        <w:pStyle w:val="Heading3"/>
+      </w:pPr>
+      <w:r>
+        <w:t>Match the support to the first error</w:t>
       </w:r>
     </w:p>
     <w:p>
       <w:pPr>
-        <w:pStyle w:val="Heading3"/>
-      </w:pPr>
-      <w:r>
-        <w:t>Guided and exit questions</w:t>
+        <w:pStyle w:val="Heading1"/>
+      </w:pPr>
+      <w:r>
+        <w:t>05. Assess the new schema or calculation transfer</w:t>
       </w:r>
     </w:p>
     <w:p>
-      <w:pPr>
-        <w:spacing w:line="336" w:lineRule="auto" w:after="180"/>
-      </w:pPr>
-      <w:r>
-        <w:rPr>
-          <w:b w:val="0"/>
-        </w:rPr>
-        <w:t xml:space="preserve">Guided: B at v = 0 gives gradient -16 and v = 1.6. A then gives residual -0.4, gradient -0.8 and v = 1.68. Two </w:t>
-      </w:r>
-      <w:r>
-        <w:rPr>
-          <w:b/>
-        </w:rPr>
-        <w:t>batch</w:t>
-      </w:r>
-      <w:r>
-        <w:rPr>
-          <w:b w:val="0"/>
-        </w:rPr>
-        <w:t xml:space="preserve">es each cause one </w:t>
-      </w:r>
-      <w:r>
-        <w:rPr>
-          <w:b/>
-        </w:rPr>
-        <w:t>update</w:t>
-      </w:r>
-      <w:r>
-        <w:rPr>
-          <w:b w:val="0"/>
-        </w:rPr>
-        <w:t>. Exit: both teams visit ten examples.</w:t>
+      <w:r>
+        <w:t>Keep the selected answer private until after a first attempt.</w:t>
       </w:r>
     </w:p>
     <w:p>
       <w:pPr>
-        <w:spacing w:line="336" w:lineRule="auto" w:after="180"/>
-      </w:pPr>
-      <w:r>
-        <w:rPr>
-          <w:b w:val="0"/>
-        </w:rPr>
-        <w:t xml:space="preserve">Size 2 produces six </w:t>
-      </w:r>
-      <w:r>
-        <w:rPr>
-          <w:b/>
-        </w:rPr>
-        <w:t>update</w:t>
-      </w:r>
-      <w:r>
-        <w:rPr>
-          <w:b w:val="0"/>
-        </w:rPr>
-        <w:t xml:space="preserve">s; size 5 produces two. Record both budgets and all </w:t>
-      </w:r>
-      <w:r>
-        <w:rPr>
-          <w:b/>
-        </w:rPr>
-        <w:t>training</w:t>
-      </w:r>
-      <w:r>
-        <w:rPr>
-          <w:b w:val="0"/>
-        </w:rPr>
-        <w:t xml:space="preserve"> settings.</w:t>
+        <w:pStyle w:val="Heading2"/>
+      </w:pPr>
+      <w:r>
+        <w:t>Selected independent task and checked answer</w:t>
       </w:r>
     </w:p>
     <w:p>
       <w:pPr>
-        <w:pStyle w:val="Heading3"/>
-      </w:pPr>
-      <w:r>
-        <w:t>W1 Count a partial batch</w:t>
+        <w:spacing w:line="336" w:lineRule="auto" w:after="180"/>
+      </w:pPr>
+      <w:r>
+        <w:rPr>
+          <w:b w:val="0"/>
+        </w:rPr>
+        <w:t xml:space="preserve">Selected case: Use A = (1, 1), B = (2, 0), h = ReLU(x), y = vh, v = 0 and rate 0.1. Train with size 1 for one </w:t>
+      </w:r>
+      <w:r>
+        <w:rPr>
+          <w:b/>
+        </w:rPr>
+        <w:t>epoch</w:t>
+      </w:r>
+      <w:r>
+        <w:rPr>
+          <w:b w:val="0"/>
+        </w:rPr>
+        <w:t xml:space="preserve"> in A then B order, then restart at 0 and reverse the order. Show gradients and parameter values.</w:t>
       </w:r>
     </w:p>
     <w:p>
       <w:pPr>
-        <w:pStyle w:val="Heading3"/>
-      </w:pPr>
-      <w:r>
-        <w:t>Workbook question · W1</w:t>
+        <w:spacing w:line="336" w:lineRule="auto" w:after="180"/>
+      </w:pPr>
+      <w:r>
+        <w:rPr>
+          <w:b w:val="0"/>
+        </w:rPr>
+        <w:t>Compare the final values.</w:t>
       </w:r>
     </w:p>
     <w:p>
       <w:pPr>
         <w:spacing w:line="336" w:lineRule="auto" w:after="180"/>
-        <w:shd w:fill="F5F1FB"/>
-      </w:pPr>
-      <w:r>
-        <w:rPr>
-          <w:b w:val="0"/>
-        </w:rPr>
-        <w:t xml:space="preserve">For 10 rows, </w:t>
-      </w:r>
-      <w:r>
-        <w:rPr>
-          <w:b/>
-        </w:rPr>
-        <w:t>batch size</w:t>
-      </w:r>
-      <w:r>
-        <w:rPr>
-          <w:b w:val="0"/>
-        </w:rPr>
-        <w:t xml:space="preserve"> 4 and three </w:t>
-      </w:r>
-      <w:r>
-        <w:rPr>
-          <w:b/>
-        </w:rPr>
-        <w:t>epoch</w:t>
-      </w:r>
-      <w:r>
-        <w:rPr>
-          <w:b w:val="0"/>
-        </w:rPr>
-        <w:t xml:space="preserve">s, retaining the final </w:t>
-      </w:r>
-      <w:r>
-        <w:rPr>
-          <w:b/>
-        </w:rPr>
-        <w:t>batch</w:t>
-      </w:r>
-      <w:r>
-        <w:rPr>
-          <w:b w:val="0"/>
-        </w:rPr>
-        <w:t xml:space="preserve">, list </w:t>
-      </w:r>
-      <w:r>
-        <w:rPr>
-          <w:b/>
-        </w:rPr>
-        <w:t>batch</w:t>
-      </w:r>
-      <w:r>
-        <w:rPr>
-          <w:b w:val="0"/>
-        </w:rPr>
-        <w:t xml:space="preserve"> lengths and count total </w:t>
-      </w:r>
-      <w:r>
-        <w:rPr>
-          <w:b/>
-        </w:rPr>
-        <w:t>update</w:t>
-      </w:r>
-      <w:r>
-        <w:rPr>
-          <w:b w:val="0"/>
-        </w:rPr>
-        <w:t>s and example visits.</w:t>
+      </w:pPr>
+      <w:r>
+        <w:rPr>
+          <w:b w:val="0"/>
+        </w:rPr>
+        <w:t>Teacher explanation: A then B: A gradient -2 gives v = 0.2; B residual 0.4 gives gradient 1.6 and v = 0.04. B then A: B gradient 0 keeps v = 0; A gradient -2 gives v = 0.2. Both see the same rows but finish differently.</w:t>
       </w:r>
     </w:p>
     <w:p>
       <w:pPr>
-        <w:pStyle w:val="Heading3"/>
-      </w:pPr>
-      <w:r>
-        <w:t>Teacher reasoning · W1</w:t>
-      </w:r>
-    </w:p>
-    <w:p>
-      <w:pPr>
-        <w:spacing w:line="336" w:lineRule="auto" w:after="180"/>
-        <w:shd w:fill="F1F6FC"/>
-      </w:pPr>
-      <w:r>
-        <w:rPr>
-          <w:b w:val="0"/>
-        </w:rPr>
-        <w:t xml:space="preserve">Teacher explanation: </w:t>
-      </w:r>
-      <w:r>
-        <w:rPr>
-          <w:b/>
-        </w:rPr>
-        <w:t>Batch</w:t>
-      </w:r>
-      <w:r>
-        <w:rPr>
-          <w:b w:val="0"/>
-        </w:rPr>
-        <w:t xml:space="preserve"> lengths 4, 4, 2; three </w:t>
-      </w:r>
-      <w:r>
-        <w:rPr>
-          <w:b/>
-        </w:rPr>
-        <w:t>update</w:t>
-      </w:r>
-      <w:r>
-        <w:rPr>
-          <w:b w:val="0"/>
-        </w:rPr>
-        <w:t xml:space="preserve">s per </w:t>
-      </w:r>
-      <w:r>
-        <w:rPr>
-          <w:b/>
-        </w:rPr>
-        <w:t>epoch</w:t>
-      </w:r>
-      <w:r>
-        <w:rPr>
-          <w:b w:val="0"/>
-        </w:rPr>
-        <w:t xml:space="preserve">, nine total </w:t>
-      </w:r>
-      <w:r>
-        <w:rPr>
-          <w:b/>
-        </w:rPr>
-        <w:t>update</w:t>
-      </w:r>
-      <w:r>
-        <w:rPr>
-          <w:b w:val="0"/>
-        </w:rPr>
-        <w:t>s and 30 example visits.</w:t>
-      </w:r>
-    </w:p>
-    <w:p>
-      <w:pPr>
-        <w:pStyle w:val="Heading3"/>
-      </w:pPr>
-      <w:r>
-        <w:t>W2 Repair a stale gradient</w:t>
-      </w:r>
-    </w:p>
-    <w:p>
-      <w:pPr>
-        <w:pStyle w:val="Heading3"/>
-      </w:pPr>
-      <w:r>
-        <w:t>Workbook question · W2</w:t>
-      </w:r>
-    </w:p>
-    <w:p>
-      <w:pPr>
-        <w:spacing w:line="336" w:lineRule="auto" w:after="180"/>
-        <w:shd w:fill="F5F1FB"/>
-      </w:pPr>
-      <w:r>
-        <w:rPr>
-          <w:b w:val="0"/>
-        </w:rPr>
-        <w:t>For A then B separately in the lesson, a learner computes both gradients at v = 0, then applies them to get v = 2. Explain the error and give the correct final value.</w:t>
-      </w:r>
-    </w:p>
-    <w:p>
-      <w:pPr>
-        <w:pStyle w:val="Heading3"/>
-      </w:pPr>
-      <w:r>
-        <w:t>Teacher reasoning · W2</w:t>
-      </w:r>
-    </w:p>
-    <w:p>
-      <w:pPr>
-        <w:spacing w:line="336" w:lineRule="auto" w:after="180"/>
-        <w:shd w:fill="F1F6FC"/>
-      </w:pPr>
-      <w:r>
-        <w:rPr>
-          <w:b w:val="0"/>
-        </w:rPr>
-        <w:t>Teacher explanation: The second gradient must use v = 0.4. Using -16 from the old state is stale; the current B gradient is -12.8 and the final v is 1.68.</w:t>
-      </w:r>
-    </w:p>
-    <w:p>
-      <w:pPr>
-        <w:pStyle w:val="Heading3"/>
-      </w:pPr>
-      <w:r>
-        <w:t>W3 Combine unequal batches</w:t>
-      </w:r>
-    </w:p>
-    <w:p>
-      <w:pPr>
-        <w:pStyle w:val="Heading3"/>
-      </w:pPr>
-      <w:r>
-        <w:t>Workbook question · W3</w:t>
-      </w:r>
-    </w:p>
-    <w:p>
-      <w:pPr>
-        <w:spacing w:line="336" w:lineRule="auto" w:after="180"/>
-        <w:shd w:fill="F5F1FB"/>
-      </w:pPr>
-      <w:r>
-        <w:rPr>
-          <w:b w:val="0"/>
-        </w:rPr>
-        <w:t xml:space="preserve">At one frozen model, </w:t>
-      </w:r>
-      <w:r>
-        <w:rPr>
-          <w:b/>
-        </w:rPr>
-        <w:t>batch</w:t>
-      </w:r>
-      <w:r>
-        <w:rPr>
-          <w:b w:val="0"/>
-        </w:rPr>
-        <w:t>es of sizes 3 and 1 have mean squared errors 2 and 10. Find the full MSE and explain why the average of 2 and 10 is wrong.</w:t>
-      </w:r>
-    </w:p>
-    <w:p>
-      <w:pPr>
-        <w:pStyle w:val="Heading3"/>
-      </w:pPr>
-      <w:r>
-        <w:t>Teacher reasoning · W3</w:t>
-      </w:r>
-    </w:p>
-    <w:p>
-      <w:pPr>
-        <w:spacing w:line="336" w:lineRule="auto" w:after="180"/>
-        <w:shd w:fill="F1F6FC"/>
-      </w:pPr>
-      <w:r>
-        <w:rPr>
-          <w:b w:val="0"/>
-        </w:rPr>
-        <w:t xml:space="preserve">Teacher explanation: Full MSE is (3 times 2 + 10) / 4 = 4. The unweighted average 6 gives the single-row </w:t>
-      </w:r>
-      <w:r>
-        <w:rPr>
-          <w:b/>
-        </w:rPr>
-        <w:t>batch</w:t>
-      </w:r>
-      <w:r>
-        <w:rPr>
-          <w:b w:val="0"/>
-        </w:rPr>
-        <w:t xml:space="preserve"> too much weight.</w:t>
-      </w:r>
-    </w:p>
-    <w:p>
-      <w:pPr>
-        <w:pStyle w:val="Heading3"/>
-      </w:pPr>
-      <w:r>
-        <w:t>W4 Test order on a new case independently</w:t>
-      </w:r>
-    </w:p>
-    <w:p>
-      <w:pPr>
-        <w:pStyle w:val="Heading3"/>
-      </w:pPr>
-      <w:r>
-        <w:t>Workbook question · W4</w:t>
-      </w:r>
-    </w:p>
-    <w:p>
-      <w:pPr>
-        <w:spacing w:line="336" w:lineRule="auto" w:after="180"/>
-        <w:shd w:fill="F5F1FB"/>
-      </w:pPr>
-      <w:r>
-        <w:rPr>
-          <w:b w:val="0"/>
-        </w:rPr>
-        <w:t xml:space="preserve">Use A = (1, 1), B = (2, 0), h = ReLU(x), y = vh, v = 0 and rate 0.1. Train with size 1 for one </w:t>
-      </w:r>
-      <w:r>
-        <w:rPr>
-          <w:b/>
-        </w:rPr>
-        <w:t>epoch</w:t>
-      </w:r>
-      <w:r>
-        <w:rPr>
-          <w:b w:val="0"/>
-        </w:rPr>
-        <w:t xml:space="preserve"> in A then B order, then restart at 0 and reverse the order. Show gradients and parameter values. Compare the final values.</w:t>
-      </w:r>
-    </w:p>
-    <w:p>
-      <w:pPr>
-        <w:pStyle w:val="Heading3"/>
-      </w:pPr>
-      <w:r>
-        <w:t>Teacher reasoning · W4</w:t>
-      </w:r>
-    </w:p>
-    <w:p>
-      <w:pPr>
-        <w:spacing w:line="336" w:lineRule="auto" w:after="180"/>
-        <w:shd w:fill="F1F6FC"/>
-      </w:pPr>
-      <w:r>
-        <w:rPr>
-          <w:b w:val="0"/>
-        </w:rPr>
-        <w:t>Teacher explanation: A then B: A gradient -2 gives v = 0.2; B residual 0.4 gives gradient 1.6 and v = 0.04. B then A: B gradient 0 keeps v = 0; A gradient -2 gives v = 0.2. Both see the same rows but finish differently.</w:t>
-      </w:r>
-    </w:p>
-    <w:p>
-      <w:pPr>
-        <w:pStyle w:val="Heading3"/>
-      </w:pPr>
-      <w:r>
-        <w:t>W5 Audit an epoch claim</w:t>
-      </w:r>
-    </w:p>
-    <w:p>
-      <w:pPr>
-        <w:pStyle w:val="Heading3"/>
-      </w:pPr>
-      <w:r>
-        <w:t>Workbook question · W5</w:t>
-      </w:r>
-    </w:p>
-    <w:p>
-      <w:pPr>
-        <w:spacing w:line="336" w:lineRule="auto" w:after="180"/>
-        <w:shd w:fill="F5F1FB"/>
-      </w:pPr>
-      <w:r>
-        <w:rPr>
-          <w:b w:val="0"/>
-        </w:rPr>
-        <w:t xml:space="preserve">A program </w:t>
-      </w:r>
-      <w:r>
-        <w:rPr>
-          <w:b/>
-        </w:rPr>
-        <w:t>process</w:t>
-      </w:r>
-      <w:r>
-        <w:rPr>
-          <w:b w:val="0"/>
-        </w:rPr>
-        <w:t xml:space="preserve">es 11 rows using size 4 and drops the last incomplete </w:t>
-      </w:r>
-      <w:r>
-        <w:rPr>
-          <w:b/>
-        </w:rPr>
-        <w:t>batch</w:t>
-      </w:r>
-      <w:r>
-        <w:rPr>
-          <w:b w:val="0"/>
-        </w:rPr>
-        <w:t xml:space="preserve">. How many examples did it visit and how many </w:t>
-      </w:r>
-      <w:r>
-        <w:rPr>
-          <w:b/>
-        </w:rPr>
-        <w:t>update</w:t>
-      </w:r>
-      <w:r>
-        <w:rPr>
-          <w:b w:val="0"/>
-        </w:rPr>
-        <w:t>s occurred? What must its report disclose?</w:t>
-      </w:r>
-    </w:p>
-    <w:p>
-      <w:pPr>
-        <w:pStyle w:val="Heading3"/>
-      </w:pPr>
-      <w:r>
-        <w:t>Teacher reasoning · W5</w:t>
-      </w:r>
-    </w:p>
-    <w:p>
-      <w:pPr>
-        <w:spacing w:line="336" w:lineRule="auto" w:after="180"/>
-        <w:shd w:fill="F1F6FC"/>
-      </w:pPr>
-      <w:r>
-        <w:rPr>
-          <w:b w:val="0"/>
-        </w:rPr>
-        <w:t xml:space="preserve">Teacher explanation: It visits eight rows in two </w:t>
-      </w:r>
-      <w:r>
-        <w:rPr>
-          <w:b/>
-        </w:rPr>
-        <w:t>batch</w:t>
-      </w:r>
-      <w:r>
-        <w:rPr>
-          <w:b w:val="0"/>
-        </w:rPr>
-        <w:t xml:space="preserve">es and performs two </w:t>
-      </w:r>
-      <w:r>
-        <w:rPr>
-          <w:b/>
-        </w:rPr>
-        <w:t>update</w:t>
-      </w:r>
-      <w:r>
-        <w:rPr>
-          <w:b w:val="0"/>
-        </w:rPr>
-        <w:t>s. Three rows are omitted; it did not complete a full pass under this lesson definition. Report the drop rule and actual visits.</w:t>
-      </w:r>
-    </w:p>
-    <w:p>
-      <w:pPr>
-        <w:pStyle w:val="Heading3"/>
-      </w:pPr>
-      <w:r>
-        <w:t>Independent assessment and fresh retry</w:t>
-      </w:r>
-    </w:p>
-    <w:p>
-      <w:pPr>
-        <w:pStyle w:val="Heading3"/>
-      </w:pPr>
-      <w:r>
-        <w:t>Teacher key · Independent assessment and fresh retry</w:t>
-      </w:r>
-    </w:p>
-    <w:p>
-      <w:pPr>
-        <w:spacing w:line="336" w:lineRule="auto" w:after="180"/>
-        <w:shd w:fill="F1F6FC"/>
-      </w:pPr>
-      <w:r>
-        <w:rPr>
-          <w:b w:val="0"/>
-        </w:rPr>
-        <w:t xml:space="preserve">W4 requires the two traces and final values 0.04 and 0.2. Fresh retry: A = (1, 2), B = (1, 0), start v = 0, rate 0.25, singleton </w:t>
-      </w:r>
-      <w:r>
-        <w:rPr>
-          <w:b/>
-        </w:rPr>
-        <w:t>batch</w:t>
-      </w:r>
-      <w:r>
-        <w:rPr>
-          <w:b w:val="0"/>
-        </w:rPr>
-        <w:t>es. A then B gives gradients -4 and 2, values 1 and 0.5.</w:t>
-      </w:r>
-    </w:p>
-    <w:p>
-      <w:pPr>
-        <w:spacing w:line="336" w:lineRule="auto" w:after="180"/>
-        <w:shd w:fill="F1F6FC"/>
-      </w:pPr>
-      <w:r>
-        <w:rPr>
-          <w:b w:val="0"/>
-        </w:rPr>
-        <w:t>Reverse order gives gradients 0 and -4, values 0 and 1. Ask students to name the reset and explain the order effect.</w:t>
-      </w:r>
-    </w:p>
-    <w:p>
-      <w:pPr>
-        <w:pStyle w:val="Heading3"/>
-      </w:pPr>
-      <w:r>
-        <w:t>Assess independent transfer</w:t>
-      </w:r>
-    </w:p>
-    <w:p>
-      <w:pPr>
-        <w:pStyle w:val="Heading3"/>
-      </w:pPr>
-      <w:r>
-        <w:t>Independent question · withhold the key</w:t>
-      </w:r>
-    </w:p>
-    <w:p>
-      <w:pPr>
-        <w:spacing w:line="336" w:lineRule="auto" w:after="180"/>
-        <w:shd w:fill="F5F1FB"/>
-      </w:pPr>
-      <w:r>
-        <w:rPr>
-          <w:b w:val="0"/>
-        </w:rPr>
-        <w:t xml:space="preserve">Selected case: Use A = (1, 1), B = (2, 0), h = ReLU(x), y = vh, v = 0 and rate 0.1. Train with size 1 for one </w:t>
-      </w:r>
-      <w:r>
-        <w:rPr>
-          <w:b/>
-        </w:rPr>
-        <w:t>epoch</w:t>
-      </w:r>
-      <w:r>
-        <w:rPr>
-          <w:b w:val="0"/>
-        </w:rPr>
-        <w:t xml:space="preserve"> in A then B order, then restart at 0 and reverse the order. Show gradients and parameter values.</w:t>
-      </w:r>
-    </w:p>
-    <w:p>
-      <w:pPr>
-        <w:spacing w:line="336" w:lineRule="auto" w:after="180"/>
-        <w:shd w:fill="F5F1FB"/>
-      </w:pPr>
-      <w:r>
-        <w:rPr>
-          <w:b w:val="0"/>
-        </w:rPr>
-        <w:t>Compare the final values.</w:t>
-      </w:r>
-    </w:p>
-    <w:p>
-      <w:pPr>
-        <w:pStyle w:val="Heading3"/>
-      </w:pPr>
-      <w:r>
-        <w:t>Selected case answer</w:t>
-      </w:r>
-    </w:p>
-    <w:p>
-      <w:pPr>
-        <w:pStyle w:val="Heading3"/>
-      </w:pPr>
-      <w:r>
-        <w:t>Teacher key · Selected case answer</w:t>
-      </w:r>
-    </w:p>
-    <w:p>
-      <w:pPr>
-        <w:spacing w:line="336" w:lineRule="auto" w:after="180"/>
-        <w:shd w:fill="F1F6FC"/>
-      </w:pPr>
-      <w:r>
-        <w:rPr>
-          <w:b w:val="0"/>
-        </w:rPr>
-        <w:t>Teacher explanation: A then B: A gradient -2 gives v = 0.2; B residual 0.4 gives gradient 1.6 and v = 0.04. B then A: B gradient 0 keeps v = 0; A gradient -2 gives v = 0.2. Both see the same rows but finish differently.</w:t>
+        <w:pStyle w:val="Heading2"/>
+      </w:pPr>
+      <w:r>
+        <w:t>Judge explanation,trace and limits</w:t>
       </w:r>
     </w:p>
     <w:tbl>
@@ -4266,54 +4336,55 @@
     </w:tbl>
     <w:p>
       <w:pPr>
-        <w:pStyle w:val="Heading3"/>
-      </w:pPr>
-      <w:r>
-        <w:t>Teacher key · Selected case answer</w:t>
+        <w:spacing w:line="336" w:lineRule="auto" w:after="180"/>
+      </w:pPr>
+      <w:r>
+        <w:rPr>
+          <w:b w:val="0"/>
+        </w:rPr>
+        <w:t>Record each dimension as not yet, with support, or independent. Accept a valid alternative procedure with a defensible trace.</w:t>
       </w:r>
     </w:p>
     <w:p>
       <w:pPr>
         <w:spacing w:line="336" w:lineRule="auto" w:after="180"/>
-        <w:shd w:fill="F1F6FC"/>
-      </w:pPr>
-      <w:r>
-        <w:rPr>
-          <w:b w:val="0"/>
-        </w:rPr>
-        <w:t>Record each dimension as not yet, with support, or independent. Accept a valid alternative procedure with a defensible trace.</w:t>
+      </w:pPr>
+      <w:r>
+        <w:rPr>
+          <w:b w:val="0"/>
+        </w:rPr>
+        <w:t xml:space="preserve">Do not penalise an honestly recorded model failure if the learner correctly explains its </w:t>
+      </w:r>
+      <w:r>
+        <w:rPr>
+          <w:b/>
+        </w:rPr>
+        <w:t>evidence</w:t>
+      </w:r>
+      <w:r>
+        <w:rPr>
+          <w:b w:val="0"/>
+        </w:rPr>
+        <w:t xml:space="preserve"> and limits.</w:t>
       </w:r>
     </w:p>
     <w:p>
       <w:pPr>
-        <w:spacing w:line="336" w:lineRule="auto" w:after="180"/>
-        <w:shd w:fill="F1F6FC"/>
-      </w:pPr>
-      <w:r>
-        <w:rPr>
-          <w:b w:val="0"/>
-        </w:rPr>
-        <w:t xml:space="preserve">Do not penalise an honestly recorded model failure if the learner correctly explains its </w:t>
-      </w:r>
-      <w:r>
-        <w:rPr>
-          <w:b/>
-        </w:rPr>
-        <w:t>evidence</w:t>
-      </w:r>
-      <w:r>
-        <w:rPr>
-          <w:b w:val="0"/>
-        </w:rPr>
-        <w:t xml:space="preserve"> and limits.</w:t>
+        <w:pStyle w:val="Heading2"/>
+      </w:pPr>
+      <w:r>
+        <w:t>Give one usable repair</w:t>
       </w:r>
     </w:p>
     <w:p>
       <w:pPr>
-        <w:pStyle w:val="Heading3"/>
-      </w:pPr>
-      <w:r>
-        <w:t>Feedback that the learner uses</w:t>
+        <w:spacing w:line="336" w:lineRule="auto" w:after="180"/>
+      </w:pPr>
+      <w:r>
+        <w:rPr>
+          <w:b w:val="0"/>
+        </w:rPr>
+        <w:t>Name the earliest unsupported step and give one action to repair it. Have the learner make that repair now and explain why. Then assess the relevant skill on a fresh, fully specified case.</w:t>
       </w:r>
     </w:p>
     <w:p>
@@ -4324,114 +4395,153 @@
         <w:rPr>
           <w:b w:val="0"/>
         </w:rPr>
-        <w:t>Name the earliest unsupported step and give one action to repair it. Have the learner make that repair now and explain why. Then assess the relevant skill on a fresh, fully specified case.</w:t>
+        <w:t>Confirm it was not previously practised with feedback; solve and check the new case before assigning it. A follow-up design prompt is a starting brief, not automatically an equivalent test.</w:t>
       </w:r>
     </w:p>
     <w:p>
       <w:pPr>
-        <w:spacing w:line="336" w:lineRule="auto" w:after="180"/>
-      </w:pPr>
-      <w:r>
-        <w:rPr>
-          <w:b w:val="0"/>
-        </w:rPr>
-        <w:t>Confirm it was not previously practised with feedback; solve and check the new case before assigning it. A follow-up design prompt is a starting brief, not automatically an equivalent test.</w:t>
+        <w:pStyle w:val="Heading2"/>
+      </w:pPr>
+      <w:r>
+        <w:t>W1 Count a partial batch</w:t>
       </w:r>
     </w:p>
     <w:p>
       <w:pPr>
-        <w:pStyle w:val="Heading1"/>
-      </w:pPr>
-      <w:r>
-        <w:t>06. Connect the project, support and next lesson</w:t>
+        <w:spacing w:line="336" w:lineRule="auto" w:after="180"/>
+      </w:pPr>
+      <w:r>
+        <w:rPr>
+          <w:b w:val="0"/>
+        </w:rPr>
+        <w:t xml:space="preserve">For 10 rows, </w:t>
+      </w:r>
+      <w:r>
+        <w:rPr>
+          <w:b/>
+        </w:rPr>
+        <w:t>batch size</w:t>
+      </w:r>
+      <w:r>
+        <w:rPr>
+          <w:b w:val="0"/>
+        </w:rPr>
+        <w:t xml:space="preserve"> 4 and three </w:t>
+      </w:r>
+      <w:r>
+        <w:rPr>
+          <w:b/>
+        </w:rPr>
+        <w:t>epoch</w:t>
+      </w:r>
+      <w:r>
+        <w:rPr>
+          <w:b w:val="0"/>
+        </w:rPr>
+        <w:t xml:space="preserve">s, retaining the final </w:t>
+      </w:r>
+      <w:r>
+        <w:rPr>
+          <w:b/>
+        </w:rPr>
+        <w:t>batch</w:t>
+      </w:r>
+      <w:r>
+        <w:rPr>
+          <w:b w:val="0"/>
+        </w:rPr>
+        <w:t xml:space="preserve">, list </w:t>
+      </w:r>
+      <w:r>
+        <w:rPr>
+          <w:b/>
+        </w:rPr>
+        <w:t>batch</w:t>
+      </w:r>
+      <w:r>
+        <w:rPr>
+          <w:b w:val="0"/>
+        </w:rPr>
+        <w:t xml:space="preserve"> lengths and count total </w:t>
+      </w:r>
+      <w:r>
+        <w:rPr>
+          <w:b/>
+        </w:rPr>
+        <w:t>update</w:t>
+      </w:r>
+      <w:r>
+        <w:rPr>
+          <w:b w:val="0"/>
+        </w:rPr>
+        <w:t>s and example visits.</w:t>
       </w:r>
     </w:p>
     <w:p>
-      <w:r>
-        <w:t>Connect Batching and epochs to Image-pattern Network Investigation, adapt support and plan a later changed-case check.</w:t>
+      <w:pPr>
+        <w:spacing w:line="336" w:lineRule="auto" w:after="180"/>
+      </w:pPr>
+      <w:r>
+        <w:rPr>
+          <w:b w:val="0"/>
+        </w:rPr>
+        <w:t xml:space="preserve">Teacher explanation: </w:t>
+      </w:r>
+      <w:r>
+        <w:rPr>
+          <w:b/>
+        </w:rPr>
+        <w:t>Batch</w:t>
+      </w:r>
+      <w:r>
+        <w:rPr>
+          <w:b w:val="0"/>
+        </w:rPr>
+        <w:t xml:space="preserve"> lengths 4, 4, 2; three </w:t>
+      </w:r>
+      <w:r>
+        <w:rPr>
+          <w:b/>
+        </w:rPr>
+        <w:t>update</w:t>
+      </w:r>
+      <w:r>
+        <w:rPr>
+          <w:b w:val="0"/>
+        </w:rPr>
+        <w:t xml:space="preserve">s per </w:t>
+      </w:r>
+      <w:r>
+        <w:rPr>
+          <w:b/>
+        </w:rPr>
+        <w:t>epoch</w:t>
+      </w:r>
+      <w:r>
+        <w:rPr>
+          <w:b w:val="0"/>
+        </w:rPr>
+        <w:t xml:space="preserve">, nine total </w:t>
+      </w:r>
+      <w:r>
+        <w:rPr>
+          <w:b/>
+        </w:rPr>
+        <w:t>update</w:t>
+      </w:r>
+      <w:r>
+        <w:rPr>
+          <w:b w:val="0"/>
+        </w:rPr>
+        <w:t>s and 30 example visits.</w:t>
       </w:r>
     </w:p>
     <w:p>
       <w:pPr>
-        <w:spacing w:line="336" w:lineRule="auto" w:after="180"/>
-      </w:pPr>
-      <w:r>
-        <w:rPr>
-          <w:b w:val="0"/>
-        </w:rPr>
-        <w:t xml:space="preserve">Add a labelled </w:t>
-      </w:r>
-      <w:r>
-        <w:rPr>
-          <w:b/>
-        </w:rPr>
-        <w:t>batch</w:t>
-      </w:r>
-      <w:r>
-        <w:rPr>
-          <w:b w:val="0"/>
-        </w:rPr>
-        <w:t xml:space="preserve">ing and </w:t>
-      </w:r>
-      <w:r>
-        <w:rPr>
-          <w:b/>
-        </w:rPr>
-        <w:t>epoch</w:t>
-      </w:r>
-      <w:r>
-        <w:rPr>
-          <w:b w:val="0"/>
-        </w:rPr>
-        <w:t xml:space="preserve">s </w:t>
-      </w:r>
-      <w:r>
-        <w:rPr>
-          <w:b/>
-        </w:rPr>
-        <w:t>evidence</w:t>
-      </w:r>
-      <w:r>
-        <w:rPr>
-          <w:b w:val="0"/>
-        </w:rPr>
-        <w:t xml:space="preserve"> sheet to Image-pattern Network Investigation. Show how you can distinguish an example a </w:t>
-      </w:r>
-      <w:r>
-        <w:rPr>
-          <w:b/>
-        </w:rPr>
-        <w:t>batch</w:t>
-      </w:r>
-      <w:r>
-        <w:rPr>
-          <w:b w:val="0"/>
-        </w:rPr>
-        <w:t xml:space="preserve"> an </w:t>
-      </w:r>
-      <w:r>
-        <w:rPr>
-          <w:b/>
-        </w:rPr>
-        <w:t>update</w:t>
-      </w:r>
-      <w:r>
-        <w:rPr>
-          <w:b w:val="0"/>
-        </w:rPr>
-        <w:t xml:space="preserve"> and an </w:t>
-      </w:r>
-      <w:r>
-        <w:rPr>
-          <w:b/>
-        </w:rPr>
-        <w:t>epoch</w:t>
-      </w:r>
-      <w:r>
-        <w:rPr>
-          <w:b w:val="0"/>
-        </w:rPr>
-        <w:t>.</w:t>
+        <w:pStyle w:val="Heading2"/>
+      </w:pPr>
+      <w:r>
+        <w:t>W2 Repair a stale gradient</w:t>
       </w:r>
     </w:p>
     <w:p>
@@ -4442,31 +4552,7 @@
         <w:rPr>
           <w:b w:val="0"/>
         </w:rPr>
-        <w:t xml:space="preserve">Use the supplied fictional case and keep its </w:t>
-      </w:r>
-      <w:r>
-        <w:rPr>
-          <w:b/>
-        </w:rPr>
-        <w:t>input</w:t>
-      </w:r>
-      <w:r>
-        <w:rPr>
-          <w:b w:val="0"/>
-        </w:rPr>
-        <w:t xml:space="preserve">s, intermediate steps, calculation or </w:t>
-      </w:r>
-      <w:r>
-        <w:rPr>
-          <w:b/>
-        </w:rPr>
-        <w:t>prediction</w:t>
-      </w:r>
-      <w:r>
-        <w:rPr>
-          <w:b w:val="0"/>
-        </w:rPr>
-        <w:t>, and limitation. Connect this record to last week’s record; a matching answer without a trace is insufficient.</w:t>
+        <w:t>For A then B separately in the lesson, a learner computes both gradients at v = 0, then applies them to get v = 2. Explain the error and give the correct final value.</w:t>
       </w:r>
     </w:p>
     <w:p>
@@ -4477,54 +4563,15 @@
         <w:rPr>
           <w:b w:val="0"/>
         </w:rPr>
-        <w:t xml:space="preserve">Provide separate boxes for old v, </w:t>
-      </w:r>
-      <w:r>
-        <w:rPr>
-          <w:b/>
-        </w:rPr>
-        <w:t>batch</w:t>
-      </w:r>
-      <w:r>
-        <w:rPr>
-          <w:b w:val="0"/>
-        </w:rPr>
-        <w:t xml:space="preserve"> gradient and new v; allow calculators. Extension: at a fixed v, prove that the row-count-weighted mean of </w:t>
-      </w:r>
-      <w:r>
-        <w:rPr>
-          <w:b/>
-        </w:rPr>
-        <w:t>batch</w:t>
-      </w:r>
-      <w:r>
-        <w:rPr>
-          <w:b w:val="0"/>
-        </w:rPr>
-        <w:t xml:space="preserve"> gradients equals the full-data mean gradient.</w:t>
+        <w:t>Teacher explanation: The second gradient must use v = 0.4. Using -16 from the old state is stale; the current B gradient is -12.8 and the final v is 1.68.</w:t>
       </w:r>
     </w:p>
     <w:p>
       <w:pPr>
-        <w:spacing w:line="336" w:lineRule="auto" w:after="180"/>
-      </w:pPr>
-      <w:r>
-        <w:rPr>
-          <w:b w:val="0"/>
-        </w:rPr>
-        <w:t xml:space="preserve">Explain why successive </w:t>
-      </w:r>
-      <w:r>
-        <w:rPr>
-          <w:b/>
-        </w:rPr>
-        <w:t>update</w:t>
-      </w:r>
-      <w:r>
-        <w:rPr>
-          <w:b w:val="0"/>
-        </w:rPr>
-        <w:t>s with changed v are a different procedure.</w:t>
+        <w:pStyle w:val="Heading2"/>
+      </w:pPr>
+      <w:r>
+        <w:t>W3 Combine unequal batches</w:t>
       </w:r>
     </w:p>
     <w:p>
@@ -4535,7 +4582,7 @@
         <w:rPr>
           <w:b w:val="0"/>
         </w:rPr>
-        <w:t xml:space="preserve">Week 14 compares learning rates under one fixed </w:t>
+        <w:t xml:space="preserve">At one frozen model, </w:t>
       </w:r>
       <w:r>
         <w:rPr>
@@ -4547,7 +4594,7 @@
         <w:rPr>
           <w:b w:val="0"/>
         </w:rPr>
-        <w:t xml:space="preserve"> rule.</w:t>
+        <w:t>es of sizes 3 and 1 have mean squared errors 2 and 10. Find the full MSE and explain why the average of 2 and 10 is wrong.</w:t>
       </w:r>
     </w:p>
     <w:p>
@@ -4558,15 +4605,608 @@
         <w:rPr>
           <w:b w:val="0"/>
         </w:rPr>
-        <w:t>Retain the project ledger and assess a changed case after support. Check the relevant prerequisite before carrying this component forward.</w:t>
+        <w:t xml:space="preserve">Teacher explanation: Full MSE is (3 times 2 + 10) / 4 = 4. The unweighted average 6 gives the single-row </w:t>
+      </w:r>
+      <w:r>
+        <w:rPr>
+          <w:b/>
+        </w:rPr>
+        <w:t>batch</w:t>
+      </w:r>
+      <w:r>
+        <w:rPr>
+          <w:b w:val="0"/>
+        </w:rPr>
+        <w:t xml:space="preserve"> too much weight.</w:t>
       </w:r>
     </w:p>
     <w:p>
       <w:pPr>
+        <w:pStyle w:val="Heading2"/>
+      </w:pPr>
+      <w:r>
+        <w:t>W5 Audit an epoch claim</w:t>
+      </w:r>
+    </w:p>
+    <w:p>
+      <w:pPr>
+        <w:spacing w:line="336" w:lineRule="auto" w:after="180"/>
+      </w:pPr>
+      <w:r>
+        <w:rPr>
+          <w:b w:val="0"/>
+        </w:rPr>
+        <w:t xml:space="preserve">A program </w:t>
+      </w:r>
+      <w:r>
+        <w:rPr>
+          <w:b/>
+        </w:rPr>
+        <w:t>process</w:t>
+      </w:r>
+      <w:r>
+        <w:rPr>
+          <w:b w:val="0"/>
+        </w:rPr>
+        <w:t xml:space="preserve">es 11 rows using size 4 and drops the last incomplete </w:t>
+      </w:r>
+      <w:r>
+        <w:rPr>
+          <w:b/>
+        </w:rPr>
+        <w:t>batch</w:t>
+      </w:r>
+      <w:r>
+        <w:rPr>
+          <w:b w:val="0"/>
+        </w:rPr>
+        <w:t xml:space="preserve">. How many examples did it visit and how many </w:t>
+      </w:r>
+      <w:r>
+        <w:rPr>
+          <w:b/>
+        </w:rPr>
+        <w:t>update</w:t>
+      </w:r>
+      <w:r>
+        <w:rPr>
+          <w:b w:val="0"/>
+        </w:rPr>
+        <w:t>s occurred? What must its report disclose?</w:t>
+      </w:r>
+    </w:p>
+    <w:p>
+      <w:pPr>
+        <w:spacing w:line="336" w:lineRule="auto" w:after="180"/>
+      </w:pPr>
+      <w:r>
+        <w:rPr>
+          <w:b w:val="0"/>
+        </w:rPr>
+        <w:t xml:space="preserve">Teacher explanation: It visits eight rows in two </w:t>
+      </w:r>
+      <w:r>
+        <w:rPr>
+          <w:b/>
+        </w:rPr>
+        <w:t>batch</w:t>
+      </w:r>
+      <w:r>
+        <w:rPr>
+          <w:b w:val="0"/>
+        </w:rPr>
+        <w:t xml:space="preserve">es and performs two </w:t>
+      </w:r>
+      <w:r>
+        <w:rPr>
+          <w:b/>
+        </w:rPr>
+        <w:t>update</w:t>
+      </w:r>
+      <w:r>
+        <w:rPr>
+          <w:b w:val="0"/>
+        </w:rPr>
+        <w:t>s. Three rows are omitted; it did not complete a full pass under this lesson definition. Report the drop rule and actual visits.</w:t>
+      </w:r>
+    </w:p>
+    <w:p>
+      <w:pPr>
+        <w:pStyle w:val="Heading2"/>
+      </w:pPr>
+      <w:r>
+        <w:t>Earlier wording, alternatives and picture transcripts · reference / check after trying</w:t>
+      </w:r>
+    </w:p>
+    <w:p>
+      <w:pPr>
         <w:pStyle w:val="Heading3"/>
       </w:pPr>
       <w:r>
-        <w:t>Plan the delayed return</w:t>
+        <w:t>Guided and exit questions</w:t>
+      </w:r>
+    </w:p>
+    <w:p>
+      <w:pPr>
+        <w:spacing w:line="336" w:lineRule="auto" w:after="180"/>
+      </w:pPr>
+      <w:r>
+        <w:rPr>
+          <w:b w:val="0"/>
+        </w:rPr>
+        <w:t xml:space="preserve">Guided: B at v = 0 gives gradient -16 and v = 1.6. A then gives residual -0.4, gradient -0.8 and v = 1.68. Two </w:t>
+      </w:r>
+      <w:r>
+        <w:rPr>
+          <w:b/>
+        </w:rPr>
+        <w:t>batch</w:t>
+      </w:r>
+      <w:r>
+        <w:rPr>
+          <w:b w:val="0"/>
+        </w:rPr>
+        <w:t xml:space="preserve">es each cause one </w:t>
+      </w:r>
+      <w:r>
+        <w:rPr>
+          <w:b/>
+        </w:rPr>
+        <w:t>update</w:t>
+      </w:r>
+      <w:r>
+        <w:rPr>
+          <w:b w:val="0"/>
+        </w:rPr>
+        <w:t>. Exit: both teams visit ten examples.</w:t>
+      </w:r>
+    </w:p>
+    <w:p>
+      <w:pPr>
+        <w:spacing w:line="336" w:lineRule="auto" w:after="180"/>
+      </w:pPr>
+      <w:r>
+        <w:rPr>
+          <w:b w:val="0"/>
+        </w:rPr>
+        <w:t xml:space="preserve">Size 2 produces six </w:t>
+      </w:r>
+      <w:r>
+        <w:rPr>
+          <w:b/>
+        </w:rPr>
+        <w:t>update</w:t>
+      </w:r>
+      <w:r>
+        <w:rPr>
+          <w:b w:val="0"/>
+        </w:rPr>
+        <w:t xml:space="preserve">s; size 5 produces two. Record both budgets and all </w:t>
+      </w:r>
+      <w:r>
+        <w:rPr>
+          <w:b/>
+        </w:rPr>
+        <w:t>training</w:t>
+      </w:r>
+      <w:r>
+        <w:rPr>
+          <w:b w:val="0"/>
+        </w:rPr>
+        <w:t xml:space="preserve"> settings.</w:t>
+      </w:r>
+    </w:p>
+    <w:p>
+      <w:pPr>
+        <w:pStyle w:val="Heading3"/>
+      </w:pPr>
+      <w:r>
+        <w:t>W1 Count a partial batch</w:t>
+      </w:r>
+    </w:p>
+    <w:p>
+      <w:pPr>
+        <w:pStyle w:val="Heading3"/>
+      </w:pPr>
+      <w:r>
+        <w:t>W2 Repair a stale gradient</w:t>
+      </w:r>
+    </w:p>
+    <w:p>
+      <w:pPr>
+        <w:pStyle w:val="Heading3"/>
+      </w:pPr>
+      <w:r>
+        <w:t>W3 Combine unequal batches</w:t>
+      </w:r>
+    </w:p>
+    <w:p>
+      <w:pPr>
+        <w:pStyle w:val="Heading3"/>
+      </w:pPr>
+      <w:r>
+        <w:t>W4 Test order on a new case independently</w:t>
+      </w:r>
+    </w:p>
+    <w:p>
+      <w:pPr>
+        <w:spacing w:line="336" w:lineRule="auto" w:after="180"/>
+      </w:pPr>
+      <w:r>
+        <w:rPr>
+          <w:b w:val="0"/>
+        </w:rPr>
+        <w:t xml:space="preserve">Use A = (1, 1), B = (2, 0), h = ReLU(x), y = vh, v = 0 and rate 0.1. Train with size 1 for one </w:t>
+      </w:r>
+      <w:r>
+        <w:rPr>
+          <w:b/>
+        </w:rPr>
+        <w:t>epoch</w:t>
+      </w:r>
+      <w:r>
+        <w:rPr>
+          <w:b w:val="0"/>
+        </w:rPr>
+        <w:t xml:space="preserve"> in A then B order, then restart at 0 and reverse the order. Show gradients and parameter values. Compare the final values.</w:t>
+      </w:r>
+    </w:p>
+    <w:p>
+      <w:pPr>
+        <w:spacing w:line="336" w:lineRule="auto" w:after="180"/>
+      </w:pPr>
+      <w:r>
+        <w:rPr>
+          <w:b w:val="0"/>
+        </w:rPr>
+        <w:t>Teacher explanation: A then B: A gradient -2 gives v = 0.2; B residual 0.4 gives gradient 1.6 and v = 0.04. B then A: B gradient 0 keeps v = 0; A gradient -2 gives v = 0.2. Both see the same rows but finish differently.</w:t>
+      </w:r>
+    </w:p>
+    <w:p>
+      <w:pPr>
+        <w:pStyle w:val="Heading3"/>
+      </w:pPr>
+      <w:r>
+        <w:t>W5 Audit an epoch claim</w:t>
+      </w:r>
+    </w:p>
+    <w:p>
+      <w:pPr>
+        <w:pStyle w:val="Heading3"/>
+      </w:pPr>
+      <w:r>
+        <w:t>Independent assessment and fresh retry</w:t>
+      </w:r>
+    </w:p>
+    <w:p>
+      <w:pPr>
+        <w:spacing w:line="336" w:lineRule="auto" w:after="180"/>
+      </w:pPr>
+      <w:r>
+        <w:rPr>
+          <w:b w:val="0"/>
+        </w:rPr>
+        <w:t xml:space="preserve">W4 requires the two traces and final values 0.04 and 0.2. Fresh retry: A = (1, 2), B = (1, 0), start v = 0, rate 0.25, singleton </w:t>
+      </w:r>
+      <w:r>
+        <w:rPr>
+          <w:b/>
+        </w:rPr>
+        <w:t>batch</w:t>
+      </w:r>
+      <w:r>
+        <w:rPr>
+          <w:b w:val="0"/>
+        </w:rPr>
+        <w:t>es. A then B gives gradients -4 and 2, values 1 and 0.5.</w:t>
+      </w:r>
+    </w:p>
+    <w:p>
+      <w:pPr>
+        <w:spacing w:line="336" w:lineRule="auto" w:after="180"/>
+      </w:pPr>
+      <w:r>
+        <w:rPr>
+          <w:b w:val="0"/>
+        </w:rPr>
+        <w:t>Reverse order gives gradients 0 and -4, values 0 and 1. Ask students to name the reset and explain the order effect.</w:t>
+      </w:r>
+    </w:p>
+    <w:p>
+      <w:pPr>
+        <w:pStyle w:val="Heading3"/>
+      </w:pPr>
+      <w:r>
+        <w:t>Assess independent transfer</w:t>
+      </w:r>
+    </w:p>
+    <w:p>
+      <w:pPr>
+        <w:pStyle w:val="Heading3"/>
+      </w:pPr>
+      <w:r>
+        <w:t>Selected case answer</w:t>
+      </w:r>
+    </w:p>
+    <w:p>
+      <w:pPr>
+        <w:pStyle w:val="Heading3"/>
+      </w:pPr>
+      <w:r>
+        <w:t>Feedback that the learner uses</w:t>
+      </w:r>
+    </w:p>
+    <w:p>
+      <w:pPr>
+        <w:pStyle w:val="Heading1"/>
+      </w:pPr>
+      <w:r>
+        <w:t>06. Connect,support and revisit the mathematics</w:t>
+      </w:r>
+    </w:p>
+    <w:p>
+      <w:r>
+        <w:t>Use the saved evidence to choose the next step.</w:t>
+      </w:r>
+    </w:p>
+    <w:p>
+      <w:pPr>
+        <w:pStyle w:val="Heading2"/>
+      </w:pPr>
+      <w:r>
+        <w:t>Project and next-week bridge</w:t>
+      </w:r>
+    </w:p>
+    <w:p>
+      <w:pPr>
+        <w:spacing w:line="336" w:lineRule="auto" w:after="180"/>
+      </w:pPr>
+      <w:r>
+        <w:rPr>
+          <w:b w:val="0"/>
+        </w:rPr>
+        <w:t xml:space="preserve">Add a labelled </w:t>
+      </w:r>
+      <w:r>
+        <w:rPr>
+          <w:b/>
+        </w:rPr>
+        <w:t>batch</w:t>
+      </w:r>
+      <w:r>
+        <w:rPr>
+          <w:b w:val="0"/>
+        </w:rPr>
+        <w:t xml:space="preserve">ing and </w:t>
+      </w:r>
+      <w:r>
+        <w:rPr>
+          <w:b/>
+        </w:rPr>
+        <w:t>epoch</w:t>
+      </w:r>
+      <w:r>
+        <w:rPr>
+          <w:b w:val="0"/>
+        </w:rPr>
+        <w:t xml:space="preserve">s </w:t>
+      </w:r>
+      <w:r>
+        <w:rPr>
+          <w:b/>
+        </w:rPr>
+        <w:t>evidence</w:t>
+      </w:r>
+      <w:r>
+        <w:rPr>
+          <w:b w:val="0"/>
+        </w:rPr>
+        <w:t xml:space="preserve"> sheet to Image-pattern Network Investigation. Show how you can distinguish an example a </w:t>
+      </w:r>
+      <w:r>
+        <w:rPr>
+          <w:b/>
+        </w:rPr>
+        <w:t>batch</w:t>
+      </w:r>
+      <w:r>
+        <w:rPr>
+          <w:b w:val="0"/>
+        </w:rPr>
+        <w:t xml:space="preserve"> an </w:t>
+      </w:r>
+      <w:r>
+        <w:rPr>
+          <w:b/>
+        </w:rPr>
+        <w:t>update</w:t>
+      </w:r>
+      <w:r>
+        <w:rPr>
+          <w:b w:val="0"/>
+        </w:rPr>
+        <w:t xml:space="preserve"> and an </w:t>
+      </w:r>
+      <w:r>
+        <w:rPr>
+          <w:b/>
+        </w:rPr>
+        <w:t>epoch</w:t>
+      </w:r>
+      <w:r>
+        <w:rPr>
+          <w:b w:val="0"/>
+        </w:rPr>
+        <w:t>.</w:t>
+      </w:r>
+    </w:p>
+    <w:p>
+      <w:pPr>
+        <w:spacing w:line="336" w:lineRule="auto" w:after="180"/>
+      </w:pPr>
+      <w:r>
+        <w:rPr>
+          <w:b w:val="0"/>
+        </w:rPr>
+        <w:t xml:space="preserve">Use the supplied fictional case and keep its </w:t>
+      </w:r>
+      <w:r>
+        <w:rPr>
+          <w:b/>
+        </w:rPr>
+        <w:t>input</w:t>
+      </w:r>
+      <w:r>
+        <w:rPr>
+          <w:b w:val="0"/>
+        </w:rPr>
+        <w:t xml:space="preserve">s, intermediate steps, calculation or </w:t>
+      </w:r>
+      <w:r>
+        <w:rPr>
+          <w:b/>
+        </w:rPr>
+        <w:t>prediction</w:t>
+      </w:r>
+      <w:r>
+        <w:rPr>
+          <w:b w:val="0"/>
+        </w:rPr>
+        <w:t>, and limitation. Connect this record to last week’s record; a matching answer without a trace is insufficient.</w:t>
+      </w:r>
+    </w:p>
+    <w:p>
+      <w:pPr>
+        <w:spacing w:line="336" w:lineRule="auto" w:after="180"/>
+      </w:pPr>
+      <w:r>
+        <w:rPr>
+          <w:b w:val="0"/>
+        </w:rPr>
+        <w:t xml:space="preserve">Provide separate boxes for old v, </w:t>
+      </w:r>
+      <w:r>
+        <w:rPr>
+          <w:b/>
+        </w:rPr>
+        <w:t>batch</w:t>
+      </w:r>
+      <w:r>
+        <w:rPr>
+          <w:b w:val="0"/>
+        </w:rPr>
+        <w:t xml:space="preserve"> gradient and new v; allow calculators. Extension: at a fixed v, prove that the row-count-weighted mean of </w:t>
+      </w:r>
+      <w:r>
+        <w:rPr>
+          <w:b/>
+        </w:rPr>
+        <w:t>batch</w:t>
+      </w:r>
+      <w:r>
+        <w:rPr>
+          <w:b w:val="0"/>
+        </w:rPr>
+        <w:t xml:space="preserve"> gradients equals the full-data mean gradient.</w:t>
+      </w:r>
+    </w:p>
+    <w:p>
+      <w:pPr>
+        <w:spacing w:line="336" w:lineRule="auto" w:after="180"/>
+      </w:pPr>
+      <w:r>
+        <w:rPr>
+          <w:b w:val="0"/>
+        </w:rPr>
+        <w:t xml:space="preserve">Explain why successive </w:t>
+      </w:r>
+      <w:r>
+        <w:rPr>
+          <w:b/>
+        </w:rPr>
+        <w:t>update</w:t>
+      </w:r>
+      <w:r>
+        <w:rPr>
+          <w:b w:val="0"/>
+        </w:rPr>
+        <w:t>s with changed v are a different procedure.</w:t>
+      </w:r>
+    </w:p>
+    <w:p>
+      <w:pPr>
+        <w:spacing w:line="336" w:lineRule="auto" w:after="180"/>
+      </w:pPr>
+      <w:r>
+        <w:rPr>
+          <w:b w:val="0"/>
+        </w:rPr>
+        <w:t xml:space="preserve">Week 14 compares learning rates under one fixed </w:t>
+      </w:r>
+      <w:r>
+        <w:rPr>
+          <w:b/>
+        </w:rPr>
+        <w:t>batch</w:t>
+      </w:r>
+      <w:r>
+        <w:rPr>
+          <w:b w:val="0"/>
+        </w:rPr>
+        <w:t xml:space="preserve"> rule.</w:t>
+      </w:r>
+    </w:p>
+    <w:p>
+      <w:pPr>
+        <w:spacing w:line="336" w:lineRule="auto" w:after="180"/>
+      </w:pPr>
+      <w:r>
+        <w:rPr>
+          <w:b w:val="0"/>
+        </w:rPr>
+        <w:t>Retain the project ledger and assess a changed case after support. Check the relevant prerequisite before carrying this component forward.</w:t>
+      </w:r>
+    </w:p>
+    <w:p>
+      <w:pPr>
+        <w:spacing w:line="336" w:lineRule="auto" w:after="180"/>
+      </w:pPr>
+      <w:r>
+        <w:rPr>
+          <w:b w:val="0"/>
+        </w:rPr>
+        <w:t xml:space="preserve">For your Image-pattern Network Investigation, save the </w:t>
+      </w:r>
+      <w:r>
+        <w:rPr>
+          <w:b/>
+        </w:rPr>
+        <w:t>input</w:t>
+      </w:r>
+      <w:r>
+        <w:rPr>
+          <w:b w:val="0"/>
+        </w:rPr>
+        <w:t>, procedure, observed result and limitation of this check.</w:t>
+      </w:r>
+    </w:p>
+    <w:p>
+      <w:pPr>
+        <w:spacing w:line="336" w:lineRule="auto" w:after="180"/>
+      </w:pPr>
+      <w:r>
+        <w:rPr>
+          <w:b w:val="0"/>
+        </w:rPr>
+        <w:t>Label this worked example as practice; use a different, previously unreviewed case when checking independent understanding.</w:t>
+      </w:r>
+    </w:p>
+    <w:p>
+      <w:pPr>
+        <w:pStyle w:val="Heading2"/>
+      </w:pPr>
+      <w:r>
+        <w:t>Delayed return and support record</w:t>
       </w:r>
     </w:p>
     <w:p>
@@ -4783,44 +5423,26 @@
     </w:p>
     <w:p>
       <w:pPr>
-        <w:pStyle w:val="Heading3"/>
-      </w:pPr>
-      <w:r>
-        <w:t>Project evidence from this case</w:t>
+        <w:pStyle w:val="Heading2"/>
+      </w:pPr>
+      <w:r>
+        <w:t>Earlier wording, alternatives and picture transcripts · reference / check after trying</w:t>
       </w:r>
     </w:p>
     <w:p>
       <w:pPr>
-        <w:spacing w:line="336" w:lineRule="auto" w:after="180"/>
-      </w:pPr>
-      <w:r>
-        <w:rPr>
-          <w:b w:val="0"/>
-        </w:rPr>
-        <w:t xml:space="preserve">For your Image-pattern Network Investigation, save the </w:t>
-      </w:r>
-      <w:r>
-        <w:rPr>
-          <w:b/>
-        </w:rPr>
-        <w:t>input</w:t>
-      </w:r>
-      <w:r>
-        <w:rPr>
-          <w:b w:val="0"/>
-        </w:rPr>
-        <w:t>, procedure, observed result and limitation of this check.</w:t>
+        <w:pStyle w:val="Heading3"/>
+      </w:pPr>
+      <w:r>
+        <w:t>Plan the delayed return</w:t>
       </w:r>
     </w:p>
     <w:p>
       <w:pPr>
-        <w:spacing w:line="336" w:lineRule="auto" w:after="180"/>
-      </w:pPr>
-      <w:r>
-        <w:rPr>
-          <w:b w:val="0"/>
-        </w:rPr>
-        <w:t>Label this worked example as practice; use a different, previously unreviewed case when checking independent understanding.</w:t>
+        <w:pStyle w:val="Heading3"/>
+      </w:pPr>
+      <w:r>
+        <w:t>Project evidence from this case</w:t>
       </w:r>
     </w:p>
     <w:p>
@@ -4828,26 +5450,33 @@
         <w:pStyle w:val="Heading1"/>
       </w:pPr>
       <w:r>
-        <w:t>07. Prepare, teach and assess</w:t>
+        <w:t>Reference bank and extra practice</w:t>
       </w:r>
     </w:p>
     <w:p>
-      <w:r>
-        <w:t>Use this preparation summary alongside the detailed Batching and epochs lesson; it is a checklist rather than a replacement for the full sequence.</w:t>
+      <w:pPr>
+        <w:pStyle w:val="Heading1"/>
+      </w:pPr>
+      <w:r>
+        <w:t>07. Reference · Alternative planning checklist</w:t>
       </w:r>
     </w:p>
     <w:p>
-      <w:pPr>
-        <w:pStyle w:val="Heading3"/>
-      </w:pPr>
-      <w:r>
-        <w:t>Teaching target</w:t>
+      <w:r>
+        <w:t>Use alongside the main route when helpful.</w:t>
       </w:r>
     </w:p>
     <w:p>
       <w:pPr>
+        <w:pStyle w:val="Heading2"/>
+      </w:pPr>
+      <w:r>
+        <w:t>Planning,assessment and project reminders</w:t>
+      </w:r>
+    </w:p>
+    <w:p>
+      <w:pPr>
         <w:spacing w:line="336" w:lineRule="auto" w:after="180"/>
-        <w:shd w:fill="EDF7F3"/>
       </w:pPr>
       <w:r>
         <w:rPr>
@@ -5065,22 +5694,72 @@
     </w:p>
     <w:p>
       <w:pPr>
-        <w:pStyle w:val="Heading3"/>
-      </w:pPr>
-      <w:r>
-        <w:t>Supported practice answer</w:t>
+        <w:spacing w:line="336" w:lineRule="auto" w:after="180"/>
+      </w:pPr>
+      <w:r>
+        <w:rPr>
+          <w:b w:val="0"/>
+        </w:rPr>
+        <w:t>Reasoned practice answer: Teacher explanation: The second gradient must use v = 0.4. Using -16 from the old state is stale; the current B gradient is -12.8 and the final v is 1.68.</w:t>
       </w:r>
     </w:p>
     <w:p>
       <w:pPr>
         <w:spacing w:line="336" w:lineRule="auto" w:after="180"/>
-        <w:shd w:fill="F1F6FC"/>
-      </w:pPr>
-      <w:r>
-        <w:rPr>
-          <w:b w:val="0"/>
-        </w:rPr>
-        <w:t>Reasoned practice answer: Teacher explanation: The second gradient must use v = 0.4. Using -16 from the old state is stale; the current B gradient is -12.8 and the final v is 1.68.</w:t>
+      </w:pPr>
+      <w:r>
+        <w:rPr>
+          <w:b w:val="0"/>
+        </w:rPr>
+        <w:t xml:space="preserve">Check every learner before discussion: Use the worked case for </w:t>
+      </w:r>
+      <w:r>
+        <w:rPr>
+          <w:b/>
+        </w:rPr>
+        <w:t>Batch</w:t>
+      </w:r>
+      <w:r>
+        <w:rPr>
+          <w:b w:val="0"/>
+        </w:rPr>
+        <w:t xml:space="preserve">ing and </w:t>
+      </w:r>
+      <w:r>
+        <w:rPr>
+          <w:b/>
+        </w:rPr>
+        <w:t>epoch</w:t>
+      </w:r>
+      <w:r>
+        <w:rPr>
+          <w:b w:val="0"/>
+        </w:rPr>
+        <w:t xml:space="preserve">s. Proposed explanation: “One </w:t>
+      </w:r>
+      <w:r>
+        <w:rPr>
+          <w:b/>
+        </w:rPr>
+        <w:t>epoch</w:t>
+      </w:r>
+      <w:r>
+        <w:rPr>
+          <w:b w:val="0"/>
+        </w:rPr>
+        <w:t xml:space="preserve"> always means one </w:t>
+      </w:r>
+      <w:r>
+        <w:rPr>
+          <w:b/>
+        </w:rPr>
+        <w:t>update</w:t>
+      </w:r>
+      <w:r>
+        <w:rPr>
+          <w:b w:val="0"/>
+        </w:rPr>
+        <w:t>”. Decide whether this explanation is supported.</w:t>
       </w:r>
     </w:p>
     <w:p>
@@ -5091,55 +5770,7 @@
         <w:rPr>
           <w:b w:val="0"/>
         </w:rPr>
-        <w:t xml:space="preserve">Check every learner before discussion: Use the worked case for </w:t>
-      </w:r>
-      <w:r>
-        <w:rPr>
-          <w:b/>
-        </w:rPr>
-        <w:t>Batch</w:t>
-      </w:r>
-      <w:r>
-        <w:rPr>
-          <w:b w:val="0"/>
-        </w:rPr>
-        <w:t xml:space="preserve">ing and </w:t>
-      </w:r>
-      <w:r>
-        <w:rPr>
-          <w:b/>
-        </w:rPr>
-        <w:t>epoch</w:t>
-      </w:r>
-      <w:r>
-        <w:rPr>
-          <w:b w:val="0"/>
-        </w:rPr>
-        <w:t xml:space="preserve">s. Proposed explanation: “One </w:t>
-      </w:r>
-      <w:r>
-        <w:rPr>
-          <w:b/>
-        </w:rPr>
-        <w:t>epoch</w:t>
-      </w:r>
-      <w:r>
-        <w:rPr>
-          <w:b w:val="0"/>
-        </w:rPr>
-        <w:t xml:space="preserve"> always means one </w:t>
-      </w:r>
-      <w:r>
-        <w:rPr>
-          <w:b/>
-        </w:rPr>
-        <w:t>update</w:t>
-      </w:r>
-      <w:r>
-        <w:rPr>
-          <w:b w:val="0"/>
-        </w:rPr>
-        <w:t>”. Decide whether this explanation is supported.</w:t>
+        <w:t>Point to the step or supplied fact that decides; explain your repair if needed.</w:t>
       </w:r>
     </w:p>
     <w:p>
@@ -5150,27 +5781,77 @@
         <w:rPr>
           <w:b w:val="0"/>
         </w:rPr>
-        <w:t>Point to the step or supplied fact that decides; explain your repair if needed.</w:t>
+        <w:t xml:space="preserve">Misconception repair: Only a full-data </w:t>
+      </w:r>
+      <w:r>
+        <w:rPr>
+          <w:b/>
+        </w:rPr>
+        <w:t>batch</w:t>
+      </w:r>
+      <w:r>
+        <w:rPr>
+          <w:b w:val="0"/>
+        </w:rPr>
+        <w:t xml:space="preserve"> gives one </w:t>
+      </w:r>
+      <w:r>
+        <w:rPr>
+          <w:b/>
+        </w:rPr>
+        <w:t>update</w:t>
+      </w:r>
+      <w:r>
+        <w:rPr>
+          <w:b w:val="0"/>
+        </w:rPr>
+        <w:t xml:space="preserve"> per </w:t>
+      </w:r>
+      <w:r>
+        <w:rPr>
+          <w:b/>
+        </w:rPr>
+        <w:t>epoch</w:t>
+      </w:r>
+      <w:r>
+        <w:rPr>
+          <w:b w:val="0"/>
+        </w:rPr>
+        <w:t xml:space="preserve"> in this procedure.</w:t>
       </w:r>
     </w:p>
     <w:p>
       <w:pPr>
-        <w:pStyle w:val="Heading3"/>
-      </w:pPr>
-      <w:r>
-        <w:t>Repair the misconception</w:t>
+        <w:spacing w:line="336" w:lineRule="auto" w:after="180"/>
+      </w:pPr>
+      <w:r>
+        <w:rPr>
+          <w:b w:val="0"/>
+        </w:rPr>
+        <w:t xml:space="preserve">Support: read the exact case aloud, enlarge the labelled picture, supply </w:t>
+      </w:r>
+      <w:r>
+        <w:rPr>
+          <w:b/>
+        </w:rPr>
+        <w:t>input</w:t>
+      </w:r>
+      <w:r>
+        <w:rPr>
+          <w:b w:val="0"/>
+        </w:rPr>
+        <w:t xml:space="preserve"> cards and model only the first deciding step. Accept a spoken explanation or drawing; retain the reasoning goal.</w:t>
       </w:r>
     </w:p>
     <w:p>
       <w:pPr>
         <w:spacing w:line="336" w:lineRule="auto" w:after="180"/>
-        <w:shd w:fill="FFF5E6"/>
-      </w:pPr>
-      <w:r>
-        <w:rPr>
-          <w:b w:val="0"/>
-        </w:rPr>
-        <w:t xml:space="preserve">Misconception repair: Only a full-data </w:t>
+      </w:pPr>
+      <w:r>
+        <w:rPr>
+          <w:b w:val="0"/>
+        </w:rPr>
+        <w:t>Extension: Use only one full-</w:t>
       </w:r>
       <w:r>
         <w:rPr>
@@ -5182,7 +5863,7 @@
         <w:rPr>
           <w:b w:val="0"/>
         </w:rPr>
-        <w:t xml:space="preserve"> gives one </w:t>
+        <w:t xml:space="preserve"> </w:t>
       </w:r>
       <w:r>
         <w:rPr>
@@ -5194,145 +5875,47 @@
         <w:rPr>
           <w:b w:val="0"/>
         </w:rPr>
-        <w:t xml:space="preserve"> per </w:t>
+        <w:t xml:space="preserve"> after reversing record order. Require a </w:t>
       </w:r>
       <w:r>
         <w:rPr>
           <w:b/>
         </w:rPr>
-        <w:t>epoch</w:t>
-      </w:r>
-      <w:r>
-        <w:rPr>
-          <w:b w:val="0"/>
-        </w:rPr>
-        <w:t xml:space="preserve"> in this procedure.</w:t>
+        <w:t>prediction</w:t>
+      </w:r>
+      <w:r>
+        <w:rPr>
+          <w:b w:val="0"/>
+        </w:rPr>
+        <w:t xml:space="preserve"> and a reason before comparing. Expected result: The </w:t>
+      </w:r>
+      <w:r>
+        <w:rPr>
+          <w:b/>
+        </w:rPr>
+        <w:t>update</w:t>
+      </w:r>
+      <w:r>
+        <w:rPr>
+          <w:b w:val="0"/>
+        </w:rPr>
+        <w:t>d weight remains 0.2.</w:t>
       </w:r>
     </w:p>
     <w:p>
       <w:pPr>
-        <w:pStyle w:val="Heading3"/>
-      </w:pPr>
-      <w:r>
-        <w:t>Support without giving away the answer</w:t>
+        <w:spacing w:line="336" w:lineRule="auto" w:after="180"/>
+      </w:pPr>
+      <w:r>
+        <w:rPr>
+          <w:b w:val="0"/>
+        </w:rPr>
+        <w:t>Reason: The same mean of the two starting gradients is unchanged by their order.</w:t>
       </w:r>
     </w:p>
     <w:p>
       <w:pPr>
         <w:spacing w:line="336" w:lineRule="auto" w:after="180"/>
-        <w:shd w:fill="F1F6F8"/>
-      </w:pPr>
-      <w:r>
-        <w:rPr>
-          <w:b w:val="0"/>
-        </w:rPr>
-        <w:t xml:space="preserve">Support: read the exact case aloud, enlarge the labelled picture, supply </w:t>
-      </w:r>
-      <w:r>
-        <w:rPr>
-          <w:b/>
-        </w:rPr>
-        <w:t>input</w:t>
-      </w:r>
-      <w:r>
-        <w:rPr>
-          <w:b w:val="0"/>
-        </w:rPr>
-        <w:t xml:space="preserve"> cards and model only the first deciding step. Accept a spoken explanation or drawing; retain the reasoning goal.</w:t>
-      </w:r>
-    </w:p>
-    <w:p>
-      <w:pPr>
-        <w:pStyle w:val="Heading3"/>
-      </w:pPr>
-      <w:r>
-        <w:t>Extend the reasoning</w:t>
-      </w:r>
-    </w:p>
-    <w:p>
-      <w:pPr>
-        <w:spacing w:line="336" w:lineRule="auto" w:after="180"/>
-        <w:shd w:fill="F5F1FB"/>
-      </w:pPr>
-      <w:r>
-        <w:rPr>
-          <w:b w:val="0"/>
-        </w:rPr>
-        <w:t>Extension: Use only one full-</w:t>
-      </w:r>
-      <w:r>
-        <w:rPr>
-          <w:b/>
-        </w:rPr>
-        <w:t>batch</w:t>
-      </w:r>
-      <w:r>
-        <w:rPr>
-          <w:b w:val="0"/>
-        </w:rPr>
-        <w:t xml:space="preserve"> </w:t>
-      </w:r>
-      <w:r>
-        <w:rPr>
-          <w:b/>
-        </w:rPr>
-        <w:t>update</w:t>
-      </w:r>
-      <w:r>
-        <w:rPr>
-          <w:b w:val="0"/>
-        </w:rPr>
-        <w:t xml:space="preserve"> after reversing record order. Require a </w:t>
-      </w:r>
-      <w:r>
-        <w:rPr>
-          <w:b/>
-        </w:rPr>
-        <w:t>prediction</w:t>
-      </w:r>
-      <w:r>
-        <w:rPr>
-          <w:b w:val="0"/>
-        </w:rPr>
-        <w:t xml:space="preserve"> and a reason before comparing. Expected result: The </w:t>
-      </w:r>
-      <w:r>
-        <w:rPr>
-          <w:b/>
-        </w:rPr>
-        <w:t>update</w:t>
-      </w:r>
-      <w:r>
-        <w:rPr>
-          <w:b w:val="0"/>
-        </w:rPr>
-        <w:t>d weight remains 0.2.</w:t>
-      </w:r>
-    </w:p>
-    <w:p>
-      <w:pPr>
-        <w:spacing w:line="336" w:lineRule="auto" w:after="180"/>
-        <w:shd w:fill="F5F1FB"/>
-      </w:pPr>
-      <w:r>
-        <w:rPr>
-          <w:b w:val="0"/>
-        </w:rPr>
-        <w:t>Reason: The same mean of the two starting gradients is unchanged by their order.</w:t>
-      </w:r>
-    </w:p>
-    <w:p>
-      <w:pPr>
-        <w:pStyle w:val="Heading3"/>
-      </w:pPr>
-      <w:r>
-        <w:t>Protect the independent attempt</w:t>
-      </w:r>
-    </w:p>
-    <w:p>
-      <w:pPr>
-        <w:spacing w:line="336" w:lineRule="auto" w:after="180"/>
-        <w:shd w:fill="FFF5E6"/>
       </w:pPr>
       <w:r>
         <w:rPr>
@@ -5527,58 +6110,57 @@
     </w:tbl>
     <w:p>
       <w:pPr>
-        <w:pStyle w:val="Heading3"/>
-      </w:pPr>
-      <w:r>
-        <w:t>Project checkpoint</w:t>
+        <w:spacing w:line="336" w:lineRule="auto" w:after="180"/>
+      </w:pPr>
+      <w:r>
+        <w:rPr>
+          <w:b w:val="0"/>
+        </w:rPr>
+        <w:t>Project checkpoint: Test changed cases. Keep normal, boundary and failure cases; compare expected and observed results.</w:t>
       </w:r>
     </w:p>
     <w:p>
       <w:pPr>
         <w:spacing w:line="336" w:lineRule="auto" w:after="180"/>
-        <w:shd w:fill="EDF7F3"/>
-      </w:pPr>
-      <w:r>
-        <w:rPr>
-          <w:b w:val="0"/>
-        </w:rPr>
-        <w:t>Project checkpoint: Test changed cases. Keep normal, boundary and failure cases; compare expected and observed results.</w:t>
+      </w:pPr>
+      <w:r>
+        <w:rPr>
+          <w:b w:val="0"/>
+        </w:rPr>
+        <w:t xml:space="preserve">Use the weekly teacher answer for topic-specific reasoning. A saved progress tick is an activity record; judge mastery from the learner’s explanation and </w:t>
+      </w:r>
+      <w:r>
+        <w:rPr>
+          <w:b/>
+        </w:rPr>
+        <w:t>evidence</w:t>
+      </w:r>
+      <w:r>
+        <w:rPr>
+          <w:b w:val="0"/>
+        </w:rPr>
+        <w:t>.</w:t>
       </w:r>
     </w:p>
     <w:p>
       <w:pPr>
-        <w:spacing w:line="336" w:lineRule="auto" w:after="180"/>
-      </w:pPr>
-      <w:r>
-        <w:rPr>
-          <w:b w:val="0"/>
-        </w:rPr>
-        <w:t xml:space="preserve">Use the weekly teacher answer for topic-specific reasoning. A saved progress tick is an activity record; judge mastery from the learner’s explanation and </w:t>
-      </w:r>
-      <w:r>
-        <w:rPr>
-          <w:b/>
-        </w:rPr>
-        <w:t>evidence</w:t>
-      </w:r>
-      <w:r>
-        <w:rPr>
-          <w:b w:val="0"/>
-        </w:rPr>
-        <w:t>.</w:t>
+        <w:pStyle w:val="Heading1"/>
+      </w:pPr>
+      <w:r>
+        <w:t>08. Reference · Feedback,labs and repair paths</w:t>
       </w:r>
     </w:p>
     <w:p>
-      <w:pPr>
-        <w:pStyle w:val="Heading1"/>
-      </w:pPr>
-      <w:r>
-        <w:t>08. Use feedback, labs and repair paths</w:t>
+      <w:r>
+        <w:t>Retain the first attempt and the evidence used for a repair.</w:t>
       </w:r>
     </w:p>
     <w:p>
-      <w:r>
-        <w:t>Use feedback, earlier review and portfolios purposefully. Apply the coding routine only when this lesson has an executable lab.</w:t>
+      <w:pPr>
+        <w:pStyle w:val="Heading2"/>
+      </w:pPr>
+      <w:r>
+        <w:t>Feedback and record guidance</w:t>
       </w:r>
     </w:p>
     <w:p>
@@ -5677,40 +6259,17 @@
         <w:pStyle w:val="Heading1"/>
       </w:pPr>
       <w:r>
-        <w:t>09. Visual concept journey</w:t>
+        <w:t>09. Reference · Teach with the six pictures</w:t>
       </w:r>
     </w:p>
     <w:p>
       <w:r>
-        <w:t>Show one Batching and epochs graphic at a time, request a prediction and discuss its trace before the independent assessment.</w:t>
+        <w:t>Choose one picture for a particular reasoning move.</w:t>
       </w:r>
     </w:p>
     <w:p>
       <w:pPr>
-        <w:spacing w:line="336" w:lineRule="auto" w:after="180"/>
-      </w:pPr>
-      <w:r>
-        <w:rPr>
-          <w:b w:val="0"/>
-        </w:rPr>
-        <w:t xml:space="preserve">Use one picture at a time. Hide a worked result before asking for a </w:t>
-      </w:r>
-      <w:r>
-        <w:rPr>
-          <w:b/>
-        </w:rPr>
-        <w:t>prediction</w:t>
-      </w:r>
-      <w:r>
-        <w:rPr>
-          <w:b w:val="0"/>
-        </w:rPr>
-        <w:t>, then reveal it for feedback. These are supported teaching cases; retain the separate independent assessment for a fresh first attempt.</w:t>
-      </w:r>
-    </w:p>
-    <w:p>
-      <w:pPr>
-        <w:pStyle w:val="Heading3"/>
+        <w:pStyle w:val="Heading2"/>
       </w:pPr>
       <w:r>
         <w:t>01. Batching and epochs: the case</w:t>
@@ -5721,7 +6280,7 @@
         <w:drawing>
           <wp:inline xmlns:a="http://schemas.openxmlformats.org/drawingml/2006/main" xmlns:pic="http://schemas.openxmlformats.org/drawingml/2006/picture">
             <wp:extent cx="5486400" cy="2990088"/>
-            <wp:docPr id="2" name="Picture 2" descr="Show why an epoch’s example order can matter for single-example updates. Supplied facts: Toy y=wx, rate 0.1, squared loss, start w = 0. Training A=(x = 1, target 2), B=(x = 2, target 0). All inputs and outcomes in this worked example are invented classroom data; no real model run is claimed."/>
+            <wp:docPr id="3" name="Picture 3" descr="Show why an epoch’s example order can matter for single-example updates. Supplied facts: Toy y=wx, rate 0.1, squared loss, start w = 0. Training A=(x = 1, target 2), B=(x = 2, target 0). All inputs and outcomes in this worked example are invented classroom data; no real model run is claimed."/>
             <wp:cNvGraphicFramePr>
               <a:graphicFrameLocks noChangeAspect="1"/>
             </wp:cNvGraphicFramePr>
@@ -5733,7 +6292,7 @@
                     <pic:cNvPicPr/>
                   </pic:nvPicPr>
                   <pic:blipFill>
-                    <a:blip r:embed="rId10"/>
+                    <a:blip r:embed="rId11"/>
                     <a:stretch>
                       <a:fillRect/>
                     </a:stretch>
@@ -5825,7 +6384,6 @@
     <w:p>
       <w:pPr>
         <w:spacing w:line="336" w:lineRule="auto" w:after="180"/>
-        <w:shd w:fill="F5F1FB"/>
       </w:pPr>
       <w:r>
         <w:rPr>
@@ -5836,27 +6394,18 @@
     </w:p>
     <w:p>
       <w:pPr>
-        <w:pStyle w:val="Heading3"/>
-      </w:pPr>
-      <w:r>
-        <w:t>Discuss while showing the picture</w:t>
+        <w:spacing w:line="336" w:lineRule="auto" w:after="180"/>
+      </w:pPr>
+      <w:r>
+        <w:rPr>
+          <w:b w:val="0"/>
+        </w:rPr>
+        <w:t>Teacher prompt: Point to the given fact that matters most. Explain why it matters. Ask learners to describe one label or arrow in ordinary words. Use the adjacent transcript if the image is difficult to see.</w:t>
       </w:r>
     </w:p>
     <w:p>
       <w:pPr>
-        <w:spacing w:line="336" w:lineRule="auto" w:after="180"/>
-        <w:shd w:fill="F1F6F8"/>
-      </w:pPr>
-      <w:r>
-        <w:rPr>
-          <w:b w:val="0"/>
-        </w:rPr>
-        <w:t>Teacher prompt: Point to the given fact that matters most. Explain why it matters. Ask learners to describe one label or arrow in ordinary words. Use the adjacent transcript if the image is difficult to see.</w:t>
-      </w:r>
-    </w:p>
-    <w:p>
-      <w:pPr>
-        <w:pStyle w:val="Heading3"/>
+        <w:pStyle w:val="Heading2"/>
       </w:pPr>
       <w:r>
         <w:t>02. Follow the deciding steps</w:t>
@@ -5867,7 +6416,7 @@
         <w:drawing>
           <wp:inline xmlns:a="http://schemas.openxmlformats.org/drawingml/2006/main" xmlns:pic="http://schemas.openxmlformats.org/drawingml/2006/picture">
             <wp:extent cx="5486400" cy="3182112"/>
-            <wp:docPr id="3" name="Picture 3" descr="A then B: A gradient -4 gives w = 0.4; B gradient 3.2 then gives w = 0.08. → Restart and reverse: B at w=0 has gradient 0; A then gives w = 0.4. → Compare full batch: At w = 0 mean gradient=(-4+0)/2=-2; one full-batch update gives w = 0.2."/>
+            <wp:docPr id="4" name="Picture 4" descr="A then B: A gradient -4 gives w = 0.4; B gradient 3.2 then gives w = 0.08. → Restart and reverse: B at w=0 has gradient 0; A then gives w = 0.4. → Compare full batch: At w = 0 mean gradient=(-4+0)/2=-2; one full-batch update gives w = 0.2."/>
             <wp:cNvGraphicFramePr>
               <a:graphicFrameLocks noChangeAspect="1"/>
             </wp:cNvGraphicFramePr>
@@ -5879,7 +6428,7 @@
                     <pic:cNvPicPr/>
                   </pic:nvPicPr>
                   <pic:blipFill>
-                    <a:blip r:embed="rId11"/>
+                    <a:blip r:embed="rId9"/>
                     <a:stretch>
                       <a:fillRect/>
                     </a:stretch>
@@ -5948,7 +6497,6 @@
     <w:p>
       <w:pPr>
         <w:spacing w:line="336" w:lineRule="auto" w:after="180"/>
-        <w:shd w:fill="F5F1FB"/>
       </w:pPr>
       <w:r>
         <w:rPr>
@@ -5971,39 +6519,30 @@
     </w:p>
     <w:p>
       <w:pPr>
-        <w:pStyle w:val="Heading3"/>
-      </w:pPr>
-      <w:r>
-        <w:t>Discuss while showing the picture</w:t>
+        <w:spacing w:line="336" w:lineRule="auto" w:after="180"/>
+      </w:pPr>
+      <w:r>
+        <w:rPr>
+          <w:b w:val="0"/>
+        </w:rPr>
+        <w:t xml:space="preserve">Teacher prompt: Point to each numbered stage and explain which recorded </w:t>
+      </w:r>
+      <w:r>
+        <w:rPr>
+          <w:b/>
+        </w:rPr>
+        <w:t>input</w:t>
+      </w:r>
+      <w:r>
+        <w:rPr>
+          <w:b w:val="0"/>
+        </w:rPr>
+        <w:t xml:space="preserve"> it uses. Ask learners to describe one label or arrow in ordinary words. Use the adjacent transcript if the image is difficult to see.</w:t>
       </w:r>
     </w:p>
     <w:p>
       <w:pPr>
-        <w:spacing w:line="336" w:lineRule="auto" w:after="180"/>
-        <w:shd w:fill="F1F6F8"/>
-      </w:pPr>
-      <w:r>
-        <w:rPr>
-          <w:b w:val="0"/>
-        </w:rPr>
-        <w:t xml:space="preserve">Teacher prompt: Point to each numbered stage and explain which recorded </w:t>
-      </w:r>
-      <w:r>
-        <w:rPr>
-          <w:b/>
-        </w:rPr>
-        <w:t>input</w:t>
-      </w:r>
-      <w:r>
-        <w:rPr>
-          <w:b w:val="0"/>
-        </w:rPr>
-        <w:t xml:space="preserve"> it uses. Ask learners to describe one label or arrow in ordinary words. Use the adjacent transcript if the image is difficult to see.</w:t>
-      </w:r>
-    </w:p>
-    <w:p>
-      <w:pPr>
-        <w:pStyle w:val="Heading3"/>
+        <w:pStyle w:val="Heading2"/>
       </w:pPr>
       <w:r>
         <w:t>03. One pass can contain different numbers of updates</w:t>
@@ -6014,7 +6553,7 @@
         <w:drawing>
           <wp:inline xmlns:a="http://schemas.openxmlformats.org/drawingml/2006/main" xmlns:pic="http://schemas.openxmlformats.org/drawingml/2006/picture">
             <wp:extent cx="5486400" cy="2834640"/>
-            <wp:docPr id="4" name="Picture 4" descr="One pass can contain different numbers of updates. A then B separately | 0 to 0.4 to 1.68 | 2. A and B together | 0 to 1 | 1. B then A separately | 0 to 1.6 to 1.68 | 2"/>
+            <wp:docPr id="5" name="Picture 5" descr="One pass can contain different numbers of updates. A then B separately | 0 to 0.4 to 1.68 | 2. A and B together | 0 to 1 | 1. B then A separately | 0 to 1.6 to 1.68 | 2"/>
             <wp:cNvGraphicFramePr>
               <a:graphicFrameLocks noChangeAspect="1"/>
             </wp:cNvGraphicFramePr>
@@ -6071,7 +6610,6 @@
     <w:p>
       <w:pPr>
         <w:spacing w:line="336" w:lineRule="auto" w:after="180"/>
-        <w:shd w:fill="F5F1FB"/>
       </w:pPr>
       <w:r>
         <w:rPr>
@@ -6082,27 +6620,18 @@
     </w:p>
     <w:p>
       <w:pPr>
-        <w:pStyle w:val="Heading3"/>
-      </w:pPr>
-      <w:r>
-        <w:t>Discuss while showing the picture</w:t>
+        <w:spacing w:line="336" w:lineRule="auto" w:after="180"/>
+      </w:pPr>
+      <w:r>
+        <w:rPr>
+          <w:b w:val="0"/>
+        </w:rPr>
+        <w:t>Teacher prompt: Read the labels and values. Explain the relationship the model shows. Ask learners to describe one label or arrow in ordinary words. Use the adjacent transcript if the image is difficult to see.</w:t>
       </w:r>
     </w:p>
     <w:p>
       <w:pPr>
-        <w:spacing w:line="336" w:lineRule="auto" w:after="180"/>
-        <w:shd w:fill="F1F6F8"/>
-      </w:pPr>
-      <w:r>
-        <w:rPr>
-          <w:b w:val="0"/>
-        </w:rPr>
-        <w:t>Teacher prompt: Read the labels and values. Explain the relationship the model shows. Ask learners to describe one label or arrow in ordinary words. Use the adjacent transcript if the image is difficult to see.</w:t>
-      </w:r>
-    </w:p>
-    <w:p>
-      <w:pPr>
-        <w:pStyle w:val="Heading3"/>
+        <w:pStyle w:val="Heading2"/>
       </w:pPr>
       <w:r>
         <w:t>04. Change one thing. Trace what follows.</w:t>
@@ -6113,7 +6642,7 @@
         <w:drawing>
           <wp:inline xmlns:a="http://schemas.openxmlformats.org/drawingml/2006/main" xmlns:pic="http://schemas.openxmlformats.org/drawingml/2006/picture">
             <wp:extent cx="5486400" cy="3026664"/>
-            <wp:docPr id="5" name="Picture 5" descr="Original case: At w = 0 mean gradient=(-4+0)/2=-2; one full-batch update gives w = 0.2. Changed condition: Use only one full-batch update after reversing record order. Expected result: The updated weight remains 0.2. Reason: The same mean of the two starting gradients is unchanged by their order."/>
+            <wp:docPr id="6" name="Picture 6" descr="Original case: At w = 0 mean gradient=(-4+0)/2=-2; one full-batch update gives w = 0.2. Changed condition: Use only one full-batch update after reversing record order. Expected result: The updated weight remains 0.2. Reason: The same mean of the two starting gradients is unchanged by their order."/>
             <wp:cNvGraphicFramePr>
               <a:graphicFrameLocks noChangeAspect="1"/>
             </wp:cNvGraphicFramePr>
@@ -6229,7 +6758,6 @@
     <w:p>
       <w:pPr>
         <w:spacing w:line="336" w:lineRule="auto" w:after="180"/>
-        <w:shd w:fill="F5F1FB"/>
       </w:pPr>
       <w:r>
         <w:rPr>
@@ -6240,39 +6768,29 @@
     </w:p>
     <w:p>
       <w:pPr>
-        <w:pStyle w:val="Heading3"/>
-      </w:pPr>
-      <w:r>
-        <w:t>Discuss while showing the picture</w:t>
+        <w:spacing w:line="336" w:lineRule="auto" w:after="180"/>
+      </w:pPr>
+      <w:r>
+        <w:rPr>
+          <w:b w:val="0"/>
+        </w:rPr>
+        <w:t>Teacher prompt: Predict before checking the worked changed-case result. Name what changed and what the supplied facts allow you to conclude. Ask learners to describe one label or arrow in ordinary words.</w:t>
       </w:r>
     </w:p>
     <w:p>
       <w:pPr>
         <w:spacing w:line="336" w:lineRule="auto" w:after="180"/>
-        <w:shd w:fill="F1F6F8"/>
-      </w:pPr>
-      <w:r>
-        <w:rPr>
-          <w:b w:val="0"/>
-        </w:rPr>
-        <w:t>Teacher prompt: Predict before checking the worked changed-case result. Name what changed and what the supplied facts allow you to conclude. Ask learners to describe one label or arrow in ordinary words.</w:t>
+      </w:pPr>
+      <w:r>
+        <w:rPr>
+          <w:b w:val="0"/>
+        </w:rPr>
+        <w:t>Use the adjacent transcript if the image is difficult to see. Changed-case reasoning: The same mean of the two starting gradients is unchanged by their order.</w:t>
       </w:r>
     </w:p>
     <w:p>
       <w:pPr>
-        <w:spacing w:line="336" w:lineRule="auto" w:after="180"/>
-        <w:shd w:fill="F1F6F8"/>
-      </w:pPr>
-      <w:r>
-        <w:rPr>
-          <w:b w:val="0"/>
-        </w:rPr>
-        <w:t>Use the adjacent transcript if the image is difficult to see. Changed-case reasoning: The same mean of the two starting gradients is unchanged by their order.</w:t>
-      </w:r>
-    </w:p>
-    <w:p>
-      <w:pPr>
-        <w:pStyle w:val="Heading3"/>
+        <w:pStyle w:val="Heading2"/>
       </w:pPr>
       <w:r>
         <w:t>05. Connect the explanation to its limit</w:t>
@@ -6283,7 +6801,7 @@
         <w:drawing>
           <wp:inline xmlns:a="http://schemas.openxmlformats.org/drawingml/2006/main" xmlns:pic="http://schemas.openxmlformats.org/drawingml/2006/picture">
             <wp:extent cx="5486400" cy="2834640"/>
-            <wp:docPr id="6" name="Picture 6" descr="A single-example update changes the weight before the next example’s gradient is calculated. Reversing the example order can therefore change the path. A full-batch update computes both gradients at the same starting weight and averages them before changing that weight. The distinction is when the update occurs, not whether the examples have different labels. Limit: Different order effects do not mean a universally better batching strategy; compare declared schedules and budgets fairly."/>
+            <wp:docPr id="7" name="Picture 7" descr="A single-example update changes the weight before the next example’s gradient is calculated. Reversing the example order can therefore change the path. A full-batch update computes both gradients at the same starting weight and averages them before changing that weight. The distinction is when the update occurs, not whether the examples have different labels. Limit: Different order effects do not mean a universally better batching strategy; compare declared schedules and budgets fairly."/>
             <wp:cNvGraphicFramePr>
               <a:graphicFrameLocks noChangeAspect="1"/>
             </wp:cNvGraphicFramePr>
@@ -6410,7 +6928,6 @@
     <w:p>
       <w:pPr>
         <w:spacing w:line="336" w:lineRule="auto" w:after="180"/>
-        <w:shd w:fill="F5F1FB"/>
       </w:pPr>
       <w:r>
         <w:rPr>
@@ -6421,51 +6938,41 @@
     </w:p>
     <w:p>
       <w:pPr>
-        <w:pStyle w:val="Heading3"/>
-      </w:pPr>
-      <w:r>
-        <w:t>Discuss while showing the picture</w:t>
+        <w:spacing w:line="336" w:lineRule="auto" w:after="180"/>
+      </w:pPr>
+      <w:r>
+        <w:rPr>
+          <w:b w:val="0"/>
+        </w:rPr>
+        <w:t>Teacher prompt: Explain the case, then point to a limit on the claim. Ask learners to describe one label or arrow in ordinary words. Use the adjacent transcript if the image is difficult to see.</w:t>
       </w:r>
     </w:p>
     <w:p>
       <w:pPr>
         <w:spacing w:line="336" w:lineRule="auto" w:after="180"/>
-        <w:shd w:fill="F1F6F8"/>
-      </w:pPr>
-      <w:r>
-        <w:rPr>
-          <w:b w:val="0"/>
-        </w:rPr>
-        <w:t>Teacher prompt: Explain the case, then point to a limit on the claim. Ask learners to describe one label or arrow in ordinary words. Use the adjacent transcript if the image is difficult to see.</w:t>
+      </w:pPr>
+      <w:r>
+        <w:rPr>
+          <w:b w:val="0"/>
+        </w:rPr>
+        <w:t xml:space="preserve">Keep the stated scope: Different order effects do not mean a universally better </w:t>
+      </w:r>
+      <w:r>
+        <w:rPr>
+          <w:b/>
+        </w:rPr>
+        <w:t>batch</w:t>
+      </w:r>
+      <w:r>
+        <w:rPr>
+          <w:b w:val="0"/>
+        </w:rPr>
+        <w:t>ing strategy; compare declared schedules and budgets fairly.</w:t>
       </w:r>
     </w:p>
     <w:p>
       <w:pPr>
-        <w:spacing w:line="336" w:lineRule="auto" w:after="180"/>
-        <w:shd w:fill="F1F6F8"/>
-      </w:pPr>
-      <w:r>
-        <w:rPr>
-          <w:b w:val="0"/>
-        </w:rPr>
-        <w:t xml:space="preserve">Keep the stated scope: Different order effects do not mean a universally better </w:t>
-      </w:r>
-      <w:r>
-        <w:rPr>
-          <w:b/>
-        </w:rPr>
-        <w:t>batch</w:t>
-      </w:r>
-      <w:r>
-        <w:rPr>
-          <w:b w:val="0"/>
-        </w:rPr>
-        <w:t>ing strategy; compare declared schedules and budgets fairly.</w:t>
-      </w:r>
-    </w:p>
-    <w:p>
-      <w:pPr>
-        <w:pStyle w:val="Heading3"/>
+        <w:pStyle w:val="Heading2"/>
       </w:pPr>
       <w:r>
         <w:t>06. Make the idea visible in your project</w:t>
@@ -6476,7 +6983,7 @@
         <w:drawing>
           <wp:inline xmlns:a="http://schemas.openxmlformats.org/drawingml/2006/main" xmlns:pic="http://schemas.openxmlformats.org/drawingml/2006/picture">
             <wp:extent cx="5486400" cy="3681984"/>
-            <wp:docPr id="7" name="Picture 7" descr="For your Image-pattern Network Investigation, save the input, procedure, observed result and limitation of this check. Label this worked example as practice; use a different, previously unreviewed case when checking independent understanding. Draw your input, deciding step, result and limit. Supported question: Why do the single-example orders finish at different weights? Point to the relevant step in the picture, then write the changed result and the rule or evidence that supports it."/>
+            <wp:docPr id="8" name="Picture 8" descr="For your Image-pattern Network Investigation, save the input, procedure, observed result and limitation of this check. Label this worked example as practice; use a different, previously unreviewed case when checking independent understanding. Draw your input, deciding step, result and limit. Supported question: Why do the single-example orders finish at different weights? Point to the relevant step in the picture, then write the changed result and the rule or evidence that supports it."/>
             <wp:cNvGraphicFramePr>
               <a:graphicFrameLocks noChangeAspect="1"/>
             </wp:cNvGraphicFramePr>
@@ -6579,7 +7086,6 @@
     <w:p>
       <w:pPr>
         <w:spacing w:line="336" w:lineRule="auto" w:after="180"/>
-        <w:shd w:fill="F5F1FB"/>
       </w:pPr>
       <w:r>
         <w:rPr>
@@ -6602,94 +7108,162 @@
     </w:p>
     <w:p>
       <w:pPr>
-        <w:pStyle w:val="Heading3"/>
-      </w:pPr>
-      <w:r>
-        <w:t>Discuss while showing the picture</w:t>
+        <w:spacing w:line="336" w:lineRule="auto" w:after="180"/>
+      </w:pPr>
+      <w:r>
+        <w:rPr>
+          <w:b w:val="0"/>
+        </w:rPr>
+        <w:t xml:space="preserve">Teacher prompt: Draw your project trace and justify the deciding step using </w:t>
+      </w:r>
+      <w:r>
+        <w:rPr>
+          <w:b/>
+        </w:rPr>
+        <w:t>evidence</w:t>
+      </w:r>
+      <w:r>
+        <w:rPr>
+          <w:b w:val="0"/>
+        </w:rPr>
+        <w:t>. Ask learners to describe one label or arrow in ordinary words. Use the adjacent transcript if the image is difficult to see.</w:t>
       </w:r>
     </w:p>
     <w:p>
       <w:pPr>
         <w:spacing w:line="336" w:lineRule="auto" w:after="180"/>
-        <w:shd w:fill="F1F6F8"/>
-      </w:pPr>
-      <w:r>
-        <w:rPr>
-          <w:b w:val="0"/>
-        </w:rPr>
-        <w:t xml:space="preserve">Teacher prompt: Draw your project trace and justify the deciding step using </w:t>
+      </w:pPr>
+      <w:r>
+        <w:rPr>
+          <w:b w:val="0"/>
+        </w:rPr>
+        <w:t xml:space="preserve">Supported practice key: The second gradient is evaluated at an already </w:t>
       </w:r>
       <w:r>
         <w:rPr>
           <w:b/>
         </w:rPr>
-        <w:t>evidence</w:t>
-      </w:r>
-      <w:r>
-        <w:rPr>
-          <w:b w:val="0"/>
-        </w:rPr>
-        <w:t>. Ask learners to describe one label or arrow in ordinary words. Use the adjacent transcript if the image is difficult to see.</w:t>
+        <w:t>update</w:t>
+      </w:r>
+      <w:r>
+        <w:rPr>
+          <w:b w:val="0"/>
+        </w:rPr>
+        <w:t>d weight. Full-</w:t>
+      </w:r>
+      <w:r>
+        <w:rPr>
+          <w:b/>
+        </w:rPr>
+        <w:t>batch</w:t>
+      </w:r>
+      <w:r>
+        <w:rPr>
+          <w:b w:val="0"/>
+        </w:rPr>
+        <w:t xml:space="preserve"> gradients here share the same starting weight before averaging. Changed-case check: The </w:t>
+      </w:r>
+      <w:r>
+        <w:rPr>
+          <w:b/>
+        </w:rPr>
+        <w:t>update</w:t>
+      </w:r>
+      <w:r>
+        <w:rPr>
+          <w:b w:val="0"/>
+        </w:rPr>
+        <w:t>d weight remains 0.2.</w:t>
       </w:r>
     </w:p>
     <w:p>
       <w:pPr>
         <w:spacing w:line="336" w:lineRule="auto" w:after="180"/>
-        <w:shd w:fill="F1F6F8"/>
-      </w:pPr>
-      <w:r>
-        <w:rPr>
-          <w:b w:val="0"/>
-        </w:rPr>
-        <w:t xml:space="preserve">Supported practice key: The second gradient is evaluated at an already </w:t>
-      </w:r>
-      <w:r>
-        <w:rPr>
-          <w:b/>
-        </w:rPr>
-        <w:t>update</w:t>
-      </w:r>
-      <w:r>
-        <w:rPr>
-          <w:b w:val="0"/>
-        </w:rPr>
-        <w:t>d weight. Full-</w:t>
-      </w:r>
-      <w:r>
-        <w:rPr>
-          <w:b/>
-        </w:rPr>
-        <w:t>batch</w:t>
-      </w:r>
-      <w:r>
-        <w:rPr>
-          <w:b w:val="0"/>
-        </w:rPr>
-        <w:t xml:space="preserve"> gradients here share the same starting weight before averaging. Changed-case check: The </w:t>
-      </w:r>
-      <w:r>
-        <w:rPr>
-          <w:b/>
-        </w:rPr>
-        <w:t>update</w:t>
-      </w:r>
-      <w:r>
-        <w:rPr>
-          <w:b w:val="0"/>
-        </w:rPr>
-        <w:t>d weight remains 0.2.</w:t>
+      </w:pPr>
+      <w:r>
+        <w:rPr>
+          <w:b w:val="0"/>
+        </w:rPr>
+        <w:t>The same mean of the two starting gradients is unchanged by their order.</w:t>
       </w:r>
     </w:p>
     <w:p>
       <w:pPr>
+        <w:pStyle w:val="Heading2"/>
+      </w:pPr>
+      <w:r>
+        <w:t>Earlier wording, alternatives and picture transcripts · reference / check after trying</w:t>
+      </w:r>
+    </w:p>
+    <w:p>
+      <w:pPr>
         <w:spacing w:line="336" w:lineRule="auto" w:after="180"/>
-        <w:shd w:fill="F1F6F8"/>
-      </w:pPr>
-      <w:r>
-        <w:rPr>
-          <w:b w:val="0"/>
-        </w:rPr>
-        <w:t>The same mean of the two starting gradients is unchanged by their order.</w:t>
+      </w:pPr>
+      <w:r>
+        <w:rPr>
+          <w:b w:val="0"/>
+        </w:rPr>
+        <w:t xml:space="preserve">Use one picture at a time. Hide a worked result before asking for a </w:t>
+      </w:r>
+      <w:r>
+        <w:rPr>
+          <w:b/>
+        </w:rPr>
+        <w:t>prediction</w:t>
+      </w:r>
+      <w:r>
+        <w:rPr>
+          <w:b w:val="0"/>
+        </w:rPr>
+        <w:t>, then reveal it for feedback. These are supported teaching cases; retain the separate independent assessment for a fresh first attempt.</w:t>
+      </w:r>
+    </w:p>
+    <w:p>
+      <w:pPr>
+        <w:pStyle w:val="Heading3"/>
+      </w:pPr>
+      <w:r>
+        <w:t>01. Batching and epochs: the case</w:t>
+      </w:r>
+    </w:p>
+    <w:p>
+      <w:pPr>
+        <w:pStyle w:val="Heading3"/>
+      </w:pPr>
+      <w:r>
+        <w:t>02. Follow the deciding steps</w:t>
+      </w:r>
+    </w:p>
+    <w:p>
+      <w:pPr>
+        <w:pStyle w:val="Heading3"/>
+      </w:pPr>
+      <w:r>
+        <w:t>03. One pass can contain different numbers of updates</w:t>
+      </w:r>
+    </w:p>
+    <w:p>
+      <w:pPr>
+        <w:pStyle w:val="Heading3"/>
+      </w:pPr>
+      <w:r>
+        <w:t>04. Change one thing. Trace what follows.</w:t>
+      </w:r>
+    </w:p>
+    <w:p>
+      <w:pPr>
+        <w:pStyle w:val="Heading3"/>
+      </w:pPr>
+      <w:r>
+        <w:t>05. Connect the explanation to its limit</w:t>
+      </w:r>
+    </w:p>
+    <w:p>
+      <w:pPr>
+        <w:pStyle w:val="Heading3"/>
+      </w:pPr>
+      <w:r>
+        <w:t>06. Make the idea visible in your project</w:t>
       </w:r>
     </w:p>
     <w:sectPr>
